--- a/scenarios/FastFedScenario_1A_with_SAML_and_SCIM.docx
+++ b/scenarios/FastFedScenario_1A_with_SAML_and_SCIM.docx
@@ -2615,7 +2615,16 @@
                 <w:sz w:val="18"/>
                 <w:szCs w:val="18"/>
               </w:rPr>
-              <w:t>.com/fastfed/receive</w:t>
+              <w:t>.com/fastfed/</w:t>
+            </w:r>
+            <w:r>
+              <w:rPr>
+                <w:rFonts w:ascii="Courier New" w:hAnsi="Courier New" w:cs="Courier New"/>
+                <w:noProof/>
+                <w:sz w:val="18"/>
+                <w:szCs w:val="18"/>
+              </w:rPr>
+              <w:t>start</w:t>
             </w:r>
             <w:r>
               <w:rPr>
@@ -3962,6 +3971,15 @@
                 <w:sz w:val="18"/>
                 <w:szCs w:val="18"/>
               </w:rPr>
+              <w:t>/finish</w:t>
+            </w:r>
+            <w:r>
+              <w:rPr>
+                <w:rFonts w:ascii="Courier New" w:hAnsi="Courier New" w:cs="Courier New"/>
+                <w:noProof/>
+                <w:sz w:val="18"/>
+                <w:szCs w:val="18"/>
+              </w:rPr>
               <w:t>",</w:t>
             </w:r>
           </w:p>
@@ -4373,7 +4391,313 @@
                 <w:sz w:val="18"/>
                 <w:szCs w:val="18"/>
               </w:rPr>
-              <w:t xml:space="preserve">  "authentication_profile":</w:t>
+              <w:t xml:space="preserve">  "state": "liK9x2fUOWoi1P0",</w:t>
+            </w:r>
+          </w:p>
+          <w:p>
+            <w:pPr>
+              <w:rPr>
+                <w:rFonts w:ascii="Courier New" w:hAnsi="Courier New" w:cs="Courier New"/>
+                <w:noProof/>
+                <w:sz w:val="18"/>
+                <w:szCs w:val="18"/>
+              </w:rPr>
+            </w:pPr>
+            <w:r>
+              <w:rPr>
+                <w:rFonts w:ascii="Courier New" w:hAnsi="Courier New" w:cs="Courier New"/>
+                <w:noProof/>
+                <w:sz w:val="18"/>
+                <w:szCs w:val="18"/>
+              </w:rPr>
+              <w:t xml:space="preserve">  "schema": "urn:ietf:params:scim:schemas:core:2.0:User",</w:t>
+            </w:r>
+          </w:p>
+          <w:p>
+            <w:pPr>
+              <w:rPr>
+                <w:rFonts w:ascii="Courier New" w:hAnsi="Courier New" w:cs="Courier New"/>
+                <w:noProof/>
+                <w:sz w:val="18"/>
+                <w:szCs w:val="18"/>
+              </w:rPr>
+            </w:pPr>
+            <w:r>
+              <w:rPr>
+                <w:rFonts w:ascii="Courier New" w:hAnsi="Courier New" w:cs="Courier New"/>
+                <w:noProof/>
+                <w:sz w:val="18"/>
+                <w:szCs w:val="18"/>
+              </w:rPr>
+              <w:t xml:space="preserve">  "authentication_profile</w:t>
+            </w:r>
+            <w:r>
+              <w:rPr>
+                <w:rFonts w:ascii="Courier New" w:hAnsi="Courier New" w:cs="Courier New"/>
+                <w:noProof/>
+                <w:sz w:val="18"/>
+                <w:szCs w:val="18"/>
+              </w:rPr>
+              <w:t>s</w:t>
+            </w:r>
+            <w:r>
+              <w:rPr>
+                <w:rFonts w:ascii="Courier New" w:hAnsi="Courier New" w:cs="Courier New"/>
+                <w:noProof/>
+                <w:sz w:val="18"/>
+                <w:szCs w:val="18"/>
+              </w:rPr>
+              <w:t>":</w:t>
+            </w:r>
+            <w:r>
+              <w:rPr>
+                <w:rFonts w:ascii="Courier New" w:hAnsi="Courier New" w:cs="Courier New"/>
+                <w:noProof/>
+                <w:sz w:val="18"/>
+                <w:szCs w:val="18"/>
+              </w:rPr>
+              <w:t xml:space="preserve"> [</w:t>
+            </w:r>
+          </w:p>
+          <w:p>
+            <w:pPr>
+              <w:rPr>
+                <w:rFonts w:ascii="Courier New" w:hAnsi="Courier New" w:cs="Courier New"/>
+                <w:noProof/>
+                <w:sz w:val="18"/>
+                <w:szCs w:val="18"/>
+              </w:rPr>
+            </w:pPr>
+            <w:r>
+              <w:rPr>
+                <w:rFonts w:ascii="Courier New" w:hAnsi="Courier New" w:cs="Courier New"/>
+                <w:noProof/>
+                <w:sz w:val="18"/>
+                <w:szCs w:val="18"/>
+              </w:rPr>
+              <w:t xml:space="preserve">    </w:t>
+            </w:r>
+            <w:r>
+              <w:rPr>
+                <w:rFonts w:ascii="Courier New" w:hAnsi="Courier New" w:cs="Courier New"/>
+                <w:noProof/>
+                <w:sz w:val="18"/>
+                <w:szCs w:val="18"/>
+              </w:rPr>
+              <w:t>"urn:ietf:params:fastfed:1.0:authentication:SAML:Basic"</w:t>
+            </w:r>
+          </w:p>
+          <w:p>
+            <w:pPr>
+              <w:rPr>
+                <w:rFonts w:ascii="Courier New" w:hAnsi="Courier New" w:cs="Courier New"/>
+                <w:noProof/>
+                <w:sz w:val="18"/>
+                <w:szCs w:val="18"/>
+              </w:rPr>
+            </w:pPr>
+            <w:r>
+              <w:rPr>
+                <w:rFonts w:ascii="Courier New" w:hAnsi="Courier New" w:cs="Courier New"/>
+                <w:noProof/>
+                <w:sz w:val="18"/>
+                <w:szCs w:val="18"/>
+              </w:rPr>
+              <w:t xml:space="preserve">  ]</w:t>
+            </w:r>
+            <w:r>
+              <w:rPr>
+                <w:rFonts w:ascii="Courier New" w:hAnsi="Courier New" w:cs="Courier New"/>
+                <w:noProof/>
+                <w:sz w:val="18"/>
+                <w:szCs w:val="18"/>
+              </w:rPr>
+              <w:t>,</w:t>
+            </w:r>
+          </w:p>
+          <w:p>
+            <w:pPr>
+              <w:rPr>
+                <w:rFonts w:ascii="Courier New" w:hAnsi="Courier New" w:cs="Courier New"/>
+                <w:noProof/>
+                <w:sz w:val="18"/>
+                <w:szCs w:val="18"/>
+              </w:rPr>
+            </w:pPr>
+            <w:r>
+              <w:rPr>
+                <w:rFonts w:ascii="Courier New" w:hAnsi="Courier New" w:cs="Courier New"/>
+                <w:noProof/>
+                <w:sz w:val="18"/>
+                <w:szCs w:val="18"/>
+              </w:rPr>
+              <w:t xml:space="preserve">  "provisioning_profile</w:t>
+            </w:r>
+            <w:r>
+              <w:rPr>
+                <w:rFonts w:ascii="Courier New" w:hAnsi="Courier New" w:cs="Courier New"/>
+                <w:noProof/>
+                <w:sz w:val="18"/>
+                <w:szCs w:val="18"/>
+              </w:rPr>
+              <w:t>s</w:t>
+            </w:r>
+            <w:r>
+              <w:rPr>
+                <w:rFonts w:ascii="Courier New" w:hAnsi="Courier New" w:cs="Courier New"/>
+                <w:noProof/>
+                <w:sz w:val="18"/>
+                <w:szCs w:val="18"/>
+              </w:rPr>
+              <w:t>":</w:t>
+            </w:r>
+            <w:r>
+              <w:rPr>
+                <w:rFonts w:ascii="Courier New" w:hAnsi="Courier New" w:cs="Courier New"/>
+                <w:noProof/>
+                <w:sz w:val="18"/>
+                <w:szCs w:val="18"/>
+              </w:rPr>
+              <w:t xml:space="preserve"> [</w:t>
+            </w:r>
+          </w:p>
+          <w:p>
+            <w:pPr>
+              <w:rPr>
+                <w:rFonts w:ascii="Courier New" w:hAnsi="Courier New" w:cs="Courier New"/>
+                <w:noProof/>
+                <w:sz w:val="18"/>
+                <w:szCs w:val="18"/>
+              </w:rPr>
+            </w:pPr>
+            <w:r>
+              <w:rPr>
+                <w:rFonts w:ascii="Courier New" w:hAnsi="Courier New" w:cs="Courier New"/>
+                <w:noProof/>
+                <w:sz w:val="18"/>
+                <w:szCs w:val="18"/>
+              </w:rPr>
+              <w:t xml:space="preserve"> </w:t>
+            </w:r>
+            <w:r>
+              <w:rPr>
+                <w:rFonts w:ascii="Courier New" w:hAnsi="Courier New" w:cs="Courier New"/>
+                <w:noProof/>
+                <w:sz w:val="18"/>
+                <w:szCs w:val="18"/>
+              </w:rPr>
+              <w:t xml:space="preserve">   </w:t>
+            </w:r>
+            <w:r>
+              <w:rPr>
+                <w:rFonts w:ascii="Courier New" w:hAnsi="Courier New" w:cs="Courier New"/>
+                <w:noProof/>
+                <w:sz w:val="18"/>
+                <w:szCs w:val="18"/>
+              </w:rPr>
+              <w:t>"urn:ietf:params:fastfed:1.0:provisioning:SCIM:FullLifeCycle"</w:t>
+            </w:r>
+          </w:p>
+          <w:p>
+            <w:pPr>
+              <w:rPr>
+                <w:rFonts w:ascii="Courier New" w:hAnsi="Courier New" w:cs="Courier New"/>
+                <w:noProof/>
+                <w:sz w:val="18"/>
+                <w:szCs w:val="18"/>
+              </w:rPr>
+            </w:pPr>
+            <w:r>
+              <w:rPr>
+                <w:rFonts w:ascii="Courier New" w:hAnsi="Courier New" w:cs="Courier New"/>
+                <w:noProof/>
+                <w:sz w:val="18"/>
+                <w:szCs w:val="18"/>
+              </w:rPr>
+              <w:t xml:space="preserve">  ],</w:t>
+            </w:r>
+          </w:p>
+          <w:p>
+            <w:pPr>
+              <w:rPr>
+                <w:rFonts w:ascii="Courier New" w:hAnsi="Courier New" w:cs="Courier New"/>
+                <w:noProof/>
+                <w:sz w:val="18"/>
+                <w:szCs w:val="18"/>
+              </w:rPr>
+            </w:pPr>
+            <w:r>
+              <w:rPr>
+                <w:rFonts w:ascii="Courier New" w:hAnsi="Courier New" w:cs="Courier New"/>
+                <w:noProof/>
+                <w:sz w:val="18"/>
+                <w:szCs w:val="18"/>
+              </w:rPr>
+              <w:t xml:space="preserve">  </w:t>
+            </w:r>
+            <w:r>
+              <w:rPr>
+                <w:rFonts w:ascii="Courier New" w:hAnsi="Courier New" w:cs="Courier New"/>
+                <w:noProof/>
+                <w:sz w:val="18"/>
+                <w:szCs w:val="18"/>
+              </w:rPr>
+              <w:t>"urn:ietf:params:fastfed:1.0:authentication:SAML:Basic"</w:t>
+            </w:r>
+            <w:r>
+              <w:rPr>
+                <w:rFonts w:ascii="Courier New" w:hAnsi="Courier New" w:cs="Courier New"/>
+                <w:noProof/>
+                <w:sz w:val="18"/>
+                <w:szCs w:val="18"/>
+              </w:rPr>
+              <w:t>: {</w:t>
+            </w:r>
+          </w:p>
+          <w:p>
+            <w:pPr>
+              <w:rPr>
+                <w:rFonts w:ascii="Courier New" w:hAnsi="Courier New" w:cs="Courier New"/>
+                <w:noProof/>
+                <w:sz w:val="18"/>
+                <w:szCs w:val="18"/>
+              </w:rPr>
+            </w:pPr>
+            <w:r>
+              <w:rPr>
+                <w:rFonts w:ascii="Courier New" w:hAnsi="Courier New" w:cs="Courier New"/>
+                <w:noProof/>
+                <w:sz w:val="18"/>
+                <w:szCs w:val="18"/>
+              </w:rPr>
+              <w:t xml:space="preserve">  </w:t>
+            </w:r>
+            <w:r>
+              <w:rPr>
+                <w:rFonts w:ascii="Courier New" w:hAnsi="Courier New" w:cs="Courier New"/>
+                <w:noProof/>
+                <w:sz w:val="18"/>
+                <w:szCs w:val="18"/>
+              </w:rPr>
+              <w:t xml:space="preserve">  </w:t>
+            </w:r>
+            <w:r>
+              <w:rPr>
+                <w:rFonts w:ascii="Courier New" w:hAnsi="Courier New" w:cs="Courier New"/>
+                <w:noProof/>
+                <w:sz w:val="18"/>
+                <w:szCs w:val="18"/>
+              </w:rPr>
+              <w:t>"saml_metatadata_uri":</w:t>
+            </w:r>
+            <w:r>
+              <w:rPr>
+                <w:rFonts w:ascii="Courier New" w:hAnsi="Courier New" w:cs="Courier New"/>
+                <w:noProof/>
+                <w:sz w:val="18"/>
+                <w:szCs w:val="18"/>
+              </w:rPr>
+              <w:t xml:space="preserve"> </w:t>
             </w:r>
           </w:p>
           <w:p>
@@ -4401,120 +4725,7 @@
                 <w:sz w:val="18"/>
                 <w:szCs w:val="18"/>
               </w:rPr>
-              <w:t>"urn:ietf:params:fastfed:1.0:authentication:SAML:Basic",</w:t>
-            </w:r>
-          </w:p>
-          <w:p>
-            <w:pPr>
-              <w:rPr>
-                <w:rFonts w:ascii="Courier New" w:hAnsi="Courier New" w:cs="Courier New"/>
-                <w:noProof/>
-                <w:sz w:val="18"/>
-                <w:szCs w:val="18"/>
-              </w:rPr>
-            </w:pPr>
-            <w:r>
-              <w:rPr>
-                <w:rFonts w:ascii="Courier New" w:hAnsi="Courier New" w:cs="Courier New"/>
-                <w:noProof/>
-                <w:sz w:val="18"/>
-                <w:szCs w:val="18"/>
-              </w:rPr>
-              <w:t xml:space="preserve">  "provisioning_profile":</w:t>
-            </w:r>
-          </w:p>
-          <w:p>
-            <w:pPr>
-              <w:rPr>
-                <w:rFonts w:ascii="Courier New" w:hAnsi="Courier New" w:cs="Courier New"/>
-                <w:noProof/>
-                <w:sz w:val="18"/>
-                <w:szCs w:val="18"/>
-              </w:rPr>
-            </w:pPr>
-            <w:r>
-              <w:rPr>
-                <w:rFonts w:ascii="Courier New" w:hAnsi="Courier New" w:cs="Courier New"/>
-                <w:noProof/>
-                <w:sz w:val="18"/>
-                <w:szCs w:val="18"/>
-              </w:rPr>
-              <w:t xml:space="preserve"> </w:t>
-            </w:r>
-            <w:r>
-              <w:rPr>
-                <w:rFonts w:ascii="Courier New" w:hAnsi="Courier New" w:cs="Courier New"/>
-                <w:noProof/>
-                <w:sz w:val="18"/>
-                <w:szCs w:val="18"/>
-              </w:rPr>
-              <w:t xml:space="preserve">     </w:t>
-            </w:r>
-            <w:r>
-              <w:rPr>
-                <w:rFonts w:ascii="Courier New" w:hAnsi="Courier New" w:cs="Courier New"/>
-                <w:noProof/>
-                <w:sz w:val="18"/>
-                <w:szCs w:val="18"/>
-              </w:rPr>
-              <w:t>"urn:ietf:params:fastfed:1.0:provisioning:SCIM:FullLifeCycle",</w:t>
-            </w:r>
-          </w:p>
-          <w:p>
-            <w:pPr>
-              <w:rPr>
-                <w:rFonts w:ascii="Courier New" w:hAnsi="Courier New" w:cs="Courier New"/>
-                <w:noProof/>
-                <w:sz w:val="18"/>
-                <w:szCs w:val="18"/>
-              </w:rPr>
-            </w:pPr>
-            <w:r>
-              <w:rPr>
-                <w:rFonts w:ascii="Courier New" w:hAnsi="Courier New" w:cs="Courier New"/>
-                <w:noProof/>
-                <w:sz w:val="18"/>
-                <w:szCs w:val="18"/>
-              </w:rPr>
-              <w:t xml:space="preserve">  "schema": "urn:ietf:params:scim:schemas:core:2.0:User",</w:t>
-            </w:r>
-          </w:p>
-          <w:p>
-            <w:pPr>
-              <w:rPr>
-                <w:rFonts w:ascii="Courier New" w:hAnsi="Courier New" w:cs="Courier New"/>
-                <w:noProof/>
-                <w:sz w:val="18"/>
-                <w:szCs w:val="18"/>
-              </w:rPr>
-            </w:pPr>
-            <w:r>
-              <w:rPr>
-                <w:rFonts w:ascii="Courier New" w:hAnsi="Courier New" w:cs="Courier New"/>
-                <w:noProof/>
-                <w:sz w:val="18"/>
-                <w:szCs w:val="18"/>
-              </w:rPr>
-              <w:t xml:space="preserve">  "state": "liK9x2fUOWoi1P0",</w:t>
-            </w:r>
-          </w:p>
-          <w:p>
-            <w:pPr>
-              <w:rPr>
-                <w:rFonts w:ascii="Courier New" w:hAnsi="Courier New" w:cs="Courier New"/>
-                <w:noProof/>
-                <w:sz w:val="18"/>
-                <w:szCs w:val="18"/>
-              </w:rPr>
-            </w:pPr>
-            <w:r>
-              <w:rPr>
-                <w:rFonts w:ascii="Courier New" w:hAnsi="Courier New" w:cs="Courier New"/>
-                <w:noProof/>
-                <w:sz w:val="18"/>
-                <w:szCs w:val="18"/>
-              </w:rPr>
-              <w:t xml:space="preserve">  "saml_metatadata_uri": "https://tenant-12345.</w:t>
+              <w:t>"https://tenant-12345.</w:t>
             </w:r>
             <w:r>
               <w:rPr>
@@ -4551,7 +4762,37 @@
                 <w:sz w:val="18"/>
                 <w:szCs w:val="18"/>
               </w:rPr>
-              <w:t xml:space="preserve">  "oauth_token": {</w:t>
+              <w:t xml:space="preserve">  },</w:t>
+            </w:r>
+          </w:p>
+          <w:p>
+            <w:pPr>
+              <w:rPr>
+                <w:rFonts w:ascii="Courier New" w:hAnsi="Courier New" w:cs="Courier New"/>
+                <w:noProof/>
+                <w:sz w:val="18"/>
+                <w:szCs w:val="18"/>
+              </w:rPr>
+            </w:pPr>
+            <w:r>
+              <w:rPr>
+                <w:rFonts w:ascii="Courier New" w:hAnsi="Courier New" w:cs="Courier New"/>
+                <w:noProof/>
+                <w:sz w:val="18"/>
+                <w:szCs w:val="18"/>
+              </w:rPr>
+              <w:t xml:space="preserve">  "oau</w:t>
+            </w:r>
+            <w:bookmarkStart w:id="0" w:name="_GoBack"/>
+            <w:bookmarkEnd w:id="0"/>
+            <w:r>
+              <w:rPr>
+                <w:rFonts w:ascii="Courier New" w:hAnsi="Courier New" w:cs="Courier New"/>
+                <w:noProof/>
+                <w:sz w:val="18"/>
+                <w:szCs w:val="18"/>
+              </w:rPr>
+              <w:t>th_token": {</w:t>
             </w:r>
           </w:p>
           <w:p>
@@ -4878,7 +5119,6 @@
                 <w:sz w:val="18"/>
                 <w:szCs w:val="18"/>
               </w:rPr>
-              <w:lastRenderedPageBreak/>
               <w:t xml:space="preserve">  "protected":"eyJhbGciOiJFUzI1NiJ9",</w:t>
             </w:r>
           </w:p>
@@ -5277,6 +5517,43 @@
                 <w:sz w:val="18"/>
                 <w:szCs w:val="18"/>
               </w:rPr>
+              <w:t xml:space="preserve">   </w:t>
+            </w:r>
+            <w:r>
+              <w:rPr>
+                <w:rFonts w:ascii="Courier New" w:hAnsi="Courier New" w:cs="Courier New"/>
+                <w:noProof/>
+                <w:sz w:val="18"/>
+                <w:szCs w:val="18"/>
+              </w:rPr>
+              <w:t>"urn:ietf:params:fastfed:1.0:authentication:SAML:Basic"</w:t>
+            </w:r>
+            <w:r>
+              <w:rPr>
+                <w:rFonts w:ascii="Courier New" w:hAnsi="Courier New" w:cs="Courier New"/>
+                <w:noProof/>
+                <w:sz w:val="18"/>
+                <w:szCs w:val="18"/>
+              </w:rPr>
+              <w:t>: {</w:t>
+            </w:r>
+          </w:p>
+          <w:p>
+            <w:pPr>
+              <w:rPr>
+                <w:rFonts w:ascii="Courier New" w:hAnsi="Courier New" w:cs="Courier New"/>
+                <w:noProof/>
+                <w:sz w:val="18"/>
+                <w:szCs w:val="18"/>
+              </w:rPr>
+            </w:pPr>
+            <w:r>
+              <w:rPr>
+                <w:rFonts w:ascii="Courier New" w:hAnsi="Courier New" w:cs="Courier New"/>
+                <w:noProof/>
+                <w:sz w:val="18"/>
+                <w:szCs w:val="18"/>
+              </w:rPr>
               <w:t xml:space="preserve">  </w:t>
             </w:r>
             <w:r>
@@ -5286,6 +5563,15 @@
                 <w:sz w:val="18"/>
                 <w:szCs w:val="18"/>
               </w:rPr>
+              <w:t xml:space="preserve">  </w:t>
+            </w:r>
+            <w:r>
+              <w:rPr>
+                <w:rFonts w:ascii="Courier New" w:hAnsi="Courier New" w:cs="Courier New"/>
+                <w:noProof/>
+                <w:sz w:val="18"/>
+                <w:szCs w:val="18"/>
+              </w:rPr>
               <w:t xml:space="preserve"> </w:t>
             </w:r>
             <w:r>
@@ -5314,7 +5600,25 @@
                 <w:sz w:val="18"/>
                 <w:szCs w:val="18"/>
               </w:rPr>
-              <w:t xml:space="preserve">    </w:t>
+              <w:t xml:space="preserve">  </w:t>
+            </w:r>
+            <w:r>
+              <w:rPr>
+                <w:rFonts w:ascii="Courier New" w:hAnsi="Courier New" w:cs="Courier New"/>
+                <w:noProof/>
+                <w:sz w:val="18"/>
+                <w:szCs w:val="18"/>
+              </w:rPr>
+              <w:t xml:space="preserve">  </w:t>
+            </w:r>
+            <w:r>
+              <w:rPr>
+                <w:rFonts w:ascii="Courier New" w:hAnsi="Courier New" w:cs="Courier New"/>
+                <w:noProof/>
+                <w:sz w:val="18"/>
+                <w:szCs w:val="18"/>
+              </w:rPr>
+              <w:t xml:space="preserve">  </w:t>
             </w:r>
             <w:r>
               <w:rPr>
@@ -5359,18 +5663,137 @@
                 <w:sz w:val="18"/>
                 <w:szCs w:val="18"/>
               </w:rPr>
-              <w:t>.com/saml-metadata.xml",</w:t>
-            </w:r>
-          </w:p>
-          <w:p>
-            <w:pPr>
-              <w:rPr>
-                <w:rFonts w:ascii="Courier New" w:hAnsi="Courier New" w:cs="Courier New"/>
-                <w:noProof/>
-                <w:sz w:val="18"/>
-                <w:szCs w:val="18"/>
-              </w:rPr>
-            </w:pPr>
+              <w:t>.com/saml-metadata.xml"</w:t>
+            </w:r>
+          </w:p>
+          <w:p>
+            <w:pPr>
+              <w:rPr>
+                <w:rFonts w:ascii="Courier New" w:hAnsi="Courier New" w:cs="Courier New"/>
+                <w:noProof/>
+                <w:sz w:val="18"/>
+                <w:szCs w:val="18"/>
+              </w:rPr>
+            </w:pPr>
+            <w:r>
+              <w:rPr>
+                <w:rFonts w:ascii="Courier New" w:hAnsi="Courier New" w:cs="Courier New"/>
+                <w:noProof/>
+                <w:sz w:val="18"/>
+                <w:szCs w:val="18"/>
+              </w:rPr>
+              <w:t xml:space="preserve">   },</w:t>
+            </w:r>
+          </w:p>
+          <w:p>
+            <w:pPr>
+              <w:rPr>
+                <w:rFonts w:ascii="Courier New" w:hAnsi="Courier New" w:cs="Courier New"/>
+                <w:noProof/>
+                <w:sz w:val="18"/>
+                <w:szCs w:val="18"/>
+              </w:rPr>
+            </w:pPr>
+            <w:r>
+              <w:rPr>
+                <w:rFonts w:ascii="Courier New" w:hAnsi="Courier New" w:cs="Courier New"/>
+                <w:noProof/>
+                <w:sz w:val="18"/>
+                <w:szCs w:val="18"/>
+              </w:rPr>
+              <w:t xml:space="preserve">   </w:t>
+            </w:r>
+            <w:r>
+              <w:rPr>
+                <w:rFonts w:ascii="Courier New" w:hAnsi="Courier New" w:cs="Courier New"/>
+                <w:noProof/>
+                <w:sz w:val="18"/>
+                <w:szCs w:val="18"/>
+              </w:rPr>
+              <w:t>"urn:ietf:params:fastfed:1.0:</w:t>
+            </w:r>
+            <w:r>
+              <w:rPr>
+                <w:rFonts w:ascii="Courier New" w:hAnsi="Courier New" w:cs="Courier New"/>
+                <w:noProof/>
+                <w:sz w:val="18"/>
+                <w:szCs w:val="18"/>
+              </w:rPr>
+              <w:t>provisioning</w:t>
+            </w:r>
+            <w:r>
+              <w:rPr>
+                <w:rFonts w:ascii="Courier New" w:hAnsi="Courier New" w:cs="Courier New"/>
+                <w:noProof/>
+                <w:sz w:val="18"/>
+                <w:szCs w:val="18"/>
+              </w:rPr>
+              <w:t>:S</w:t>
+            </w:r>
+            <w:r>
+              <w:rPr>
+                <w:rFonts w:ascii="Courier New" w:hAnsi="Courier New" w:cs="Courier New"/>
+                <w:noProof/>
+                <w:sz w:val="18"/>
+                <w:szCs w:val="18"/>
+              </w:rPr>
+              <w:t>CIM</w:t>
+            </w:r>
+            <w:r>
+              <w:rPr>
+                <w:rFonts w:ascii="Courier New" w:hAnsi="Courier New" w:cs="Courier New"/>
+                <w:noProof/>
+                <w:sz w:val="18"/>
+                <w:szCs w:val="18"/>
+              </w:rPr>
+              <w:t>:</w:t>
+            </w:r>
+            <w:r>
+              <w:rPr>
+                <w:rFonts w:ascii="Courier New" w:hAnsi="Courier New" w:cs="Courier New"/>
+                <w:noProof/>
+                <w:sz w:val="18"/>
+                <w:szCs w:val="18"/>
+              </w:rPr>
+              <w:t>FullLifeCycle</w:t>
+            </w:r>
+            <w:r>
+              <w:rPr>
+                <w:rFonts w:ascii="Courier New" w:hAnsi="Courier New" w:cs="Courier New"/>
+                <w:noProof/>
+                <w:sz w:val="18"/>
+                <w:szCs w:val="18"/>
+              </w:rPr>
+              <w:t>"</w:t>
+            </w:r>
+            <w:r>
+              <w:rPr>
+                <w:rFonts w:ascii="Courier New" w:hAnsi="Courier New" w:cs="Courier New"/>
+                <w:noProof/>
+                <w:sz w:val="18"/>
+                <w:szCs w:val="18"/>
+              </w:rPr>
+              <w:t>: {</w:t>
+            </w:r>
+          </w:p>
+          <w:p>
+            <w:pPr>
+              <w:rPr>
+                <w:rFonts w:ascii="Courier New" w:hAnsi="Courier New" w:cs="Courier New"/>
+                <w:noProof/>
+                <w:sz w:val="18"/>
+                <w:szCs w:val="18"/>
+              </w:rPr>
+            </w:pPr>
+            <w:r>
+              <w:rPr>
+                <w:rFonts w:ascii="Courier New" w:hAnsi="Courier New" w:cs="Courier New"/>
+                <w:noProof/>
+                <w:sz w:val="18"/>
+                <w:szCs w:val="18"/>
+              </w:rPr>
+              <w:t xml:space="preserve">  </w:t>
+            </w:r>
             <w:r>
               <w:rPr>
                 <w:rFonts w:ascii="Courier New" w:hAnsi="Courier New" w:cs="Courier New"/>
@@ -5406,10 +5829,26 @@
                 <w:sz w:val="18"/>
                 <w:szCs w:val="18"/>
               </w:rPr>
-              <w:t xml:space="preserve">    </w:t>
-            </w:r>
-            <w:bookmarkStart w:id="0" w:name="_GoBack"/>
-            <w:bookmarkEnd w:id="0"/>
+              <w:t xml:space="preserve">   </w:t>
+            </w:r>
+            <w:r>
+              <w:rPr>
+                <w:rFonts w:ascii="Courier New" w:hAnsi="Courier New" w:cs="Courier New"/>
+                <w:noProof/>
+                <w:sz w:val="18"/>
+                <w:szCs w:val="18"/>
+              </w:rPr>
+              <w:t xml:space="preserve">  </w:t>
+            </w:r>
+            <w:r>
+              <w:rPr>
+                <w:rFonts w:ascii="Courier New" w:hAnsi="Courier New" w:cs="Courier New"/>
+                <w:noProof/>
+                <w:sz w:val="18"/>
+                <w:szCs w:val="18"/>
+              </w:rPr>
+              <w:t xml:space="preserve"> </w:t>
+            </w:r>
             <w:r>
               <w:rPr>
                 <w:rFonts w:ascii="Courier New" w:hAnsi="Courier New" w:cs="Courier New"/>
@@ -5453,7 +5892,26 @@
                 <w:sz w:val="18"/>
                 <w:szCs w:val="18"/>
               </w:rPr>
-              <w:t>.com/scim",</w:t>
+              <w:t>.com/scim"</w:t>
+            </w:r>
+          </w:p>
+          <w:p>
+            <w:pPr>
+              <w:rPr>
+                <w:rFonts w:ascii="Courier New" w:hAnsi="Courier New" w:cs="Courier New"/>
+                <w:noProof/>
+                <w:sz w:val="18"/>
+                <w:szCs w:val="18"/>
+              </w:rPr>
+            </w:pPr>
+            <w:r>
+              <w:rPr>
+                <w:rFonts w:ascii="Courier New" w:hAnsi="Courier New" w:cs="Courier New"/>
+                <w:noProof/>
+                <w:sz w:val="18"/>
+                <w:szCs w:val="18"/>
+              </w:rPr>
+              <w:t xml:space="preserve">   },</w:t>
             </w:r>
           </w:p>
           <w:p>
@@ -7560,7 +8018,7 @@
 </file>
 
 <file path=customXml/itemProps1.xml><?xml version="1.0" encoding="utf-8"?>
-<ds:datastoreItem xmlns:ds="http://schemas.openxmlformats.org/officeDocument/2006/customXml" ds:itemID="{3C440340-16A4-094A-8196-B83D8700B1E9}">
+<ds:datastoreItem xmlns:ds="http://schemas.openxmlformats.org/officeDocument/2006/customXml" ds:itemID="{DEEE1B77-05CC-E84A-A861-C8FFD449BDA5}">
   <ds:schemaRefs>
     <ds:schemaRef ds:uri="http://schemas.openxmlformats.org/officeDocument/2006/bibliography"/>
   </ds:schemaRefs>

--- a/scenarios/FastFedScenario_1A_with_SAML_and_SCIM.docx
+++ b/scenarios/FastFedScenario_1A_with_SAML_and_SCIM.docx
@@ -215,8 +215,6 @@
         </w:rPr>
         <w:t xml:space="preserve"> via Well-Known Subdomain</w:t>
       </w:r>
-      <w:bookmarkStart w:id="0" w:name="_GoBack"/>
-      <w:bookmarkEnd w:id="0"/>
     </w:p>
     <w:tbl>
       <w:tblPr>
@@ -2189,38 +2187,9 @@
           <w:numId w:val="8"/>
         </w:numPr>
       </w:pPr>
-      <w:r>
-        <w:rPr>
-          <w:rFonts w:ascii="Courier New" w:hAnsi="Courier New" w:cs="Courier New"/>
-          <w:noProof/>
-          <w:szCs w:val="22"/>
-        </w:rPr>
-        <w:t>state</w:t>
-      </w:r>
-      <w:r>
-        <w:rPr>
-          <w:rFonts w:ascii="Courier New" w:hAnsi="Courier New" w:cs="Courier New"/>
-          <w:noProof/>
-          <w:sz w:val="18"/>
-          <w:szCs w:val="18"/>
-        </w:rPr>
-        <w:t xml:space="preserve"> </w:t>
-      </w:r>
-      <w:r>
-        <w:t>is an opaque string where service providers may stash any context they wish to preserve with the flow</w:t>
-      </w:r>
-      <w:r>
-        <w:t>.</w:t>
-      </w:r>
-    </w:p>
-    <w:p>
-      <w:pPr>
-        <w:pStyle w:val="ListParagraph"/>
-        <w:numPr>
-          <w:ilvl w:val="0"/>
-          <w:numId w:val="8"/>
-        </w:numPr>
-      </w:pPr>
+      <w:bookmarkStart w:id="0" w:name="_GoBack"/>
+      <w:bookmarkEnd w:id="0"/>
+      <w:proofErr w:type="spellStart"/>
       <w:r>
         <w:rPr>
           <w:rFonts w:ascii="Courier New" w:hAnsi="Courier New" w:cs="Courier New"/>
@@ -2229,6 +2198,7 @@
         </w:rPr>
         <w:t>app_metadata_uri</w:t>
       </w:r>
+      <w:proofErr w:type="spellEnd"/>
       <w:r>
         <w:t xml:space="preserve"> informs the Identity Provider where to find the FastFed configuration for OnlineService.com</w:t>
       </w:r>
@@ -2609,82 +2579,82 @@
                 <w:sz w:val="18"/>
                 <w:szCs w:val="18"/>
               </w:rPr>
+              <w:t xml:space="preserve"> Content-Type: application/json</w:t>
+            </w:r>
+          </w:p>
+          <w:p>
+            <w:pPr>
+              <w:rPr>
+                <w:rFonts w:ascii="Courier New" w:hAnsi="Courier New" w:cs="Courier New"/>
+                <w:noProof/>
+                <w:sz w:val="18"/>
+                <w:szCs w:val="18"/>
+              </w:rPr>
+            </w:pPr>
+            <w:r>
+              <w:rPr>
+                <w:rFonts w:ascii="Courier New" w:hAnsi="Courier New" w:cs="Courier New"/>
+                <w:noProof/>
+                <w:sz w:val="18"/>
+                <w:szCs w:val="18"/>
+              </w:rPr>
+              <w:t xml:space="preserve"> {</w:t>
+            </w:r>
+          </w:p>
+          <w:p>
+            <w:pPr>
+              <w:rPr>
+                <w:rFonts w:ascii="Courier New" w:hAnsi="Courier New" w:cs="Courier New"/>
+                <w:noProof/>
+                <w:sz w:val="18"/>
+                <w:szCs w:val="18"/>
+              </w:rPr>
+            </w:pPr>
+            <w:r>
+              <w:rPr>
+                <w:rFonts w:ascii="Courier New" w:hAnsi="Courier New" w:cs="Courier New"/>
+                <w:noProof/>
+                <w:sz w:val="18"/>
+                <w:szCs w:val="18"/>
+              </w:rPr>
+              <w:t xml:space="preserve">   "</w:t>
+            </w:r>
+            <w:r>
+              <w:rPr>
+                <w:rFonts w:ascii="Courier New" w:hAnsi="Courier New" w:cs="Courier New"/>
+                <w:noProof/>
+                <w:sz w:val="18"/>
+                <w:szCs w:val="18"/>
+              </w:rPr>
+              <w:t>application</w:t>
+            </w:r>
+            <w:r>
+              <w:rPr>
+                <w:rFonts w:ascii="Courier New" w:hAnsi="Courier New" w:cs="Courier New"/>
+                <w:noProof/>
+                <w:sz w:val="18"/>
+                <w:szCs w:val="18"/>
+              </w:rPr>
+              <w:t>_provider": {</w:t>
+            </w:r>
+          </w:p>
+          <w:p>
+            <w:pPr>
+              <w:rPr>
+                <w:rFonts w:ascii="Courier New" w:hAnsi="Courier New" w:cs="Courier New"/>
+                <w:noProof/>
+                <w:sz w:val="18"/>
+                <w:szCs w:val="18"/>
+              </w:rPr>
+            </w:pPr>
+            <w:r>
+              <w:rPr>
+                <w:rFonts w:ascii="Courier New" w:hAnsi="Courier New" w:cs="Courier New"/>
+                <w:noProof/>
+                <w:sz w:val="18"/>
+                <w:szCs w:val="18"/>
+              </w:rPr>
               <w:lastRenderedPageBreak/>
-              <w:t xml:space="preserve"> Content-Type: application/json</w:t>
-            </w:r>
-          </w:p>
-          <w:p>
-            <w:pPr>
-              <w:rPr>
-                <w:rFonts w:ascii="Courier New" w:hAnsi="Courier New" w:cs="Courier New"/>
-                <w:noProof/>
-                <w:sz w:val="18"/>
-                <w:szCs w:val="18"/>
-              </w:rPr>
-            </w:pPr>
-            <w:r>
-              <w:rPr>
-                <w:rFonts w:ascii="Courier New" w:hAnsi="Courier New" w:cs="Courier New"/>
-                <w:noProof/>
-                <w:sz w:val="18"/>
-                <w:szCs w:val="18"/>
-              </w:rPr>
-              <w:t xml:space="preserve"> {</w:t>
-            </w:r>
-          </w:p>
-          <w:p>
-            <w:pPr>
-              <w:rPr>
-                <w:rFonts w:ascii="Courier New" w:hAnsi="Courier New" w:cs="Courier New"/>
-                <w:noProof/>
-                <w:sz w:val="18"/>
-                <w:szCs w:val="18"/>
-              </w:rPr>
-            </w:pPr>
-            <w:r>
-              <w:rPr>
-                <w:rFonts w:ascii="Courier New" w:hAnsi="Courier New" w:cs="Courier New"/>
-                <w:noProof/>
-                <w:sz w:val="18"/>
-                <w:szCs w:val="18"/>
-              </w:rPr>
-              <w:t xml:space="preserve">   "</w:t>
-            </w:r>
-            <w:r>
-              <w:rPr>
-                <w:rFonts w:ascii="Courier New" w:hAnsi="Courier New" w:cs="Courier New"/>
-                <w:noProof/>
-                <w:sz w:val="18"/>
-                <w:szCs w:val="18"/>
-              </w:rPr>
-              <w:t>application</w:t>
-            </w:r>
-            <w:r>
-              <w:rPr>
-                <w:rFonts w:ascii="Courier New" w:hAnsi="Courier New" w:cs="Courier New"/>
-                <w:noProof/>
-                <w:sz w:val="18"/>
-                <w:szCs w:val="18"/>
-              </w:rPr>
-              <w:t>_provider": {</w:t>
-            </w:r>
-          </w:p>
-          <w:p>
-            <w:pPr>
-              <w:rPr>
-                <w:rFonts w:ascii="Courier New" w:hAnsi="Courier New" w:cs="Courier New"/>
-                <w:noProof/>
-                <w:sz w:val="18"/>
-                <w:szCs w:val="18"/>
-              </w:rPr>
-            </w:pPr>
-            <w:r>
-              <w:rPr>
-                <w:rFonts w:ascii="Courier New" w:hAnsi="Courier New" w:cs="Courier New"/>
-                <w:noProof/>
-                <w:sz w:val="18"/>
-                <w:szCs w:val="18"/>
-              </w:rPr>
               <w:t xml:space="preserve">     "provider_</w:t>
             </w:r>
             <w:r>
@@ -3950,109 +3920,109 @@
                 <w:sz w:val="18"/>
                 <w:szCs w:val="18"/>
               </w:rPr>
+              <w:t xml:space="preserve">  "provisioning_profile</w:t>
+            </w:r>
+            <w:r>
+              <w:rPr>
+                <w:rFonts w:ascii="Courier New" w:hAnsi="Courier New" w:cs="Courier New"/>
+                <w:noProof/>
+                <w:sz w:val="18"/>
+                <w:szCs w:val="18"/>
+              </w:rPr>
+              <w:t>s</w:t>
+            </w:r>
+            <w:r>
+              <w:rPr>
+                <w:rFonts w:ascii="Courier New" w:hAnsi="Courier New" w:cs="Courier New"/>
+                <w:noProof/>
+                <w:sz w:val="18"/>
+                <w:szCs w:val="18"/>
+              </w:rPr>
+              <w:t>":</w:t>
+            </w:r>
+            <w:r>
+              <w:rPr>
+                <w:rFonts w:ascii="Courier New" w:hAnsi="Courier New" w:cs="Courier New"/>
+                <w:noProof/>
+                <w:sz w:val="18"/>
+                <w:szCs w:val="18"/>
+              </w:rPr>
+              <w:t xml:space="preserve"> [</w:t>
+            </w:r>
+          </w:p>
+          <w:p>
+            <w:pPr>
+              <w:rPr>
+                <w:rFonts w:ascii="Courier New" w:hAnsi="Courier New" w:cs="Courier New"/>
+                <w:noProof/>
+                <w:sz w:val="18"/>
+                <w:szCs w:val="18"/>
+              </w:rPr>
+            </w:pPr>
+            <w:r>
+              <w:rPr>
+                <w:rFonts w:ascii="Courier New" w:hAnsi="Courier New" w:cs="Courier New"/>
+                <w:noProof/>
+                <w:sz w:val="18"/>
+                <w:szCs w:val="18"/>
+              </w:rPr>
+              <w:t xml:space="preserve"> </w:t>
+            </w:r>
+            <w:r>
+              <w:rPr>
+                <w:rFonts w:ascii="Courier New" w:hAnsi="Courier New" w:cs="Courier New"/>
+                <w:noProof/>
+                <w:sz w:val="18"/>
+                <w:szCs w:val="18"/>
+              </w:rPr>
+              <w:t xml:space="preserve">   </w:t>
+            </w:r>
+            <w:r>
+              <w:rPr>
+                <w:rFonts w:ascii="Courier New" w:hAnsi="Courier New" w:cs="Courier New"/>
+                <w:noProof/>
+                <w:sz w:val="18"/>
+                <w:szCs w:val="18"/>
+              </w:rPr>
+              <w:t>"urn:ietf:params:fastfed:1.0:provisioning:SCIM:FullLifeCycle"</w:t>
+            </w:r>
+          </w:p>
+          <w:p>
+            <w:pPr>
+              <w:rPr>
+                <w:rFonts w:ascii="Courier New" w:hAnsi="Courier New" w:cs="Courier New"/>
+                <w:noProof/>
+                <w:sz w:val="18"/>
+                <w:szCs w:val="18"/>
+              </w:rPr>
+            </w:pPr>
+            <w:r>
+              <w:rPr>
+                <w:rFonts w:ascii="Courier New" w:hAnsi="Courier New" w:cs="Courier New"/>
+                <w:noProof/>
+                <w:sz w:val="18"/>
+                <w:szCs w:val="18"/>
+              </w:rPr>
+              <w:t xml:space="preserve">  ],</w:t>
+            </w:r>
+          </w:p>
+          <w:p>
+            <w:pPr>
+              <w:rPr>
+                <w:rFonts w:ascii="Courier New" w:hAnsi="Courier New" w:cs="Courier New"/>
+                <w:noProof/>
+                <w:sz w:val="18"/>
+                <w:szCs w:val="18"/>
+              </w:rPr>
+            </w:pPr>
+            <w:r>
+              <w:rPr>
+                <w:rFonts w:ascii="Courier New" w:hAnsi="Courier New" w:cs="Courier New"/>
+                <w:noProof/>
+                <w:sz w:val="18"/>
+                <w:szCs w:val="18"/>
+              </w:rPr>
               <w:lastRenderedPageBreak/>
-              <w:t xml:space="preserve">  "provisioning_profile</w:t>
-            </w:r>
-            <w:r>
-              <w:rPr>
-                <w:rFonts w:ascii="Courier New" w:hAnsi="Courier New" w:cs="Courier New"/>
-                <w:noProof/>
-                <w:sz w:val="18"/>
-                <w:szCs w:val="18"/>
-              </w:rPr>
-              <w:t>s</w:t>
-            </w:r>
-            <w:r>
-              <w:rPr>
-                <w:rFonts w:ascii="Courier New" w:hAnsi="Courier New" w:cs="Courier New"/>
-                <w:noProof/>
-                <w:sz w:val="18"/>
-                <w:szCs w:val="18"/>
-              </w:rPr>
-              <w:t>":</w:t>
-            </w:r>
-            <w:r>
-              <w:rPr>
-                <w:rFonts w:ascii="Courier New" w:hAnsi="Courier New" w:cs="Courier New"/>
-                <w:noProof/>
-                <w:sz w:val="18"/>
-                <w:szCs w:val="18"/>
-              </w:rPr>
-              <w:t xml:space="preserve"> [</w:t>
-            </w:r>
-          </w:p>
-          <w:p>
-            <w:pPr>
-              <w:rPr>
-                <w:rFonts w:ascii="Courier New" w:hAnsi="Courier New" w:cs="Courier New"/>
-                <w:noProof/>
-                <w:sz w:val="18"/>
-                <w:szCs w:val="18"/>
-              </w:rPr>
-            </w:pPr>
-            <w:r>
-              <w:rPr>
-                <w:rFonts w:ascii="Courier New" w:hAnsi="Courier New" w:cs="Courier New"/>
-                <w:noProof/>
-                <w:sz w:val="18"/>
-                <w:szCs w:val="18"/>
-              </w:rPr>
-              <w:t xml:space="preserve"> </w:t>
-            </w:r>
-            <w:r>
-              <w:rPr>
-                <w:rFonts w:ascii="Courier New" w:hAnsi="Courier New" w:cs="Courier New"/>
-                <w:noProof/>
-                <w:sz w:val="18"/>
-                <w:szCs w:val="18"/>
-              </w:rPr>
-              <w:t xml:space="preserve">   </w:t>
-            </w:r>
-            <w:r>
-              <w:rPr>
-                <w:rFonts w:ascii="Courier New" w:hAnsi="Courier New" w:cs="Courier New"/>
-                <w:noProof/>
-                <w:sz w:val="18"/>
-                <w:szCs w:val="18"/>
-              </w:rPr>
-              <w:t>"urn:ietf:params:fastfed:1.0:provisioning:SCIM:FullLifeCycle"</w:t>
-            </w:r>
-          </w:p>
-          <w:p>
-            <w:pPr>
-              <w:rPr>
-                <w:rFonts w:ascii="Courier New" w:hAnsi="Courier New" w:cs="Courier New"/>
-                <w:noProof/>
-                <w:sz w:val="18"/>
-                <w:szCs w:val="18"/>
-              </w:rPr>
-            </w:pPr>
-            <w:r>
-              <w:rPr>
-                <w:rFonts w:ascii="Courier New" w:hAnsi="Courier New" w:cs="Courier New"/>
-                <w:noProof/>
-                <w:sz w:val="18"/>
-                <w:szCs w:val="18"/>
-              </w:rPr>
-              <w:t xml:space="preserve">  ],</w:t>
-            </w:r>
-          </w:p>
-          <w:p>
-            <w:pPr>
-              <w:rPr>
-                <w:rFonts w:ascii="Courier New" w:hAnsi="Courier New" w:cs="Courier New"/>
-                <w:noProof/>
-                <w:sz w:val="18"/>
-                <w:szCs w:val="18"/>
-              </w:rPr>
-            </w:pPr>
-            <w:r>
-              <w:rPr>
-                <w:rFonts w:ascii="Courier New" w:hAnsi="Courier New" w:cs="Courier New"/>
-                <w:noProof/>
-                <w:sz w:val="18"/>
-                <w:szCs w:val="18"/>
-              </w:rPr>
               <w:t xml:space="preserve">  </w:t>
             </w:r>
             <w:r>
@@ -5339,64 +5309,64 @@
                 <w:sz w:val="18"/>
                 <w:szCs w:val="18"/>
               </w:rPr>
+              <w:t xml:space="preserve">   "oauth_token": {</w:t>
+            </w:r>
+          </w:p>
+          <w:p>
+            <w:pPr>
+              <w:rPr>
+                <w:rFonts w:ascii="Courier New" w:hAnsi="Courier New" w:cs="Courier New"/>
+                <w:noProof/>
+                <w:sz w:val="18"/>
+                <w:szCs w:val="18"/>
+              </w:rPr>
+            </w:pPr>
+            <w:r>
+              <w:rPr>
+                <w:rFonts w:ascii="Courier New" w:hAnsi="Courier New" w:cs="Courier New"/>
+                <w:noProof/>
+                <w:sz w:val="18"/>
+                <w:szCs w:val="18"/>
+              </w:rPr>
+              <w:t xml:space="preserve">     "access_token": "MTQ0NjJkZmQ5OTM2NDE1ZTZjNGZmZjI3",</w:t>
+            </w:r>
+          </w:p>
+          <w:p>
+            <w:pPr>
+              <w:rPr>
+                <w:rFonts w:ascii="Courier New" w:hAnsi="Courier New" w:cs="Courier New"/>
+                <w:noProof/>
+                <w:sz w:val="18"/>
+                <w:szCs w:val="18"/>
+              </w:rPr>
+            </w:pPr>
+            <w:r>
+              <w:rPr>
+                <w:rFonts w:ascii="Courier New" w:hAnsi="Courier New" w:cs="Courier New"/>
+                <w:noProof/>
+                <w:sz w:val="18"/>
+                <w:szCs w:val="18"/>
+              </w:rPr>
+              <w:t xml:space="preserve">     "token_type": "bearer",</w:t>
+            </w:r>
+          </w:p>
+          <w:p>
+            <w:pPr>
+              <w:rPr>
+                <w:rFonts w:ascii="Courier New" w:hAnsi="Courier New" w:cs="Courier New"/>
+                <w:noProof/>
+                <w:sz w:val="18"/>
+                <w:szCs w:val="18"/>
+              </w:rPr>
+            </w:pPr>
+            <w:r>
+              <w:rPr>
+                <w:rFonts w:ascii="Courier New" w:hAnsi="Courier New" w:cs="Courier New"/>
+                <w:noProof/>
+                <w:sz w:val="18"/>
+                <w:szCs w:val="18"/>
+              </w:rPr>
               <w:lastRenderedPageBreak/>
-              <w:t xml:space="preserve">   "oauth_token": {</w:t>
-            </w:r>
-          </w:p>
-          <w:p>
-            <w:pPr>
-              <w:rPr>
-                <w:rFonts w:ascii="Courier New" w:hAnsi="Courier New" w:cs="Courier New"/>
-                <w:noProof/>
-                <w:sz w:val="18"/>
-                <w:szCs w:val="18"/>
-              </w:rPr>
-            </w:pPr>
-            <w:r>
-              <w:rPr>
-                <w:rFonts w:ascii="Courier New" w:hAnsi="Courier New" w:cs="Courier New"/>
-                <w:noProof/>
-                <w:sz w:val="18"/>
-                <w:szCs w:val="18"/>
-              </w:rPr>
-              <w:t xml:space="preserve">     "access_token": "MTQ0NjJkZmQ5OTM2NDE1ZTZjNGZmZjI3",</w:t>
-            </w:r>
-          </w:p>
-          <w:p>
-            <w:pPr>
-              <w:rPr>
-                <w:rFonts w:ascii="Courier New" w:hAnsi="Courier New" w:cs="Courier New"/>
-                <w:noProof/>
-                <w:sz w:val="18"/>
-                <w:szCs w:val="18"/>
-              </w:rPr>
-            </w:pPr>
-            <w:r>
-              <w:rPr>
-                <w:rFonts w:ascii="Courier New" w:hAnsi="Courier New" w:cs="Courier New"/>
-                <w:noProof/>
-                <w:sz w:val="18"/>
-                <w:szCs w:val="18"/>
-              </w:rPr>
-              <w:t xml:space="preserve">     "token_type": "bearer",</w:t>
-            </w:r>
-          </w:p>
-          <w:p>
-            <w:pPr>
-              <w:rPr>
-                <w:rFonts w:ascii="Courier New" w:hAnsi="Courier New" w:cs="Courier New"/>
-                <w:noProof/>
-                <w:sz w:val="18"/>
-                <w:szCs w:val="18"/>
-              </w:rPr>
-            </w:pPr>
-            <w:r>
-              <w:rPr>
-                <w:rFonts w:ascii="Courier New" w:hAnsi="Courier New" w:cs="Courier New"/>
-                <w:noProof/>
-                <w:sz w:val="18"/>
-                <w:szCs w:val="18"/>
-              </w:rPr>
               <w:t xml:space="preserve">     "refresh_token": "IwOGYzYTlmM2YxOTQ5MGE3YmNmMDFkNTVk",</w:t>
             </w:r>
           </w:p>
@@ -7428,7 +7398,7 @@
 </file>
 
 <file path=customXml/itemProps1.xml><?xml version="1.0" encoding="utf-8"?>
-<ds:datastoreItem xmlns:ds="http://schemas.openxmlformats.org/officeDocument/2006/customXml" ds:itemID="{E680C411-2F8F-4748-A637-88CE9F16BB56}">
+<ds:datastoreItem xmlns:ds="http://schemas.openxmlformats.org/officeDocument/2006/customXml" ds:itemID="{72B8B337-6DD4-BA41-B7D7-9CF4625037C7}">
   <ds:schemaRefs>
     <ds:schemaRef ds:uri="http://schemas.openxmlformats.org/officeDocument/2006/bibliography"/>
   </ds:schemaRefs>

--- a/scenarios/FastFedScenario_1A_with_SAML_and_SCIM.docx
+++ b/scenarios/FastFedScenario_1A_with_SAML_and_SCIM.docx
@@ -22,7 +22,13 @@
     <w:p/>
     <w:p>
       <w:r>
-        <w:t xml:space="preserve">This document dives into </w:t>
+        <w:t xml:space="preserve">This document </w:t>
+      </w:r>
+      <w:r>
+        <w:t>illustrates</w:t>
+      </w:r>
+      <w:r>
+        <w:t xml:space="preserve"> </w:t>
       </w:r>
       <w:r>
         <w:t xml:space="preserve">FastFed </w:t>
@@ -31,13 +37,25 @@
         <w:t xml:space="preserve">Scenario #1: converting an existing application to </w:t>
       </w:r>
       <w:r>
-        <w:t>be enabled for both SSO and User Provisioning. It illustrates the FastFed messages flowing behind the scenes.</w:t>
+        <w:t>be enabled for both SSO and User Provisioning.</w:t>
       </w:r>
     </w:p>
     <w:p/>
     <w:p>
       <w:r>
-        <w:t>In this variation, both capabilities are enabled atomically in a single flow. Variation 1B (documented separately) describes how the capabilities can be enabled iteratively, starting with SSO and then adding User Provisioning at a later time.</w:t>
+        <w:t>In this variation</w:t>
+      </w:r>
+      <w:r>
+        <w:t xml:space="preserve"> #1A</w:t>
+      </w:r>
+      <w:r>
+        <w:t xml:space="preserve">, both capabilities are enabled atomically in a single flow. Variation </w:t>
+      </w:r>
+      <w:r>
+        <w:t>#</w:t>
+      </w:r>
+      <w:r>
+        <w:t>1B (documented separately) describes how the capabilities can be enabled iteratively, starting with SSO and then adding User Provisioning at a later time.</w:t>
       </w:r>
     </w:p>
     <w:p/>
@@ -163,22 +181,69 @@
     <w:p/>
     <w:p>
       <w:r>
-        <w:t xml:space="preserve">Behind the scenes, the OnlineService </w:t>
+        <w:t>Behind the scenes, OnlineService</w:t>
+      </w:r>
+      <w:r>
+        <w:t>.com</w:t>
+      </w:r>
+      <w:r>
+        <w:t xml:space="preserve"> </w:t>
       </w:r>
       <w:r>
         <w:t>attempts</w:t>
       </w:r>
       <w:r>
-        <w:t xml:space="preserve"> </w:t>
-      </w:r>
-      <w:r>
-        <w:t xml:space="preserve">to find this information via </w:t>
-      </w:r>
-      <w:r>
-        <w:t>automated discovery</w:t>
-      </w:r>
-      <w:r>
-        <w:t>.</w:t>
+        <w:t xml:space="preserve"> automated discovery </w:t>
+      </w:r>
+      <w:r>
+        <w:t>to find this information</w:t>
+      </w:r>
+      <w:r>
+        <w:t xml:space="preserve">, </w:t>
+      </w:r>
+      <w:r>
+        <w:t>using</w:t>
+      </w:r>
+      <w:r>
+        <w:t xml:space="preserve"> a well-known subdomain.</w:t>
+      </w:r>
+    </w:p>
+    <w:p/>
+    <w:p>
+      <w:pPr>
+        <w:rPr>
+          <w:u w:val="single"/>
+        </w:rPr>
+      </w:pPr>
+      <w:r>
+        <w:rPr>
+          <w:u w:val="single"/>
+        </w:rPr>
+        <w:t xml:space="preserve">See </w:t>
+      </w:r>
+      <w:r>
+        <w:rPr>
+          <w:u w:val="single"/>
+        </w:rPr>
+        <w:t>specification</w:t>
+      </w:r>
+      <w:r>
+        <w:rPr>
+          <w:u w:val="single"/>
+        </w:rPr>
+        <w:t>:</w:t>
+      </w:r>
+    </w:p>
+    <w:p>
+      <w:pPr>
+        <w:pStyle w:val="ListParagraph"/>
+        <w:numPr>
+          <w:ilvl w:val="0"/>
+          <w:numId w:val="9"/>
+        </w:numPr>
+      </w:pPr>
+      <w:r>
+        <w:t>FastFed Core, Section 4.1.2 (Endpoint Discovery)</w:t>
       </w:r>
     </w:p>
     <w:p>
@@ -204,7 +269,7 @@
           <w:sz w:val="20"/>
           <w:szCs w:val="20"/>
         </w:rPr>
-        <w:t>FastFed Discovery via WebFinger – Step 1: Invoking the WebFinger Endpoint</w:t>
+        <w:t>OnlineService.com invokes the</w:t>
       </w:r>
       <w:r>
         <w:rPr>
@@ -213,7 +278,34 @@
           <w:sz w:val="20"/>
           <w:szCs w:val="20"/>
         </w:rPr>
-        <w:t xml:space="preserve"> via Well-Known Subdomain</w:t>
+        <w:t xml:space="preserve"> WebFinger</w:t>
+      </w:r>
+      <w:r>
+        <w:rPr>
+          <w:i/>
+          <w:noProof/>
+          <w:sz w:val="20"/>
+          <w:szCs w:val="20"/>
+        </w:rPr>
+        <w:t xml:space="preserve"> service</w:t>
+      </w:r>
+      <w:r>
+        <w:rPr>
+          <w:i/>
+          <w:noProof/>
+          <w:sz w:val="20"/>
+          <w:szCs w:val="20"/>
+        </w:rPr>
+        <w:t xml:space="preserve"> </w:t>
+      </w:r>
+      <w:r>
+        <w:rPr>
+          <w:i/>
+          <w:noProof/>
+          <w:sz w:val="20"/>
+          <w:szCs w:val="20"/>
+        </w:rPr>
+        <w:t>at the FastFed well-known endpoint</w:t>
       </w:r>
     </w:p>
     <w:tbl>
@@ -267,7 +359,27 @@
                 <w:sz w:val="18"/>
                 <w:szCs w:val="18"/>
               </w:rPr>
-              <w:t xml:space="preserve">  ?resource=acct%3Aalice%40company.com</w:t>
+              <w:t xml:space="preserve">  ?resource=acct%</w:t>
+            </w:r>
+            <w:r>
+              <w:rPr>
+                <w:rFonts w:ascii="Courier New" w:hAnsi="Courier New" w:cs="Courier New"/>
+                <w:noProof/>
+                <w:sz w:val="18"/>
+                <w:szCs w:val="18"/>
+              </w:rPr>
+              <w:t>3A</w:t>
+            </w:r>
+            <w:r>
+              <w:rPr>
+                <w:rFonts w:ascii="Courier New" w:hAnsi="Courier New" w:cs="Courier New"/>
+                <w:b/>
+                <w:bCs/>
+                <w:noProof/>
+                <w:sz w:val="18"/>
+                <w:szCs w:val="18"/>
+              </w:rPr>
+              <w:t>alice%40company.com</w:t>
             </w:r>
           </w:p>
           <w:p>
@@ -329,15 +441,19 @@
             <w:r>
               <w:rPr>
                 <w:rFonts w:ascii="Courier New" w:hAnsi="Courier New" w:cs="Courier New"/>
-                <w:noProof/>
-                <w:sz w:val="18"/>
-                <w:szCs w:val="18"/>
-              </w:rPr>
-              <w:t>webfinger._well_known.</w:t>
-            </w:r>
-            <w:r>
-              <w:rPr>
-                <w:rFonts w:ascii="Courier New" w:hAnsi="Courier New" w:cs="Courier New"/>
+                <w:b/>
+                <w:bCs/>
+                <w:noProof/>
+                <w:sz w:val="18"/>
+                <w:szCs w:val="18"/>
+              </w:rPr>
+              <w:t>fastfed._well-known.</w:t>
+            </w:r>
+            <w:r>
+              <w:rPr>
+                <w:rFonts w:ascii="Courier New" w:hAnsi="Courier New" w:cs="Courier New"/>
+                <w:b/>
+                <w:bCs/>
                 <w:noProof/>
                 <w:sz w:val="18"/>
                 <w:szCs w:val="18"/>
@@ -445,7 +561,25 @@
                 <w:sz w:val="18"/>
                 <w:szCs w:val="18"/>
               </w:rPr>
-              <w:t xml:space="preserve"> "subject": "acct:alice@company.com",</w:t>
+              <w:t xml:space="preserve"> "subject": "acct:</w:t>
+            </w:r>
+            <w:r>
+              <w:rPr>
+                <w:rFonts w:ascii="Courier New" w:hAnsi="Courier New" w:cs="Courier New"/>
+                <w:noProof/>
+                <w:sz w:val="18"/>
+                <w:szCs w:val="18"/>
+              </w:rPr>
+              <w:t>alice@company.com</w:t>
+            </w:r>
+            <w:r>
+              <w:rPr>
+                <w:rFonts w:ascii="Courier New" w:hAnsi="Courier New" w:cs="Courier New"/>
+                <w:noProof/>
+                <w:sz w:val="18"/>
+                <w:szCs w:val="18"/>
+              </w:rPr>
+              <w:t>",</w:t>
             </w:r>
           </w:p>
           <w:p>
@@ -540,25 +674,198 @@
                 <w:sz w:val="18"/>
                 <w:szCs w:val="18"/>
               </w:rPr>
-              <w:t xml:space="preserve">    "href": "https://tenant-12345.</w:t>
-            </w:r>
-            <w:r>
-              <w:rPr>
-                <w:rFonts w:ascii="Courier New" w:hAnsi="Courier New" w:cs="Courier New"/>
-                <w:noProof/>
-                <w:sz w:val="18"/>
-                <w:szCs w:val="18"/>
-              </w:rPr>
-              <w:t>cloudprovider</w:t>
-            </w:r>
-            <w:r>
-              <w:rPr>
-                <w:rFonts w:ascii="Courier New" w:hAnsi="Courier New" w:cs="Courier New"/>
-                <w:noProof/>
-                <w:sz w:val="18"/>
-                <w:szCs w:val="18"/>
-              </w:rPr>
-              <w:t>.com/fastfed"</w:t>
+              <w:t xml:space="preserve">    "href": "</w:t>
+            </w:r>
+            <w:r>
+              <w:rPr>
+                <w:rFonts w:ascii="Courier New" w:hAnsi="Courier New" w:cs="Courier New"/>
+                <w:b/>
+                <w:bCs/>
+                <w:noProof/>
+                <w:sz w:val="18"/>
+                <w:szCs w:val="18"/>
+              </w:rPr>
+              <w:t>https://tenant-12345.</w:t>
+            </w:r>
+            <w:r>
+              <w:rPr>
+                <w:rFonts w:ascii="Courier New" w:hAnsi="Courier New" w:cs="Courier New"/>
+                <w:b/>
+                <w:bCs/>
+                <w:noProof/>
+                <w:sz w:val="18"/>
+                <w:szCs w:val="18"/>
+              </w:rPr>
+              <w:t>identityprovider</w:t>
+            </w:r>
+            <w:r>
+              <w:rPr>
+                <w:rFonts w:ascii="Courier New" w:hAnsi="Courier New" w:cs="Courier New"/>
+                <w:b/>
+                <w:bCs/>
+                <w:noProof/>
+                <w:sz w:val="18"/>
+                <w:szCs w:val="18"/>
+              </w:rPr>
+              <w:t>.com/fastfed</w:t>
+            </w:r>
+            <w:r>
+              <w:rPr>
+                <w:rFonts w:ascii="Courier New" w:hAnsi="Courier New" w:cs="Courier New"/>
+                <w:noProof/>
+                <w:sz w:val="18"/>
+                <w:szCs w:val="18"/>
+              </w:rPr>
+              <w:t>"</w:t>
+            </w:r>
+          </w:p>
+          <w:p>
+            <w:pPr>
+              <w:rPr>
+                <w:rFonts w:ascii="Courier New" w:hAnsi="Courier New" w:cs="Courier New"/>
+                <w:noProof/>
+                <w:sz w:val="18"/>
+                <w:szCs w:val="18"/>
+              </w:rPr>
+            </w:pPr>
+            <w:r>
+              <w:rPr>
+                <w:rFonts w:ascii="Courier New" w:hAnsi="Courier New" w:cs="Courier New"/>
+                <w:noProof/>
+                <w:sz w:val="18"/>
+                <w:szCs w:val="18"/>
+              </w:rPr>
+              <w:t xml:space="preserve">   }</w:t>
+            </w:r>
+            <w:r>
+              <w:rPr>
+                <w:rFonts w:ascii="Courier New" w:hAnsi="Courier New" w:cs="Courier New"/>
+                <w:noProof/>
+                <w:sz w:val="18"/>
+                <w:szCs w:val="18"/>
+              </w:rPr>
+              <w:t>,</w:t>
+            </w:r>
+          </w:p>
+          <w:p>
+            <w:pPr>
+              <w:rPr>
+                <w:rFonts w:ascii="Courier New" w:hAnsi="Courier New" w:cs="Courier New"/>
+                <w:noProof/>
+                <w:sz w:val="18"/>
+                <w:szCs w:val="18"/>
+              </w:rPr>
+            </w:pPr>
+            <w:r>
+              <w:rPr>
+                <w:rFonts w:ascii="Courier New" w:hAnsi="Courier New" w:cs="Courier New"/>
+                <w:noProof/>
+                <w:sz w:val="18"/>
+                <w:szCs w:val="18"/>
+              </w:rPr>
+              <w:t xml:space="preserve">   {</w:t>
+            </w:r>
+          </w:p>
+          <w:p>
+            <w:pPr>
+              <w:rPr>
+                <w:rFonts w:ascii="Courier New" w:hAnsi="Courier New" w:cs="Courier New"/>
+                <w:noProof/>
+                <w:sz w:val="18"/>
+                <w:szCs w:val="18"/>
+              </w:rPr>
+            </w:pPr>
+            <w:r>
+              <w:rPr>
+                <w:rFonts w:ascii="Courier New" w:hAnsi="Courier New" w:cs="Courier New"/>
+                <w:noProof/>
+                <w:sz w:val="18"/>
+                <w:szCs w:val="18"/>
+              </w:rPr>
+              <w:t xml:space="preserve">    "rel": "http://openid.net/specs/fastfed/1.0/provder",</w:t>
+            </w:r>
+          </w:p>
+          <w:p>
+            <w:pPr>
+              <w:rPr>
+                <w:rFonts w:ascii="Courier New" w:hAnsi="Courier New" w:cs="Courier New"/>
+                <w:noProof/>
+                <w:sz w:val="18"/>
+                <w:szCs w:val="18"/>
+              </w:rPr>
+            </w:pPr>
+            <w:r>
+              <w:rPr>
+                <w:rFonts w:ascii="Courier New" w:hAnsi="Courier New" w:cs="Courier New"/>
+                <w:noProof/>
+                <w:sz w:val="18"/>
+                <w:szCs w:val="18"/>
+              </w:rPr>
+              <w:t xml:space="preserve">    "href": "</w:t>
+            </w:r>
+            <w:r>
+              <w:rPr>
+                <w:rFonts w:ascii="Courier New" w:hAnsi="Courier New" w:cs="Courier New"/>
+                <w:b/>
+                <w:bCs/>
+                <w:noProof/>
+                <w:sz w:val="18"/>
+                <w:szCs w:val="18"/>
+              </w:rPr>
+              <w:t>https://tenant-</w:t>
+            </w:r>
+            <w:r>
+              <w:rPr>
+                <w:rFonts w:ascii="Courier New" w:hAnsi="Courier New" w:cs="Courier New"/>
+                <w:b/>
+                <w:bCs/>
+                <w:noProof/>
+                <w:sz w:val="18"/>
+                <w:szCs w:val="18"/>
+              </w:rPr>
+              <w:t>54321</w:t>
+            </w:r>
+            <w:r>
+              <w:rPr>
+                <w:rFonts w:ascii="Courier New" w:hAnsi="Courier New" w:cs="Courier New"/>
+                <w:b/>
+                <w:bCs/>
+                <w:noProof/>
+                <w:sz w:val="18"/>
+                <w:szCs w:val="18"/>
+              </w:rPr>
+              <w:t>.</w:t>
+            </w:r>
+            <w:r>
+              <w:rPr>
+                <w:rFonts w:ascii="Courier New" w:hAnsi="Courier New" w:cs="Courier New"/>
+                <w:b/>
+                <w:bCs/>
+                <w:noProof/>
+                <w:sz w:val="18"/>
+                <w:szCs w:val="18"/>
+              </w:rPr>
+              <w:t>other-identityprovider</w:t>
+            </w:r>
+            <w:r>
+              <w:rPr>
+                <w:rFonts w:ascii="Courier New" w:hAnsi="Courier New" w:cs="Courier New"/>
+                <w:b/>
+                <w:bCs/>
+                <w:noProof/>
+                <w:sz w:val="18"/>
+                <w:szCs w:val="18"/>
+              </w:rPr>
+              <w:t>.com/fastfed</w:t>
+            </w:r>
+            <w:r>
+              <w:rPr>
+                <w:rFonts w:ascii="Courier New" w:hAnsi="Courier New" w:cs="Courier New"/>
+                <w:noProof/>
+                <w:sz w:val="18"/>
+                <w:szCs w:val="18"/>
+              </w:rPr>
+              <w:t>"</w:t>
             </w:r>
           </w:p>
           <w:p>
@@ -630,6 +937,171 @@
         </w:tc>
       </w:tr>
     </w:tbl>
+    <w:p>
+      <w:pPr>
+        <w:rPr>
+          <w:noProof/>
+        </w:rPr>
+      </w:pPr>
+      <w:r>
+        <w:rPr>
+          <w:noProof/>
+        </w:rPr>
+        <w:lastRenderedPageBreak/>
+        <w:t xml:space="preserve">In </w:t>
+      </w:r>
+      <w:r>
+        <w:rPr>
+          <w:noProof/>
+        </w:rPr>
+        <w:t>this example</w:t>
+      </w:r>
+      <w:r>
+        <w:rPr>
+          <w:noProof/>
+        </w:rPr>
+        <w:t>, the discovery process has located multiple Identity Providers. This could occur, for example, if Alice’s employer uses different providers for authentication vs. provisioning, or if the company is migrating to a new Identity Provider. Later, Alice will be asked to select one</w:t>
+      </w:r>
+      <w:r>
+        <w:rPr>
+          <w:noProof/>
+        </w:rPr>
+        <w:t xml:space="preserve"> befor proceeding.</w:t>
+      </w:r>
+    </w:p>
+    <w:p>
+      <w:pPr>
+        <w:rPr>
+          <w:noProof/>
+        </w:rPr>
+      </w:pPr>
+    </w:p>
+    <w:p>
+      <w:r>
+        <w:t>If WebFinger discovery fails to locate an Identity Provider, Alice sees a page of instructions. The instructions tell Alice to consult her IT Department for a FastFed URL, then return to OnlineService.com and paste the URL into a text box.</w:t>
+      </w:r>
+    </w:p>
+    <w:p/>
+    <w:p>
+      <w:r>
+        <w:t xml:space="preserve">Whether through automatic discovery or manual input from Alice, OnlineService now has possession of </w:t>
+      </w:r>
+      <w:r>
+        <w:t xml:space="preserve">one-or-more </w:t>
+      </w:r>
+      <w:r>
+        <w:t>Identity Provider Metadata Endpoint</w:t>
+      </w:r>
+      <w:r>
+        <w:t>s</w:t>
+      </w:r>
+      <w:r>
+        <w:t xml:space="preserve"> (</w:t>
+      </w:r>
+      <w:r>
+        <w:t xml:space="preserve">e.g. </w:t>
+      </w:r>
+      <w:r>
+        <w:t>“FastFed URL</w:t>
+      </w:r>
+      <w:r>
+        <w:t>’s</w:t>
+      </w:r>
+      <w:r>
+        <w:t>”) and can procceed.</w:t>
+      </w:r>
+    </w:p>
+    <w:p/>
+    <w:p>
+      <w:pPr>
+        <w:rPr>
+          <w:b/>
+          <w:sz w:val="28"/>
+          <w:szCs w:val="28"/>
+        </w:rPr>
+      </w:pPr>
+      <w:r>
+        <w:rPr>
+          <w:b/>
+          <w:sz w:val="28"/>
+          <w:szCs w:val="28"/>
+        </w:rPr>
+        <w:t xml:space="preserve">Step </w:t>
+      </w:r>
+      <w:r>
+        <w:rPr>
+          <w:b/>
+          <w:sz w:val="28"/>
+          <w:szCs w:val="28"/>
+        </w:rPr>
+        <w:t>3</w:t>
+      </w:r>
+      <w:r>
+        <w:rPr>
+          <w:b/>
+          <w:sz w:val="28"/>
+          <w:szCs w:val="28"/>
+        </w:rPr>
+        <w:t xml:space="preserve">) </w:t>
+      </w:r>
+      <w:r>
+        <w:rPr>
+          <w:b/>
+          <w:sz w:val="28"/>
+          <w:szCs w:val="28"/>
+        </w:rPr>
+        <w:t>Reading Identity Provider Metadata</w:t>
+      </w:r>
+    </w:p>
+    <w:p>
+      <w:r>
+        <w:t>OnlineService uses the Metadata Endpoint</w:t>
+      </w:r>
+      <w:r>
+        <w:t>(s)</w:t>
+      </w:r>
+      <w:r>
+        <w:t xml:space="preserve"> to read the Identity Provider information and evaluate compatibility.</w:t>
+      </w:r>
+    </w:p>
+    <w:p/>
+    <w:p>
+      <w:pPr>
+        <w:rPr>
+          <w:u w:val="single"/>
+        </w:rPr>
+      </w:pPr>
+      <w:r>
+        <w:rPr>
+          <w:u w:val="single"/>
+        </w:rPr>
+        <w:t xml:space="preserve">See </w:t>
+      </w:r>
+      <w:r>
+        <w:rPr>
+          <w:u w:val="single"/>
+        </w:rPr>
+        <w:t>specification</w:t>
+      </w:r>
+      <w:r>
+        <w:rPr>
+          <w:u w:val="single"/>
+        </w:rPr>
+        <w:t>:</w:t>
+      </w:r>
+    </w:p>
+    <w:p>
+      <w:pPr>
+        <w:pStyle w:val="ListParagraph"/>
+        <w:numPr>
+          <w:ilvl w:val="0"/>
+          <w:numId w:val="9"/>
+        </w:numPr>
+      </w:pPr>
+      <w:r>
+        <w:t>FastFed Core, Section 7.2.1.2 – 7.2.1.4 (FastFed Handshake)</w:t>
+      </w:r>
+    </w:p>
     <w:p>
       <w:pPr>
         <w:rPr>
@@ -653,7 +1125,7 @@
           <w:sz w:val="20"/>
           <w:szCs w:val="20"/>
         </w:rPr>
-        <w:t xml:space="preserve">FastFed Discovery via WebFinger – Step 2: </w:t>
+        <w:t xml:space="preserve">Using the </w:t>
       </w:r>
       <w:r>
         <w:rPr>
@@ -662,7 +1134,16 @@
           <w:sz w:val="20"/>
           <w:szCs w:val="20"/>
         </w:rPr>
-        <w:t>Using the results of WebFinger to fetch IdP configuration</w:t>
+        <w:t>Metadata Endpoint</w:t>
+      </w:r>
+      <w:r>
+        <w:rPr>
+          <w:i/>
+          <w:noProof/>
+          <w:sz w:val="20"/>
+          <w:szCs w:val="20"/>
+        </w:rPr>
+        <w:t xml:space="preserve"> to fetch IdP configuration</w:t>
       </w:r>
     </w:p>
     <w:tbl>
@@ -739,6 +1220,7 @@
           </w:p>
           <w:p>
             <w:pPr>
+              <w:ind w:left="720" w:hanging="720"/>
               <w:rPr>
                 <w:rFonts w:ascii="Courier New" w:hAnsi="Courier New" w:cs="Courier New"/>
                 <w:noProof/>
@@ -762,7 +1244,25 @@
                 <w:sz w:val="18"/>
                 <w:szCs w:val="18"/>
               </w:rPr>
-              <w:t>tenant-12345.cloudprovider.com</w:t>
+              <w:t>tenant-12345.</w:t>
+            </w:r>
+            <w:r>
+              <w:rPr>
+                <w:rFonts w:ascii="Courier New" w:hAnsi="Courier New" w:cs="Courier New"/>
+                <w:noProof/>
+                <w:sz w:val="18"/>
+                <w:szCs w:val="18"/>
+              </w:rPr>
+              <w:t>identityprovider</w:t>
+            </w:r>
+            <w:r>
+              <w:rPr>
+                <w:rFonts w:ascii="Courier New" w:hAnsi="Courier New" w:cs="Courier New"/>
+                <w:noProof/>
+                <w:sz w:val="18"/>
+                <w:szCs w:val="18"/>
+              </w:rPr>
+              <w:t>.com</w:t>
             </w:r>
             <w:r>
               <w:rPr>
@@ -836,7 +1336,675 @@
                 <w:sz w:val="18"/>
                 <w:szCs w:val="18"/>
               </w:rPr>
-              <w:t xml:space="preserve"> {</w:t>
+              <w:t xml:space="preserve"> </w:t>
+            </w:r>
+            <w:r>
+              <w:rPr>
+                <w:rFonts w:ascii="Courier New" w:hAnsi="Courier New" w:cs="Courier New"/>
+                <w:noProof/>
+                <w:sz w:val="18"/>
+                <w:szCs w:val="18"/>
+              </w:rPr>
+              <w:t>{</w:t>
+            </w:r>
+          </w:p>
+          <w:p>
+            <w:pPr>
+              <w:rPr>
+                <w:rFonts w:ascii="Courier New" w:hAnsi="Courier New" w:cs="Courier New"/>
+                <w:noProof/>
+                <w:sz w:val="18"/>
+                <w:szCs w:val="18"/>
+              </w:rPr>
+            </w:pPr>
+            <w:r>
+              <w:rPr>
+                <w:rFonts w:ascii="Courier New" w:hAnsi="Courier New" w:cs="Courier New"/>
+                <w:noProof/>
+                <w:sz w:val="18"/>
+                <w:szCs w:val="18"/>
+              </w:rPr>
+              <w:t xml:space="preserve">   "identity_provider": {</w:t>
+            </w:r>
+          </w:p>
+          <w:p>
+            <w:pPr>
+              <w:rPr>
+                <w:rFonts w:ascii="Courier New" w:hAnsi="Courier New" w:cs="Courier New"/>
+                <w:noProof/>
+                <w:sz w:val="18"/>
+                <w:szCs w:val="18"/>
+              </w:rPr>
+            </w:pPr>
+            <w:r>
+              <w:rPr>
+                <w:rFonts w:ascii="Courier New" w:hAnsi="Courier New" w:cs="Courier New"/>
+                <w:noProof/>
+                <w:sz w:val="18"/>
+                <w:szCs w:val="18"/>
+              </w:rPr>
+              <w:t xml:space="preserve">     "entity_id": "https://tenant-12345.</w:t>
+            </w:r>
+            <w:r>
+              <w:rPr>
+                <w:rFonts w:ascii="Courier New" w:hAnsi="Courier New" w:cs="Courier New"/>
+                <w:noProof/>
+                <w:sz w:val="18"/>
+                <w:szCs w:val="18"/>
+              </w:rPr>
+              <w:t>identityprovider</w:t>
+            </w:r>
+            <w:r>
+              <w:rPr>
+                <w:rFonts w:ascii="Courier New" w:hAnsi="Courier New" w:cs="Courier New"/>
+                <w:noProof/>
+                <w:sz w:val="18"/>
+                <w:szCs w:val="18"/>
+              </w:rPr>
+              <w:t>.com/"</w:t>
+            </w:r>
+          </w:p>
+          <w:p>
+            <w:pPr>
+              <w:rPr>
+                <w:rFonts w:ascii="Courier New" w:hAnsi="Courier New" w:cs="Courier New"/>
+                <w:noProof/>
+                <w:sz w:val="18"/>
+                <w:szCs w:val="18"/>
+              </w:rPr>
+            </w:pPr>
+            <w:r>
+              <w:rPr>
+                <w:rFonts w:ascii="Courier New" w:hAnsi="Courier New" w:cs="Courier New"/>
+                <w:noProof/>
+                <w:sz w:val="18"/>
+                <w:szCs w:val="18"/>
+              </w:rPr>
+              <w:t xml:space="preserve">     "provider_domain": "</w:t>
+            </w:r>
+            <w:r>
+              <w:rPr>
+                <w:rFonts w:ascii="Courier New" w:hAnsi="Courier New" w:cs="Courier New"/>
+                <w:noProof/>
+                <w:sz w:val="18"/>
+                <w:szCs w:val="18"/>
+              </w:rPr>
+              <w:t>identityprovider</w:t>
+            </w:r>
+            <w:r>
+              <w:rPr>
+                <w:rFonts w:ascii="Courier New" w:hAnsi="Courier New" w:cs="Courier New"/>
+                <w:noProof/>
+                <w:sz w:val="18"/>
+                <w:szCs w:val="18"/>
+              </w:rPr>
+              <w:t>.com",</w:t>
+            </w:r>
+          </w:p>
+          <w:p>
+            <w:pPr>
+              <w:rPr>
+                <w:rFonts w:ascii="Courier New" w:hAnsi="Courier New" w:cs="Courier New"/>
+                <w:noProof/>
+                <w:sz w:val="18"/>
+                <w:szCs w:val="18"/>
+              </w:rPr>
+            </w:pPr>
+            <w:r>
+              <w:rPr>
+                <w:rFonts w:ascii="Courier New" w:hAnsi="Courier New" w:cs="Courier New"/>
+                <w:noProof/>
+                <w:sz w:val="18"/>
+                <w:szCs w:val="18"/>
+              </w:rPr>
+              <w:t xml:space="preserve">     "provider_contact_information": {</w:t>
+            </w:r>
+          </w:p>
+          <w:p>
+            <w:pPr>
+              <w:rPr>
+                <w:rFonts w:ascii="Courier New" w:hAnsi="Courier New" w:cs="Courier New"/>
+                <w:noProof/>
+                <w:sz w:val="18"/>
+                <w:szCs w:val="18"/>
+              </w:rPr>
+            </w:pPr>
+            <w:r>
+              <w:rPr>
+                <w:rFonts w:ascii="Courier New" w:hAnsi="Courier New" w:cs="Courier New"/>
+                <w:noProof/>
+                <w:sz w:val="18"/>
+                <w:szCs w:val="18"/>
+              </w:rPr>
+              <w:t xml:space="preserve">       "organization": "</w:t>
+            </w:r>
+            <w:r>
+              <w:rPr>
+                <w:rFonts w:ascii="Courier New" w:hAnsi="Courier New" w:cs="Courier New"/>
+                <w:noProof/>
+                <w:sz w:val="18"/>
+                <w:szCs w:val="18"/>
+              </w:rPr>
+              <w:t>Identity Provider</w:t>
+            </w:r>
+            <w:r>
+              <w:rPr>
+                <w:rFonts w:ascii="Courier New" w:hAnsi="Courier New" w:cs="Courier New"/>
+                <w:noProof/>
+                <w:sz w:val="18"/>
+                <w:szCs w:val="18"/>
+              </w:rPr>
+              <w:t xml:space="preserve"> Inc.",</w:t>
+            </w:r>
+          </w:p>
+          <w:p>
+            <w:pPr>
+              <w:rPr>
+                <w:rFonts w:ascii="Courier New" w:hAnsi="Courier New" w:cs="Courier New"/>
+                <w:noProof/>
+                <w:sz w:val="18"/>
+                <w:szCs w:val="18"/>
+              </w:rPr>
+            </w:pPr>
+            <w:r>
+              <w:rPr>
+                <w:rFonts w:ascii="Courier New" w:hAnsi="Courier New" w:cs="Courier New"/>
+                <w:noProof/>
+                <w:sz w:val="18"/>
+                <w:szCs w:val="18"/>
+              </w:rPr>
+              <w:t xml:space="preserve">       "phone": "+1-800-555-5555",</w:t>
+            </w:r>
+          </w:p>
+          <w:p>
+            <w:pPr>
+              <w:rPr>
+                <w:rFonts w:ascii="Courier New" w:hAnsi="Courier New" w:cs="Courier New"/>
+                <w:noProof/>
+                <w:sz w:val="18"/>
+                <w:szCs w:val="18"/>
+              </w:rPr>
+            </w:pPr>
+            <w:r>
+              <w:rPr>
+                <w:rFonts w:ascii="Courier New" w:hAnsi="Courier New" w:cs="Courier New"/>
+                <w:noProof/>
+                <w:sz w:val="18"/>
+                <w:szCs w:val="18"/>
+              </w:rPr>
+              <w:t xml:space="preserve">       "email": "support@</w:t>
+            </w:r>
+            <w:r>
+              <w:rPr>
+                <w:rFonts w:ascii="Courier New" w:hAnsi="Courier New" w:cs="Courier New"/>
+                <w:noProof/>
+                <w:sz w:val="18"/>
+                <w:szCs w:val="18"/>
+              </w:rPr>
+              <w:t>identityprovider</w:t>
+            </w:r>
+            <w:r>
+              <w:rPr>
+                <w:rFonts w:ascii="Courier New" w:hAnsi="Courier New" w:cs="Courier New"/>
+                <w:noProof/>
+                <w:sz w:val="18"/>
+                <w:szCs w:val="18"/>
+              </w:rPr>
+              <w:t>.com"</w:t>
+            </w:r>
+          </w:p>
+          <w:p>
+            <w:pPr>
+              <w:rPr>
+                <w:rFonts w:ascii="Courier New" w:hAnsi="Courier New" w:cs="Courier New"/>
+                <w:noProof/>
+                <w:sz w:val="18"/>
+                <w:szCs w:val="18"/>
+              </w:rPr>
+            </w:pPr>
+            <w:r>
+              <w:rPr>
+                <w:rFonts w:ascii="Courier New" w:hAnsi="Courier New" w:cs="Courier New"/>
+                <w:noProof/>
+                <w:sz w:val="18"/>
+                <w:szCs w:val="18"/>
+              </w:rPr>
+              <w:t xml:space="preserve">     },</w:t>
+            </w:r>
+          </w:p>
+          <w:p>
+            <w:pPr>
+              <w:rPr>
+                <w:rFonts w:ascii="Courier New" w:hAnsi="Courier New" w:cs="Courier New"/>
+                <w:noProof/>
+                <w:sz w:val="18"/>
+                <w:szCs w:val="18"/>
+              </w:rPr>
+            </w:pPr>
+            <w:r>
+              <w:rPr>
+                <w:rFonts w:ascii="Courier New" w:hAnsi="Courier New" w:cs="Courier New"/>
+                <w:noProof/>
+                <w:sz w:val="18"/>
+                <w:szCs w:val="18"/>
+              </w:rPr>
+              <w:t xml:space="preserve">     "display_settings": {</w:t>
+            </w:r>
+          </w:p>
+          <w:p>
+            <w:pPr>
+              <w:rPr>
+                <w:rFonts w:ascii="Courier New" w:hAnsi="Courier New" w:cs="Courier New"/>
+                <w:noProof/>
+                <w:sz w:val="18"/>
+                <w:szCs w:val="18"/>
+              </w:rPr>
+            </w:pPr>
+            <w:r>
+              <w:rPr>
+                <w:rFonts w:ascii="Courier New" w:hAnsi="Courier New" w:cs="Courier New"/>
+                <w:noProof/>
+                <w:sz w:val="18"/>
+                <w:szCs w:val="18"/>
+              </w:rPr>
+              <w:t xml:space="preserve">       "display_name": "Example Identity Provider",</w:t>
+            </w:r>
+          </w:p>
+          <w:p>
+            <w:pPr>
+              <w:rPr>
+                <w:rFonts w:ascii="Courier New" w:hAnsi="Courier New" w:cs="Courier New"/>
+                <w:noProof/>
+                <w:sz w:val="18"/>
+                <w:szCs w:val="18"/>
+              </w:rPr>
+            </w:pPr>
+            <w:r>
+              <w:rPr>
+                <w:rFonts w:ascii="Courier New" w:hAnsi="Courier New" w:cs="Courier New"/>
+                <w:noProof/>
+                <w:sz w:val="18"/>
+                <w:szCs w:val="18"/>
+              </w:rPr>
+              <w:t xml:space="preserve">       "logo_uri": "https://</w:t>
+            </w:r>
+            <w:r>
+              <w:rPr>
+                <w:rFonts w:ascii="Courier New" w:hAnsi="Courier New" w:cs="Courier New"/>
+                <w:noProof/>
+                <w:sz w:val="18"/>
+                <w:szCs w:val="18"/>
+              </w:rPr>
+              <w:t>identityprovider</w:t>
+            </w:r>
+            <w:r>
+              <w:rPr>
+                <w:rFonts w:ascii="Courier New" w:hAnsi="Courier New" w:cs="Courier New"/>
+                <w:noProof/>
+                <w:sz w:val="18"/>
+                <w:szCs w:val="18"/>
+              </w:rPr>
+              <w:t>.com/images/logo.png",</w:t>
+            </w:r>
+          </w:p>
+          <w:p>
+            <w:pPr>
+              <w:rPr>
+                <w:rFonts w:ascii="Courier New" w:hAnsi="Courier New" w:cs="Courier New"/>
+                <w:noProof/>
+                <w:sz w:val="18"/>
+                <w:szCs w:val="18"/>
+              </w:rPr>
+            </w:pPr>
+            <w:r>
+              <w:rPr>
+                <w:rFonts w:ascii="Courier New" w:hAnsi="Courier New" w:cs="Courier New"/>
+                <w:noProof/>
+                <w:sz w:val="18"/>
+                <w:szCs w:val="18"/>
+              </w:rPr>
+              <w:t xml:space="preserve">       "icon_uri": "https://i</w:t>
+            </w:r>
+            <w:r>
+              <w:rPr>
+                <w:rFonts w:ascii="Courier New" w:hAnsi="Courier New" w:cs="Courier New"/>
+                <w:noProof/>
+                <w:sz w:val="18"/>
+                <w:szCs w:val="18"/>
+              </w:rPr>
+              <w:t>dentityprovider</w:t>
+            </w:r>
+            <w:r>
+              <w:rPr>
+                <w:rFonts w:ascii="Courier New" w:hAnsi="Courier New" w:cs="Courier New"/>
+                <w:noProof/>
+                <w:sz w:val="18"/>
+                <w:szCs w:val="18"/>
+              </w:rPr>
+              <w:t>.com/images/icon.png",</w:t>
+            </w:r>
+          </w:p>
+          <w:p>
+            <w:pPr>
+              <w:rPr>
+                <w:rFonts w:ascii="Courier New" w:hAnsi="Courier New" w:cs="Courier New"/>
+                <w:noProof/>
+                <w:sz w:val="18"/>
+                <w:szCs w:val="18"/>
+              </w:rPr>
+            </w:pPr>
+            <w:r>
+              <w:rPr>
+                <w:rFonts w:ascii="Courier New" w:hAnsi="Courier New" w:cs="Courier New"/>
+                <w:noProof/>
+                <w:sz w:val="18"/>
+                <w:szCs w:val="18"/>
+              </w:rPr>
+              <w:t xml:space="preserve">       "license": "https://openid.net/intellectual-property/licenses/fastfed/1.0/"</w:t>
+            </w:r>
+          </w:p>
+          <w:p>
+            <w:pPr>
+              <w:rPr>
+                <w:rFonts w:ascii="Courier New" w:hAnsi="Courier New" w:cs="Courier New"/>
+                <w:noProof/>
+                <w:sz w:val="18"/>
+                <w:szCs w:val="18"/>
+              </w:rPr>
+            </w:pPr>
+            <w:r>
+              <w:rPr>
+                <w:rFonts w:ascii="Courier New" w:hAnsi="Courier New" w:cs="Courier New"/>
+                <w:noProof/>
+                <w:sz w:val="18"/>
+                <w:szCs w:val="18"/>
+              </w:rPr>
+              <w:t xml:space="preserve">     }</w:t>
+            </w:r>
+          </w:p>
+          <w:p>
+            <w:pPr>
+              <w:rPr>
+                <w:rFonts w:ascii="Courier New" w:hAnsi="Courier New" w:cs="Courier New"/>
+                <w:noProof/>
+                <w:sz w:val="18"/>
+                <w:szCs w:val="18"/>
+              </w:rPr>
+            </w:pPr>
+            <w:r>
+              <w:rPr>
+                <w:rFonts w:ascii="Courier New" w:hAnsi="Courier New" w:cs="Courier New"/>
+                <w:noProof/>
+                <w:sz w:val="18"/>
+                <w:szCs w:val="18"/>
+              </w:rPr>
+              <w:t xml:space="preserve">     "capabilities": {</w:t>
+            </w:r>
+          </w:p>
+          <w:p>
+            <w:pPr>
+              <w:rPr>
+                <w:rFonts w:ascii="Courier New" w:hAnsi="Courier New" w:cs="Courier New"/>
+                <w:noProof/>
+                <w:sz w:val="18"/>
+                <w:szCs w:val="18"/>
+              </w:rPr>
+            </w:pPr>
+            <w:r>
+              <w:rPr>
+                <w:rFonts w:ascii="Courier New" w:hAnsi="Courier New" w:cs="Courier New"/>
+                <w:noProof/>
+                <w:sz w:val="18"/>
+                <w:szCs w:val="18"/>
+              </w:rPr>
+              <w:t xml:space="preserve">       "authentication_profiles": [</w:t>
+            </w:r>
+          </w:p>
+          <w:p>
+            <w:pPr>
+              <w:rPr>
+                <w:rFonts w:ascii="Courier New" w:hAnsi="Courier New" w:cs="Courier New"/>
+                <w:noProof/>
+                <w:sz w:val="18"/>
+                <w:szCs w:val="18"/>
+              </w:rPr>
+            </w:pPr>
+            <w:r>
+              <w:rPr>
+                <w:rFonts w:ascii="Courier New" w:hAnsi="Courier New" w:cs="Courier New"/>
+                <w:noProof/>
+                <w:sz w:val="18"/>
+                <w:szCs w:val="18"/>
+              </w:rPr>
+              <w:t xml:space="preserve">         "urn:ietf:params:fastfed:1.0:authentication:SAML:Basic"</w:t>
+            </w:r>
+          </w:p>
+          <w:p>
+            <w:pPr>
+              <w:rPr>
+                <w:rFonts w:ascii="Courier New" w:hAnsi="Courier New" w:cs="Courier New"/>
+                <w:noProof/>
+                <w:sz w:val="18"/>
+                <w:szCs w:val="18"/>
+              </w:rPr>
+            </w:pPr>
+            <w:r>
+              <w:rPr>
+                <w:rFonts w:ascii="Courier New" w:hAnsi="Courier New" w:cs="Courier New"/>
+                <w:noProof/>
+                <w:sz w:val="18"/>
+                <w:szCs w:val="18"/>
+              </w:rPr>
+              <w:t xml:space="preserve">       ],</w:t>
+            </w:r>
+          </w:p>
+          <w:p>
+            <w:pPr>
+              <w:rPr>
+                <w:rFonts w:ascii="Courier New" w:hAnsi="Courier New" w:cs="Courier New"/>
+                <w:noProof/>
+                <w:sz w:val="18"/>
+                <w:szCs w:val="18"/>
+              </w:rPr>
+            </w:pPr>
+            <w:r>
+              <w:rPr>
+                <w:rFonts w:ascii="Courier New" w:hAnsi="Courier New" w:cs="Courier New"/>
+                <w:noProof/>
+                <w:sz w:val="18"/>
+                <w:szCs w:val="18"/>
+              </w:rPr>
+              <w:t xml:space="preserve">       "provisioning_profiles": [</w:t>
+            </w:r>
+          </w:p>
+          <w:p>
+            <w:pPr>
+              <w:rPr>
+                <w:rFonts w:ascii="Courier New" w:hAnsi="Courier New" w:cs="Courier New"/>
+                <w:noProof/>
+                <w:sz w:val="18"/>
+                <w:szCs w:val="18"/>
+              </w:rPr>
+            </w:pPr>
+            <w:r>
+              <w:rPr>
+                <w:rFonts w:ascii="Courier New" w:hAnsi="Courier New" w:cs="Courier New"/>
+                <w:noProof/>
+                <w:sz w:val="18"/>
+                <w:szCs w:val="18"/>
+              </w:rPr>
+              <w:t xml:space="preserve">         "urn:ietf:params:fastfed:1.0:provisioning:SCIM:FullLifeCycle"</w:t>
+            </w:r>
+          </w:p>
+          <w:p>
+            <w:pPr>
+              <w:rPr>
+                <w:rFonts w:ascii="Courier New" w:hAnsi="Courier New" w:cs="Courier New"/>
+                <w:noProof/>
+                <w:sz w:val="18"/>
+                <w:szCs w:val="18"/>
+              </w:rPr>
+            </w:pPr>
+            <w:r>
+              <w:rPr>
+                <w:rFonts w:ascii="Courier New" w:hAnsi="Courier New" w:cs="Courier New"/>
+                <w:noProof/>
+                <w:sz w:val="18"/>
+                <w:szCs w:val="18"/>
+              </w:rPr>
+              <w:t xml:space="preserve">       ],</w:t>
+            </w:r>
+          </w:p>
+          <w:p>
+            <w:pPr>
+              <w:rPr>
+                <w:rFonts w:ascii="Courier New" w:hAnsi="Courier New" w:cs="Courier New"/>
+                <w:noProof/>
+                <w:sz w:val="18"/>
+                <w:szCs w:val="18"/>
+              </w:rPr>
+            </w:pPr>
+            <w:r>
+              <w:rPr>
+                <w:rFonts w:ascii="Courier New" w:hAnsi="Courier New" w:cs="Courier New"/>
+                <w:noProof/>
+                <w:sz w:val="18"/>
+                <w:szCs w:val="18"/>
+              </w:rPr>
+              <w:t xml:space="preserve">       "schema_grammars": [</w:t>
+            </w:r>
+          </w:p>
+          <w:p>
+            <w:pPr>
+              <w:rPr>
+                <w:rFonts w:ascii="Courier New" w:hAnsi="Courier New" w:cs="Courier New"/>
+                <w:noProof/>
+                <w:sz w:val="18"/>
+                <w:szCs w:val="18"/>
+              </w:rPr>
+            </w:pPr>
+            <w:r>
+              <w:rPr>
+                <w:rFonts w:ascii="Courier New" w:hAnsi="Courier New" w:cs="Courier New"/>
+                <w:noProof/>
+                <w:sz w:val="18"/>
+                <w:szCs w:val="18"/>
+              </w:rPr>
+              <w:t xml:space="preserve">         "urn:ietf:params:fastfed:1:0:schemas:scim:2.0"</w:t>
+            </w:r>
+          </w:p>
+          <w:p>
+            <w:pPr>
+              <w:rPr>
+                <w:rFonts w:ascii="Courier New" w:hAnsi="Courier New" w:cs="Courier New"/>
+                <w:noProof/>
+                <w:sz w:val="18"/>
+                <w:szCs w:val="18"/>
+              </w:rPr>
+            </w:pPr>
+            <w:r>
+              <w:rPr>
+                <w:rFonts w:ascii="Courier New" w:hAnsi="Courier New" w:cs="Courier New"/>
+                <w:noProof/>
+                <w:sz w:val="18"/>
+                <w:szCs w:val="18"/>
+              </w:rPr>
+              <w:t xml:space="preserve">       ],</w:t>
+            </w:r>
+          </w:p>
+          <w:p>
+            <w:pPr>
+              <w:rPr>
+                <w:rFonts w:ascii="Courier New" w:hAnsi="Courier New" w:cs="Courier New"/>
+                <w:noProof/>
+                <w:sz w:val="18"/>
+                <w:szCs w:val="18"/>
+              </w:rPr>
+            </w:pPr>
+            <w:r>
+              <w:rPr>
+                <w:rFonts w:ascii="Courier New" w:hAnsi="Courier New" w:cs="Courier New"/>
+                <w:noProof/>
+                <w:sz w:val="18"/>
+                <w:szCs w:val="18"/>
+              </w:rPr>
+              <w:t xml:space="preserve">       "signing_alg_values_supported": [</w:t>
+            </w:r>
+          </w:p>
+          <w:p>
+            <w:pPr>
+              <w:rPr>
+                <w:rFonts w:ascii="Courier New" w:hAnsi="Courier New" w:cs="Courier New"/>
+                <w:noProof/>
+                <w:sz w:val="18"/>
+                <w:szCs w:val="18"/>
+              </w:rPr>
+            </w:pPr>
+            <w:r>
+              <w:rPr>
+                <w:rFonts w:ascii="Courier New" w:hAnsi="Courier New" w:cs="Courier New"/>
+                <w:noProof/>
+                <w:sz w:val="18"/>
+                <w:szCs w:val="18"/>
+              </w:rPr>
+              <w:t xml:space="preserve">         "ES512",</w:t>
+            </w:r>
+          </w:p>
+          <w:p>
+            <w:pPr>
+              <w:rPr>
+                <w:rFonts w:ascii="Courier New" w:hAnsi="Courier New" w:cs="Courier New"/>
+                <w:noProof/>
+                <w:sz w:val="18"/>
+                <w:szCs w:val="18"/>
+              </w:rPr>
+            </w:pPr>
+            <w:r>
+              <w:rPr>
+                <w:rFonts w:ascii="Courier New" w:hAnsi="Courier New" w:cs="Courier New"/>
+                <w:noProof/>
+                <w:sz w:val="18"/>
+                <w:szCs w:val="18"/>
+              </w:rPr>
+              <w:t xml:space="preserve">         "RS256"</w:t>
+            </w:r>
+          </w:p>
+          <w:p>
+            <w:pPr>
+              <w:rPr>
+                <w:rFonts w:ascii="Courier New" w:hAnsi="Courier New" w:cs="Courier New"/>
+                <w:noProof/>
+                <w:sz w:val="18"/>
+                <w:szCs w:val="18"/>
+              </w:rPr>
+            </w:pPr>
+            <w:r>
+              <w:rPr>
+                <w:rFonts w:ascii="Courier New" w:hAnsi="Courier New" w:cs="Courier New"/>
+                <w:noProof/>
+                <w:sz w:val="18"/>
+                <w:szCs w:val="18"/>
+              </w:rPr>
+              <w:t xml:space="preserve">       ]</w:t>
+            </w:r>
+          </w:p>
+          <w:p>
+            <w:pPr>
+              <w:rPr>
+                <w:rFonts w:ascii="Courier New" w:hAnsi="Courier New" w:cs="Courier New"/>
+                <w:noProof/>
+                <w:sz w:val="18"/>
+                <w:szCs w:val="18"/>
+              </w:rPr>
+            </w:pPr>
+            <w:r>
+              <w:rPr>
+                <w:rFonts w:ascii="Courier New" w:hAnsi="Courier New" w:cs="Courier New"/>
+                <w:noProof/>
+                <w:sz w:val="18"/>
+                <w:szCs w:val="18"/>
+              </w:rPr>
+              <w:t xml:space="preserve">     },</w:t>
             </w:r>
           </w:p>
           <w:p>
@@ -856,570 +2024,44 @@
                 <w:szCs w:val="18"/>
               </w:rPr>
               <w:lastRenderedPageBreak/>
-              <w:t xml:space="preserve">   "identity_provider": {</w:t>
-            </w:r>
-          </w:p>
-          <w:p>
-            <w:pPr>
-              <w:rPr>
-                <w:rFonts w:ascii="Courier New" w:hAnsi="Courier New" w:cs="Courier New"/>
-                <w:noProof/>
-                <w:sz w:val="18"/>
-                <w:szCs w:val="18"/>
-              </w:rPr>
-            </w:pPr>
-            <w:r>
-              <w:rPr>
-                <w:rFonts w:ascii="Courier New" w:hAnsi="Courier New" w:cs="Courier New"/>
-                <w:noProof/>
-                <w:sz w:val="18"/>
-                <w:szCs w:val="18"/>
-              </w:rPr>
-              <w:t xml:space="preserve">     "provider_</w:t>
-            </w:r>
-            <w:r>
-              <w:rPr>
-                <w:rFonts w:ascii="Courier New" w:hAnsi="Courier New" w:cs="Courier New"/>
-                <w:noProof/>
-                <w:sz w:val="18"/>
-                <w:szCs w:val="18"/>
-              </w:rPr>
-              <w:t>domain_name</w:t>
-            </w:r>
-            <w:r>
-              <w:rPr>
-                <w:rFonts w:ascii="Courier New" w:hAnsi="Courier New" w:cs="Courier New"/>
-                <w:noProof/>
-                <w:sz w:val="18"/>
-                <w:szCs w:val="18"/>
-              </w:rPr>
-              <w:t>": "cloudprovider.com",</w:t>
-            </w:r>
-          </w:p>
-          <w:p>
-            <w:pPr>
-              <w:rPr>
-                <w:rFonts w:ascii="Courier New" w:hAnsi="Courier New" w:cs="Courier New"/>
-                <w:noProof/>
-                <w:sz w:val="18"/>
-                <w:szCs w:val="18"/>
-              </w:rPr>
-            </w:pPr>
-            <w:r>
-              <w:rPr>
-                <w:rFonts w:ascii="Courier New" w:hAnsi="Courier New" w:cs="Courier New"/>
-                <w:noProof/>
-                <w:sz w:val="18"/>
-                <w:szCs w:val="18"/>
-              </w:rPr>
-              <w:t xml:space="preserve">     "tenant_id": "tenant-12345",</w:t>
-            </w:r>
-          </w:p>
-          <w:p>
-            <w:pPr>
-              <w:rPr>
-                <w:rFonts w:ascii="Courier New" w:hAnsi="Courier New" w:cs="Courier New"/>
-                <w:noProof/>
-                <w:sz w:val="18"/>
-                <w:szCs w:val="18"/>
-              </w:rPr>
-            </w:pPr>
-            <w:r>
-              <w:rPr>
-                <w:rFonts w:ascii="Courier New" w:hAnsi="Courier New" w:cs="Courier New"/>
-                <w:noProof/>
-                <w:sz w:val="18"/>
-                <w:szCs w:val="18"/>
-              </w:rPr>
-              <w:t xml:space="preserve">     "jwks_uri": "https://cloudprovider.com/fastfed/keys",</w:t>
-            </w:r>
-          </w:p>
-          <w:p>
-            <w:pPr>
-              <w:rPr>
-                <w:rFonts w:ascii="Courier New" w:hAnsi="Courier New" w:cs="Courier New"/>
-                <w:noProof/>
-                <w:sz w:val="18"/>
-                <w:szCs w:val="18"/>
-              </w:rPr>
-            </w:pPr>
-            <w:r>
-              <w:rPr>
-                <w:rFonts w:ascii="Courier New" w:hAnsi="Courier New" w:cs="Courier New"/>
-                <w:noProof/>
-                <w:sz w:val="18"/>
-                <w:szCs w:val="18"/>
-              </w:rPr>
-              <w:t xml:space="preserve">     "</w:t>
-            </w:r>
-            <w:r>
-              <w:rPr>
-                <w:rFonts w:ascii="Courier New" w:hAnsi="Courier New" w:cs="Courier New"/>
-                <w:noProof/>
-                <w:sz w:val="18"/>
-                <w:szCs w:val="18"/>
-              </w:rPr>
-              <w:t>display_</w:t>
-            </w:r>
-            <w:r>
-              <w:rPr>
-                <w:rFonts w:ascii="Courier New" w:hAnsi="Courier New" w:cs="Courier New"/>
-                <w:noProof/>
-                <w:sz w:val="18"/>
-                <w:szCs w:val="18"/>
-              </w:rPr>
-              <w:t>name": "Cloud Provider",</w:t>
-            </w:r>
-          </w:p>
-          <w:p>
-            <w:pPr>
-              <w:rPr>
-                <w:rFonts w:ascii="Courier New" w:hAnsi="Courier New" w:cs="Courier New"/>
-                <w:noProof/>
-                <w:sz w:val="18"/>
-                <w:szCs w:val="18"/>
-              </w:rPr>
-            </w:pPr>
-            <w:r>
-              <w:rPr>
-                <w:rFonts w:ascii="Courier New" w:hAnsi="Courier New" w:cs="Courier New"/>
-                <w:noProof/>
-                <w:sz w:val="18"/>
-                <w:szCs w:val="18"/>
-              </w:rPr>
-              <w:t xml:space="preserve">     "</w:t>
-            </w:r>
-            <w:r>
-              <w:rPr>
-                <w:rFonts w:ascii="Courier New" w:hAnsi="Courier New" w:cs="Courier New"/>
-                <w:noProof/>
-                <w:sz w:val="18"/>
-                <w:szCs w:val="18"/>
-              </w:rPr>
-              <w:t>display_images</w:t>
-            </w:r>
-            <w:r>
-              <w:rPr>
-                <w:rFonts w:ascii="Courier New" w:hAnsi="Courier New" w:cs="Courier New"/>
-                <w:noProof/>
-                <w:sz w:val="18"/>
-                <w:szCs w:val="18"/>
-              </w:rPr>
-              <w:t>": {</w:t>
-            </w:r>
-          </w:p>
-          <w:p>
-            <w:pPr>
-              <w:rPr>
-                <w:rFonts w:ascii="Courier New" w:hAnsi="Courier New" w:cs="Courier New"/>
-                <w:noProof/>
-                <w:sz w:val="18"/>
-                <w:szCs w:val="18"/>
-              </w:rPr>
-            </w:pPr>
-            <w:r>
-              <w:rPr>
-                <w:rFonts w:ascii="Courier New" w:hAnsi="Courier New" w:cs="Courier New"/>
-                <w:noProof/>
-                <w:sz w:val="18"/>
-                <w:szCs w:val="18"/>
-              </w:rPr>
-              <w:t xml:space="preserve">       "l</w:t>
-            </w:r>
-            <w:r>
-              <w:rPr>
-                <w:rFonts w:ascii="Courier New" w:hAnsi="Courier New" w:cs="Courier New"/>
-                <w:noProof/>
-                <w:sz w:val="18"/>
-                <w:szCs w:val="18"/>
-              </w:rPr>
-              <w:t>ogo</w:t>
-            </w:r>
-            <w:r>
-              <w:rPr>
-                <w:rFonts w:ascii="Courier New" w:hAnsi="Courier New" w:cs="Courier New"/>
-                <w:noProof/>
-                <w:sz w:val="18"/>
-                <w:szCs w:val="18"/>
-              </w:rPr>
-              <w:t>_uri": "https://cloudprovider.com/images/</w:t>
-            </w:r>
-            <w:r>
-              <w:rPr>
-                <w:rFonts w:ascii="Courier New" w:hAnsi="Courier New" w:cs="Courier New"/>
-                <w:noProof/>
-                <w:sz w:val="18"/>
-                <w:szCs w:val="18"/>
-              </w:rPr>
-              <w:t>logo</w:t>
-            </w:r>
-            <w:r>
-              <w:rPr>
-                <w:rFonts w:ascii="Courier New" w:hAnsi="Courier New" w:cs="Courier New"/>
-                <w:noProof/>
-                <w:sz w:val="18"/>
-                <w:szCs w:val="18"/>
-              </w:rPr>
-              <w:t>.png",</w:t>
-            </w:r>
-          </w:p>
-          <w:p>
-            <w:pPr>
-              <w:rPr>
-                <w:rFonts w:ascii="Courier New" w:hAnsi="Courier New" w:cs="Courier New"/>
-                <w:noProof/>
-                <w:sz w:val="18"/>
-                <w:szCs w:val="18"/>
-              </w:rPr>
-            </w:pPr>
-            <w:r>
-              <w:rPr>
-                <w:rFonts w:ascii="Courier New" w:hAnsi="Courier New" w:cs="Courier New"/>
-                <w:noProof/>
-                <w:sz w:val="18"/>
-                <w:szCs w:val="18"/>
-              </w:rPr>
-              <w:t xml:space="preserve">       "icon_uri": "https://cloudprovider.com/images/</w:t>
-            </w:r>
-            <w:r>
-              <w:rPr>
-                <w:rFonts w:ascii="Courier New" w:hAnsi="Courier New" w:cs="Courier New"/>
-                <w:noProof/>
-                <w:sz w:val="18"/>
-                <w:szCs w:val="18"/>
-              </w:rPr>
-              <w:t>icon</w:t>
-            </w:r>
-            <w:r>
-              <w:rPr>
-                <w:rFonts w:ascii="Courier New" w:hAnsi="Courier New" w:cs="Courier New"/>
-                <w:noProof/>
-                <w:sz w:val="18"/>
-                <w:szCs w:val="18"/>
-              </w:rPr>
-              <w:t>.png"</w:t>
-            </w:r>
-          </w:p>
-          <w:p>
-            <w:pPr>
-              <w:rPr>
-                <w:rFonts w:ascii="Courier New" w:hAnsi="Courier New" w:cs="Courier New"/>
-                <w:noProof/>
-                <w:sz w:val="18"/>
-                <w:szCs w:val="18"/>
-              </w:rPr>
-            </w:pPr>
-            <w:r>
-              <w:rPr>
-                <w:rFonts w:ascii="Courier New" w:hAnsi="Courier New" w:cs="Courier New"/>
-                <w:noProof/>
-                <w:sz w:val="18"/>
-                <w:szCs w:val="18"/>
-              </w:rPr>
-              <w:t xml:space="preserve">     }</w:t>
-            </w:r>
-          </w:p>
-          <w:p>
-            <w:pPr>
-              <w:rPr>
-                <w:rFonts w:ascii="Courier New" w:hAnsi="Courier New" w:cs="Courier New"/>
-                <w:noProof/>
-                <w:sz w:val="18"/>
-                <w:szCs w:val="18"/>
-              </w:rPr>
-            </w:pPr>
-            <w:r>
-              <w:rPr>
-                <w:rFonts w:ascii="Courier New" w:hAnsi="Courier New" w:cs="Courier New"/>
-                <w:noProof/>
-                <w:sz w:val="18"/>
-                <w:szCs w:val="18"/>
-              </w:rPr>
-              <w:t xml:space="preserve">     "capabilities": {</w:t>
-            </w:r>
-          </w:p>
-          <w:p>
-            <w:pPr>
-              <w:rPr>
-                <w:rFonts w:ascii="Courier New" w:hAnsi="Courier New" w:cs="Courier New"/>
-                <w:noProof/>
-                <w:sz w:val="18"/>
-                <w:szCs w:val="18"/>
-              </w:rPr>
-            </w:pPr>
-            <w:r>
-              <w:rPr>
-                <w:rFonts w:ascii="Courier New" w:hAnsi="Courier New" w:cs="Courier New"/>
-                <w:noProof/>
-                <w:sz w:val="18"/>
-                <w:szCs w:val="18"/>
-              </w:rPr>
-              <w:t xml:space="preserve">       "authentication_profiles": [</w:t>
-            </w:r>
-          </w:p>
-          <w:p>
-            <w:pPr>
-              <w:rPr>
-                <w:rFonts w:ascii="Courier New" w:hAnsi="Courier New" w:cs="Courier New"/>
-                <w:noProof/>
-                <w:sz w:val="18"/>
-                <w:szCs w:val="18"/>
-              </w:rPr>
-            </w:pPr>
-            <w:r>
-              <w:rPr>
-                <w:rFonts w:ascii="Courier New" w:hAnsi="Courier New" w:cs="Courier New"/>
-                <w:noProof/>
-                <w:sz w:val="18"/>
-                <w:szCs w:val="18"/>
-              </w:rPr>
-              <w:t xml:space="preserve">         "urn:ietf:params:fastfed:1.0:authentication:SAML:Basic",</w:t>
-            </w:r>
-          </w:p>
-          <w:p>
-            <w:pPr>
-              <w:rPr>
-                <w:rFonts w:ascii="Courier New" w:hAnsi="Courier New" w:cs="Courier New"/>
-                <w:noProof/>
-                <w:sz w:val="18"/>
-                <w:szCs w:val="18"/>
-              </w:rPr>
-            </w:pPr>
-            <w:r>
-              <w:rPr>
-                <w:rFonts w:ascii="Courier New" w:hAnsi="Courier New" w:cs="Courier New"/>
-                <w:noProof/>
-                <w:sz w:val="18"/>
-                <w:szCs w:val="18"/>
-              </w:rPr>
-              <w:t xml:space="preserve">       ],</w:t>
-            </w:r>
-          </w:p>
-          <w:p>
-            <w:pPr>
-              <w:rPr>
-                <w:rFonts w:ascii="Courier New" w:hAnsi="Courier New" w:cs="Courier New"/>
-                <w:noProof/>
-                <w:sz w:val="18"/>
-                <w:szCs w:val="18"/>
-              </w:rPr>
-            </w:pPr>
-            <w:r>
-              <w:rPr>
-                <w:rFonts w:ascii="Courier New" w:hAnsi="Courier New" w:cs="Courier New"/>
-                <w:noProof/>
-                <w:sz w:val="18"/>
-                <w:szCs w:val="18"/>
-              </w:rPr>
-              <w:t xml:space="preserve">       "provisioning_profiles":[</w:t>
-            </w:r>
-          </w:p>
-          <w:p>
-            <w:pPr>
-              <w:rPr>
-                <w:rFonts w:ascii="Courier New" w:hAnsi="Courier New" w:cs="Courier New"/>
-                <w:noProof/>
-                <w:sz w:val="18"/>
-                <w:szCs w:val="18"/>
-              </w:rPr>
-            </w:pPr>
-            <w:r>
-              <w:rPr>
-                <w:rFonts w:ascii="Courier New" w:hAnsi="Courier New" w:cs="Courier New"/>
-                <w:noProof/>
-                <w:sz w:val="18"/>
-                <w:szCs w:val="18"/>
-              </w:rPr>
-              <w:t xml:space="preserve">         "urn:ietf:params:fastfed:1.0:provisioning:SCIM:FullLifeCycle"</w:t>
-            </w:r>
-          </w:p>
-          <w:p>
-            <w:pPr>
-              <w:rPr>
-                <w:rFonts w:ascii="Courier New" w:hAnsi="Courier New" w:cs="Courier New"/>
-                <w:noProof/>
-                <w:sz w:val="18"/>
-                <w:szCs w:val="18"/>
-              </w:rPr>
-            </w:pPr>
-            <w:r>
-              <w:rPr>
-                <w:rFonts w:ascii="Courier New" w:hAnsi="Courier New" w:cs="Courier New"/>
-                <w:noProof/>
-                <w:sz w:val="18"/>
-                <w:szCs w:val="18"/>
-              </w:rPr>
-              <w:t xml:space="preserve">       ],</w:t>
-            </w:r>
-          </w:p>
-          <w:p>
-            <w:pPr>
-              <w:rPr>
-                <w:rFonts w:ascii="Courier New" w:hAnsi="Courier New" w:cs="Courier New"/>
-                <w:noProof/>
-                <w:sz w:val="18"/>
-                <w:szCs w:val="18"/>
-              </w:rPr>
-            </w:pPr>
-            <w:r>
-              <w:rPr>
-                <w:rFonts w:ascii="Courier New" w:hAnsi="Courier New" w:cs="Courier New"/>
-                <w:noProof/>
-                <w:sz w:val="18"/>
-                <w:szCs w:val="18"/>
-              </w:rPr>
-              <w:t xml:space="preserve">       "schemas": [</w:t>
-            </w:r>
-          </w:p>
-          <w:p>
-            <w:pPr>
-              <w:rPr>
-                <w:rFonts w:ascii="Courier New" w:hAnsi="Courier New" w:cs="Courier New"/>
-                <w:noProof/>
-                <w:sz w:val="18"/>
-                <w:szCs w:val="18"/>
-              </w:rPr>
-            </w:pPr>
-            <w:r>
-              <w:rPr>
-                <w:rFonts w:ascii="Courier New" w:hAnsi="Courier New" w:cs="Courier New"/>
-                <w:noProof/>
-                <w:sz w:val="18"/>
-                <w:szCs w:val="18"/>
-              </w:rPr>
-              <w:t xml:space="preserve">         "urn:ietf:params:scim:schemas:core:2.0:User"</w:t>
-            </w:r>
-          </w:p>
-          <w:p>
-            <w:pPr>
-              <w:rPr>
-                <w:rFonts w:ascii="Courier New" w:hAnsi="Courier New" w:cs="Courier New"/>
-                <w:noProof/>
-                <w:sz w:val="18"/>
-                <w:szCs w:val="18"/>
-              </w:rPr>
-            </w:pPr>
-            <w:r>
-              <w:rPr>
-                <w:rFonts w:ascii="Courier New" w:hAnsi="Courier New" w:cs="Courier New"/>
-                <w:noProof/>
-                <w:sz w:val="18"/>
-                <w:szCs w:val="18"/>
-              </w:rPr>
-              <w:t xml:space="preserve">       ],</w:t>
-            </w:r>
-          </w:p>
-          <w:p>
-            <w:pPr>
-              <w:rPr>
-                <w:rFonts w:ascii="Courier New" w:hAnsi="Courier New" w:cs="Courier New"/>
-                <w:noProof/>
-                <w:sz w:val="18"/>
-                <w:szCs w:val="18"/>
-              </w:rPr>
-            </w:pPr>
-            <w:r>
-              <w:rPr>
-                <w:rFonts w:ascii="Courier New" w:hAnsi="Courier New" w:cs="Courier New"/>
-                <w:noProof/>
-                <w:sz w:val="18"/>
-                <w:szCs w:val="18"/>
-              </w:rPr>
-              <w:t xml:space="preserve">       "handshake_signing_alg": [</w:t>
-            </w:r>
-          </w:p>
-          <w:p>
-            <w:pPr>
-              <w:rPr>
-                <w:rFonts w:ascii="Courier New" w:hAnsi="Courier New" w:cs="Courier New"/>
-                <w:noProof/>
-                <w:sz w:val="18"/>
-                <w:szCs w:val="18"/>
-              </w:rPr>
-            </w:pPr>
-            <w:r>
-              <w:rPr>
-                <w:rFonts w:ascii="Courier New" w:hAnsi="Courier New" w:cs="Courier New"/>
-                <w:noProof/>
-                <w:sz w:val="18"/>
-                <w:szCs w:val="18"/>
-              </w:rPr>
-              <w:t xml:space="preserve">         "RS256"</w:t>
-            </w:r>
-          </w:p>
-          <w:p>
-            <w:pPr>
-              <w:rPr>
-                <w:rFonts w:ascii="Courier New" w:hAnsi="Courier New" w:cs="Courier New"/>
-                <w:noProof/>
-                <w:sz w:val="18"/>
-                <w:szCs w:val="18"/>
-              </w:rPr>
-            </w:pPr>
-            <w:r>
-              <w:rPr>
-                <w:rFonts w:ascii="Courier New" w:hAnsi="Courier New" w:cs="Courier New"/>
-                <w:noProof/>
-                <w:sz w:val="18"/>
-                <w:szCs w:val="18"/>
-              </w:rPr>
-              <w:t xml:space="preserve">       ]</w:t>
-            </w:r>
-          </w:p>
-          <w:p>
-            <w:pPr>
-              <w:rPr>
-                <w:rFonts w:ascii="Courier New" w:hAnsi="Courier New" w:cs="Courier New"/>
-                <w:noProof/>
-                <w:sz w:val="18"/>
-                <w:szCs w:val="18"/>
-              </w:rPr>
-            </w:pPr>
-            <w:r>
-              <w:rPr>
-                <w:rFonts w:ascii="Courier New" w:hAnsi="Courier New" w:cs="Courier New"/>
-                <w:noProof/>
-                <w:sz w:val="18"/>
-                <w:szCs w:val="18"/>
-              </w:rPr>
-              <w:t xml:space="preserve">     }</w:t>
-            </w:r>
-          </w:p>
-          <w:p>
-            <w:pPr>
-              <w:rPr>
-                <w:rFonts w:ascii="Courier New" w:hAnsi="Courier New" w:cs="Courier New"/>
-                <w:noProof/>
-                <w:sz w:val="18"/>
-                <w:szCs w:val="18"/>
-              </w:rPr>
-            </w:pPr>
-            <w:r>
-              <w:rPr>
-                <w:rFonts w:ascii="Courier New" w:hAnsi="Courier New" w:cs="Courier New"/>
-                <w:noProof/>
-                <w:sz w:val="18"/>
-                <w:szCs w:val="18"/>
-              </w:rPr>
-              <w:t xml:space="preserve">     "fastfed_handshake_</w:t>
-            </w:r>
-            <w:r>
-              <w:rPr>
-                <w:rFonts w:ascii="Courier New" w:hAnsi="Courier New" w:cs="Courier New"/>
-                <w:noProof/>
-                <w:sz w:val="18"/>
-                <w:szCs w:val="18"/>
-              </w:rPr>
-              <w:t>start</w:t>
-            </w:r>
-            <w:r>
-              <w:rPr>
-                <w:rFonts w:ascii="Courier New" w:hAnsi="Courier New" w:cs="Courier New"/>
-                <w:noProof/>
-                <w:sz w:val="18"/>
-                <w:szCs w:val="18"/>
-              </w:rPr>
-              <w:t>_uri":</w:t>
+              <w:t xml:space="preserve">     "jwks_uri": "https://id</w:t>
+            </w:r>
+            <w:r>
+              <w:rPr>
+                <w:rFonts w:ascii="Courier New" w:hAnsi="Courier New" w:cs="Courier New"/>
+                <w:noProof/>
+                <w:sz w:val="18"/>
+                <w:szCs w:val="18"/>
+              </w:rPr>
+              <w:t>entityprovider</w:t>
+            </w:r>
+            <w:r>
+              <w:rPr>
+                <w:rFonts w:ascii="Courier New" w:hAnsi="Courier New" w:cs="Courier New"/>
+                <w:noProof/>
+                <w:sz w:val="18"/>
+                <w:szCs w:val="18"/>
+              </w:rPr>
+              <w:t>.com/keys",</w:t>
+            </w:r>
+          </w:p>
+          <w:p>
+            <w:pPr>
+              <w:rPr>
+                <w:rFonts w:ascii="Courier New" w:hAnsi="Courier New" w:cs="Courier New"/>
+                <w:noProof/>
+                <w:sz w:val="18"/>
+                <w:szCs w:val="18"/>
+              </w:rPr>
+            </w:pPr>
+            <w:r>
+              <w:rPr>
+                <w:rFonts w:ascii="Courier New" w:hAnsi="Courier New" w:cs="Courier New"/>
+                <w:noProof/>
+                <w:sz w:val="18"/>
+                <w:szCs w:val="18"/>
+              </w:rPr>
+              <w:t xml:space="preserve">     "fastfed_handshake_start_uri": </w:t>
             </w:r>
           </w:p>
           <w:p>
@@ -1447,25 +2089,25 @@
                 <w:sz w:val="18"/>
                 <w:szCs w:val="18"/>
               </w:rPr>
-              <w:t xml:space="preserve"> "https://tenant-12345.cloudprovider.com/fastfed/</w:t>
-            </w:r>
-            <w:r>
-              <w:rPr>
-                <w:rFonts w:ascii="Courier New" w:hAnsi="Courier New" w:cs="Courier New"/>
-                <w:noProof/>
-                <w:sz w:val="18"/>
-                <w:szCs w:val="18"/>
-              </w:rPr>
-              <w:t>start</w:t>
-            </w:r>
-            <w:r>
-              <w:rPr>
-                <w:rFonts w:ascii="Courier New" w:hAnsi="Courier New" w:cs="Courier New"/>
-                <w:noProof/>
-                <w:sz w:val="18"/>
-                <w:szCs w:val="18"/>
-              </w:rPr>
-              <w:t>",</w:t>
+              <w:t>"https://tenant-12345.</w:t>
+            </w:r>
+            <w:r>
+              <w:rPr>
+                <w:rFonts w:ascii="Courier New" w:hAnsi="Courier New" w:cs="Courier New"/>
+                <w:noProof/>
+                <w:sz w:val="18"/>
+                <w:szCs w:val="18"/>
+              </w:rPr>
+              <w:t>identityprovider</w:t>
+            </w:r>
+            <w:r>
+              <w:rPr>
+                <w:rFonts w:ascii="Courier New" w:hAnsi="Courier New" w:cs="Courier New"/>
+                <w:noProof/>
+                <w:sz w:val="18"/>
+                <w:szCs w:val="18"/>
+              </w:rPr>
+              <w:t>.com/fastfed/start",</w:t>
             </w:r>
           </w:p>
           <w:p>
@@ -1481,8 +2123,8 @@
               <w:rPr>
                 <w:rFonts w:ascii="Courier New" w:hAnsi="Courier New" w:cs="Courier New"/>
                 <w:noProof/>
-                <w:sz w:val="20"/>
-                <w:szCs w:val="20"/>
+                <w:sz w:val="18"/>
+                <w:szCs w:val="18"/>
               </w:rPr>
               <w:t xml:space="preserve"> }</w:t>
             </w:r>
@@ -1501,87 +2143,6 @@
     </w:tbl>
     <w:p/>
     <w:p>
-      <w:r>
-        <w:t>If</w:t>
-      </w:r>
-      <w:r>
-        <w:t xml:space="preserve"> </w:t>
-      </w:r>
-      <w:r>
-        <w:t xml:space="preserve">automatic discovery is </w:t>
-      </w:r>
-      <w:r>
-        <w:t>un</w:t>
-      </w:r>
-      <w:r>
-        <w:t>successful</w:t>
-      </w:r>
-      <w:r>
-        <w:t>, Alice sees a page of instructions</w:t>
-      </w:r>
-      <w:r>
-        <w:t xml:space="preserve">. </w:t>
-      </w:r>
-      <w:r>
-        <w:t>The instructions tell Alice to gather information from her IT</w:t>
-      </w:r>
-      <w:r>
-        <w:t xml:space="preserve"> Department</w:t>
-      </w:r>
-      <w:r>
-        <w:t>, including a FastFed URL if available.</w:t>
-      </w:r>
-    </w:p>
-    <w:p/>
-    <w:p>
-      <w:r>
-        <w:t xml:space="preserve">If Alice successfully </w:t>
-      </w:r>
-      <w:r>
-        <w:t>finds</w:t>
-      </w:r>
-      <w:r>
-        <w:t xml:space="preserve"> </w:t>
-      </w:r>
-      <w:r>
-        <w:t>a</w:t>
-      </w:r>
-      <w:r>
-        <w:t xml:space="preserve"> “FastFed URL”, she is instructed to return to OnlineService.com and paste the URL into a text box. </w:t>
-      </w:r>
-      <w:r>
-        <w:t>OnlineService.com</w:t>
-      </w:r>
-      <w:r>
-        <w:t xml:space="preserve"> validates the information and if everything is OK, Alice sees her company name and logo with a button inviting her to configure SSO.  Alice clicks the button</w:t>
-      </w:r>
-      <w:r>
-        <w:t xml:space="preserve"> to approve</w:t>
-      </w:r>
-      <w:r>
-        <w:t>.</w:t>
-      </w:r>
-    </w:p>
-    <w:p/>
-    <w:p>
-      <w:r>
-        <w:t xml:space="preserve">Else, if Alice doesn’t have access to a FastFed URL, the instructions fallback to manual configuration (without FastFed). E.g. uploading SAML metadata files. </w:t>
-      </w:r>
-    </w:p>
-    <w:p/>
-    <w:p>
-      <w:r>
-        <w:t xml:space="preserve">The </w:t>
-      </w:r>
-      <w:r>
-        <w:t>remaining flows</w:t>
-      </w:r>
-      <w:r>
-        <w:t xml:space="preserve"> presume the FastFed URL has been successfully discovered.</w:t>
-      </w:r>
-    </w:p>
-    <w:p/>
-    <w:p>
       <w:pPr>
         <w:rPr>
           <w:b/>
@@ -1595,7 +2156,7 @@
           <w:sz w:val="28"/>
           <w:szCs w:val="28"/>
         </w:rPr>
-        <w:t xml:space="preserve">Step 3) OnlineService.com asks Alice some </w:t>
+        <w:t xml:space="preserve">Step </w:t>
       </w:r>
       <w:r>
         <w:rPr>
@@ -1603,7 +2164,7 @@
           <w:sz w:val="28"/>
           <w:szCs w:val="28"/>
         </w:rPr>
-        <w:t xml:space="preserve">additional </w:t>
+        <w:t>4</w:t>
       </w:r>
       <w:r>
         <w:rPr>
@@ -1611,60 +2172,15 @@
           <w:sz w:val="28"/>
           <w:szCs w:val="28"/>
         </w:rPr>
-        <w:t>questions</w:t>
-      </w:r>
-    </w:p>
-    <w:p>
-      <w:r>
-        <w:t>This is an implementation detail outside the scope of FastFed. However, in the real world, it is likely that the service provider may ask Alice additional questions about how to configure SSO or user provisioning.</w:t>
-      </w:r>
-    </w:p>
-    <w:p/>
-    <w:p>
-      <w:r>
-        <w:t xml:space="preserve">For example, in this scenario, Alice has </w:t>
-      </w:r>
-      <w:r>
-        <w:t xml:space="preserve">previously </w:t>
-      </w:r>
-      <w:r>
-        <w:t xml:space="preserve">manually registered co-workers in the system. When automated SSO and provisioning </w:t>
-      </w:r>
-      <w:r>
-        <w:t>kicks in</w:t>
-      </w:r>
-      <w:r>
-        <w:t xml:space="preserve">, it becomes necessary to match incoming provisioning requests to existing users. So, for example, Alice may be asked </w:t>
-      </w:r>
-      <w:r>
-        <w:t xml:space="preserve">to confirming matching rules, such as matching on email address.  Alice may also be asked </w:t>
-      </w:r>
-      <w:r>
-        <w:t>whether</w:t>
-      </w:r>
-      <w:r>
-        <w:t xml:space="preserve"> to disable local password authentication and force users to SSO.</w:t>
-      </w:r>
-      <w:r>
-        <w:t xml:space="preserve"> These details will vary by service provider.</w:t>
-      </w:r>
-    </w:p>
-    <w:p/>
-    <w:p>
-      <w:r>
-        <w:t>Finally, Alice will be asked to confirm/consent that SSO should be enabled for the specified Identity Provider. Alice clicks a button to confirm.</w:t>
-      </w:r>
-    </w:p>
-    <w:p/>
-    <w:p>
+        <w:t xml:space="preserve">) OnlineService.com asks Alice some </w:t>
+      </w:r>
       <w:r>
         <w:rPr>
           <w:b/>
           <w:sz w:val="28"/>
           <w:szCs w:val="28"/>
         </w:rPr>
-        <w:lastRenderedPageBreak/>
-        <w:t xml:space="preserve">Step </w:t>
+        <w:t xml:space="preserve">additional </w:t>
       </w:r>
       <w:r>
         <w:rPr>
@@ -1672,15 +2188,124 @@
           <w:sz w:val="28"/>
           <w:szCs w:val="28"/>
         </w:rPr>
-        <w:t>4</w:t>
-      </w:r>
+        <w:t>questions</w:t>
+      </w:r>
+    </w:p>
+    <w:p>
+      <w:r>
+        <w:t xml:space="preserve">This is an implementation detail outside the scope of FastFed. However, in the real world, it is likely that the service provider may ask Alice additional questions about how to configure </w:t>
+      </w:r>
+      <w:r>
+        <w:t>single sign-on</w:t>
+      </w:r>
+      <w:r>
+        <w:t xml:space="preserve"> or provisioning.</w:t>
+      </w:r>
+    </w:p>
+    <w:p/>
+    <w:p>
+      <w:r>
+        <w:t>For example, if the discovery process located multiple valid Identity Providers, Alice may be shown the list of Providers and their capabilties and asked to select one before continuing.</w:t>
+      </w:r>
+    </w:p>
+    <w:p/>
+    <w:p>
+      <w:r>
+        <w:t xml:space="preserve">Alice </w:t>
+      </w:r>
+      <w:r>
+        <w:t>could</w:t>
+      </w:r>
+      <w:r>
+        <w:t xml:space="preserve"> also be asked </w:t>
+      </w:r>
+      <w:r>
+        <w:t>whether</w:t>
+      </w:r>
+      <w:r>
+        <w:t xml:space="preserve"> to disable local password authentication and force users to </w:t>
+      </w:r>
+      <w:r>
+        <w:t>single sign-on</w:t>
+      </w:r>
+      <w:r>
+        <w:t>.</w:t>
+      </w:r>
+      <w:r>
+        <w:t xml:space="preserve"> </w:t>
+      </w:r>
+      <w:r>
+        <w:t>Or, Alice may be asked to define matching rules to correlate incoming provisioning against existing user accounts in the online service.</w:t>
+      </w:r>
+    </w:p>
+    <w:p/>
+    <w:p>
+      <w:r>
+        <w:t xml:space="preserve">Finally, Alice will be </w:t>
+      </w:r>
+      <w:r>
+        <w:t>prompoted</w:t>
+      </w:r>
+      <w:r>
+        <w:t xml:space="preserve"> to confirm</w:t>
+      </w:r>
+      <w:r>
+        <w:t xml:space="preserve"> </w:t>
+      </w:r>
+      <w:r>
+        <w:t>all the settings that will be</w:t>
+      </w:r>
+      <w:r>
+        <w:t xml:space="preserve"> enabled for the specified Identity Provider. Alice clicks a button to confirm.</w:t>
+      </w:r>
+    </w:p>
+    <w:p/>
+    <w:p>
+      <w:pPr>
+        <w:rPr>
+          <w:u w:val="single"/>
+        </w:rPr>
+      </w:pPr>
+      <w:r>
+        <w:rPr>
+          <w:u w:val="single"/>
+        </w:rPr>
+        <w:t xml:space="preserve">See </w:t>
+      </w:r>
+      <w:r>
+        <w:rPr>
+          <w:u w:val="single"/>
+        </w:rPr>
+        <w:t>specification</w:t>
+      </w:r>
+      <w:r>
+        <w:rPr>
+          <w:u w:val="single"/>
+        </w:rPr>
+        <w:t>:</w:t>
+      </w:r>
+    </w:p>
+    <w:p>
+      <w:pPr>
+        <w:pStyle w:val="ListParagraph"/>
+        <w:numPr>
+          <w:ilvl w:val="0"/>
+          <w:numId w:val="9"/>
+        </w:numPr>
+      </w:pPr>
+      <w:r>
+        <w:t>FastFed Core, Section 7.2.1.5</w:t>
+      </w:r>
+    </w:p>
+    <w:p/>
+    <w:p>
       <w:r>
         <w:rPr>
           <w:b/>
           <w:sz w:val="28"/>
           <w:szCs w:val="28"/>
         </w:rPr>
-        <w:t>) OnlineService</w:t>
+        <w:t xml:space="preserve">Step </w:t>
       </w:r>
       <w:r>
         <w:rPr>
@@ -1688,7 +2313,7 @@
           <w:sz w:val="28"/>
           <w:szCs w:val="28"/>
         </w:rPr>
-        <w:t>.com</w:t>
+        <w:t>5</w:t>
       </w:r>
       <w:r>
         <w:rPr>
@@ -1696,6 +2321,22 @@
           <w:sz w:val="28"/>
           <w:szCs w:val="28"/>
         </w:rPr>
+        <w:t>) OnlineService</w:t>
+      </w:r>
+      <w:r>
+        <w:rPr>
+          <w:b/>
+          <w:sz w:val="28"/>
+          <w:szCs w:val="28"/>
+        </w:rPr>
+        <w:t>.com</w:t>
+      </w:r>
+      <w:r>
+        <w:rPr>
+          <w:b/>
+          <w:sz w:val="28"/>
+          <w:szCs w:val="28"/>
+        </w:rPr>
         <w:t xml:space="preserve"> whitelists Alice’s Identity Provider</w:t>
       </w:r>
     </w:p>
@@ -1733,12 +2374,6 @@
     </w:p>
     <w:p/>
     <w:p>
-      <w:pPr>
-        <w:rPr>
-          <w:rFonts w:ascii="Times New Roman" w:eastAsia="Times New Roman" w:hAnsi="Times New Roman" w:cs="Times New Roman"/>
-          <w:sz w:val="24"/>
-        </w:rPr>
-      </w:pPr>
       <w:r>
         <w:t xml:space="preserve">To accomplish this, the </w:t>
       </w:r>
@@ -1746,9 +2381,14 @@
         <w:t>spec</w:t>
       </w:r>
       <w:r>
-        <w:t xml:space="preserve"> requires the Application Provider to capture the </w:t>
-      </w:r>
-      <w:proofErr w:type="spellStart"/>
+        <w:t xml:space="preserve"> requires the Application Provider capture</w:t>
+      </w:r>
+      <w:r>
+        <w:t xml:space="preserve"> a subset of the Identity Provider Metadata, including </w:t>
+      </w:r>
+      <w:r>
+        <w:t xml:space="preserve">the </w:t>
+      </w:r>
       <w:r>
         <w:rPr>
           <w:rFonts w:ascii="Courier New" w:eastAsia="Times New Roman" w:hAnsi="Courier New" w:cs="Courier New"/>
@@ -1756,9 +2396,8 @@
           <w:sz w:val="20"/>
           <w:szCs w:val="20"/>
         </w:rPr>
-        <w:t>provider_domain_name</w:t>
-      </w:r>
-      <w:proofErr w:type="spellEnd"/>
+        <w:t>entity_id</w:t>
+      </w:r>
       <w:r>
         <w:rPr>
           <w:rFonts w:ascii="Verdana" w:eastAsia="Times New Roman" w:hAnsi="Verdana" w:cs="Times New Roman"/>
@@ -1768,7 +2407,6 @@
         </w:rPr>
         <w:t>, </w:t>
       </w:r>
-      <w:proofErr w:type="spellStart"/>
       <w:r>
         <w:rPr>
           <w:rFonts w:ascii="Courier New" w:eastAsia="Times New Roman" w:hAnsi="Courier New" w:cs="Courier New"/>
@@ -1776,19 +2414,8 @@
           <w:sz w:val="20"/>
           <w:szCs w:val="20"/>
         </w:rPr>
-        <w:t>tenant_id</w:t>
-      </w:r>
-      <w:proofErr w:type="spellEnd"/>
-      <w:r>
-        <w:rPr>
-          <w:rFonts w:ascii="Verdana" w:eastAsia="Times New Roman" w:hAnsi="Verdana" w:cs="Times New Roman"/>
-          <w:color w:val="000000"/>
-          <w:sz w:val="20"/>
-          <w:szCs w:val="20"/>
-        </w:rPr>
-        <w:t> and the </w:t>
-      </w:r>
-      <w:proofErr w:type="spellStart"/>
+        <w:t xml:space="preserve"> </w:t>
+      </w:r>
       <w:r>
         <w:rPr>
           <w:rFonts w:ascii="Courier New" w:eastAsia="Times New Roman" w:hAnsi="Courier New" w:cs="Courier New"/>
@@ -1798,7 +2425,6 @@
         </w:rPr>
         <w:t>jwks_uri</w:t>
       </w:r>
-      <w:proofErr w:type="spellEnd"/>
       <w:r>
         <w:rPr>
           <w:rFonts w:eastAsia="Times New Roman" w:cstheme="minorHAnsi"/>
@@ -1812,21 +2438,77 @@
         <w:rPr>
           <w:rFonts w:eastAsia="Times New Roman" w:cstheme="minorHAnsi"/>
           <w:color w:val="000000"/>
-          <w:szCs w:val="22"/>
-        </w:rPr>
-        <w:t>received during the discovery process.</w:t>
+          <w:sz w:val="20"/>
+          <w:szCs w:val="20"/>
+        </w:rPr>
+        <w:t xml:space="preserve">, </w:t>
       </w:r>
       <w:r>
         <w:rPr>
           <w:rFonts w:eastAsia="Times New Roman" w:cstheme="minorHAnsi"/>
           <w:color w:val="000000"/>
-          <w:sz w:val="20"/>
-          <w:szCs w:val="20"/>
-        </w:rPr>
-        <w:t xml:space="preserve"> </w:t>
-      </w:r>
-      <w:r>
-        <w:t>The mechanisms are outside the scope of FastFed, but could be modeled as a “pending_registration” entry in a datastore with an expiration date of a few days or weeks.</w:t>
+          <w:szCs w:val="22"/>
+        </w:rPr>
+        <w:t xml:space="preserve">and the permitted capabilities which the Identity Provider may use with the service. </w:t>
+      </w:r>
+      <w:r>
+        <w:t xml:space="preserve">The </w:t>
+      </w:r>
+      <w:r>
+        <w:t>implementation details</w:t>
+      </w:r>
+      <w:r>
+        <w:t xml:space="preserve"> are outside the scope of </w:t>
+      </w:r>
+      <w:r>
+        <w:t xml:space="preserve">the </w:t>
+      </w:r>
+      <w:r>
+        <w:t>FastFed</w:t>
+      </w:r>
+      <w:r>
+        <w:t xml:space="preserve"> specification</w:t>
+      </w:r>
+      <w:r>
+        <w:t>.</w:t>
+      </w:r>
+    </w:p>
+    <w:p/>
+    <w:p>
+      <w:pPr>
+        <w:rPr>
+          <w:u w:val="single"/>
+        </w:rPr>
+      </w:pPr>
+      <w:r>
+        <w:rPr>
+          <w:u w:val="single"/>
+        </w:rPr>
+        <w:t xml:space="preserve">See </w:t>
+      </w:r>
+      <w:r>
+        <w:rPr>
+          <w:u w:val="single"/>
+        </w:rPr>
+        <w:t>specification</w:t>
+      </w:r>
+      <w:r>
+        <w:rPr>
+          <w:u w:val="single"/>
+        </w:rPr>
+        <w:t>:</w:t>
+      </w:r>
+    </w:p>
+    <w:p>
+      <w:pPr>
+        <w:pStyle w:val="ListParagraph"/>
+        <w:numPr>
+          <w:ilvl w:val="0"/>
+          <w:numId w:val="9"/>
+        </w:numPr>
+      </w:pPr>
+      <w:r>
+        <w:t>FastFed Core, Section 7.2.1.6</w:t>
       </w:r>
     </w:p>
     <w:p/>
@@ -1852,7 +2534,7 @@
           <w:sz w:val="28"/>
           <w:szCs w:val="28"/>
         </w:rPr>
-        <w:t>5</w:t>
+        <w:t>6</w:t>
       </w:r>
       <w:r>
         <w:rPr>
@@ -1980,7 +2662,7 @@
                 <w:sz w:val="18"/>
                 <w:szCs w:val="18"/>
               </w:rPr>
-              <w:t>cloudprovider</w:t>
+              <w:t>identityprovider</w:t>
             </w:r>
             <w:r>
               <w:rPr>
@@ -2187,18 +2869,15 @@
           <w:numId w:val="8"/>
         </w:numPr>
       </w:pPr>
-      <w:bookmarkStart w:id="0" w:name="_GoBack"/>
-      <w:bookmarkEnd w:id="0"/>
-      <w:proofErr w:type="spellStart"/>
       <w:r>
         <w:rPr>
           <w:rFonts w:ascii="Courier New" w:hAnsi="Courier New" w:cs="Courier New"/>
           <w:sz w:val="20"/>
           <w:szCs w:val="20"/>
         </w:rPr>
+        <w:lastRenderedPageBreak/>
         <w:t>app_metadata_uri</w:t>
       </w:r>
-      <w:proofErr w:type="spellEnd"/>
       <w:r>
         <w:t xml:space="preserve"> informs the Identity Provider where to find the FastFed configuration for OnlineService.com</w:t>
       </w:r>
@@ -2216,21 +2895,65 @@
     <w:p>
       <w:pPr>
         <w:rPr>
+          <w:u w:val="single"/>
+        </w:rPr>
+      </w:pPr>
+      <w:r>
+        <w:rPr>
+          <w:u w:val="single"/>
+        </w:rPr>
+        <w:t>See</w:t>
+      </w:r>
+      <w:r>
+        <w:rPr>
+          <w:u w:val="single"/>
+        </w:rPr>
+        <w:t xml:space="preserve"> </w:t>
+      </w:r>
+      <w:r>
+        <w:rPr>
+          <w:u w:val="single"/>
+        </w:rPr>
+        <w:t>specification</w:t>
+      </w:r>
+      <w:r>
+        <w:rPr>
+          <w:u w:val="single"/>
+        </w:rPr>
+        <w:t>:</w:t>
+      </w:r>
+    </w:p>
+    <w:p>
+      <w:pPr>
+        <w:pStyle w:val="ListParagraph"/>
+        <w:numPr>
+          <w:ilvl w:val="0"/>
+          <w:numId w:val="9"/>
+        </w:numPr>
+      </w:pPr>
+      <w:r>
+        <w:t>FastFed Core, Section 7.2.1.7</w:t>
+      </w:r>
+    </w:p>
+    <w:p>
+      <w:pPr>
+        <w:rPr>
           <w:b/>
           <w:color w:val="000000" w:themeColor="text1"/>
           <w:sz w:val="28"/>
           <w:szCs w:val="28"/>
         </w:rPr>
       </w:pPr>
-      <w:r>
+    </w:p>
+    <w:p>
+      <w:pPr>
         <w:rPr>
           <w:b/>
           <w:color w:val="000000" w:themeColor="text1"/>
           <w:sz w:val="28"/>
           <w:szCs w:val="28"/>
         </w:rPr>
-        <w:t xml:space="preserve">Step </w:t>
-      </w:r>
+      </w:pPr>
       <w:r>
         <w:rPr>
           <w:b/>
@@ -2238,7 +2961,16 @@
           <w:sz w:val="28"/>
           <w:szCs w:val="28"/>
         </w:rPr>
-        <w:t>6</w:t>
+        <w:t xml:space="preserve">Step </w:t>
+      </w:r>
+      <w:r>
+        <w:rPr>
+          <w:b/>
+          <w:color w:val="000000" w:themeColor="text1"/>
+          <w:sz w:val="28"/>
+          <w:szCs w:val="28"/>
+        </w:rPr>
+        <w:t>7</w:t>
       </w:r>
       <w:r>
         <w:rPr>
@@ -2294,7 +3026,16 @@
         </w:numPr>
       </w:pPr>
       <w:r>
-        <w:t xml:space="preserve">If Alice DOES NOT have permissions, she may see a button to enqueue the request to her local IT team for </w:t>
+        <w:t xml:space="preserve">If Alice DOES NOT have permissions, she may </w:t>
+      </w:r>
+      <w:r>
+        <w:t xml:space="preserve">be required at any point beyond this </w:t>
+      </w:r>
+      <w:r>
+        <w:t>point</w:t>
+      </w:r>
+      <w:r>
+        <w:t xml:space="preserve"> to enqueue the request to her local IT team for </w:t>
       </w:r>
       <w:r>
         <w:t>approval. The</w:t>
@@ -2306,7 +3047,10 @@
         <w:t>s</w:t>
       </w:r>
       <w:r>
-        <w:t xml:space="preserve"> the remaining steps</w:t>
+        <w:t xml:space="preserve"> the remaining </w:t>
+      </w:r>
+      <w:r>
+        <w:t>activities</w:t>
       </w:r>
       <w:r>
         <w:t>.</w:t>
@@ -2355,6 +3099,45 @@
     <w:p>
       <w:pPr>
         <w:rPr>
+          <w:u w:val="single"/>
+        </w:rPr>
+      </w:pPr>
+      <w:r>
+        <w:rPr>
+          <w:u w:val="single"/>
+        </w:rPr>
+        <w:t>See</w:t>
+      </w:r>
+      <w:r>
+        <w:rPr>
+          <w:u w:val="single"/>
+        </w:rPr>
+        <w:t xml:space="preserve"> specification</w:t>
+      </w:r>
+      <w:r>
+        <w:rPr>
+          <w:u w:val="single"/>
+        </w:rPr>
+        <w:t>:</w:t>
+      </w:r>
+    </w:p>
+    <w:p>
+      <w:pPr>
+        <w:pStyle w:val="ListParagraph"/>
+        <w:numPr>
+          <w:ilvl w:val="0"/>
+          <w:numId w:val="9"/>
+        </w:numPr>
+      </w:pPr>
+      <w:r>
+        <w:t>FastFed Core, Section 7.2.2.1</w:t>
+      </w:r>
+    </w:p>
+    <w:p/>
+    <w:p/>
+    <w:p>
+      <w:pPr>
+        <w:rPr>
           <w:b/>
           <w:color w:val="000000" w:themeColor="text1"/>
           <w:sz w:val="28"/>
@@ -2377,7 +3160,7 @@
           <w:sz w:val="28"/>
           <w:szCs w:val="28"/>
         </w:rPr>
-        <w:t>7</w:t>
+        <w:t>8</w:t>
       </w:r>
       <w:r>
         <w:rPr>
@@ -2406,7 +3189,104 @@
     <w:p/>
     <w:p>
       <w:r>
-        <w:t>The Identity Provider queries this endpoint:</w:t>
+        <w:t>The Identity Provider reads the metadata, validates compatibiilty, checks for duplicates, and determines whether proceeding would result in the creation of a new federation relationship or updates to an existing relationship.</w:t>
+      </w:r>
+    </w:p>
+    <w:p/>
+    <w:p>
+      <w:pPr>
+        <w:rPr>
+          <w:u w:val="single"/>
+        </w:rPr>
+      </w:pPr>
+      <w:r>
+        <w:rPr>
+          <w:u w:val="single"/>
+        </w:rPr>
+        <w:t xml:space="preserve">See </w:t>
+      </w:r>
+      <w:r>
+        <w:rPr>
+          <w:u w:val="single"/>
+        </w:rPr>
+        <w:t>specification</w:t>
+      </w:r>
+      <w:r>
+        <w:rPr>
+          <w:u w:val="single"/>
+        </w:rPr>
+        <w:t>:</w:t>
+      </w:r>
+    </w:p>
+    <w:p>
+      <w:pPr>
+        <w:pStyle w:val="ListParagraph"/>
+        <w:numPr>
+          <w:ilvl w:val="0"/>
+          <w:numId w:val="9"/>
+        </w:numPr>
+      </w:pPr>
+      <w:r>
+        <w:t>FastFed Core, Section 7.2.</w:t>
+      </w:r>
+      <w:r>
+        <w:t>2.2 – 7.2.2.4</w:t>
+      </w:r>
+    </w:p>
+    <w:p/>
+    <w:p>
+      <w:pPr>
+        <w:rPr>
+          <w:i/>
+          <w:noProof/>
+          <w:sz w:val="20"/>
+          <w:szCs w:val="20"/>
+        </w:rPr>
+      </w:pPr>
+      <w:r>
+        <w:rPr>
+          <w:i/>
+          <w:noProof/>
+          <w:sz w:val="20"/>
+          <w:szCs w:val="20"/>
+        </w:rPr>
+        <w:t xml:space="preserve">Using the </w:t>
+      </w:r>
+      <w:r>
+        <w:rPr>
+          <w:i/>
+          <w:noProof/>
+          <w:sz w:val="20"/>
+          <w:szCs w:val="20"/>
+        </w:rPr>
+        <w:t>Metadata Endpoint</w:t>
+      </w:r>
+      <w:r>
+        <w:rPr>
+          <w:i/>
+          <w:noProof/>
+          <w:sz w:val="20"/>
+          <w:szCs w:val="20"/>
+        </w:rPr>
+        <w:t xml:space="preserve"> to fetch </w:t>
+      </w:r>
+      <w:r>
+        <w:rPr>
+          <w:i/>
+          <w:noProof/>
+          <w:sz w:val="20"/>
+          <w:szCs w:val="20"/>
+        </w:rPr>
+        <w:t>Application</w:t>
+      </w:r>
+      <w:r>
+        <w:rPr>
+          <w:i/>
+          <w:noProof/>
+          <w:sz w:val="20"/>
+          <w:szCs w:val="20"/>
+        </w:rPr>
+        <w:t xml:space="preserve"> configuration</w:t>
       </w:r>
     </w:p>
     <w:tbl>
@@ -2598,44 +3478,277 @@
                 <w:sz w:val="18"/>
                 <w:szCs w:val="18"/>
               </w:rPr>
-              <w:t xml:space="preserve"> {</w:t>
-            </w:r>
-          </w:p>
-          <w:p>
-            <w:pPr>
-              <w:rPr>
-                <w:rFonts w:ascii="Courier New" w:hAnsi="Courier New" w:cs="Courier New"/>
-                <w:noProof/>
-                <w:sz w:val="18"/>
-                <w:szCs w:val="18"/>
-              </w:rPr>
-            </w:pPr>
-            <w:r>
-              <w:rPr>
-                <w:rFonts w:ascii="Courier New" w:hAnsi="Courier New" w:cs="Courier New"/>
-                <w:noProof/>
-                <w:sz w:val="18"/>
-                <w:szCs w:val="18"/>
-              </w:rPr>
-              <w:t xml:space="preserve">   "</w:t>
-            </w:r>
-            <w:r>
-              <w:rPr>
-                <w:rFonts w:ascii="Courier New" w:hAnsi="Courier New" w:cs="Courier New"/>
-                <w:noProof/>
-                <w:sz w:val="18"/>
-                <w:szCs w:val="18"/>
-              </w:rPr>
-              <w:t>application</w:t>
-            </w:r>
-            <w:r>
-              <w:rPr>
-                <w:rFonts w:ascii="Courier New" w:hAnsi="Courier New" w:cs="Courier New"/>
-                <w:noProof/>
-                <w:sz w:val="18"/>
-                <w:szCs w:val="18"/>
-              </w:rPr>
-              <w:t>_provider": {</w:t>
+              <w:t xml:space="preserve"> </w:t>
+            </w:r>
+            <w:r>
+              <w:rPr>
+                <w:rFonts w:ascii="Courier New" w:hAnsi="Courier New" w:cs="Courier New"/>
+                <w:noProof/>
+                <w:sz w:val="18"/>
+                <w:szCs w:val="18"/>
+              </w:rPr>
+              <w:t>{</w:t>
+            </w:r>
+          </w:p>
+          <w:p>
+            <w:pPr>
+              <w:rPr>
+                <w:rFonts w:ascii="Courier New" w:hAnsi="Courier New" w:cs="Courier New"/>
+                <w:noProof/>
+                <w:sz w:val="18"/>
+                <w:szCs w:val="18"/>
+              </w:rPr>
+            </w:pPr>
+            <w:r>
+              <w:rPr>
+                <w:rFonts w:ascii="Courier New" w:hAnsi="Courier New" w:cs="Courier New"/>
+                <w:noProof/>
+                <w:sz w:val="18"/>
+                <w:szCs w:val="18"/>
+              </w:rPr>
+              <w:t xml:space="preserve">   "application_provider": {</w:t>
+            </w:r>
+          </w:p>
+          <w:p>
+            <w:pPr>
+              <w:rPr>
+                <w:rFonts w:ascii="Courier New" w:hAnsi="Courier New" w:cs="Courier New"/>
+                <w:noProof/>
+                <w:sz w:val="18"/>
+                <w:szCs w:val="18"/>
+              </w:rPr>
+            </w:pPr>
+            <w:r>
+              <w:rPr>
+                <w:rFonts w:ascii="Courier New" w:hAnsi="Courier New" w:cs="Courier New"/>
+                <w:noProof/>
+                <w:sz w:val="18"/>
+                <w:szCs w:val="18"/>
+              </w:rPr>
+              <w:t xml:space="preserve">     "entity_id": "https://tenant-67890.</w:t>
+            </w:r>
+            <w:r>
+              <w:rPr>
+                <w:rFonts w:ascii="Courier New" w:hAnsi="Courier New" w:cs="Courier New"/>
+                <w:noProof/>
+                <w:sz w:val="18"/>
+                <w:szCs w:val="18"/>
+              </w:rPr>
+              <w:t>onlineservice</w:t>
+            </w:r>
+            <w:r>
+              <w:rPr>
+                <w:rFonts w:ascii="Courier New" w:hAnsi="Courier New" w:cs="Courier New"/>
+                <w:noProof/>
+                <w:sz w:val="18"/>
+                <w:szCs w:val="18"/>
+              </w:rPr>
+              <w:t>.com/"</w:t>
+            </w:r>
+          </w:p>
+          <w:p>
+            <w:pPr>
+              <w:rPr>
+                <w:rFonts w:ascii="Courier New" w:hAnsi="Courier New" w:cs="Courier New"/>
+                <w:noProof/>
+                <w:sz w:val="18"/>
+                <w:szCs w:val="18"/>
+              </w:rPr>
+            </w:pPr>
+            <w:r>
+              <w:rPr>
+                <w:rFonts w:ascii="Courier New" w:hAnsi="Courier New" w:cs="Courier New"/>
+                <w:noProof/>
+                <w:sz w:val="18"/>
+                <w:szCs w:val="18"/>
+              </w:rPr>
+              <w:t xml:space="preserve">     "provider_domain": "</w:t>
+            </w:r>
+            <w:r>
+              <w:rPr>
+                <w:rFonts w:ascii="Courier New" w:hAnsi="Courier New" w:cs="Courier New"/>
+                <w:noProof/>
+                <w:sz w:val="18"/>
+                <w:szCs w:val="18"/>
+              </w:rPr>
+              <w:t>onlineservice</w:t>
+            </w:r>
+            <w:r>
+              <w:rPr>
+                <w:rFonts w:ascii="Courier New" w:hAnsi="Courier New" w:cs="Courier New"/>
+                <w:noProof/>
+                <w:sz w:val="18"/>
+                <w:szCs w:val="18"/>
+              </w:rPr>
+              <w:t>.com",</w:t>
+            </w:r>
+          </w:p>
+          <w:p>
+            <w:pPr>
+              <w:rPr>
+                <w:rFonts w:ascii="Courier New" w:hAnsi="Courier New" w:cs="Courier New"/>
+                <w:noProof/>
+                <w:sz w:val="18"/>
+                <w:szCs w:val="18"/>
+              </w:rPr>
+            </w:pPr>
+            <w:r>
+              <w:rPr>
+                <w:rFonts w:ascii="Courier New" w:hAnsi="Courier New" w:cs="Courier New"/>
+                <w:noProof/>
+                <w:sz w:val="18"/>
+                <w:szCs w:val="18"/>
+              </w:rPr>
+              <w:t xml:space="preserve">     "provider_contact_information": {</w:t>
+            </w:r>
+          </w:p>
+          <w:p>
+            <w:pPr>
+              <w:rPr>
+                <w:rFonts w:ascii="Courier New" w:hAnsi="Courier New" w:cs="Courier New"/>
+                <w:noProof/>
+                <w:sz w:val="18"/>
+                <w:szCs w:val="18"/>
+              </w:rPr>
+            </w:pPr>
+            <w:r>
+              <w:rPr>
+                <w:rFonts w:ascii="Courier New" w:hAnsi="Courier New" w:cs="Courier New"/>
+                <w:noProof/>
+                <w:sz w:val="18"/>
+                <w:szCs w:val="18"/>
+              </w:rPr>
+              <w:t xml:space="preserve">       "organization": "</w:t>
+            </w:r>
+            <w:r>
+              <w:rPr>
+                <w:rFonts w:ascii="Courier New" w:hAnsi="Courier New" w:cs="Courier New"/>
+                <w:noProof/>
+                <w:sz w:val="18"/>
+                <w:szCs w:val="18"/>
+              </w:rPr>
+              <w:t>Online Service</w:t>
+            </w:r>
+            <w:r>
+              <w:rPr>
+                <w:rFonts w:ascii="Courier New" w:hAnsi="Courier New" w:cs="Courier New"/>
+                <w:noProof/>
+                <w:sz w:val="18"/>
+                <w:szCs w:val="18"/>
+              </w:rPr>
+              <w:t xml:space="preserve"> Inc.",</w:t>
+            </w:r>
+          </w:p>
+          <w:p>
+            <w:pPr>
+              <w:rPr>
+                <w:rFonts w:ascii="Courier New" w:hAnsi="Courier New" w:cs="Courier New"/>
+                <w:noProof/>
+                <w:sz w:val="18"/>
+                <w:szCs w:val="18"/>
+              </w:rPr>
+            </w:pPr>
+            <w:r>
+              <w:rPr>
+                <w:rFonts w:ascii="Courier New" w:hAnsi="Courier New" w:cs="Courier New"/>
+                <w:noProof/>
+                <w:sz w:val="18"/>
+                <w:szCs w:val="18"/>
+              </w:rPr>
+              <w:t xml:space="preserve">       "phone": "+1-800-555-</w:t>
+            </w:r>
+            <w:r>
+              <w:rPr>
+                <w:rFonts w:ascii="Courier New" w:hAnsi="Courier New" w:cs="Courier New"/>
+                <w:noProof/>
+                <w:sz w:val="18"/>
+                <w:szCs w:val="18"/>
+              </w:rPr>
+              <w:t>6666</w:t>
+            </w:r>
+            <w:r>
+              <w:rPr>
+                <w:rFonts w:ascii="Courier New" w:hAnsi="Courier New" w:cs="Courier New"/>
+                <w:noProof/>
+                <w:sz w:val="18"/>
+                <w:szCs w:val="18"/>
+              </w:rPr>
+              <w:t>",</w:t>
+            </w:r>
+          </w:p>
+          <w:p>
+            <w:pPr>
+              <w:rPr>
+                <w:rFonts w:ascii="Courier New" w:hAnsi="Courier New" w:cs="Courier New"/>
+                <w:noProof/>
+                <w:sz w:val="18"/>
+                <w:szCs w:val="18"/>
+              </w:rPr>
+            </w:pPr>
+            <w:r>
+              <w:rPr>
+                <w:rFonts w:ascii="Courier New" w:hAnsi="Courier New" w:cs="Courier New"/>
+                <w:noProof/>
+                <w:sz w:val="18"/>
+                <w:szCs w:val="18"/>
+              </w:rPr>
+              <w:t xml:space="preserve">       "email": "support@</w:t>
+            </w:r>
+            <w:r>
+              <w:rPr>
+                <w:rFonts w:ascii="Courier New" w:hAnsi="Courier New" w:cs="Courier New"/>
+                <w:noProof/>
+                <w:sz w:val="18"/>
+                <w:szCs w:val="18"/>
+              </w:rPr>
+              <w:t>onlineservice</w:t>
+            </w:r>
+            <w:r>
+              <w:rPr>
+                <w:rFonts w:ascii="Courier New" w:hAnsi="Courier New" w:cs="Courier New"/>
+                <w:noProof/>
+                <w:sz w:val="18"/>
+                <w:szCs w:val="18"/>
+              </w:rPr>
+              <w:t>.com"</w:t>
+            </w:r>
+          </w:p>
+          <w:p>
+            <w:pPr>
+              <w:rPr>
+                <w:rFonts w:ascii="Courier New" w:hAnsi="Courier New" w:cs="Courier New"/>
+                <w:noProof/>
+                <w:sz w:val="18"/>
+                <w:szCs w:val="18"/>
+              </w:rPr>
+            </w:pPr>
+            <w:r>
+              <w:rPr>
+                <w:rFonts w:ascii="Courier New" w:hAnsi="Courier New" w:cs="Courier New"/>
+                <w:noProof/>
+                <w:sz w:val="18"/>
+                <w:szCs w:val="18"/>
+              </w:rPr>
+              <w:t xml:space="preserve">     },</w:t>
+            </w:r>
+          </w:p>
+          <w:p>
+            <w:pPr>
+              <w:rPr>
+                <w:rFonts w:ascii="Courier New" w:hAnsi="Courier New" w:cs="Courier New"/>
+                <w:noProof/>
+                <w:sz w:val="18"/>
+                <w:szCs w:val="18"/>
+              </w:rPr>
+            </w:pPr>
+            <w:r>
+              <w:rPr>
+                <w:rFonts w:ascii="Courier New" w:hAnsi="Courier New" w:cs="Courier New"/>
+                <w:noProof/>
+                <w:sz w:val="18"/>
+                <w:szCs w:val="18"/>
+              </w:rPr>
+              <w:t xml:space="preserve">     "display_settings": {</w:t>
             </w:r>
           </w:p>
           <w:p>
@@ -2655,25 +3768,44 @@
                 <w:szCs w:val="18"/>
               </w:rPr>
               <w:lastRenderedPageBreak/>
-              <w:t xml:space="preserve">     "provider_</w:t>
-            </w:r>
-            <w:r>
-              <w:rPr>
-                <w:rFonts w:ascii="Courier New" w:hAnsi="Courier New" w:cs="Courier New"/>
-                <w:noProof/>
-                <w:sz w:val="18"/>
-                <w:szCs w:val="18"/>
-              </w:rPr>
-              <w:t>domain_name</w:t>
-            </w:r>
-            <w:r>
-              <w:rPr>
-                <w:rFonts w:ascii="Courier New" w:hAnsi="Courier New" w:cs="Courier New"/>
-                <w:noProof/>
-                <w:sz w:val="18"/>
-                <w:szCs w:val="18"/>
-              </w:rPr>
-              <w:t>": "</w:t>
+              <w:t xml:space="preserve">       "display_name": "Example </w:t>
+            </w:r>
+            <w:r>
+              <w:rPr>
+                <w:rFonts w:ascii="Courier New" w:hAnsi="Courier New" w:cs="Courier New"/>
+                <w:noProof/>
+                <w:sz w:val="18"/>
+                <w:szCs w:val="18"/>
+              </w:rPr>
+              <w:t>Service</w:t>
+            </w:r>
+            <w:r>
+              <w:rPr>
+                <w:rFonts w:ascii="Courier New" w:hAnsi="Courier New" w:cs="Courier New"/>
+                <w:noProof/>
+                <w:sz w:val="18"/>
+                <w:szCs w:val="18"/>
+              </w:rPr>
+              <w:t xml:space="preserve"> Provider",</w:t>
+            </w:r>
+          </w:p>
+          <w:p>
+            <w:pPr>
+              <w:rPr>
+                <w:rFonts w:ascii="Courier New" w:hAnsi="Courier New" w:cs="Courier New"/>
+                <w:noProof/>
+                <w:sz w:val="18"/>
+                <w:szCs w:val="18"/>
+              </w:rPr>
+            </w:pPr>
+            <w:r>
+              <w:rPr>
+                <w:rFonts w:ascii="Courier New" w:hAnsi="Courier New" w:cs="Courier New"/>
+                <w:noProof/>
+                <w:sz w:val="18"/>
+                <w:szCs w:val="18"/>
+              </w:rPr>
+              <w:t xml:space="preserve">       "logo_uri": "https://</w:t>
             </w:r>
             <w:r>
               <w:rPr>
@@ -2691,7 +3823,688 @@
                 <w:sz w:val="18"/>
                 <w:szCs w:val="18"/>
               </w:rPr>
-              <w:t>.com</w:t>
+              <w:t>.com/images/logo.png",</w:t>
+            </w:r>
+          </w:p>
+          <w:p>
+            <w:pPr>
+              <w:rPr>
+                <w:rFonts w:ascii="Courier New" w:hAnsi="Courier New" w:cs="Courier New"/>
+                <w:noProof/>
+                <w:sz w:val="18"/>
+                <w:szCs w:val="18"/>
+              </w:rPr>
+            </w:pPr>
+            <w:r>
+              <w:rPr>
+                <w:rFonts w:ascii="Courier New" w:hAnsi="Courier New" w:cs="Courier New"/>
+                <w:noProof/>
+                <w:sz w:val="18"/>
+                <w:szCs w:val="18"/>
+              </w:rPr>
+              <w:t xml:space="preserve">       "icon_uri": "https://</w:t>
+            </w:r>
+            <w:r>
+              <w:rPr>
+                <w:rFonts w:ascii="Courier New" w:hAnsi="Courier New" w:cs="Courier New"/>
+                <w:noProof/>
+                <w:sz w:val="18"/>
+                <w:szCs w:val="18"/>
+              </w:rPr>
+              <w:t>onlineservice</w:t>
+            </w:r>
+            <w:r>
+              <w:rPr>
+                <w:rFonts w:ascii="Courier New" w:hAnsi="Courier New" w:cs="Courier New"/>
+                <w:noProof/>
+                <w:sz w:val="18"/>
+                <w:szCs w:val="18"/>
+              </w:rPr>
+              <w:t>.com/images/icon.png",</w:t>
+            </w:r>
+          </w:p>
+          <w:p>
+            <w:pPr>
+              <w:rPr>
+                <w:rFonts w:ascii="Courier New" w:hAnsi="Courier New" w:cs="Courier New"/>
+                <w:noProof/>
+                <w:sz w:val="18"/>
+                <w:szCs w:val="18"/>
+              </w:rPr>
+            </w:pPr>
+            <w:r>
+              <w:rPr>
+                <w:rFonts w:ascii="Courier New" w:hAnsi="Courier New" w:cs="Courier New"/>
+                <w:noProof/>
+                <w:sz w:val="18"/>
+                <w:szCs w:val="18"/>
+              </w:rPr>
+              <w:t xml:space="preserve">       "license": "https://openid.net/intellectual-property/licenses/fastfed/1.0/"</w:t>
+            </w:r>
+          </w:p>
+          <w:p>
+            <w:pPr>
+              <w:rPr>
+                <w:rFonts w:ascii="Courier New" w:hAnsi="Courier New" w:cs="Courier New"/>
+                <w:noProof/>
+                <w:sz w:val="18"/>
+                <w:szCs w:val="18"/>
+              </w:rPr>
+            </w:pPr>
+            <w:r>
+              <w:rPr>
+                <w:rFonts w:ascii="Courier New" w:hAnsi="Courier New" w:cs="Courier New"/>
+                <w:noProof/>
+                <w:sz w:val="18"/>
+                <w:szCs w:val="18"/>
+              </w:rPr>
+              <w:t xml:space="preserve">     }</w:t>
+            </w:r>
+          </w:p>
+          <w:p>
+            <w:pPr>
+              <w:rPr>
+                <w:rFonts w:ascii="Courier New" w:hAnsi="Courier New" w:cs="Courier New"/>
+                <w:noProof/>
+                <w:sz w:val="18"/>
+                <w:szCs w:val="18"/>
+              </w:rPr>
+            </w:pPr>
+            <w:r>
+              <w:rPr>
+                <w:rFonts w:ascii="Courier New" w:hAnsi="Courier New" w:cs="Courier New"/>
+                <w:noProof/>
+                <w:sz w:val="18"/>
+                <w:szCs w:val="18"/>
+              </w:rPr>
+              <w:t xml:space="preserve">     "capabilities": {</w:t>
+            </w:r>
+          </w:p>
+          <w:p>
+            <w:pPr>
+              <w:rPr>
+                <w:rFonts w:ascii="Courier New" w:hAnsi="Courier New" w:cs="Courier New"/>
+                <w:noProof/>
+                <w:sz w:val="18"/>
+                <w:szCs w:val="18"/>
+              </w:rPr>
+            </w:pPr>
+            <w:r>
+              <w:rPr>
+                <w:rFonts w:ascii="Courier New" w:hAnsi="Courier New" w:cs="Courier New"/>
+                <w:noProof/>
+                <w:sz w:val="18"/>
+                <w:szCs w:val="18"/>
+              </w:rPr>
+              <w:t xml:space="preserve">       "authentication_profiles": [</w:t>
+            </w:r>
+          </w:p>
+          <w:p>
+            <w:pPr>
+              <w:rPr>
+                <w:rFonts w:ascii="Courier New" w:hAnsi="Courier New" w:cs="Courier New"/>
+                <w:noProof/>
+                <w:sz w:val="18"/>
+                <w:szCs w:val="18"/>
+              </w:rPr>
+            </w:pPr>
+            <w:r>
+              <w:rPr>
+                <w:rFonts w:ascii="Courier New" w:hAnsi="Courier New" w:cs="Courier New"/>
+                <w:noProof/>
+                <w:sz w:val="18"/>
+                <w:szCs w:val="18"/>
+              </w:rPr>
+              <w:t xml:space="preserve">         "urn:ietf:params:fastfed:1.0:authentication:SAML:Basic"</w:t>
+            </w:r>
+          </w:p>
+          <w:p>
+            <w:pPr>
+              <w:rPr>
+                <w:rFonts w:ascii="Courier New" w:hAnsi="Courier New" w:cs="Courier New"/>
+                <w:noProof/>
+                <w:sz w:val="18"/>
+                <w:szCs w:val="18"/>
+              </w:rPr>
+            </w:pPr>
+            <w:r>
+              <w:rPr>
+                <w:rFonts w:ascii="Courier New" w:hAnsi="Courier New" w:cs="Courier New"/>
+                <w:noProof/>
+                <w:sz w:val="18"/>
+                <w:szCs w:val="18"/>
+              </w:rPr>
+              <w:t xml:space="preserve">       ],</w:t>
+            </w:r>
+          </w:p>
+          <w:p>
+            <w:pPr>
+              <w:rPr>
+                <w:rFonts w:ascii="Courier New" w:hAnsi="Courier New" w:cs="Courier New"/>
+                <w:noProof/>
+                <w:sz w:val="18"/>
+                <w:szCs w:val="18"/>
+              </w:rPr>
+            </w:pPr>
+            <w:r>
+              <w:rPr>
+                <w:rFonts w:ascii="Courier New" w:hAnsi="Courier New" w:cs="Courier New"/>
+                <w:noProof/>
+                <w:sz w:val="18"/>
+                <w:szCs w:val="18"/>
+              </w:rPr>
+              <w:t xml:space="preserve">       "provisioning_profiles": [</w:t>
+            </w:r>
+          </w:p>
+          <w:p>
+            <w:pPr>
+              <w:rPr>
+                <w:rFonts w:ascii="Courier New" w:hAnsi="Courier New" w:cs="Courier New"/>
+                <w:noProof/>
+                <w:sz w:val="18"/>
+                <w:szCs w:val="18"/>
+              </w:rPr>
+            </w:pPr>
+            <w:r>
+              <w:rPr>
+                <w:rFonts w:ascii="Courier New" w:hAnsi="Courier New" w:cs="Courier New"/>
+                <w:noProof/>
+                <w:sz w:val="18"/>
+                <w:szCs w:val="18"/>
+              </w:rPr>
+              <w:t xml:space="preserve">         "urn:ietf:params:fastfed:1.0:provisioning:SCIM:FullLifeCycle"</w:t>
+            </w:r>
+          </w:p>
+          <w:p>
+            <w:pPr>
+              <w:rPr>
+                <w:rFonts w:ascii="Courier New" w:hAnsi="Courier New" w:cs="Courier New"/>
+                <w:noProof/>
+                <w:sz w:val="18"/>
+                <w:szCs w:val="18"/>
+              </w:rPr>
+            </w:pPr>
+            <w:r>
+              <w:rPr>
+                <w:rFonts w:ascii="Courier New" w:hAnsi="Courier New" w:cs="Courier New"/>
+                <w:noProof/>
+                <w:sz w:val="18"/>
+                <w:szCs w:val="18"/>
+              </w:rPr>
+              <w:t xml:space="preserve">       ],</w:t>
+            </w:r>
+          </w:p>
+          <w:p>
+            <w:pPr>
+              <w:rPr>
+                <w:rFonts w:ascii="Courier New" w:hAnsi="Courier New" w:cs="Courier New"/>
+                <w:noProof/>
+                <w:sz w:val="18"/>
+                <w:szCs w:val="18"/>
+              </w:rPr>
+            </w:pPr>
+            <w:r>
+              <w:rPr>
+                <w:rFonts w:ascii="Courier New" w:hAnsi="Courier New" w:cs="Courier New"/>
+                <w:noProof/>
+                <w:sz w:val="18"/>
+                <w:szCs w:val="18"/>
+              </w:rPr>
+              <w:t xml:space="preserve">       "schema_grammars": [</w:t>
+            </w:r>
+          </w:p>
+          <w:p>
+            <w:pPr>
+              <w:rPr>
+                <w:rFonts w:ascii="Courier New" w:hAnsi="Courier New" w:cs="Courier New"/>
+                <w:noProof/>
+                <w:sz w:val="18"/>
+                <w:szCs w:val="18"/>
+              </w:rPr>
+            </w:pPr>
+            <w:r>
+              <w:rPr>
+                <w:rFonts w:ascii="Courier New" w:hAnsi="Courier New" w:cs="Courier New"/>
+                <w:noProof/>
+                <w:sz w:val="18"/>
+                <w:szCs w:val="18"/>
+              </w:rPr>
+              <w:t xml:space="preserve">         "urn:ietf:params:fastfed:1:0:schemas:scim:2.0"</w:t>
+            </w:r>
+          </w:p>
+          <w:p>
+            <w:pPr>
+              <w:rPr>
+                <w:rFonts w:ascii="Courier New" w:hAnsi="Courier New" w:cs="Courier New"/>
+                <w:noProof/>
+                <w:sz w:val="18"/>
+                <w:szCs w:val="18"/>
+              </w:rPr>
+            </w:pPr>
+            <w:r>
+              <w:rPr>
+                <w:rFonts w:ascii="Courier New" w:hAnsi="Courier New" w:cs="Courier New"/>
+                <w:noProof/>
+                <w:sz w:val="18"/>
+                <w:szCs w:val="18"/>
+              </w:rPr>
+              <w:t xml:space="preserve">       ],</w:t>
+            </w:r>
+          </w:p>
+          <w:p>
+            <w:pPr>
+              <w:rPr>
+                <w:rFonts w:ascii="Courier New" w:hAnsi="Courier New" w:cs="Courier New"/>
+                <w:noProof/>
+                <w:sz w:val="18"/>
+                <w:szCs w:val="18"/>
+              </w:rPr>
+            </w:pPr>
+            <w:r>
+              <w:rPr>
+                <w:rFonts w:ascii="Courier New" w:hAnsi="Courier New" w:cs="Courier New"/>
+                <w:noProof/>
+                <w:sz w:val="18"/>
+                <w:szCs w:val="18"/>
+              </w:rPr>
+              <w:t xml:space="preserve">       "signing_alg_values_supported": [</w:t>
+            </w:r>
+          </w:p>
+          <w:p>
+            <w:pPr>
+              <w:rPr>
+                <w:rFonts w:ascii="Courier New" w:hAnsi="Courier New" w:cs="Courier New"/>
+                <w:noProof/>
+                <w:sz w:val="18"/>
+                <w:szCs w:val="18"/>
+              </w:rPr>
+            </w:pPr>
+            <w:r>
+              <w:rPr>
+                <w:rFonts w:ascii="Courier New" w:hAnsi="Courier New" w:cs="Courier New"/>
+                <w:noProof/>
+                <w:sz w:val="18"/>
+                <w:szCs w:val="18"/>
+              </w:rPr>
+              <w:t xml:space="preserve">         "ES512",</w:t>
+            </w:r>
+          </w:p>
+          <w:p>
+            <w:pPr>
+              <w:rPr>
+                <w:rFonts w:ascii="Courier New" w:hAnsi="Courier New" w:cs="Courier New"/>
+                <w:noProof/>
+                <w:sz w:val="18"/>
+                <w:szCs w:val="18"/>
+              </w:rPr>
+            </w:pPr>
+            <w:r>
+              <w:rPr>
+                <w:rFonts w:ascii="Courier New" w:hAnsi="Courier New" w:cs="Courier New"/>
+                <w:noProof/>
+                <w:sz w:val="18"/>
+                <w:szCs w:val="18"/>
+              </w:rPr>
+              <w:t xml:space="preserve">         "RS256"</w:t>
+            </w:r>
+          </w:p>
+          <w:p>
+            <w:pPr>
+              <w:rPr>
+                <w:rFonts w:ascii="Courier New" w:hAnsi="Courier New" w:cs="Courier New"/>
+                <w:noProof/>
+                <w:sz w:val="18"/>
+                <w:szCs w:val="18"/>
+              </w:rPr>
+            </w:pPr>
+            <w:r>
+              <w:rPr>
+                <w:rFonts w:ascii="Courier New" w:hAnsi="Courier New" w:cs="Courier New"/>
+                <w:noProof/>
+                <w:sz w:val="18"/>
+                <w:szCs w:val="18"/>
+              </w:rPr>
+              <w:t xml:space="preserve">       ]</w:t>
+            </w:r>
+          </w:p>
+          <w:p>
+            <w:pPr>
+              <w:rPr>
+                <w:rFonts w:ascii="Courier New" w:hAnsi="Courier New" w:cs="Courier New"/>
+                <w:noProof/>
+                <w:sz w:val="18"/>
+                <w:szCs w:val="18"/>
+              </w:rPr>
+            </w:pPr>
+            <w:r>
+              <w:rPr>
+                <w:rFonts w:ascii="Courier New" w:hAnsi="Courier New" w:cs="Courier New"/>
+                <w:noProof/>
+                <w:sz w:val="18"/>
+                <w:szCs w:val="18"/>
+              </w:rPr>
+              <w:t xml:space="preserve">     },</w:t>
+            </w:r>
+          </w:p>
+          <w:p>
+            <w:pPr>
+              <w:rPr>
+                <w:rFonts w:ascii="Courier New" w:hAnsi="Courier New" w:cs="Courier New"/>
+                <w:noProof/>
+                <w:sz w:val="18"/>
+                <w:szCs w:val="18"/>
+              </w:rPr>
+            </w:pPr>
+            <w:r>
+              <w:rPr>
+                <w:rFonts w:ascii="Courier New" w:hAnsi="Courier New" w:cs="Courier New"/>
+                <w:noProof/>
+                <w:sz w:val="18"/>
+                <w:szCs w:val="18"/>
+              </w:rPr>
+              <w:t xml:space="preserve">     "fastfed_handshake_register_uri": </w:t>
+            </w:r>
+          </w:p>
+          <w:p>
+            <w:pPr>
+              <w:rPr>
+                <w:rFonts w:ascii="Courier New" w:hAnsi="Courier New" w:cs="Courier New"/>
+                <w:noProof/>
+                <w:sz w:val="18"/>
+                <w:szCs w:val="18"/>
+              </w:rPr>
+            </w:pPr>
+            <w:r>
+              <w:rPr>
+                <w:rFonts w:ascii="Courier New" w:hAnsi="Courier New" w:cs="Courier New"/>
+                <w:noProof/>
+                <w:sz w:val="18"/>
+                <w:szCs w:val="18"/>
+              </w:rPr>
+              <w:t xml:space="preserve">       </w:t>
+            </w:r>
+            <w:r>
+              <w:rPr>
+                <w:rFonts w:ascii="Courier New" w:hAnsi="Courier New" w:cs="Courier New"/>
+                <w:noProof/>
+                <w:sz w:val="18"/>
+                <w:szCs w:val="18"/>
+              </w:rPr>
+              <w:t>"https://tenant-67890.</w:t>
+            </w:r>
+            <w:r>
+              <w:rPr>
+                <w:rFonts w:ascii="Courier New" w:hAnsi="Courier New" w:cs="Courier New"/>
+                <w:noProof/>
+                <w:sz w:val="18"/>
+                <w:szCs w:val="18"/>
+              </w:rPr>
+              <w:t>onlineservice</w:t>
+            </w:r>
+            <w:r>
+              <w:rPr>
+                <w:rFonts w:ascii="Courier New" w:hAnsi="Courier New" w:cs="Courier New"/>
+                <w:noProof/>
+                <w:sz w:val="18"/>
+                <w:szCs w:val="18"/>
+              </w:rPr>
+              <w:t>.com/fastfed/register",</w:t>
+            </w:r>
+          </w:p>
+          <w:p>
+            <w:pPr>
+              <w:rPr>
+                <w:rFonts w:ascii="Courier New" w:hAnsi="Courier New" w:cs="Courier New"/>
+                <w:noProof/>
+                <w:sz w:val="18"/>
+                <w:szCs w:val="18"/>
+              </w:rPr>
+            </w:pPr>
+            <w:r>
+              <w:rPr>
+                <w:rFonts w:ascii="Courier New" w:hAnsi="Courier New" w:cs="Courier New"/>
+                <w:noProof/>
+                <w:sz w:val="18"/>
+                <w:szCs w:val="18"/>
+              </w:rPr>
+              <w:t xml:space="preserve">     "desired_user_attributes": {</w:t>
+            </w:r>
+          </w:p>
+          <w:p>
+            <w:pPr>
+              <w:rPr>
+                <w:rFonts w:ascii="Courier New" w:hAnsi="Courier New" w:cs="Courier New"/>
+                <w:noProof/>
+                <w:sz w:val="18"/>
+                <w:szCs w:val="18"/>
+              </w:rPr>
+            </w:pPr>
+            <w:r>
+              <w:rPr>
+                <w:rFonts w:ascii="Courier New" w:hAnsi="Courier New" w:cs="Courier New"/>
+                <w:noProof/>
+                <w:sz w:val="18"/>
+                <w:szCs w:val="18"/>
+              </w:rPr>
+              <w:t xml:space="preserve">       "urn:ietf:params:fastfed:1:0:schemas:scim:2.0": {</w:t>
+            </w:r>
+          </w:p>
+          <w:p>
+            <w:pPr>
+              <w:rPr>
+                <w:rFonts w:ascii="Courier New" w:hAnsi="Courier New" w:cs="Courier New"/>
+                <w:noProof/>
+                <w:sz w:val="18"/>
+                <w:szCs w:val="18"/>
+              </w:rPr>
+            </w:pPr>
+            <w:r>
+              <w:rPr>
+                <w:rFonts w:ascii="Courier New" w:hAnsi="Courier New" w:cs="Courier New"/>
+                <w:noProof/>
+                <w:sz w:val="18"/>
+                <w:szCs w:val="18"/>
+              </w:rPr>
+              <w:t xml:space="preserve">         "required_attributes": [</w:t>
+            </w:r>
+          </w:p>
+          <w:p>
+            <w:pPr>
+              <w:rPr>
+                <w:rFonts w:ascii="Courier New" w:hAnsi="Courier New" w:cs="Courier New"/>
+                <w:noProof/>
+                <w:sz w:val="18"/>
+                <w:szCs w:val="18"/>
+              </w:rPr>
+            </w:pPr>
+            <w:r>
+              <w:rPr>
+                <w:rFonts w:ascii="Courier New" w:hAnsi="Courier New" w:cs="Courier New"/>
+                <w:noProof/>
+                <w:sz w:val="18"/>
+                <w:szCs w:val="18"/>
+              </w:rPr>
+              <w:t xml:space="preserve">           "externalId",</w:t>
+            </w:r>
+          </w:p>
+          <w:p>
+            <w:pPr>
+              <w:rPr>
+                <w:rFonts w:ascii="Courier New" w:hAnsi="Courier New" w:cs="Courier New"/>
+                <w:noProof/>
+                <w:sz w:val="18"/>
+                <w:szCs w:val="18"/>
+              </w:rPr>
+            </w:pPr>
+            <w:r>
+              <w:rPr>
+                <w:rFonts w:ascii="Courier New" w:hAnsi="Courier New" w:cs="Courier New"/>
+                <w:noProof/>
+                <w:sz w:val="18"/>
+                <w:szCs w:val="18"/>
+              </w:rPr>
+              <w:t xml:space="preserve">           "username",</w:t>
+            </w:r>
+          </w:p>
+          <w:p>
+            <w:pPr>
+              <w:rPr>
+                <w:rFonts w:ascii="Courier New" w:hAnsi="Courier New" w:cs="Courier New"/>
+                <w:noProof/>
+                <w:sz w:val="18"/>
+                <w:szCs w:val="18"/>
+              </w:rPr>
+            </w:pPr>
+            <w:r>
+              <w:rPr>
+                <w:rFonts w:ascii="Courier New" w:hAnsi="Courier New" w:cs="Courier New"/>
+                <w:noProof/>
+                <w:sz w:val="18"/>
+                <w:szCs w:val="18"/>
+              </w:rPr>
+              <w:t xml:space="preserve">           "active",</w:t>
+            </w:r>
+          </w:p>
+          <w:p>
+            <w:pPr>
+              <w:rPr>
+                <w:rFonts w:ascii="Courier New" w:hAnsi="Courier New" w:cs="Courier New"/>
+                <w:noProof/>
+                <w:sz w:val="18"/>
+                <w:szCs w:val="18"/>
+              </w:rPr>
+            </w:pPr>
+            <w:r>
+              <w:rPr>
+                <w:rFonts w:ascii="Courier New" w:hAnsi="Courier New" w:cs="Courier New"/>
+                <w:noProof/>
+                <w:sz w:val="18"/>
+                <w:szCs w:val="18"/>
+              </w:rPr>
+              <w:t xml:space="preserve">           "emails[primary eq true]"</w:t>
+            </w:r>
+          </w:p>
+          <w:p>
+            <w:pPr>
+              <w:rPr>
+                <w:rFonts w:ascii="Courier New" w:hAnsi="Courier New" w:cs="Courier New"/>
+                <w:noProof/>
+                <w:sz w:val="18"/>
+                <w:szCs w:val="18"/>
+              </w:rPr>
+            </w:pPr>
+            <w:r>
+              <w:rPr>
+                <w:rFonts w:ascii="Courier New" w:hAnsi="Courier New" w:cs="Courier New"/>
+                <w:noProof/>
+                <w:sz w:val="18"/>
+                <w:szCs w:val="18"/>
+              </w:rPr>
+              <w:t xml:space="preserve">         ],</w:t>
+            </w:r>
+          </w:p>
+          <w:p>
+            <w:pPr>
+              <w:rPr>
+                <w:rFonts w:ascii="Courier New" w:hAnsi="Courier New" w:cs="Courier New"/>
+                <w:noProof/>
+                <w:sz w:val="18"/>
+                <w:szCs w:val="18"/>
+              </w:rPr>
+            </w:pPr>
+            <w:r>
+              <w:rPr>
+                <w:rFonts w:ascii="Courier New" w:hAnsi="Courier New" w:cs="Courier New"/>
+                <w:noProof/>
+                <w:sz w:val="18"/>
+                <w:szCs w:val="18"/>
+              </w:rPr>
+              <w:t xml:space="preserve">         "optional_attributes": [</w:t>
+            </w:r>
+          </w:p>
+          <w:p>
+            <w:pPr>
+              <w:rPr>
+                <w:rFonts w:ascii="Courier New" w:hAnsi="Courier New" w:cs="Courier New"/>
+                <w:noProof/>
+                <w:sz w:val="18"/>
+                <w:szCs w:val="18"/>
+              </w:rPr>
+            </w:pPr>
+            <w:r>
+              <w:rPr>
+                <w:rFonts w:ascii="Courier New" w:hAnsi="Courier New" w:cs="Courier New"/>
+                <w:noProof/>
+                <w:sz w:val="18"/>
+                <w:szCs w:val="18"/>
+              </w:rPr>
+              <w:t xml:space="preserve">           "displayName",</w:t>
+            </w:r>
+          </w:p>
+          <w:p>
+            <w:pPr>
+              <w:rPr>
+                <w:rFonts w:ascii="Courier New" w:hAnsi="Courier New" w:cs="Courier New"/>
+                <w:noProof/>
+                <w:sz w:val="18"/>
+                <w:szCs w:val="18"/>
+              </w:rPr>
+            </w:pPr>
+            <w:r>
+              <w:rPr>
+                <w:rFonts w:ascii="Courier New" w:hAnsi="Courier New" w:cs="Courier New"/>
+                <w:noProof/>
+                <w:sz w:val="18"/>
+                <w:szCs w:val="18"/>
+              </w:rPr>
+              <w:t xml:space="preserve">           "name.givenName",</w:t>
+            </w:r>
+          </w:p>
+          <w:p>
+            <w:pPr>
+              <w:rPr>
+                <w:rFonts w:ascii="Courier New" w:hAnsi="Courier New" w:cs="Courier New"/>
+                <w:noProof/>
+                <w:sz w:val="18"/>
+                <w:szCs w:val="18"/>
+              </w:rPr>
+            </w:pPr>
+            <w:r>
+              <w:rPr>
+                <w:rFonts w:ascii="Courier New" w:hAnsi="Courier New" w:cs="Courier New"/>
+                <w:noProof/>
+                <w:sz w:val="18"/>
+                <w:szCs w:val="18"/>
+              </w:rPr>
+              <w:t xml:space="preserve">           "name.familyName",</w:t>
+            </w:r>
+          </w:p>
+          <w:p>
+            <w:pPr>
+              <w:rPr>
+                <w:rFonts w:ascii="Courier New" w:hAnsi="Courier New" w:cs="Courier New"/>
+                <w:noProof/>
+                <w:sz w:val="18"/>
+                <w:szCs w:val="18"/>
+              </w:rPr>
+            </w:pPr>
+            <w:r>
+              <w:rPr>
+                <w:rFonts w:ascii="Courier New" w:hAnsi="Courier New" w:cs="Courier New"/>
+                <w:noProof/>
+                <w:sz w:val="18"/>
+                <w:szCs w:val="18"/>
+              </w:rPr>
+              <w:t xml:space="preserve">           "urn:ietf:params:scim:schemas:extension:enterprise:2.0:User:</w:t>
+            </w:r>
+            <w:r>
+              <w:rPr>
+                <w:rFonts w:ascii="Courier New" w:hAnsi="Courier New" w:cs="Courier New"/>
+                <w:noProof/>
+                <w:sz w:val="18"/>
+                <w:szCs w:val="18"/>
+              </w:rPr>
+              <w:t>costCenter</w:t>
             </w:r>
             <w:r>
               <w:rPr>
@@ -2719,676 +4532,64 @@
                 <w:sz w:val="18"/>
                 <w:szCs w:val="18"/>
               </w:rPr>
-              <w:t xml:space="preserve">     "tenant_id": "tenant-</w:t>
-            </w:r>
-            <w:r>
-              <w:rPr>
-                <w:rFonts w:ascii="Courier New" w:hAnsi="Courier New" w:cs="Courier New"/>
-                <w:noProof/>
-                <w:sz w:val="18"/>
-                <w:szCs w:val="18"/>
-              </w:rPr>
-              <w:t>67890</w:t>
-            </w:r>
-            <w:r>
-              <w:rPr>
-                <w:rFonts w:ascii="Courier New" w:hAnsi="Courier New" w:cs="Courier New"/>
-                <w:noProof/>
-                <w:sz w:val="18"/>
-                <w:szCs w:val="18"/>
-              </w:rPr>
-              <w:t>",</w:t>
-            </w:r>
-          </w:p>
-          <w:p>
-            <w:pPr>
-              <w:rPr>
-                <w:rFonts w:ascii="Courier New" w:hAnsi="Courier New" w:cs="Courier New"/>
-                <w:noProof/>
-                <w:sz w:val="18"/>
-                <w:szCs w:val="18"/>
-              </w:rPr>
-            </w:pPr>
-            <w:r>
-              <w:rPr>
-                <w:rFonts w:ascii="Courier New" w:hAnsi="Courier New" w:cs="Courier New"/>
-                <w:noProof/>
-                <w:sz w:val="18"/>
-                <w:szCs w:val="18"/>
-              </w:rPr>
-              <w:t xml:space="preserve">     "</w:t>
-            </w:r>
-            <w:r>
-              <w:rPr>
-                <w:rFonts w:ascii="Courier New" w:hAnsi="Courier New" w:cs="Courier New"/>
-                <w:noProof/>
-                <w:sz w:val="18"/>
-                <w:szCs w:val="18"/>
-              </w:rPr>
-              <w:t>display_</w:t>
-            </w:r>
-            <w:r>
-              <w:rPr>
-                <w:rFonts w:ascii="Courier New" w:hAnsi="Courier New" w:cs="Courier New"/>
-                <w:noProof/>
-                <w:sz w:val="18"/>
-                <w:szCs w:val="18"/>
-              </w:rPr>
-              <w:t>name": "</w:t>
-            </w:r>
-            <w:r>
-              <w:rPr>
-                <w:rFonts w:ascii="Courier New" w:hAnsi="Courier New" w:cs="Courier New"/>
-                <w:noProof/>
-                <w:sz w:val="18"/>
-                <w:szCs w:val="18"/>
-              </w:rPr>
-              <w:t>Online Service</w:t>
-            </w:r>
-            <w:r>
-              <w:rPr>
-                <w:rFonts w:ascii="Courier New" w:hAnsi="Courier New" w:cs="Courier New"/>
-                <w:noProof/>
-                <w:sz w:val="18"/>
-                <w:szCs w:val="18"/>
-              </w:rPr>
-              <w:t>",</w:t>
-            </w:r>
-          </w:p>
-          <w:p>
-            <w:pPr>
-              <w:rPr>
-                <w:rFonts w:ascii="Courier New" w:hAnsi="Courier New" w:cs="Courier New"/>
-                <w:noProof/>
-                <w:sz w:val="18"/>
-                <w:szCs w:val="18"/>
-              </w:rPr>
-            </w:pPr>
-            <w:r>
-              <w:rPr>
-                <w:rFonts w:ascii="Courier New" w:hAnsi="Courier New" w:cs="Courier New"/>
-                <w:noProof/>
-                <w:sz w:val="18"/>
-                <w:szCs w:val="18"/>
-              </w:rPr>
-              <w:t xml:space="preserve">     "</w:t>
-            </w:r>
-            <w:r>
-              <w:rPr>
-                <w:rFonts w:ascii="Courier New" w:hAnsi="Courier New" w:cs="Courier New"/>
-                <w:noProof/>
-                <w:sz w:val="18"/>
-                <w:szCs w:val="18"/>
-              </w:rPr>
-              <w:t>display_</w:t>
-            </w:r>
-            <w:r>
-              <w:rPr>
-                <w:rFonts w:ascii="Courier New" w:hAnsi="Courier New" w:cs="Courier New"/>
-                <w:noProof/>
-                <w:sz w:val="18"/>
-                <w:szCs w:val="18"/>
-              </w:rPr>
-              <w:t>i</w:t>
-            </w:r>
-            <w:r>
-              <w:rPr>
-                <w:rFonts w:ascii="Courier New" w:hAnsi="Courier New" w:cs="Courier New"/>
-                <w:noProof/>
-                <w:sz w:val="18"/>
-                <w:szCs w:val="18"/>
-              </w:rPr>
-              <w:t>mages</w:t>
-            </w:r>
-            <w:r>
-              <w:rPr>
-                <w:rFonts w:ascii="Courier New" w:hAnsi="Courier New" w:cs="Courier New"/>
-                <w:noProof/>
-                <w:sz w:val="18"/>
-                <w:szCs w:val="18"/>
-              </w:rPr>
-              <w:t>": {</w:t>
-            </w:r>
-          </w:p>
-          <w:p>
-            <w:pPr>
-              <w:rPr>
-                <w:rFonts w:ascii="Courier New" w:hAnsi="Courier New" w:cs="Courier New"/>
-                <w:noProof/>
-                <w:sz w:val="18"/>
-                <w:szCs w:val="18"/>
-              </w:rPr>
-            </w:pPr>
-            <w:r>
-              <w:rPr>
-                <w:rFonts w:ascii="Courier New" w:hAnsi="Courier New" w:cs="Courier New"/>
-                <w:noProof/>
-                <w:sz w:val="18"/>
-                <w:szCs w:val="18"/>
-              </w:rPr>
-              <w:t xml:space="preserve">       "l</w:t>
-            </w:r>
-            <w:r>
-              <w:rPr>
-                <w:rFonts w:ascii="Courier New" w:hAnsi="Courier New" w:cs="Courier New"/>
-                <w:noProof/>
-                <w:sz w:val="18"/>
-                <w:szCs w:val="18"/>
-              </w:rPr>
-              <w:t>ogo</w:t>
-            </w:r>
-            <w:r>
-              <w:rPr>
-                <w:rFonts w:ascii="Courier New" w:hAnsi="Courier New" w:cs="Courier New"/>
-                <w:noProof/>
-                <w:sz w:val="18"/>
-                <w:szCs w:val="18"/>
-              </w:rPr>
-              <w:t>_uri": "https://</w:t>
-            </w:r>
-            <w:r>
-              <w:rPr>
-                <w:rFonts w:ascii="Courier New" w:hAnsi="Courier New" w:cs="Courier New"/>
-                <w:noProof/>
-                <w:sz w:val="18"/>
-                <w:szCs w:val="18"/>
-              </w:rPr>
-              <w:t>onlineservice</w:t>
-            </w:r>
-            <w:r>
-              <w:rPr>
-                <w:rFonts w:ascii="Courier New" w:hAnsi="Courier New" w:cs="Courier New"/>
-                <w:noProof/>
-                <w:sz w:val="18"/>
-                <w:szCs w:val="18"/>
-              </w:rPr>
-              <w:t>.com/images/</w:t>
-            </w:r>
-            <w:r>
-              <w:rPr>
-                <w:rFonts w:ascii="Courier New" w:hAnsi="Courier New" w:cs="Courier New"/>
-                <w:noProof/>
-                <w:sz w:val="18"/>
-                <w:szCs w:val="18"/>
-              </w:rPr>
-              <w:t>logo</w:t>
-            </w:r>
-            <w:r>
-              <w:rPr>
-                <w:rFonts w:ascii="Courier New" w:hAnsi="Courier New" w:cs="Courier New"/>
-                <w:noProof/>
-                <w:sz w:val="18"/>
-                <w:szCs w:val="18"/>
-              </w:rPr>
-              <w:t>.png",</w:t>
-            </w:r>
-          </w:p>
-          <w:p>
-            <w:pPr>
-              <w:rPr>
-                <w:rFonts w:ascii="Courier New" w:hAnsi="Courier New" w:cs="Courier New"/>
-                <w:noProof/>
-                <w:sz w:val="18"/>
-                <w:szCs w:val="18"/>
-              </w:rPr>
-            </w:pPr>
-            <w:r>
-              <w:rPr>
-                <w:rFonts w:ascii="Courier New" w:hAnsi="Courier New" w:cs="Courier New"/>
-                <w:noProof/>
-                <w:sz w:val="18"/>
-                <w:szCs w:val="18"/>
-              </w:rPr>
-              <w:t xml:space="preserve">       "icon_uri": "https://</w:t>
-            </w:r>
-            <w:r>
-              <w:rPr>
-                <w:rFonts w:ascii="Courier New" w:hAnsi="Courier New" w:cs="Courier New"/>
-                <w:noProof/>
-                <w:sz w:val="18"/>
-                <w:szCs w:val="18"/>
-              </w:rPr>
-              <w:t>onlineservice</w:t>
-            </w:r>
-            <w:r>
-              <w:rPr>
-                <w:rFonts w:ascii="Courier New" w:hAnsi="Courier New" w:cs="Courier New"/>
-                <w:noProof/>
-                <w:sz w:val="18"/>
-                <w:szCs w:val="18"/>
-              </w:rPr>
-              <w:t>.com/images/</w:t>
-            </w:r>
-            <w:r>
-              <w:rPr>
-                <w:rFonts w:ascii="Courier New" w:hAnsi="Courier New" w:cs="Courier New"/>
-                <w:noProof/>
-                <w:sz w:val="18"/>
-                <w:szCs w:val="18"/>
-              </w:rPr>
-              <w:t>icon</w:t>
-            </w:r>
-            <w:r>
-              <w:rPr>
-                <w:rFonts w:ascii="Courier New" w:hAnsi="Courier New" w:cs="Courier New"/>
-                <w:noProof/>
-                <w:sz w:val="18"/>
-                <w:szCs w:val="18"/>
-              </w:rPr>
-              <w:t>.png"</w:t>
-            </w:r>
-          </w:p>
-          <w:p>
-            <w:pPr>
-              <w:rPr>
-                <w:rFonts w:ascii="Courier New" w:hAnsi="Courier New" w:cs="Courier New"/>
-                <w:noProof/>
-                <w:sz w:val="18"/>
-                <w:szCs w:val="18"/>
-              </w:rPr>
-            </w:pPr>
-            <w:r>
-              <w:rPr>
-                <w:rFonts w:ascii="Courier New" w:hAnsi="Courier New" w:cs="Courier New"/>
-                <w:noProof/>
-                <w:sz w:val="18"/>
-                <w:szCs w:val="18"/>
-              </w:rPr>
-              <w:t xml:space="preserve">     }</w:t>
-            </w:r>
-          </w:p>
-          <w:p>
-            <w:pPr>
-              <w:rPr>
-                <w:rFonts w:ascii="Courier New" w:hAnsi="Courier New" w:cs="Courier New"/>
-                <w:noProof/>
-                <w:sz w:val="18"/>
-                <w:szCs w:val="18"/>
-              </w:rPr>
-            </w:pPr>
-            <w:r>
-              <w:rPr>
-                <w:rFonts w:ascii="Courier New" w:hAnsi="Courier New" w:cs="Courier New"/>
-                <w:noProof/>
-                <w:sz w:val="18"/>
-                <w:szCs w:val="18"/>
-              </w:rPr>
-              <w:t xml:space="preserve">     "capabilities": {</w:t>
-            </w:r>
-          </w:p>
-          <w:p>
-            <w:pPr>
-              <w:rPr>
-                <w:rFonts w:ascii="Courier New" w:hAnsi="Courier New" w:cs="Courier New"/>
-                <w:noProof/>
-                <w:sz w:val="18"/>
-                <w:szCs w:val="18"/>
-              </w:rPr>
-            </w:pPr>
-            <w:r>
-              <w:rPr>
-                <w:rFonts w:ascii="Courier New" w:hAnsi="Courier New" w:cs="Courier New"/>
-                <w:noProof/>
-                <w:sz w:val="18"/>
-                <w:szCs w:val="18"/>
-              </w:rPr>
-              <w:t xml:space="preserve">       "authentication_profiles": [</w:t>
-            </w:r>
-          </w:p>
-          <w:p>
-            <w:pPr>
-              <w:rPr>
-                <w:rFonts w:ascii="Courier New" w:hAnsi="Courier New" w:cs="Courier New"/>
-                <w:noProof/>
-                <w:sz w:val="18"/>
-                <w:szCs w:val="18"/>
-              </w:rPr>
-            </w:pPr>
-            <w:r>
-              <w:rPr>
-                <w:rFonts w:ascii="Courier New" w:hAnsi="Courier New" w:cs="Courier New"/>
-                <w:noProof/>
-                <w:sz w:val="18"/>
-                <w:szCs w:val="18"/>
-              </w:rPr>
-              <w:t xml:space="preserve">         "urn:ietf:params:fastfed:1.0:authentication:SAML:Basic",</w:t>
-            </w:r>
-          </w:p>
-          <w:p>
-            <w:pPr>
-              <w:rPr>
-                <w:rFonts w:ascii="Courier New" w:hAnsi="Courier New" w:cs="Courier New"/>
-                <w:noProof/>
-                <w:sz w:val="18"/>
-                <w:szCs w:val="18"/>
-              </w:rPr>
-            </w:pPr>
-            <w:r>
-              <w:rPr>
-                <w:rFonts w:ascii="Courier New" w:hAnsi="Courier New" w:cs="Courier New"/>
-                <w:noProof/>
-                <w:sz w:val="18"/>
-                <w:szCs w:val="18"/>
-              </w:rPr>
-              <w:t xml:space="preserve">       ],</w:t>
-            </w:r>
-          </w:p>
-          <w:p>
-            <w:pPr>
-              <w:rPr>
-                <w:rFonts w:ascii="Courier New" w:hAnsi="Courier New" w:cs="Courier New"/>
-                <w:noProof/>
-                <w:sz w:val="18"/>
-                <w:szCs w:val="18"/>
-              </w:rPr>
-            </w:pPr>
-            <w:r>
-              <w:rPr>
-                <w:rFonts w:ascii="Courier New" w:hAnsi="Courier New" w:cs="Courier New"/>
-                <w:noProof/>
-                <w:sz w:val="18"/>
-                <w:szCs w:val="18"/>
-              </w:rPr>
-              <w:t xml:space="preserve">       "provisioning_profiles":[</w:t>
-            </w:r>
-          </w:p>
-          <w:p>
-            <w:pPr>
-              <w:rPr>
-                <w:rFonts w:ascii="Courier New" w:hAnsi="Courier New" w:cs="Courier New"/>
-                <w:noProof/>
-                <w:sz w:val="18"/>
-                <w:szCs w:val="18"/>
-              </w:rPr>
-            </w:pPr>
-            <w:r>
-              <w:rPr>
-                <w:rFonts w:ascii="Courier New" w:hAnsi="Courier New" w:cs="Courier New"/>
-                <w:noProof/>
-                <w:sz w:val="18"/>
-                <w:szCs w:val="18"/>
-              </w:rPr>
-              <w:t xml:space="preserve">         "urn:ietf:params:fastfed:1.0:provisioning:SCIM:FullLifeCycle"</w:t>
-            </w:r>
-          </w:p>
-          <w:p>
-            <w:pPr>
-              <w:rPr>
-                <w:rFonts w:ascii="Courier New" w:hAnsi="Courier New" w:cs="Courier New"/>
-                <w:noProof/>
-                <w:sz w:val="18"/>
-                <w:szCs w:val="18"/>
-              </w:rPr>
-            </w:pPr>
-            <w:r>
-              <w:rPr>
-                <w:rFonts w:ascii="Courier New" w:hAnsi="Courier New" w:cs="Courier New"/>
-                <w:noProof/>
-                <w:sz w:val="18"/>
-                <w:szCs w:val="18"/>
-              </w:rPr>
-              <w:t xml:space="preserve">       ],</w:t>
-            </w:r>
-          </w:p>
-          <w:p>
-            <w:pPr>
-              <w:rPr>
-                <w:rFonts w:ascii="Courier New" w:hAnsi="Courier New" w:cs="Courier New"/>
-                <w:noProof/>
-                <w:sz w:val="18"/>
-                <w:szCs w:val="18"/>
-              </w:rPr>
-            </w:pPr>
-            <w:r>
-              <w:rPr>
-                <w:rFonts w:ascii="Courier New" w:hAnsi="Courier New" w:cs="Courier New"/>
-                <w:noProof/>
-                <w:sz w:val="18"/>
-                <w:szCs w:val="18"/>
-              </w:rPr>
-              <w:t xml:space="preserve">       "schemas": [</w:t>
-            </w:r>
-          </w:p>
-          <w:p>
-            <w:pPr>
-              <w:rPr>
-                <w:rFonts w:ascii="Courier New" w:hAnsi="Courier New" w:cs="Courier New"/>
-                <w:noProof/>
-                <w:sz w:val="18"/>
-                <w:szCs w:val="18"/>
-              </w:rPr>
-            </w:pPr>
-            <w:r>
-              <w:rPr>
-                <w:rFonts w:ascii="Courier New" w:hAnsi="Courier New" w:cs="Courier New"/>
-                <w:noProof/>
-                <w:sz w:val="18"/>
-                <w:szCs w:val="18"/>
-              </w:rPr>
-              <w:t xml:space="preserve">         "urn:ietf:params:scim:schemas:core:2.0:User"</w:t>
-            </w:r>
-          </w:p>
-          <w:p>
-            <w:pPr>
-              <w:rPr>
-                <w:rFonts w:ascii="Courier New" w:hAnsi="Courier New" w:cs="Courier New"/>
-                <w:noProof/>
-                <w:sz w:val="18"/>
-                <w:szCs w:val="18"/>
-              </w:rPr>
-            </w:pPr>
-            <w:r>
-              <w:rPr>
-                <w:rFonts w:ascii="Courier New" w:hAnsi="Courier New" w:cs="Courier New"/>
-                <w:noProof/>
-                <w:sz w:val="18"/>
-                <w:szCs w:val="18"/>
-              </w:rPr>
-              <w:t xml:space="preserve">       ],</w:t>
-            </w:r>
-          </w:p>
-          <w:p>
-            <w:pPr>
-              <w:rPr>
-                <w:rFonts w:ascii="Courier New" w:hAnsi="Courier New" w:cs="Courier New"/>
-                <w:noProof/>
-                <w:sz w:val="18"/>
-                <w:szCs w:val="18"/>
-              </w:rPr>
-            </w:pPr>
-            <w:r>
-              <w:rPr>
-                <w:rFonts w:ascii="Courier New" w:hAnsi="Courier New" w:cs="Courier New"/>
-                <w:noProof/>
-                <w:sz w:val="18"/>
-                <w:szCs w:val="18"/>
-              </w:rPr>
-              <w:t xml:space="preserve">       "handshake_signing_alg": [</w:t>
-            </w:r>
-          </w:p>
-          <w:p>
-            <w:pPr>
-              <w:rPr>
-                <w:rFonts w:ascii="Courier New" w:hAnsi="Courier New" w:cs="Courier New"/>
-                <w:noProof/>
-                <w:sz w:val="18"/>
-                <w:szCs w:val="18"/>
-              </w:rPr>
-            </w:pPr>
-            <w:r>
-              <w:rPr>
-                <w:rFonts w:ascii="Courier New" w:hAnsi="Courier New" w:cs="Courier New"/>
-                <w:noProof/>
-                <w:sz w:val="18"/>
-                <w:szCs w:val="18"/>
-              </w:rPr>
-              <w:t xml:space="preserve">         "RS256"</w:t>
-            </w:r>
-          </w:p>
-          <w:p>
-            <w:pPr>
-              <w:rPr>
-                <w:rFonts w:ascii="Courier New" w:hAnsi="Courier New" w:cs="Courier New"/>
-                <w:noProof/>
-                <w:sz w:val="18"/>
-                <w:szCs w:val="18"/>
-              </w:rPr>
-            </w:pPr>
-            <w:r>
-              <w:rPr>
-                <w:rFonts w:ascii="Courier New" w:hAnsi="Courier New" w:cs="Courier New"/>
-                <w:noProof/>
-                <w:sz w:val="18"/>
-                <w:szCs w:val="18"/>
-              </w:rPr>
-              <w:t xml:space="preserve">       ]</w:t>
-            </w:r>
-          </w:p>
-          <w:p>
-            <w:pPr>
-              <w:rPr>
-                <w:rFonts w:ascii="Courier New" w:hAnsi="Courier New" w:cs="Courier New"/>
-                <w:noProof/>
-                <w:sz w:val="18"/>
-                <w:szCs w:val="18"/>
-              </w:rPr>
-            </w:pPr>
-            <w:r>
-              <w:rPr>
-                <w:rFonts w:ascii="Courier New" w:hAnsi="Courier New" w:cs="Courier New"/>
-                <w:noProof/>
-                <w:sz w:val="18"/>
-                <w:szCs w:val="18"/>
-              </w:rPr>
-              <w:t xml:space="preserve">     }</w:t>
-            </w:r>
-          </w:p>
-          <w:p>
-            <w:pPr>
-              <w:rPr>
-                <w:rFonts w:ascii="Courier New" w:hAnsi="Courier New" w:cs="Courier New"/>
-                <w:noProof/>
-                <w:sz w:val="18"/>
-                <w:szCs w:val="18"/>
-              </w:rPr>
-            </w:pPr>
-            <w:r>
-              <w:rPr>
-                <w:rFonts w:ascii="Courier New" w:hAnsi="Courier New" w:cs="Courier New"/>
-                <w:noProof/>
-                <w:sz w:val="18"/>
-                <w:szCs w:val="18"/>
-              </w:rPr>
-              <w:t xml:space="preserve">     "fastfed_handshake_</w:t>
-            </w:r>
-            <w:r>
-              <w:rPr>
-                <w:rFonts w:ascii="Courier New" w:hAnsi="Courier New" w:cs="Courier New"/>
-                <w:noProof/>
-                <w:sz w:val="18"/>
-                <w:szCs w:val="18"/>
-              </w:rPr>
-              <w:t>finish_</w:t>
-            </w:r>
-            <w:r>
-              <w:rPr>
-                <w:rFonts w:ascii="Courier New" w:hAnsi="Courier New" w:cs="Courier New"/>
-                <w:noProof/>
-                <w:sz w:val="18"/>
-                <w:szCs w:val="18"/>
-              </w:rPr>
-              <w:t xml:space="preserve">uri": </w:t>
-            </w:r>
-          </w:p>
-          <w:p>
-            <w:pPr>
-              <w:rPr>
-                <w:rFonts w:ascii="Courier New" w:hAnsi="Courier New" w:cs="Courier New"/>
-                <w:noProof/>
-                <w:sz w:val="18"/>
-                <w:szCs w:val="18"/>
-              </w:rPr>
-            </w:pPr>
-            <w:r>
-              <w:rPr>
-                <w:rFonts w:ascii="Courier New" w:hAnsi="Courier New" w:cs="Courier New"/>
-                <w:noProof/>
-                <w:sz w:val="18"/>
-                <w:szCs w:val="18"/>
-              </w:rPr>
-              <w:t xml:space="preserve">       </w:t>
-            </w:r>
-            <w:r>
-              <w:rPr>
-                <w:rFonts w:ascii="Courier New" w:hAnsi="Courier New" w:cs="Courier New"/>
-                <w:noProof/>
-                <w:sz w:val="18"/>
-                <w:szCs w:val="18"/>
-              </w:rPr>
-              <w:t>"https://tenant-</w:t>
-            </w:r>
-            <w:r>
-              <w:rPr>
-                <w:rFonts w:ascii="Courier New" w:hAnsi="Courier New" w:cs="Courier New"/>
-                <w:noProof/>
-                <w:sz w:val="18"/>
-                <w:szCs w:val="18"/>
-              </w:rPr>
-              <w:t>67890</w:t>
-            </w:r>
-            <w:r>
-              <w:rPr>
-                <w:rFonts w:ascii="Courier New" w:hAnsi="Courier New" w:cs="Courier New"/>
-                <w:noProof/>
-                <w:sz w:val="18"/>
-                <w:szCs w:val="18"/>
-              </w:rPr>
-              <w:t>.</w:t>
-            </w:r>
-            <w:r>
-              <w:rPr>
-                <w:rFonts w:ascii="Courier New" w:hAnsi="Courier New" w:cs="Courier New"/>
-                <w:noProof/>
-                <w:sz w:val="18"/>
-                <w:szCs w:val="18"/>
-              </w:rPr>
-              <w:t>onlineservice</w:t>
-            </w:r>
-            <w:r>
-              <w:rPr>
-                <w:rFonts w:ascii="Courier New" w:hAnsi="Courier New" w:cs="Courier New"/>
-                <w:noProof/>
-                <w:sz w:val="18"/>
-                <w:szCs w:val="18"/>
-              </w:rPr>
-              <w:t>.com/fastfed/</w:t>
-            </w:r>
-            <w:r>
-              <w:rPr>
-                <w:rFonts w:ascii="Courier New" w:hAnsi="Courier New" w:cs="Courier New"/>
-                <w:noProof/>
-                <w:sz w:val="18"/>
-                <w:szCs w:val="18"/>
-              </w:rPr>
-              <w:t>handshake</w:t>
-            </w:r>
-            <w:r>
-              <w:rPr>
-                <w:rFonts w:ascii="Courier New" w:hAnsi="Courier New" w:cs="Courier New"/>
-                <w:noProof/>
-                <w:sz w:val="18"/>
-                <w:szCs w:val="18"/>
-              </w:rPr>
-              <w:t>/finish</w:t>
-            </w:r>
-            <w:r>
-              <w:rPr>
-                <w:rFonts w:ascii="Courier New" w:hAnsi="Courier New" w:cs="Courier New"/>
-                <w:noProof/>
-                <w:sz w:val="18"/>
-                <w:szCs w:val="18"/>
-              </w:rPr>
-              <w:t>",</w:t>
+              <w:t xml:space="preserve">           "urn:scim:my:custom:schema:customAttribute"</w:t>
+            </w:r>
+          </w:p>
+          <w:p>
+            <w:pPr>
+              <w:rPr>
+                <w:rFonts w:ascii="Courier New" w:hAnsi="Courier New" w:cs="Courier New"/>
+                <w:noProof/>
+                <w:sz w:val="18"/>
+                <w:szCs w:val="18"/>
+              </w:rPr>
+            </w:pPr>
+            <w:r>
+              <w:rPr>
+                <w:rFonts w:ascii="Courier New" w:hAnsi="Courier New" w:cs="Courier New"/>
+                <w:noProof/>
+                <w:sz w:val="18"/>
+                <w:szCs w:val="18"/>
+              </w:rPr>
+              <w:t xml:space="preserve">         ]</w:t>
+            </w:r>
+          </w:p>
+          <w:p>
+            <w:pPr>
+              <w:rPr>
+                <w:rFonts w:ascii="Courier New" w:hAnsi="Courier New" w:cs="Courier New"/>
+                <w:noProof/>
+                <w:sz w:val="18"/>
+                <w:szCs w:val="18"/>
+              </w:rPr>
+            </w:pPr>
+            <w:r>
+              <w:rPr>
+                <w:rFonts w:ascii="Courier New" w:hAnsi="Courier New" w:cs="Courier New"/>
+                <w:noProof/>
+                <w:sz w:val="18"/>
+                <w:szCs w:val="18"/>
+              </w:rPr>
+              <w:t xml:space="preserve">       }</w:t>
+            </w:r>
+          </w:p>
+          <w:p>
+            <w:pPr>
+              <w:rPr>
+                <w:rFonts w:ascii="Courier New" w:hAnsi="Courier New" w:cs="Courier New"/>
+                <w:noProof/>
+                <w:sz w:val="18"/>
+                <w:szCs w:val="18"/>
+              </w:rPr>
+            </w:pPr>
+            <w:r>
+              <w:rPr>
+                <w:rFonts w:ascii="Courier New" w:hAnsi="Courier New" w:cs="Courier New"/>
+                <w:noProof/>
+                <w:sz w:val="18"/>
+                <w:szCs w:val="18"/>
+              </w:rPr>
+              <w:t xml:space="preserve">    }</w:t>
             </w:r>
           </w:p>
           <w:p>
@@ -3404,8 +4605,8 @@
               <w:rPr>
                 <w:rFonts w:ascii="Courier New" w:hAnsi="Courier New" w:cs="Courier New"/>
                 <w:noProof/>
-                <w:sz w:val="20"/>
-                <w:szCs w:val="20"/>
+                <w:sz w:val="18"/>
+                <w:szCs w:val="18"/>
               </w:rPr>
               <w:t xml:space="preserve"> }</w:t>
             </w:r>
@@ -3457,7 +4658,7 @@
           <w:sz w:val="28"/>
           <w:szCs w:val="28"/>
         </w:rPr>
-        <w:t>8</w:t>
+        <w:t>9</w:t>
       </w:r>
       <w:r>
         <w:rPr>
@@ -3484,16 +4685,7 @@
           <w:sz w:val="28"/>
           <w:szCs w:val="28"/>
         </w:rPr>
-        <w:t>finalizing</w:t>
-      </w:r>
-      <w:r>
-        <w:rPr>
-          <w:b/>
-          <w:color w:val="000000" w:themeColor="text1"/>
-          <w:sz w:val="28"/>
-          <w:szCs w:val="28"/>
-        </w:rPr>
-        <w:t xml:space="preserve"> the registration</w:t>
+        <w:t>continuing</w:t>
       </w:r>
     </w:p>
     <w:p>
@@ -3528,49 +4720,93 @@
         </w:numPr>
       </w:pPr>
       <w:r>
+        <w:t>The capabilities that will be enabled (e.g. authentication, provisioning)</w:t>
+      </w:r>
+    </w:p>
+    <w:p>
+      <w:pPr>
+        <w:pStyle w:val="ListParagraph"/>
+        <w:numPr>
+          <w:ilvl w:val="0"/>
+          <w:numId w:val="2"/>
+        </w:numPr>
+      </w:pPr>
+      <w:r>
         <w:t>The data that will be exposed to the application</w:t>
       </w:r>
       <w:r>
-        <w:t>, such as Name, Email</w:t>
+        <w:t>, such as Name, Email, et</w:t>
+      </w:r>
+      <w:r>
+        <w:t>c.</w:t>
+      </w:r>
+    </w:p>
+    <w:p/>
+    <w:p>
+      <w:r>
+        <w:t>If</w:t>
+      </w:r>
+      <w:r>
+        <w:t xml:space="preserve"> the proposed SSO configuration is acceptable, </w:t>
+      </w:r>
+      <w:r>
+        <w:t>Alice</w:t>
       </w:r>
       <w:r>
         <w:t xml:space="preserve"> </w:t>
       </w:r>
       <w:r>
-        <w:t>Address, et</w:t>
-      </w:r>
-      <w:r>
-        <w:t>c.</w:t>
+        <w:t>clicks a button to approve.</w:t>
+      </w:r>
+      <w:r>
+        <w:t xml:space="preserve"> (Or, alternatively, if Alice is not authorized to approve on her own, then a member of her security team may be granting the final approval.)</w:t>
       </w:r>
     </w:p>
     <w:p/>
     <w:p>
       <w:r>
-        <w:t>If</w:t>
-      </w:r>
-      <w:r>
-        <w:t xml:space="preserve"> the proposed SSO configuration is acceptable, </w:t>
-      </w:r>
-      <w:r>
-        <w:t>Alice</w:t>
-      </w:r>
-      <w:r>
-        <w:t xml:space="preserve"> </w:t>
-      </w:r>
-      <w:r>
-        <w:t>clicks a button to approve.</w:t>
-      </w:r>
-      <w:r>
-        <w:t xml:space="preserve"> (Or, alternatively, if Alice is not authorized to approve on her own, then a member of her security team may be granting the final approval.)</w:t>
+        <w:t>C</w:t>
+      </w:r>
+      <w:r>
+        <w:t>onsent details are an implementation decision outside the scope of FastFed.</w:t>
       </w:r>
     </w:p>
     <w:p/>
     <w:p>
-      <w:r>
-        <w:t>C</w:t>
-      </w:r>
-      <w:r>
-        <w:t>onsent details are an implementation decision outside the scope of FastFed.</w:t>
+      <w:pPr>
+        <w:rPr>
+          <w:u w:val="single"/>
+        </w:rPr>
+      </w:pPr>
+      <w:r>
+        <w:rPr>
+          <w:u w:val="single"/>
+        </w:rPr>
+        <w:t xml:space="preserve">See </w:t>
+      </w:r>
+      <w:r>
+        <w:rPr>
+          <w:u w:val="single"/>
+        </w:rPr>
+        <w:t>specification</w:t>
+      </w:r>
+      <w:r>
+        <w:rPr>
+          <w:u w:val="single"/>
+        </w:rPr>
+        <w:t>:</w:t>
+      </w:r>
+    </w:p>
+    <w:p>
+      <w:pPr>
+        <w:pStyle w:val="ListParagraph"/>
+        <w:numPr>
+          <w:ilvl w:val="0"/>
+          <w:numId w:val="9"/>
+        </w:numPr>
+      </w:pPr>
+      <w:r>
+        <w:t>FastFed Core, Section 7.2.2.5</w:t>
       </w:r>
     </w:p>
     <w:p/>
@@ -3590,6 +4826,7 @@
           <w:sz w:val="28"/>
           <w:szCs w:val="28"/>
         </w:rPr>
+        <w:lastRenderedPageBreak/>
         <w:t xml:space="preserve">Step </w:t>
       </w:r>
       <w:r>
@@ -3599,7 +4836,7 @@
           <w:sz w:val="28"/>
           <w:szCs w:val="28"/>
         </w:rPr>
-        <w:t>9</w:t>
+        <w:t>10</w:t>
       </w:r>
       <w:r>
         <w:rPr>
@@ -3635,6 +4872,64 @@
       </w:r>
       <w:r>
         <w:t>The following example illustrates the choice of SAML + SCIM.</w:t>
+      </w:r>
+    </w:p>
+    <w:p/>
+    <w:p>
+      <w:pPr>
+        <w:rPr>
+          <w:u w:val="single"/>
+        </w:rPr>
+      </w:pPr>
+      <w:r>
+        <w:rPr>
+          <w:u w:val="single"/>
+        </w:rPr>
+        <w:t>See specification:</w:t>
+      </w:r>
+      <w:bookmarkStart w:id="0" w:name="_GoBack"/>
+      <w:bookmarkEnd w:id="0"/>
+    </w:p>
+    <w:p>
+      <w:pPr>
+        <w:pStyle w:val="ListParagraph"/>
+        <w:numPr>
+          <w:ilvl w:val="0"/>
+          <w:numId w:val="9"/>
+        </w:numPr>
+      </w:pPr>
+      <w:r>
+        <w:t>FastFed Core, Section 7.2.3.1</w:t>
+      </w:r>
+    </w:p>
+    <w:p>
+      <w:pPr>
+        <w:pStyle w:val="ListParagraph"/>
+        <w:numPr>
+          <w:ilvl w:val="0"/>
+          <w:numId w:val="9"/>
+        </w:numPr>
+      </w:pPr>
+      <w:r>
+        <w:t>FastFed SAML Profile, Section 3</w:t>
+      </w:r>
+      <w:r>
+        <w:t>.2.1</w:t>
+      </w:r>
+    </w:p>
+    <w:p>
+      <w:pPr>
+        <w:pStyle w:val="ListParagraph"/>
+        <w:numPr>
+          <w:ilvl w:val="0"/>
+          <w:numId w:val="9"/>
+        </w:numPr>
+      </w:pPr>
+      <w:r>
+        <w:t>FastFed SCIM Profile, Section 3</w:t>
+      </w:r>
+      <w:r>
+        <w:t>.2.1</w:t>
       </w:r>
     </w:p>
     <w:p>
@@ -3697,25 +4992,16 @@
                 <w:sz w:val="18"/>
                 <w:szCs w:val="18"/>
               </w:rPr>
-              <w:t xml:space="preserve">  "iss": "</w:t>
-            </w:r>
-            <w:r>
-              <w:rPr>
-                <w:rFonts w:ascii="Courier New" w:hAnsi="Courier New" w:cs="Courier New"/>
-                <w:noProof/>
-                <w:sz w:val="18"/>
-                <w:szCs w:val="18"/>
-              </w:rPr>
-              <w:t>cloud</w:t>
-            </w:r>
-            <w:r>
-              <w:rPr>
-                <w:rFonts w:ascii="Courier New" w:hAnsi="Courier New" w:cs="Courier New"/>
-                <w:noProof/>
-                <w:sz w:val="18"/>
-                <w:szCs w:val="18"/>
-              </w:rPr>
-              <w:t>provider</w:t>
+              <w:t xml:space="preserve">   "iss": "https://tenant-12345.</w:t>
+            </w:r>
+            <w:r>
+              <w:rPr>
+                <w:rFonts w:ascii="Courier New" w:hAnsi="Courier New" w:cs="Courier New"/>
+                <w:noProof/>
+                <w:sz w:val="18"/>
+                <w:szCs w:val="18"/>
+              </w:rPr>
+              <w:t>identityprovider</w:t>
             </w:r>
             <w:r>
               <w:rPr>
@@ -3743,26 +5029,7 @@
                 <w:sz w:val="18"/>
                 <w:szCs w:val="18"/>
               </w:rPr>
-              <w:t xml:space="preserve">  "sub": "tenant-12345",</w:t>
-            </w:r>
-          </w:p>
-          <w:p>
-            <w:pPr>
-              <w:rPr>
-                <w:rFonts w:ascii="Courier New" w:hAnsi="Courier New" w:cs="Courier New"/>
-                <w:noProof/>
-                <w:sz w:val="18"/>
-                <w:szCs w:val="18"/>
-              </w:rPr>
-            </w:pPr>
-            <w:r>
-              <w:rPr>
-                <w:rFonts w:ascii="Courier New" w:hAnsi="Courier New" w:cs="Courier New"/>
-                <w:noProof/>
-                <w:sz w:val="18"/>
-                <w:szCs w:val="18"/>
-              </w:rPr>
-              <w:t xml:space="preserve">  "aud": "</w:t>
+              <w:t xml:space="preserve">   "aud": "https://tenant-67890.</w:t>
             </w:r>
             <w:r>
               <w:rPr>
@@ -3799,64 +5066,93 @@
                 <w:sz w:val="18"/>
                 <w:szCs w:val="18"/>
               </w:rPr>
-              <w:t xml:space="preserve">  "schema": "urn:ietf:params:scim:schemas:core:2.0:User",</w:t>
-            </w:r>
-          </w:p>
-          <w:p>
-            <w:pPr>
-              <w:rPr>
-                <w:rFonts w:ascii="Courier New" w:hAnsi="Courier New" w:cs="Courier New"/>
-                <w:noProof/>
-                <w:sz w:val="18"/>
-                <w:szCs w:val="18"/>
-              </w:rPr>
-            </w:pPr>
-            <w:r>
-              <w:rPr>
-                <w:rFonts w:ascii="Courier New" w:hAnsi="Courier New" w:cs="Courier New"/>
-                <w:noProof/>
-                <w:sz w:val="18"/>
-                <w:szCs w:val="18"/>
-              </w:rPr>
-              <w:t xml:space="preserve">  "authentication_profile</w:t>
-            </w:r>
-            <w:r>
-              <w:rPr>
-                <w:rFonts w:ascii="Courier New" w:hAnsi="Courier New" w:cs="Courier New"/>
-                <w:noProof/>
-                <w:sz w:val="18"/>
-                <w:szCs w:val="18"/>
-              </w:rPr>
-              <w:t>s</w:t>
-            </w:r>
-            <w:r>
-              <w:rPr>
-                <w:rFonts w:ascii="Courier New" w:hAnsi="Courier New" w:cs="Courier New"/>
-                <w:noProof/>
-                <w:sz w:val="18"/>
-                <w:szCs w:val="18"/>
-              </w:rPr>
-              <w:t>":</w:t>
-            </w:r>
-            <w:r>
-              <w:rPr>
-                <w:rFonts w:ascii="Courier New" w:hAnsi="Courier New" w:cs="Courier New"/>
-                <w:noProof/>
-                <w:sz w:val="18"/>
-                <w:szCs w:val="18"/>
-              </w:rPr>
-              <w:t xml:space="preserve"> [</w:t>
-            </w:r>
-          </w:p>
-          <w:p>
-            <w:pPr>
-              <w:rPr>
-                <w:rFonts w:ascii="Courier New" w:hAnsi="Courier New" w:cs="Courier New"/>
-                <w:noProof/>
-                <w:sz w:val="18"/>
-                <w:szCs w:val="18"/>
-              </w:rPr>
-            </w:pPr>
+              <w:t xml:space="preserve">   "exp": 1234567890,</w:t>
+            </w:r>
+          </w:p>
+          <w:p>
+            <w:pPr>
+              <w:rPr>
+                <w:rFonts w:ascii="Courier New" w:hAnsi="Courier New" w:cs="Courier New"/>
+                <w:noProof/>
+                <w:sz w:val="18"/>
+                <w:szCs w:val="18"/>
+              </w:rPr>
+            </w:pPr>
+            <w:r>
+              <w:rPr>
+                <w:rFonts w:ascii="Courier New" w:hAnsi="Courier New" w:cs="Courier New"/>
+                <w:noProof/>
+                <w:sz w:val="18"/>
+                <w:szCs w:val="18"/>
+              </w:rPr>
+              <w:t xml:space="preserve">   "authentication_profiles": </w:t>
+            </w:r>
+          </w:p>
+          <w:p>
+            <w:pPr>
+              <w:rPr>
+                <w:rFonts w:ascii="Courier New" w:hAnsi="Courier New" w:cs="Courier New"/>
+                <w:noProof/>
+                <w:sz w:val="18"/>
+                <w:szCs w:val="18"/>
+              </w:rPr>
+            </w:pPr>
+            <w:r>
+              <w:rPr>
+                <w:rFonts w:ascii="Courier New" w:hAnsi="Courier New" w:cs="Courier New"/>
+                <w:noProof/>
+                <w:sz w:val="18"/>
+                <w:szCs w:val="18"/>
+              </w:rPr>
+              <w:t xml:space="preserve">     </w:t>
+            </w:r>
+            <w:r>
+              <w:rPr>
+                <w:rFonts w:ascii="Courier New" w:hAnsi="Courier New" w:cs="Courier New"/>
+                <w:noProof/>
+                <w:sz w:val="18"/>
+                <w:szCs w:val="18"/>
+              </w:rPr>
+              <w:t>["urn:ietf:params:fastfed:1.0:authentication:SAML:Basic"],</w:t>
+            </w:r>
+          </w:p>
+          <w:p>
+            <w:pPr>
+              <w:rPr>
+                <w:rFonts w:ascii="Courier New" w:hAnsi="Courier New" w:cs="Courier New"/>
+                <w:noProof/>
+                <w:sz w:val="18"/>
+                <w:szCs w:val="18"/>
+              </w:rPr>
+            </w:pPr>
+            <w:r>
+              <w:rPr>
+                <w:rFonts w:ascii="Courier New" w:hAnsi="Courier New" w:cs="Courier New"/>
+                <w:noProof/>
+                <w:sz w:val="18"/>
+                <w:szCs w:val="18"/>
+              </w:rPr>
+              <w:t xml:space="preserve">   "provisioning_profiles":</w:t>
+            </w:r>
+          </w:p>
+          <w:p>
+            <w:pPr>
+              <w:rPr>
+                <w:rFonts w:ascii="Courier New" w:hAnsi="Courier New" w:cs="Courier New"/>
+                <w:noProof/>
+                <w:sz w:val="18"/>
+                <w:szCs w:val="18"/>
+              </w:rPr>
+            </w:pPr>
+            <w:r>
+              <w:rPr>
+                <w:rFonts w:ascii="Courier New" w:hAnsi="Courier New" w:cs="Courier New"/>
+                <w:noProof/>
+                <w:sz w:val="18"/>
+                <w:szCs w:val="18"/>
+              </w:rPr>
+              <w:t xml:space="preserve"> </w:t>
+            </w:r>
             <w:r>
               <w:rPr>
                 <w:rFonts w:ascii="Courier New" w:hAnsi="Courier New" w:cs="Courier New"/>
@@ -3873,258 +5169,101 @@
                 <w:sz w:val="18"/>
                 <w:szCs w:val="18"/>
               </w:rPr>
-              <w:t>"urn:ietf:params:fastfed:1.0:authentication:SAML:Basic"</w:t>
-            </w:r>
-          </w:p>
-          <w:p>
-            <w:pPr>
-              <w:rPr>
-                <w:rFonts w:ascii="Courier New" w:hAnsi="Courier New" w:cs="Courier New"/>
-                <w:noProof/>
-                <w:sz w:val="18"/>
-                <w:szCs w:val="18"/>
-              </w:rPr>
-            </w:pPr>
-            <w:r>
-              <w:rPr>
-                <w:rFonts w:ascii="Courier New" w:hAnsi="Courier New" w:cs="Courier New"/>
-                <w:noProof/>
-                <w:sz w:val="18"/>
-                <w:szCs w:val="18"/>
-              </w:rPr>
-              <w:t xml:space="preserve">  ]</w:t>
-            </w:r>
-            <w:r>
-              <w:rPr>
-                <w:rFonts w:ascii="Courier New" w:hAnsi="Courier New" w:cs="Courier New"/>
-                <w:noProof/>
-                <w:sz w:val="18"/>
-                <w:szCs w:val="18"/>
-              </w:rPr>
-              <w:t>,</w:t>
-            </w:r>
-          </w:p>
-          <w:p>
-            <w:pPr>
-              <w:rPr>
-                <w:rFonts w:ascii="Courier New" w:hAnsi="Courier New" w:cs="Courier New"/>
-                <w:noProof/>
-                <w:sz w:val="18"/>
-                <w:szCs w:val="18"/>
-              </w:rPr>
-            </w:pPr>
-            <w:r>
-              <w:rPr>
-                <w:rFonts w:ascii="Courier New" w:hAnsi="Courier New" w:cs="Courier New"/>
-                <w:noProof/>
-                <w:sz w:val="18"/>
-                <w:szCs w:val="18"/>
-              </w:rPr>
-              <w:t xml:space="preserve">  "provisioning_profile</w:t>
-            </w:r>
-            <w:r>
-              <w:rPr>
-                <w:rFonts w:ascii="Courier New" w:hAnsi="Courier New" w:cs="Courier New"/>
-                <w:noProof/>
-                <w:sz w:val="18"/>
-                <w:szCs w:val="18"/>
-              </w:rPr>
-              <w:t>s</w:t>
-            </w:r>
-            <w:r>
-              <w:rPr>
-                <w:rFonts w:ascii="Courier New" w:hAnsi="Courier New" w:cs="Courier New"/>
-                <w:noProof/>
-                <w:sz w:val="18"/>
-                <w:szCs w:val="18"/>
-              </w:rPr>
-              <w:t>":</w:t>
-            </w:r>
-            <w:r>
-              <w:rPr>
-                <w:rFonts w:ascii="Courier New" w:hAnsi="Courier New" w:cs="Courier New"/>
-                <w:noProof/>
-                <w:sz w:val="18"/>
-                <w:szCs w:val="18"/>
-              </w:rPr>
-              <w:t xml:space="preserve"> [</w:t>
-            </w:r>
-          </w:p>
-          <w:p>
-            <w:pPr>
-              <w:rPr>
-                <w:rFonts w:ascii="Courier New" w:hAnsi="Courier New" w:cs="Courier New"/>
-                <w:noProof/>
-                <w:sz w:val="18"/>
-                <w:szCs w:val="18"/>
-              </w:rPr>
-            </w:pPr>
-            <w:r>
-              <w:rPr>
-                <w:rFonts w:ascii="Courier New" w:hAnsi="Courier New" w:cs="Courier New"/>
-                <w:noProof/>
-                <w:sz w:val="18"/>
-                <w:szCs w:val="18"/>
-              </w:rPr>
-              <w:t xml:space="preserve"> </w:t>
-            </w:r>
-            <w:r>
-              <w:rPr>
-                <w:rFonts w:ascii="Courier New" w:hAnsi="Courier New" w:cs="Courier New"/>
-                <w:noProof/>
-                <w:sz w:val="18"/>
-                <w:szCs w:val="18"/>
-              </w:rPr>
-              <w:t xml:space="preserve">   </w:t>
-            </w:r>
-            <w:r>
-              <w:rPr>
-                <w:rFonts w:ascii="Courier New" w:hAnsi="Courier New" w:cs="Courier New"/>
-                <w:noProof/>
-                <w:sz w:val="18"/>
-                <w:szCs w:val="18"/>
-              </w:rPr>
-              <w:t>"urn:ietf:params:fastfed:1.0:provisioning:SCIM:FullLifeCycle"</w:t>
-            </w:r>
-          </w:p>
-          <w:p>
-            <w:pPr>
-              <w:rPr>
-                <w:rFonts w:ascii="Courier New" w:hAnsi="Courier New" w:cs="Courier New"/>
-                <w:noProof/>
-                <w:sz w:val="18"/>
-                <w:szCs w:val="18"/>
-              </w:rPr>
-            </w:pPr>
-            <w:r>
-              <w:rPr>
-                <w:rFonts w:ascii="Courier New" w:hAnsi="Courier New" w:cs="Courier New"/>
-                <w:noProof/>
-                <w:sz w:val="18"/>
-                <w:szCs w:val="18"/>
-              </w:rPr>
-              <w:t xml:space="preserve">  ],</w:t>
-            </w:r>
-          </w:p>
-          <w:p>
-            <w:pPr>
-              <w:rPr>
-                <w:rFonts w:ascii="Courier New" w:hAnsi="Courier New" w:cs="Courier New"/>
-                <w:noProof/>
-                <w:sz w:val="18"/>
-                <w:szCs w:val="18"/>
-              </w:rPr>
-            </w:pPr>
-            <w:r>
-              <w:rPr>
-                <w:rFonts w:ascii="Courier New" w:hAnsi="Courier New" w:cs="Courier New"/>
-                <w:noProof/>
-                <w:sz w:val="18"/>
-                <w:szCs w:val="18"/>
-              </w:rPr>
-              <w:lastRenderedPageBreak/>
-              <w:t xml:space="preserve">  </w:t>
-            </w:r>
-            <w:r>
-              <w:rPr>
-                <w:rFonts w:ascii="Courier New" w:hAnsi="Courier New" w:cs="Courier New"/>
-                <w:noProof/>
-                <w:sz w:val="18"/>
-                <w:szCs w:val="18"/>
-              </w:rPr>
-              <w:t>"urn:ietf:params:fastfed:1.0:authentication:SAML:Basic"</w:t>
-            </w:r>
-            <w:r>
-              <w:rPr>
-                <w:rFonts w:ascii="Courier New" w:hAnsi="Courier New" w:cs="Courier New"/>
-                <w:noProof/>
-                <w:sz w:val="18"/>
-                <w:szCs w:val="18"/>
-              </w:rPr>
-              <w:t>: {</w:t>
-            </w:r>
-          </w:p>
-          <w:p>
-            <w:pPr>
-              <w:rPr>
-                <w:rFonts w:ascii="Courier New" w:hAnsi="Courier New" w:cs="Courier New"/>
-                <w:noProof/>
-                <w:sz w:val="18"/>
-                <w:szCs w:val="18"/>
-              </w:rPr>
-            </w:pPr>
-            <w:r>
-              <w:rPr>
-                <w:rFonts w:ascii="Courier New" w:hAnsi="Courier New" w:cs="Courier New"/>
-                <w:noProof/>
-                <w:sz w:val="18"/>
-                <w:szCs w:val="18"/>
-              </w:rPr>
-              <w:t xml:space="preserve">  </w:t>
-            </w:r>
-            <w:r>
-              <w:rPr>
-                <w:rFonts w:ascii="Courier New" w:hAnsi="Courier New" w:cs="Courier New"/>
-                <w:noProof/>
-                <w:sz w:val="18"/>
-                <w:szCs w:val="18"/>
-              </w:rPr>
-              <w:t xml:space="preserve">  </w:t>
-            </w:r>
-            <w:r>
-              <w:rPr>
-                <w:rFonts w:ascii="Courier New" w:hAnsi="Courier New" w:cs="Courier New"/>
-                <w:noProof/>
-                <w:sz w:val="18"/>
-                <w:szCs w:val="18"/>
-              </w:rPr>
-              <w:t>"saml_metatadata_uri":</w:t>
-            </w:r>
-            <w:r>
-              <w:rPr>
-                <w:rFonts w:ascii="Courier New" w:hAnsi="Courier New" w:cs="Courier New"/>
-                <w:noProof/>
-                <w:sz w:val="18"/>
-                <w:szCs w:val="18"/>
-              </w:rPr>
-              <w:t xml:space="preserve"> </w:t>
-            </w:r>
-          </w:p>
-          <w:p>
-            <w:pPr>
-              <w:rPr>
-                <w:rFonts w:ascii="Courier New" w:hAnsi="Courier New" w:cs="Courier New"/>
-                <w:noProof/>
-                <w:sz w:val="18"/>
-                <w:szCs w:val="18"/>
-              </w:rPr>
-            </w:pPr>
-            <w:r>
-              <w:rPr>
-                <w:rFonts w:ascii="Courier New" w:hAnsi="Courier New" w:cs="Courier New"/>
-                <w:noProof/>
-                <w:sz w:val="18"/>
-                <w:szCs w:val="18"/>
-              </w:rPr>
-              <w:t xml:space="preserve">      </w:t>
-            </w:r>
-            <w:r>
-              <w:rPr>
-                <w:rFonts w:ascii="Courier New" w:hAnsi="Courier New" w:cs="Courier New"/>
-                <w:noProof/>
-                <w:sz w:val="18"/>
-                <w:szCs w:val="18"/>
-              </w:rPr>
-              <w:t>"https://tenant-12345.</w:t>
-            </w:r>
-            <w:r>
-              <w:rPr>
-                <w:rFonts w:ascii="Courier New" w:hAnsi="Courier New" w:cs="Courier New"/>
-                <w:noProof/>
-                <w:sz w:val="18"/>
-                <w:szCs w:val="18"/>
-              </w:rPr>
-              <w:t>cloudprovider</w:t>
+              <w:t>["urn:ietf:params:fastfed:1.0:provisioning:SCIM:FullLifeCycle"],</w:t>
+            </w:r>
+          </w:p>
+          <w:p>
+            <w:pPr>
+              <w:rPr>
+                <w:rFonts w:ascii="Courier New" w:hAnsi="Courier New" w:cs="Courier New"/>
+                <w:noProof/>
+                <w:sz w:val="18"/>
+                <w:szCs w:val="18"/>
+              </w:rPr>
+            </w:pPr>
+            <w:r>
+              <w:rPr>
+                <w:rFonts w:ascii="Courier New" w:hAnsi="Courier New" w:cs="Courier New"/>
+                <w:noProof/>
+                <w:sz w:val="18"/>
+                <w:szCs w:val="18"/>
+              </w:rPr>
+              <w:t xml:space="preserve">   "schema_grammar": </w:t>
+            </w:r>
+          </w:p>
+          <w:p>
+            <w:pPr>
+              <w:rPr>
+                <w:rFonts w:ascii="Courier New" w:hAnsi="Courier New" w:cs="Courier New"/>
+                <w:noProof/>
+                <w:sz w:val="18"/>
+                <w:szCs w:val="18"/>
+              </w:rPr>
+            </w:pPr>
+            <w:r>
+              <w:rPr>
+                <w:rFonts w:ascii="Courier New" w:hAnsi="Courier New" w:cs="Courier New"/>
+                <w:noProof/>
+                <w:sz w:val="18"/>
+                <w:szCs w:val="18"/>
+              </w:rPr>
+              <w:t xml:space="preserve">     </w:t>
+            </w:r>
+            <w:r>
+              <w:rPr>
+                <w:rFonts w:ascii="Courier New" w:hAnsi="Courier New" w:cs="Courier New"/>
+                <w:noProof/>
+                <w:sz w:val="18"/>
+                <w:szCs w:val="18"/>
+              </w:rPr>
+              <w:t>"urn:ietf:params:fastfed:1:0:schemas:scim:2.0",</w:t>
+            </w:r>
+          </w:p>
+          <w:p>
+            <w:pPr>
+              <w:rPr>
+                <w:rFonts w:ascii="Courier New" w:hAnsi="Courier New" w:cs="Courier New"/>
+                <w:noProof/>
+                <w:sz w:val="18"/>
+                <w:szCs w:val="18"/>
+              </w:rPr>
+            </w:pPr>
+            <w:r>
+              <w:rPr>
+                <w:rFonts w:ascii="Courier New" w:hAnsi="Courier New" w:cs="Courier New"/>
+                <w:noProof/>
+                <w:sz w:val="18"/>
+                <w:szCs w:val="18"/>
+              </w:rPr>
+              <w:t xml:space="preserve">   "urn:ietf:params:fastfed:1.0:authentication:SAML:Basic": {</w:t>
+            </w:r>
+          </w:p>
+          <w:p>
+            <w:pPr>
+              <w:rPr>
+                <w:rFonts w:ascii="Courier New" w:hAnsi="Courier New" w:cs="Courier New"/>
+                <w:noProof/>
+                <w:sz w:val="18"/>
+                <w:szCs w:val="18"/>
+              </w:rPr>
+            </w:pPr>
+            <w:r>
+              <w:rPr>
+                <w:rFonts w:ascii="Courier New" w:hAnsi="Courier New" w:cs="Courier New"/>
+                <w:noProof/>
+                <w:sz w:val="18"/>
+                <w:szCs w:val="18"/>
+              </w:rPr>
+              <w:t xml:space="preserve">     "saml_metatadata_uri": "https://tenant-12345.</w:t>
+            </w:r>
+            <w:r>
+              <w:rPr>
+                <w:rFonts w:ascii="Courier New" w:hAnsi="Courier New" w:cs="Courier New"/>
+                <w:noProof/>
+                <w:sz w:val="18"/>
+                <w:szCs w:val="18"/>
+              </w:rPr>
+              <w:t>identityprovider</w:t>
             </w:r>
             <w:r>
               <w:rPr>
@@ -4152,121 +5291,324 @@
                 <w:sz w:val="18"/>
                 <w:szCs w:val="18"/>
               </w:rPr>
-              <w:t xml:space="preserve">  },</w:t>
-            </w:r>
-          </w:p>
-          <w:p>
-            <w:pPr>
-              <w:rPr>
-                <w:rFonts w:ascii="Courier New" w:hAnsi="Courier New" w:cs="Courier New"/>
-                <w:noProof/>
-                <w:sz w:val="18"/>
-                <w:szCs w:val="18"/>
-              </w:rPr>
-            </w:pPr>
-            <w:r>
-              <w:rPr>
-                <w:rFonts w:ascii="Courier New" w:hAnsi="Courier New" w:cs="Courier New"/>
-                <w:noProof/>
-                <w:sz w:val="18"/>
-                <w:szCs w:val="18"/>
-              </w:rPr>
-              <w:t xml:space="preserve">  "oauth_token": {</w:t>
-            </w:r>
-          </w:p>
-          <w:p>
-            <w:pPr>
-              <w:rPr>
-                <w:rFonts w:ascii="Courier New" w:hAnsi="Courier New" w:cs="Courier New"/>
-                <w:noProof/>
-                <w:sz w:val="18"/>
-                <w:szCs w:val="18"/>
-              </w:rPr>
-            </w:pPr>
-            <w:r>
-              <w:rPr>
-                <w:rFonts w:ascii="Courier New" w:hAnsi="Courier New" w:cs="Courier New"/>
-                <w:noProof/>
-                <w:sz w:val="18"/>
-                <w:szCs w:val="18"/>
-              </w:rPr>
-              <w:t xml:space="preserve">    "access_token": "MTQ0NjJkZmQ5OTM2NDE1ZTZjNGZmZjI3",</w:t>
-            </w:r>
-          </w:p>
-          <w:p>
-            <w:pPr>
-              <w:rPr>
-                <w:rFonts w:ascii="Courier New" w:hAnsi="Courier New" w:cs="Courier New"/>
-                <w:noProof/>
-                <w:sz w:val="18"/>
-                <w:szCs w:val="18"/>
-              </w:rPr>
-            </w:pPr>
-            <w:r>
-              <w:rPr>
-                <w:rFonts w:ascii="Courier New" w:hAnsi="Courier New" w:cs="Courier New"/>
-                <w:noProof/>
-                <w:sz w:val="18"/>
-                <w:szCs w:val="18"/>
-              </w:rPr>
-              <w:t xml:space="preserve">    "token_type": "bearer",</w:t>
-            </w:r>
-          </w:p>
-          <w:p>
-            <w:pPr>
-              <w:rPr>
-                <w:rFonts w:ascii="Courier New" w:hAnsi="Courier New" w:cs="Courier New"/>
-                <w:noProof/>
-                <w:sz w:val="18"/>
-                <w:szCs w:val="18"/>
-              </w:rPr>
-            </w:pPr>
-            <w:r>
-              <w:rPr>
-                <w:rFonts w:ascii="Courier New" w:hAnsi="Courier New" w:cs="Courier New"/>
-                <w:noProof/>
-                <w:sz w:val="18"/>
-                <w:szCs w:val="18"/>
-              </w:rPr>
-              <w:t xml:space="preserve">    "refresh_token": "IwOGYzYTlmM2YxOTQ5MGE3YmNmMDFkNTVk",</w:t>
-            </w:r>
-          </w:p>
-          <w:p>
-            <w:pPr>
-              <w:rPr>
-                <w:rFonts w:ascii="Courier New" w:hAnsi="Courier New" w:cs="Courier New"/>
-                <w:noProof/>
-                <w:sz w:val="18"/>
-                <w:szCs w:val="18"/>
-              </w:rPr>
-            </w:pPr>
-            <w:r>
-              <w:rPr>
-                <w:rFonts w:ascii="Courier New" w:hAnsi="Courier New" w:cs="Courier New"/>
-                <w:noProof/>
-                <w:sz w:val="18"/>
-                <w:szCs w:val="18"/>
-              </w:rPr>
-              <w:t xml:space="preserve">    "expires_in": 3600 </w:t>
-            </w:r>
-          </w:p>
-          <w:p>
-            <w:pPr>
-              <w:rPr>
-                <w:rFonts w:ascii="Courier New" w:hAnsi="Courier New" w:cs="Courier New"/>
-                <w:noProof/>
-                <w:sz w:val="18"/>
-                <w:szCs w:val="18"/>
-              </w:rPr>
-            </w:pPr>
-            <w:r>
-              <w:rPr>
-                <w:rFonts w:ascii="Courier New" w:hAnsi="Courier New" w:cs="Courier New"/>
-                <w:noProof/>
-                <w:sz w:val="18"/>
-                <w:szCs w:val="18"/>
-              </w:rPr>
-              <w:t xml:space="preserve">  }</w:t>
+              <w:t xml:space="preserve">   },</w:t>
+            </w:r>
+            <w:r>
+              <w:rPr>
+                <w:rFonts w:ascii="Courier New" w:hAnsi="Courier New" w:cs="Courier New"/>
+                <w:noProof/>
+                <w:sz w:val="18"/>
+                <w:szCs w:val="18"/>
+              </w:rPr>
+              <w:br/>
+            </w:r>
+            <w:r>
+              <w:rPr>
+                <w:rFonts w:ascii="Courier New" w:hAnsi="Courier New" w:cs="Courier New"/>
+                <w:noProof/>
+                <w:sz w:val="18"/>
+                <w:szCs w:val="18"/>
+              </w:rPr>
+              <w:t xml:space="preserve">   "urn:ietf:params:fastfed:1.0:provisioning:SCIM:FullLifeCycle": {</w:t>
+            </w:r>
+          </w:p>
+          <w:p>
+            <w:pPr>
+              <w:rPr>
+                <w:rFonts w:ascii="Courier New" w:hAnsi="Courier New" w:cs="Courier New"/>
+                <w:noProof/>
+                <w:sz w:val="18"/>
+                <w:szCs w:val="18"/>
+              </w:rPr>
+            </w:pPr>
+            <w:r>
+              <w:rPr>
+                <w:rFonts w:ascii="Courier New" w:hAnsi="Courier New" w:cs="Courier New"/>
+                <w:noProof/>
+                <w:sz w:val="18"/>
+                <w:szCs w:val="18"/>
+              </w:rPr>
+              <w:t xml:space="preserve">     "provider_contact_information": {</w:t>
+            </w:r>
+          </w:p>
+          <w:p>
+            <w:pPr>
+              <w:rPr>
+                <w:rFonts w:ascii="Courier New" w:hAnsi="Courier New" w:cs="Courier New"/>
+                <w:noProof/>
+                <w:sz w:val="18"/>
+                <w:szCs w:val="18"/>
+              </w:rPr>
+            </w:pPr>
+            <w:r>
+              <w:rPr>
+                <w:rFonts w:ascii="Courier New" w:hAnsi="Courier New" w:cs="Courier New"/>
+                <w:noProof/>
+                <w:sz w:val="18"/>
+                <w:szCs w:val="18"/>
+              </w:rPr>
+              <w:t xml:space="preserve">       "organization": "</w:t>
+            </w:r>
+            <w:r>
+              <w:rPr>
+                <w:rFonts w:ascii="Courier New" w:hAnsi="Courier New" w:cs="Courier New"/>
+                <w:noProof/>
+                <w:sz w:val="18"/>
+                <w:szCs w:val="18"/>
+              </w:rPr>
+              <w:t>Provisioning</w:t>
+            </w:r>
+            <w:r>
+              <w:rPr>
+                <w:rFonts w:ascii="Courier New" w:hAnsi="Courier New" w:cs="Courier New"/>
+                <w:noProof/>
+                <w:sz w:val="18"/>
+                <w:szCs w:val="18"/>
+              </w:rPr>
+              <w:t xml:space="preserve"> Inc.",</w:t>
+            </w:r>
+          </w:p>
+          <w:p>
+            <w:pPr>
+              <w:rPr>
+                <w:rFonts w:ascii="Courier New" w:hAnsi="Courier New" w:cs="Courier New"/>
+                <w:noProof/>
+                <w:sz w:val="18"/>
+                <w:szCs w:val="18"/>
+              </w:rPr>
+            </w:pPr>
+            <w:r>
+              <w:rPr>
+                <w:rFonts w:ascii="Courier New" w:hAnsi="Courier New" w:cs="Courier New"/>
+                <w:noProof/>
+                <w:sz w:val="18"/>
+                <w:szCs w:val="18"/>
+              </w:rPr>
+              <w:t xml:space="preserve">       "phone": "+1-800-555-</w:t>
+            </w:r>
+            <w:r>
+              <w:rPr>
+                <w:rFonts w:ascii="Courier New" w:hAnsi="Courier New" w:cs="Courier New"/>
+                <w:noProof/>
+                <w:sz w:val="18"/>
+                <w:szCs w:val="18"/>
+              </w:rPr>
+              <w:t>7777</w:t>
+            </w:r>
+            <w:r>
+              <w:rPr>
+                <w:rFonts w:ascii="Courier New" w:hAnsi="Courier New" w:cs="Courier New"/>
+                <w:noProof/>
+                <w:sz w:val="18"/>
+                <w:szCs w:val="18"/>
+              </w:rPr>
+              <w:t>",</w:t>
+            </w:r>
+          </w:p>
+          <w:p>
+            <w:pPr>
+              <w:rPr>
+                <w:rFonts w:ascii="Courier New" w:hAnsi="Courier New" w:cs="Courier New"/>
+                <w:noProof/>
+                <w:sz w:val="18"/>
+                <w:szCs w:val="18"/>
+              </w:rPr>
+            </w:pPr>
+            <w:r>
+              <w:rPr>
+                <w:rFonts w:ascii="Courier New" w:hAnsi="Courier New" w:cs="Courier New"/>
+                <w:noProof/>
+                <w:sz w:val="18"/>
+                <w:szCs w:val="18"/>
+              </w:rPr>
+              <w:t xml:space="preserve">       "email": "</w:t>
+            </w:r>
+            <w:r>
+              <w:rPr>
+                <w:rFonts w:ascii="Courier New" w:hAnsi="Courier New" w:cs="Courier New"/>
+                <w:noProof/>
+                <w:sz w:val="18"/>
+                <w:szCs w:val="18"/>
+              </w:rPr>
+              <w:t>support</w:t>
+            </w:r>
+            <w:r>
+              <w:rPr>
+                <w:rFonts w:ascii="Courier New" w:hAnsi="Courier New" w:cs="Courier New"/>
+                <w:noProof/>
+                <w:sz w:val="18"/>
+                <w:szCs w:val="18"/>
+              </w:rPr>
+              <w:t>@</w:t>
+            </w:r>
+            <w:r>
+              <w:rPr>
+                <w:rFonts w:ascii="Courier New" w:hAnsi="Courier New" w:cs="Courier New"/>
+                <w:noProof/>
+                <w:sz w:val="18"/>
+                <w:szCs w:val="18"/>
+              </w:rPr>
+              <w:t>provisioning</w:t>
+            </w:r>
+            <w:r>
+              <w:rPr>
+                <w:rFonts w:ascii="Courier New" w:hAnsi="Courier New" w:cs="Courier New"/>
+                <w:noProof/>
+                <w:sz w:val="18"/>
+                <w:szCs w:val="18"/>
+              </w:rPr>
+              <w:t>.com"</w:t>
+            </w:r>
+          </w:p>
+          <w:p>
+            <w:pPr>
+              <w:rPr>
+                <w:rFonts w:ascii="Courier New" w:hAnsi="Courier New" w:cs="Courier New"/>
+                <w:noProof/>
+                <w:sz w:val="18"/>
+                <w:szCs w:val="18"/>
+              </w:rPr>
+            </w:pPr>
+            <w:r>
+              <w:rPr>
+                <w:rFonts w:ascii="Courier New" w:hAnsi="Courier New" w:cs="Courier New"/>
+                <w:noProof/>
+                <w:sz w:val="18"/>
+                <w:szCs w:val="18"/>
+              </w:rPr>
+              <w:t xml:space="preserve">     },</w:t>
+            </w:r>
+          </w:p>
+          <w:p>
+            <w:pPr>
+              <w:rPr>
+                <w:rFonts w:ascii="Courier New" w:hAnsi="Courier New" w:cs="Courier New"/>
+                <w:noProof/>
+                <w:sz w:val="18"/>
+                <w:szCs w:val="18"/>
+              </w:rPr>
+            </w:pPr>
+            <w:r>
+              <w:rPr>
+                <w:rFonts w:ascii="Courier New" w:hAnsi="Courier New" w:cs="Courier New"/>
+                <w:noProof/>
+                <w:sz w:val="18"/>
+                <w:szCs w:val="18"/>
+              </w:rPr>
+              <w:t xml:space="preserve">     "provider_authentication_methods": {</w:t>
+            </w:r>
+          </w:p>
+          <w:p>
+            <w:pPr>
+              <w:rPr>
+                <w:rFonts w:ascii="Courier New" w:hAnsi="Courier New" w:cs="Courier New"/>
+                <w:noProof/>
+                <w:sz w:val="18"/>
+                <w:szCs w:val="18"/>
+              </w:rPr>
+            </w:pPr>
+            <w:r>
+              <w:rPr>
+                <w:rFonts w:ascii="Courier New" w:hAnsi="Courier New" w:cs="Courier New"/>
+                <w:noProof/>
+                <w:sz w:val="18"/>
+                <w:szCs w:val="18"/>
+              </w:rPr>
+              <w:t xml:space="preserve">       "urn:ietf:params:fastfed:1.0:provider_authentication:OAuth-2.0:JWTProfile": {</w:t>
+            </w:r>
+          </w:p>
+          <w:p>
+            <w:pPr>
+              <w:rPr>
+                <w:rFonts w:ascii="Courier New" w:hAnsi="Courier New" w:cs="Courier New"/>
+                <w:noProof/>
+                <w:sz w:val="18"/>
+                <w:szCs w:val="18"/>
+              </w:rPr>
+            </w:pPr>
+            <w:r>
+              <w:rPr>
+                <w:rFonts w:ascii="Courier New" w:hAnsi="Courier New" w:cs="Courier New"/>
+                <w:noProof/>
+                <w:sz w:val="18"/>
+                <w:szCs w:val="18"/>
+              </w:rPr>
+              <w:t xml:space="preserve">         "jwks_uri": "https://</w:t>
+            </w:r>
+            <w:r>
+              <w:rPr>
+                <w:rFonts w:ascii="Courier New" w:hAnsi="Courier New" w:cs="Courier New"/>
+                <w:noProof/>
+                <w:sz w:val="18"/>
+                <w:szCs w:val="18"/>
+              </w:rPr>
+              <w:t>provisioning</w:t>
+            </w:r>
+            <w:r>
+              <w:rPr>
+                <w:rFonts w:ascii="Courier New" w:hAnsi="Courier New" w:cs="Courier New"/>
+                <w:noProof/>
+                <w:sz w:val="18"/>
+                <w:szCs w:val="18"/>
+              </w:rPr>
+              <w:t>.com/keys"</w:t>
+            </w:r>
+          </w:p>
+          <w:p>
+            <w:pPr>
+              <w:rPr>
+                <w:rFonts w:ascii="Courier New" w:hAnsi="Courier New" w:cs="Courier New"/>
+                <w:noProof/>
+                <w:sz w:val="18"/>
+                <w:szCs w:val="18"/>
+              </w:rPr>
+            </w:pPr>
+            <w:r>
+              <w:rPr>
+                <w:rFonts w:ascii="Courier New" w:hAnsi="Courier New" w:cs="Courier New"/>
+                <w:noProof/>
+                <w:sz w:val="18"/>
+                <w:szCs w:val="18"/>
+              </w:rPr>
+              <w:t xml:space="preserve">       }</w:t>
+            </w:r>
+          </w:p>
+          <w:p>
+            <w:pPr>
+              <w:rPr>
+                <w:rFonts w:ascii="Courier New" w:hAnsi="Courier New" w:cs="Courier New"/>
+                <w:noProof/>
+                <w:sz w:val="18"/>
+                <w:szCs w:val="18"/>
+              </w:rPr>
+            </w:pPr>
+            <w:r>
+              <w:rPr>
+                <w:rFonts w:ascii="Courier New" w:hAnsi="Courier New" w:cs="Courier New"/>
+                <w:noProof/>
+                <w:sz w:val="18"/>
+                <w:szCs w:val="18"/>
+              </w:rPr>
+              <w:t xml:space="preserve">     }</w:t>
+            </w:r>
+          </w:p>
+          <w:p>
+            <w:pPr>
+              <w:rPr>
+                <w:rFonts w:ascii="Courier New" w:hAnsi="Courier New" w:cs="Courier New"/>
+                <w:noProof/>
+                <w:sz w:val="18"/>
+                <w:szCs w:val="18"/>
+              </w:rPr>
+            </w:pPr>
+            <w:r>
+              <w:rPr>
+                <w:rFonts w:ascii="Courier New" w:hAnsi="Courier New" w:cs="Courier New"/>
+                <w:noProof/>
+                <w:sz w:val="18"/>
+                <w:szCs w:val="18"/>
+              </w:rPr>
+              <w:t xml:space="preserve">   }</w:t>
             </w:r>
           </w:p>
           <w:p>
@@ -4293,7 +5635,13 @@
     <w:p/>
     <w:p>
       <w:r>
-        <w:t xml:space="preserve">The JWT is encoded and signed using JWS JSON Serialization. Then, it is posted to the service provider. </w:t>
+        <w:t xml:space="preserve">The JWT is </w:t>
+      </w:r>
+      <w:r>
+        <w:t>signed and encoded using JWS Compact Serialization</w:t>
+      </w:r>
+      <w:r>
+        <w:t xml:space="preserve">. Then, it is posted to the service provider. </w:t>
       </w:r>
     </w:p>
     <w:p>
@@ -4393,226 +5741,50 @@
                 <w:sz w:val="18"/>
                 <w:szCs w:val="18"/>
               </w:rPr>
-              <w:t xml:space="preserve"> Content-Type: application/json</w:t>
-            </w:r>
-          </w:p>
-          <w:p>
-            <w:pPr>
-              <w:rPr>
-                <w:rFonts w:ascii="Courier New" w:hAnsi="Courier New" w:cs="Courier New"/>
-                <w:noProof/>
-                <w:sz w:val="18"/>
-                <w:szCs w:val="18"/>
-              </w:rPr>
-            </w:pPr>
-          </w:p>
-          <w:p>
-            <w:pPr>
-              <w:rPr>
-                <w:rFonts w:ascii="Courier New" w:hAnsi="Courier New" w:cs="Courier New"/>
-                <w:noProof/>
-                <w:sz w:val="18"/>
-                <w:szCs w:val="18"/>
-              </w:rPr>
-            </w:pPr>
-            <w:r>
-              <w:rPr>
-                <w:rFonts w:ascii="Courier New" w:hAnsi="Courier New" w:cs="Courier New"/>
-                <w:noProof/>
-                <w:sz w:val="18"/>
-                <w:szCs w:val="18"/>
-              </w:rPr>
-              <w:t xml:space="preserve"> {</w:t>
-            </w:r>
-          </w:p>
-          <w:p>
-            <w:pPr>
-              <w:rPr>
-                <w:rFonts w:ascii="Courier New" w:hAnsi="Courier New" w:cs="Courier New"/>
-                <w:noProof/>
-                <w:sz w:val="18"/>
-                <w:szCs w:val="18"/>
-              </w:rPr>
-            </w:pPr>
-            <w:r>
-              <w:rPr>
-                <w:rFonts w:ascii="Courier New" w:hAnsi="Courier New" w:cs="Courier New"/>
-                <w:noProof/>
-                <w:sz w:val="18"/>
-                <w:szCs w:val="18"/>
-              </w:rPr>
-              <w:t xml:space="preserve">  "payload":</w:t>
-            </w:r>
-          </w:p>
-          <w:p>
-            <w:pPr>
-              <w:rPr>
-                <w:rFonts w:ascii="Courier New" w:hAnsi="Courier New" w:cs="Courier New"/>
-                <w:noProof/>
-                <w:sz w:val="18"/>
-                <w:szCs w:val="18"/>
-              </w:rPr>
-            </w:pPr>
-            <w:r>
-              <w:rPr>
-                <w:rFonts w:ascii="Courier New" w:hAnsi="Courier New" w:cs="Courier New"/>
-                <w:noProof/>
-                <w:sz w:val="18"/>
-                <w:szCs w:val="18"/>
-              </w:rPr>
-              <w:t xml:space="preserve">   "eyJpc3MiOiJqb2UiLA0KICJleHAiOjEzMDA4MTkzODAsDQogImh0dHA6Ly9leGF</w:t>
-            </w:r>
-          </w:p>
-          <w:p>
-            <w:pPr>
-              <w:rPr>
-                <w:rFonts w:ascii="Courier New" w:hAnsi="Courier New" w:cs="Courier New"/>
-                <w:noProof/>
-                <w:sz w:val="18"/>
-                <w:szCs w:val="18"/>
-              </w:rPr>
-            </w:pPr>
-            <w:r>
-              <w:rPr>
-                <w:rFonts w:ascii="Courier New" w:hAnsi="Courier New" w:cs="Courier New"/>
-                <w:noProof/>
-                <w:sz w:val="18"/>
-                <w:szCs w:val="18"/>
-              </w:rPr>
-              <w:t xml:space="preserve">    tcGxlLmNvbS9pc19yb290Ijp0cnVlfQ",</w:t>
-            </w:r>
-          </w:p>
-          <w:p>
-            <w:pPr>
-              <w:rPr>
-                <w:rFonts w:ascii="Courier New" w:hAnsi="Courier New" w:cs="Courier New"/>
-                <w:noProof/>
-                <w:sz w:val="18"/>
-                <w:szCs w:val="18"/>
-              </w:rPr>
-            </w:pPr>
-            <w:r>
-              <w:rPr>
-                <w:rFonts w:ascii="Courier New" w:hAnsi="Courier New" w:cs="Courier New"/>
-                <w:noProof/>
-                <w:sz w:val="18"/>
-                <w:szCs w:val="18"/>
-              </w:rPr>
-              <w:t xml:space="preserve">  "protected":"eyJhbGciOiJFUzI1NiJ9",</w:t>
-            </w:r>
-          </w:p>
-          <w:p>
-            <w:pPr>
-              <w:rPr>
-                <w:rFonts w:ascii="Courier New" w:hAnsi="Courier New" w:cs="Courier New"/>
-                <w:noProof/>
-                <w:sz w:val="18"/>
-                <w:szCs w:val="18"/>
-              </w:rPr>
-            </w:pPr>
-            <w:r>
-              <w:rPr>
-                <w:rFonts w:ascii="Courier New" w:hAnsi="Courier New" w:cs="Courier New"/>
-                <w:noProof/>
-                <w:sz w:val="18"/>
-                <w:szCs w:val="18"/>
-              </w:rPr>
-              <w:t xml:space="preserve">  "header":</w:t>
-            </w:r>
-          </w:p>
-          <w:p>
-            <w:pPr>
-              <w:rPr>
-                <w:rFonts w:ascii="Courier New" w:hAnsi="Courier New" w:cs="Courier New"/>
-                <w:noProof/>
-                <w:sz w:val="18"/>
-                <w:szCs w:val="18"/>
-              </w:rPr>
-            </w:pPr>
-            <w:r>
-              <w:rPr>
-                <w:rFonts w:ascii="Courier New" w:hAnsi="Courier New" w:cs="Courier New"/>
-                <w:noProof/>
-                <w:sz w:val="18"/>
-                <w:szCs w:val="18"/>
-              </w:rPr>
-              <w:t xml:space="preserve">   {"kid":"e9bc097a-ce51-4036-9562-d2ade882db0d"},</w:t>
-            </w:r>
-          </w:p>
-          <w:p>
-            <w:pPr>
-              <w:rPr>
-                <w:rFonts w:ascii="Courier New" w:hAnsi="Courier New" w:cs="Courier New"/>
-                <w:noProof/>
-                <w:sz w:val="18"/>
-                <w:szCs w:val="18"/>
-              </w:rPr>
-            </w:pPr>
-            <w:r>
-              <w:rPr>
-                <w:rFonts w:ascii="Courier New" w:hAnsi="Courier New" w:cs="Courier New"/>
-                <w:noProof/>
-                <w:sz w:val="18"/>
-                <w:szCs w:val="18"/>
-              </w:rPr>
-              <w:t xml:space="preserve">  "signature":</w:t>
-            </w:r>
-          </w:p>
-          <w:p>
-            <w:pPr>
-              <w:rPr>
-                <w:rFonts w:ascii="Courier New" w:hAnsi="Courier New" w:cs="Courier New"/>
-                <w:noProof/>
-                <w:sz w:val="18"/>
-                <w:szCs w:val="18"/>
-              </w:rPr>
-            </w:pPr>
-            <w:r>
-              <w:rPr>
-                <w:rFonts w:ascii="Courier New" w:hAnsi="Courier New" w:cs="Courier New"/>
-                <w:noProof/>
-                <w:sz w:val="18"/>
-                <w:szCs w:val="18"/>
-              </w:rPr>
-              <w:t xml:space="preserve">   "DtEhU3ljbEg8L38VWAfUAqOyKAM6-Xx-F4GawxaepmXFCgfTjDxw5djxLa8IS</w:t>
-            </w:r>
-          </w:p>
-          <w:p>
-            <w:pPr>
-              <w:rPr>
-                <w:rFonts w:ascii="Courier New" w:hAnsi="Courier New" w:cs="Courier New"/>
-                <w:noProof/>
-                <w:sz w:val="18"/>
-                <w:szCs w:val="18"/>
-              </w:rPr>
-            </w:pPr>
-            <w:r>
-              <w:rPr>
-                <w:rFonts w:ascii="Courier New" w:hAnsi="Courier New" w:cs="Courier New"/>
-                <w:noProof/>
-                <w:sz w:val="18"/>
-                <w:szCs w:val="18"/>
-              </w:rPr>
-              <w:t xml:space="preserve">    lSApmWQxfKTUJqPP3-Kg6NU1Q"</w:t>
-            </w:r>
-          </w:p>
-          <w:p>
-            <w:pPr>
-              <w:rPr>
-                <w:rFonts w:ascii="Courier New" w:hAnsi="Courier New" w:cs="Courier New"/>
-                <w:sz w:val="18"/>
-                <w:szCs w:val="18"/>
-              </w:rPr>
-            </w:pPr>
-            <w:r>
-              <w:rPr>
-                <w:rFonts w:ascii="Courier New" w:hAnsi="Courier New" w:cs="Courier New"/>
-                <w:noProof/>
-                <w:sz w:val="18"/>
-                <w:szCs w:val="18"/>
-              </w:rPr>
-              <w:t xml:space="preserve"> }</w:t>
-            </w:r>
+              <w:t xml:space="preserve"> Content-Type: </w:t>
+            </w:r>
+            <w:r>
+              <w:rPr>
+                <w:rFonts w:ascii="Courier New" w:hAnsi="Courier New" w:cs="Courier New"/>
+                <w:noProof/>
+                <w:sz w:val="18"/>
+                <w:szCs w:val="18"/>
+              </w:rPr>
+              <w:t>application/jwt</w:t>
+            </w:r>
+          </w:p>
+          <w:p>
+            <w:pPr>
+              <w:rPr>
+                <w:rFonts w:ascii="Courier New" w:hAnsi="Courier New" w:cs="Courier New"/>
+                <w:noProof/>
+                <w:sz w:val="18"/>
+                <w:szCs w:val="18"/>
+              </w:rPr>
+            </w:pPr>
+          </w:p>
+          <w:p>
+            <w:pPr>
+              <w:pStyle w:val="HTMLPreformatted"/>
+              <w:rPr>
+                <w:color w:val="000000"/>
+              </w:rPr>
+            </w:pPr>
+            <w:r>
+              <w:rPr>
+                <w:color w:val="000000"/>
+              </w:rPr>
+              <w:t>eyJhbGciOiJSUzI1NiIsImtpZCI6IjIyIn0[... omitted for brevity...]</w:t>
+            </w:r>
+          </w:p>
+          <w:p>
+            <w:pPr>
+              <w:rPr>
+                <w:rFonts w:ascii="Courier New" w:hAnsi="Courier New" w:cs="Courier New"/>
+                <w:sz w:val="18"/>
+                <w:szCs w:val="18"/>
+              </w:rPr>
+            </w:pPr>
           </w:p>
         </w:tc>
       </w:tr>
@@ -4652,7 +5824,7 @@
           <w:sz w:val="28"/>
           <w:szCs w:val="28"/>
         </w:rPr>
-        <w:t>10</w:t>
+        <w:t>1</w:t>
       </w:r>
       <w:r>
         <w:rPr>
@@ -4661,7 +5833,7 @@
           <w:sz w:val="28"/>
           <w:szCs w:val="28"/>
         </w:rPr>
-        <w:t xml:space="preserve">) </w:t>
+        <w:t>1</w:t>
       </w:r>
       <w:r>
         <w:rPr>
@@ -4670,20 +5842,16 @@
           <w:sz w:val="28"/>
           <w:szCs w:val="28"/>
         </w:rPr>
-        <w:t>OnlineService.com processes the registration request</w:t>
-      </w:r>
-    </w:p>
-    <w:p>
-      <w:pPr>
+        <w:t xml:space="preserve">) </w:t>
+      </w:r>
+      <w:r>
         <w:rPr>
           <w:b/>
           <w:color w:val="000000" w:themeColor="text1"/>
           <w:sz w:val="28"/>
           <w:szCs w:val="28"/>
         </w:rPr>
-      </w:pPr>
-      <w:r>
-        <w:t>The service validates the signed JWT and confirms it matches a pending registration request for the tenant. If everything looks OK, the service captures all the SAML and SCIM configurations and enables them for use.</w:t>
+        <w:t>OnlineService.com processes the registration request</w:t>
       </w:r>
     </w:p>
     <w:p>
@@ -4695,6 +5863,9 @@
           <w:szCs w:val="28"/>
         </w:rPr>
       </w:pPr>
+      <w:r>
+        <w:t>The service validates the signed JWT and confirms it matches a pending registration request for the tenant. If everything looks OK, the service captures all the SAML and SCIM configurations and enables them for use.</w:t>
+      </w:r>
     </w:p>
     <w:p>
       <w:pPr>
@@ -4705,24 +5876,51 @@
           <w:szCs w:val="28"/>
         </w:rPr>
       </w:pPr>
-      <w:r>
+    </w:p>
+    <w:p>
+      <w:pPr>
+        <w:rPr>
+          <w:u w:val="single"/>
+        </w:rPr>
+      </w:pPr>
+      <w:r>
+        <w:rPr>
+          <w:u w:val="single"/>
+        </w:rPr>
+        <w:t>See specification:</w:t>
+      </w:r>
+    </w:p>
+    <w:p>
+      <w:pPr>
+        <w:pStyle w:val="ListParagraph"/>
+        <w:numPr>
+          <w:ilvl w:val="0"/>
+          <w:numId w:val="9"/>
+        </w:numPr>
+      </w:pPr>
+      <w:r>
+        <w:t>FastFed Core, Section 7.2.3.2</w:t>
+      </w:r>
+    </w:p>
+    <w:p>
+      <w:pPr>
         <w:rPr>
           <w:b/>
           <w:color w:val="000000" w:themeColor="text1"/>
           <w:sz w:val="28"/>
           <w:szCs w:val="28"/>
         </w:rPr>
-        <w:t xml:space="preserve">Step </w:t>
-      </w:r>
-      <w:r>
+      </w:pPr>
+    </w:p>
+    <w:p>
+      <w:pPr>
         <w:rPr>
           <w:b/>
           <w:color w:val="000000" w:themeColor="text1"/>
           <w:sz w:val="28"/>
           <w:szCs w:val="28"/>
         </w:rPr>
-        <w:t>11</w:t>
-      </w:r>
+      </w:pPr>
       <w:r>
         <w:rPr>
           <w:b/>
@@ -4730,7 +5928,7 @@
           <w:sz w:val="28"/>
           <w:szCs w:val="28"/>
         </w:rPr>
-        <w:t xml:space="preserve">) </w:t>
+        <w:t xml:space="preserve">Step </w:t>
       </w:r>
       <w:r>
         <w:rPr>
@@ -4739,12 +5937,150 @@
           <w:sz w:val="28"/>
           <w:szCs w:val="28"/>
         </w:rPr>
+        <w:t>1</w:t>
+      </w:r>
+      <w:r>
+        <w:rPr>
+          <w:b/>
+          <w:color w:val="000000" w:themeColor="text1"/>
+          <w:sz w:val="28"/>
+          <w:szCs w:val="28"/>
+        </w:rPr>
+        <w:t>2</w:t>
+      </w:r>
+      <w:r>
+        <w:rPr>
+          <w:b/>
+          <w:color w:val="000000" w:themeColor="text1"/>
+          <w:sz w:val="28"/>
+          <w:szCs w:val="28"/>
+        </w:rPr>
+        <w:t xml:space="preserve">) </w:t>
+      </w:r>
+      <w:r>
+        <w:rPr>
+          <w:b/>
+          <w:color w:val="000000" w:themeColor="text1"/>
+          <w:sz w:val="28"/>
+          <w:szCs w:val="28"/>
+        </w:rPr>
         <w:t>OnlineService.com replies with registration result</w:t>
       </w:r>
     </w:p>
     <w:p>
       <w:r>
-        <w:t>The service responds with its own confirmation. Since this example uses SAML and SCIM, the response includes SAML/SCIM endpoints, plus an OAuth token for authenticating to the endpoints.</w:t>
+        <w:t xml:space="preserve">The service responds with its own confirmation. Since this example uses SAML and SCIM, the response includes SAML/SCIM endpoints, plus an OAuth </w:t>
+      </w:r>
+      <w:r>
+        <w:t xml:space="preserve">2.0 profile </w:t>
+      </w:r>
+      <w:r>
+        <w:t xml:space="preserve">for authenticating to the </w:t>
+      </w:r>
+      <w:r>
+        <w:t xml:space="preserve">SCIM </w:t>
+      </w:r>
+      <w:r>
+        <w:t>endpoint.</w:t>
+      </w:r>
+    </w:p>
+    <w:p/>
+    <w:p>
+      <w:pPr>
+        <w:rPr>
+          <w:u w:val="single"/>
+        </w:rPr>
+      </w:pPr>
+      <w:r>
+        <w:rPr>
+          <w:u w:val="single"/>
+        </w:rPr>
+        <w:t>See specification:</w:t>
+      </w:r>
+    </w:p>
+    <w:p>
+      <w:pPr>
+        <w:pStyle w:val="ListParagraph"/>
+        <w:numPr>
+          <w:ilvl w:val="0"/>
+          <w:numId w:val="9"/>
+        </w:numPr>
+      </w:pPr>
+      <w:r>
+        <w:t>FastFed Core, Section 7.2.3.3</w:t>
+      </w:r>
+    </w:p>
+    <w:p>
+      <w:pPr>
+        <w:pStyle w:val="ListParagraph"/>
+        <w:numPr>
+          <w:ilvl w:val="0"/>
+          <w:numId w:val="9"/>
+        </w:numPr>
+      </w:pPr>
+      <w:r>
+        <w:t>FastFed SAML Profile, Section 3.2</w:t>
+      </w:r>
+      <w:r>
+        <w:t>.2</w:t>
+      </w:r>
+    </w:p>
+    <w:p>
+      <w:pPr>
+        <w:pStyle w:val="ListParagraph"/>
+        <w:numPr>
+          <w:ilvl w:val="0"/>
+          <w:numId w:val="9"/>
+        </w:numPr>
+      </w:pPr>
+      <w:r>
+        <w:t>FastFed SCIM Profile, Section 3.2</w:t>
+      </w:r>
+      <w:r>
+        <w:t>.2</w:t>
+      </w:r>
+    </w:p>
+    <w:p>
+      <w:pPr>
+        <w:pStyle w:val="ListParagraph"/>
+        <w:numPr>
+          <w:ilvl w:val="0"/>
+          <w:numId w:val="9"/>
+        </w:numPr>
+      </w:pPr>
+      <w:r>
+        <w:t>FastFed SCIM Profile, Section 5 (</w:t>
+      </w:r>
+      <w:r>
+        <w:rPr>
+          <w:i/>
+          <w:iCs/>
+        </w:rPr>
+        <w:t>End-to-End Example of O</w:t>
+      </w:r>
+      <w:r>
+        <w:rPr>
+          <w:i/>
+          <w:iCs/>
+        </w:rPr>
+        <w:t>A</w:t>
+      </w:r>
+      <w:r>
+        <w:rPr>
+          <w:i/>
+          <w:iCs/>
+        </w:rPr>
+        <w:t xml:space="preserve">uth 2.0 </w:t>
+      </w:r>
+      <w:r>
+        <w:rPr>
+          <w:i/>
+          <w:iCs/>
+        </w:rPr>
+        <w:t>Usage with SCIM</w:t>
+      </w:r>
+      <w:r>
+        <w:t>)</w:t>
       </w:r>
     </w:p>
     <w:p>
@@ -4877,80 +6213,6 @@
                 <w:sz w:val="18"/>
                 <w:szCs w:val="18"/>
               </w:rPr>
-              <w:t xml:space="preserve"> {  </w:t>
-            </w:r>
-          </w:p>
-          <w:p>
-            <w:pPr>
-              <w:rPr>
-                <w:rFonts w:ascii="Courier New" w:hAnsi="Courier New" w:cs="Courier New"/>
-                <w:noProof/>
-                <w:sz w:val="18"/>
-                <w:szCs w:val="18"/>
-              </w:rPr>
-            </w:pPr>
-            <w:r>
-              <w:rPr>
-                <w:rFonts w:ascii="Courier New" w:hAnsi="Courier New" w:cs="Courier New"/>
-                <w:noProof/>
-                <w:sz w:val="18"/>
-                <w:szCs w:val="18"/>
-              </w:rPr>
-              <w:t xml:space="preserve">   </w:t>
-            </w:r>
-            <w:r>
-              <w:rPr>
-                <w:rFonts w:ascii="Courier New" w:hAnsi="Courier New" w:cs="Courier New"/>
-                <w:noProof/>
-                <w:sz w:val="18"/>
-                <w:szCs w:val="18"/>
-              </w:rPr>
-              <w:t>"urn:ietf:params:fastfed:1.0:authentication:SAML:Basic"</w:t>
-            </w:r>
-            <w:r>
-              <w:rPr>
-                <w:rFonts w:ascii="Courier New" w:hAnsi="Courier New" w:cs="Courier New"/>
-                <w:noProof/>
-                <w:sz w:val="18"/>
-                <w:szCs w:val="18"/>
-              </w:rPr>
-              <w:t>: {</w:t>
-            </w:r>
-          </w:p>
-          <w:p>
-            <w:pPr>
-              <w:rPr>
-                <w:rFonts w:ascii="Courier New" w:hAnsi="Courier New" w:cs="Courier New"/>
-                <w:noProof/>
-                <w:sz w:val="18"/>
-                <w:szCs w:val="18"/>
-              </w:rPr>
-            </w:pPr>
-            <w:r>
-              <w:rPr>
-                <w:rFonts w:ascii="Courier New" w:hAnsi="Courier New" w:cs="Courier New"/>
-                <w:noProof/>
-                <w:sz w:val="18"/>
-                <w:szCs w:val="18"/>
-              </w:rPr>
-              <w:t xml:space="preserve">  </w:t>
-            </w:r>
-            <w:r>
-              <w:rPr>
-                <w:rFonts w:ascii="Courier New" w:hAnsi="Courier New" w:cs="Courier New"/>
-                <w:noProof/>
-                <w:sz w:val="18"/>
-                <w:szCs w:val="18"/>
-              </w:rPr>
-              <w:t xml:space="preserve">  </w:t>
-            </w:r>
-            <w:r>
-              <w:rPr>
-                <w:rFonts w:ascii="Courier New" w:hAnsi="Courier New" w:cs="Courier New"/>
-                <w:noProof/>
-                <w:sz w:val="18"/>
-                <w:szCs w:val="18"/>
-              </w:rPr>
               <w:t xml:space="preserve"> </w:t>
             </w:r>
             <w:r>
@@ -4960,53 +6222,110 @@
                 <w:sz w:val="18"/>
                 <w:szCs w:val="18"/>
               </w:rPr>
-              <w:t>"saml_metatadata_uri":</w:t>
-            </w:r>
-          </w:p>
-          <w:p>
-            <w:pPr>
-              <w:rPr>
-                <w:rFonts w:ascii="Courier New" w:hAnsi="Courier New" w:cs="Courier New"/>
-                <w:noProof/>
-                <w:sz w:val="18"/>
-                <w:szCs w:val="18"/>
-              </w:rPr>
-            </w:pPr>
-            <w:r>
-              <w:rPr>
-                <w:rFonts w:ascii="Courier New" w:hAnsi="Courier New" w:cs="Courier New"/>
-                <w:noProof/>
-                <w:sz w:val="18"/>
-                <w:szCs w:val="18"/>
-              </w:rPr>
-              <w:t xml:space="preserve">  </w:t>
-            </w:r>
-            <w:r>
-              <w:rPr>
-                <w:rFonts w:ascii="Courier New" w:hAnsi="Courier New" w:cs="Courier New"/>
-                <w:noProof/>
-                <w:sz w:val="18"/>
-                <w:szCs w:val="18"/>
-              </w:rPr>
-              <w:t xml:space="preserve">  </w:t>
-            </w:r>
-            <w:r>
-              <w:rPr>
-                <w:rFonts w:ascii="Courier New" w:hAnsi="Courier New" w:cs="Courier New"/>
-                <w:noProof/>
-                <w:sz w:val="18"/>
-                <w:szCs w:val="18"/>
-              </w:rPr>
-              <w:t xml:space="preserve">  </w:t>
-            </w:r>
-            <w:r>
-              <w:rPr>
-                <w:rFonts w:ascii="Courier New" w:hAnsi="Courier New" w:cs="Courier New"/>
-                <w:noProof/>
-                <w:sz w:val="18"/>
-                <w:szCs w:val="18"/>
-              </w:rPr>
-              <w:t xml:space="preserve"> "https://tenant-</w:t>
+              <w:t xml:space="preserve">{  </w:t>
+            </w:r>
+          </w:p>
+          <w:p>
+            <w:pPr>
+              <w:rPr>
+                <w:rFonts w:ascii="Courier New" w:hAnsi="Courier New" w:cs="Courier New"/>
+                <w:noProof/>
+                <w:sz w:val="18"/>
+                <w:szCs w:val="18"/>
+              </w:rPr>
+            </w:pPr>
+            <w:r>
+              <w:rPr>
+                <w:rFonts w:ascii="Courier New" w:hAnsi="Courier New" w:cs="Courier New"/>
+                <w:noProof/>
+                <w:sz w:val="18"/>
+                <w:szCs w:val="18"/>
+              </w:rPr>
+              <w:t xml:space="preserve">   "fastfed_handshake_finalize_uri": </w:t>
+            </w:r>
+          </w:p>
+          <w:p>
+            <w:pPr>
+              <w:rPr>
+                <w:rFonts w:ascii="Courier New" w:hAnsi="Courier New" w:cs="Courier New"/>
+                <w:noProof/>
+                <w:sz w:val="18"/>
+                <w:szCs w:val="18"/>
+              </w:rPr>
+            </w:pPr>
+            <w:r>
+              <w:rPr>
+                <w:rFonts w:ascii="Courier New" w:hAnsi="Courier New" w:cs="Courier New"/>
+                <w:noProof/>
+                <w:sz w:val="18"/>
+                <w:szCs w:val="18"/>
+              </w:rPr>
+              <w:t xml:space="preserve">     </w:t>
+            </w:r>
+            <w:r>
+              <w:rPr>
+                <w:rFonts w:ascii="Courier New" w:hAnsi="Courier New" w:cs="Courier New"/>
+                <w:noProof/>
+                <w:sz w:val="18"/>
+                <w:szCs w:val="18"/>
+              </w:rPr>
+              <w:t>"https://tenant-6789</w:t>
+            </w:r>
+            <w:r>
+              <w:rPr>
+                <w:rFonts w:ascii="Courier New" w:hAnsi="Courier New" w:cs="Courier New"/>
+                <w:noProof/>
+                <w:sz w:val="18"/>
+                <w:szCs w:val="18"/>
+              </w:rPr>
+              <w:t>0</w:t>
+            </w:r>
+            <w:r>
+              <w:rPr>
+                <w:rFonts w:ascii="Courier New" w:hAnsi="Courier New" w:cs="Courier New"/>
+                <w:noProof/>
+                <w:sz w:val="18"/>
+                <w:szCs w:val="18"/>
+              </w:rPr>
+              <w:t>.app.example.com/fastfed/finalize",</w:t>
+            </w:r>
+          </w:p>
+          <w:p>
+            <w:pPr>
+              <w:rPr>
+                <w:rFonts w:ascii="Courier New" w:hAnsi="Courier New" w:cs="Courier New"/>
+                <w:noProof/>
+                <w:sz w:val="18"/>
+                <w:szCs w:val="18"/>
+              </w:rPr>
+            </w:pPr>
+            <w:r>
+              <w:rPr>
+                <w:rFonts w:ascii="Courier New" w:hAnsi="Courier New" w:cs="Courier New"/>
+                <w:noProof/>
+                <w:sz w:val="18"/>
+                <w:szCs w:val="18"/>
+              </w:rPr>
+              <w:t xml:space="preserve">   "urn:ietf:params:fastfed:1.0:authentication:SAML:Basic": {</w:t>
+            </w:r>
+          </w:p>
+          <w:p>
+            <w:pPr>
+              <w:rPr>
+                <w:rFonts w:ascii="Courier New" w:hAnsi="Courier New" w:cs="Courier New"/>
+                <w:noProof/>
+                <w:sz w:val="18"/>
+                <w:szCs w:val="18"/>
+              </w:rPr>
+            </w:pPr>
+            <w:r>
+              <w:rPr>
+                <w:rFonts w:ascii="Courier New" w:hAnsi="Courier New" w:cs="Courier New"/>
+                <w:noProof/>
+                <w:sz w:val="18"/>
+                <w:szCs w:val="18"/>
+              </w:rPr>
+              <w:t xml:space="preserve">     "saml_metatadata_uri": "https://tenant-</w:t>
             </w:r>
             <w:r>
               <w:rPr>
@@ -5024,6 +6343,231 @@
                 <w:sz w:val="18"/>
                 <w:szCs w:val="18"/>
               </w:rPr>
+              <w:t>.app.example.com/saml-metadata.xml"</w:t>
+            </w:r>
+          </w:p>
+          <w:p>
+            <w:pPr>
+              <w:rPr>
+                <w:rFonts w:ascii="Courier New" w:hAnsi="Courier New" w:cs="Courier New"/>
+                <w:noProof/>
+                <w:sz w:val="18"/>
+                <w:szCs w:val="18"/>
+              </w:rPr>
+            </w:pPr>
+            <w:r>
+              <w:rPr>
+                <w:rFonts w:ascii="Courier New" w:hAnsi="Courier New" w:cs="Courier New"/>
+                <w:noProof/>
+                <w:sz w:val="18"/>
+                <w:szCs w:val="18"/>
+              </w:rPr>
+              <w:t xml:space="preserve">   },</w:t>
+            </w:r>
+          </w:p>
+          <w:p>
+            <w:pPr>
+              <w:rPr>
+                <w:rFonts w:ascii="Courier New" w:hAnsi="Courier New" w:cs="Courier New"/>
+                <w:noProof/>
+                <w:sz w:val="18"/>
+                <w:szCs w:val="18"/>
+              </w:rPr>
+            </w:pPr>
+            <w:r>
+              <w:rPr>
+                <w:rFonts w:ascii="Courier New" w:hAnsi="Courier New" w:cs="Courier New"/>
+                <w:noProof/>
+                <w:sz w:val="18"/>
+                <w:szCs w:val="18"/>
+              </w:rPr>
+              <w:t xml:space="preserve">   "urn:ietf:params:fastfed:1.0:provisioning:SCIM:FullLifeCycle": {</w:t>
+            </w:r>
+          </w:p>
+          <w:p>
+            <w:pPr>
+              <w:rPr>
+                <w:rFonts w:ascii="Courier New" w:hAnsi="Courier New" w:cs="Courier New"/>
+                <w:noProof/>
+                <w:sz w:val="18"/>
+                <w:szCs w:val="18"/>
+              </w:rPr>
+            </w:pPr>
+            <w:r>
+              <w:rPr>
+                <w:rFonts w:ascii="Courier New" w:hAnsi="Courier New" w:cs="Courier New"/>
+                <w:noProof/>
+                <w:sz w:val="18"/>
+                <w:szCs w:val="18"/>
+              </w:rPr>
+              <w:t xml:space="preserve">     "scim_service_uri": </w:t>
+            </w:r>
+          </w:p>
+          <w:p>
+            <w:pPr>
+              <w:rPr>
+                <w:rFonts w:ascii="Courier New" w:hAnsi="Courier New" w:cs="Courier New"/>
+                <w:noProof/>
+                <w:sz w:val="18"/>
+                <w:szCs w:val="18"/>
+              </w:rPr>
+            </w:pPr>
+            <w:r>
+              <w:rPr>
+                <w:rFonts w:ascii="Courier New" w:hAnsi="Courier New" w:cs="Courier New"/>
+                <w:noProof/>
+                <w:sz w:val="18"/>
+                <w:szCs w:val="18"/>
+              </w:rPr>
+              <w:t xml:space="preserve">       </w:t>
+            </w:r>
+            <w:r>
+              <w:rPr>
+                <w:rFonts w:ascii="Courier New" w:hAnsi="Courier New" w:cs="Courier New"/>
+                <w:noProof/>
+                <w:sz w:val="18"/>
+                <w:szCs w:val="18"/>
+              </w:rPr>
+              <w:t>"https://tenant-6789</w:t>
+            </w:r>
+            <w:r>
+              <w:rPr>
+                <w:rFonts w:ascii="Courier New" w:hAnsi="Courier New" w:cs="Courier New"/>
+                <w:noProof/>
+                <w:sz w:val="18"/>
+                <w:szCs w:val="18"/>
+              </w:rPr>
+              <w:t>0</w:t>
+            </w:r>
+            <w:r>
+              <w:rPr>
+                <w:rFonts w:ascii="Courier New" w:hAnsi="Courier New" w:cs="Courier New"/>
+                <w:noProof/>
+                <w:sz w:val="18"/>
+                <w:szCs w:val="18"/>
+              </w:rPr>
+              <w:t>.app.example.com/scim",</w:t>
+            </w:r>
+          </w:p>
+          <w:p>
+            <w:pPr>
+              <w:rPr>
+                <w:rFonts w:ascii="Courier New" w:hAnsi="Courier New" w:cs="Courier New"/>
+                <w:noProof/>
+                <w:sz w:val="18"/>
+                <w:szCs w:val="18"/>
+              </w:rPr>
+            </w:pPr>
+            <w:r>
+              <w:rPr>
+                <w:rFonts w:ascii="Courier New" w:hAnsi="Courier New" w:cs="Courier New"/>
+                <w:noProof/>
+                <w:sz w:val="18"/>
+                <w:szCs w:val="18"/>
+              </w:rPr>
+              <w:t xml:space="preserve">     "provider_authentication_method": </w:t>
+            </w:r>
+          </w:p>
+          <w:p>
+            <w:pPr>
+              <w:rPr>
+                <w:rFonts w:ascii="Courier New" w:hAnsi="Courier New" w:cs="Courier New"/>
+                <w:noProof/>
+                <w:sz w:val="18"/>
+                <w:szCs w:val="18"/>
+              </w:rPr>
+            </w:pPr>
+            <w:r>
+              <w:rPr>
+                <w:rFonts w:ascii="Courier New" w:hAnsi="Courier New" w:cs="Courier New"/>
+                <w:noProof/>
+                <w:sz w:val="18"/>
+                <w:szCs w:val="18"/>
+              </w:rPr>
+              <w:t xml:space="preserve">       </w:t>
+            </w:r>
+            <w:r>
+              <w:rPr>
+                <w:rFonts w:ascii="Courier New" w:hAnsi="Courier New" w:cs="Courier New"/>
+                <w:noProof/>
+                <w:sz w:val="18"/>
+                <w:szCs w:val="18"/>
+              </w:rPr>
+              <w:t>"urn:ietf:params:fastfed:1.0:provider_authentication:OAuth-2.0:JWTProfile",</w:t>
+            </w:r>
+          </w:p>
+          <w:p>
+            <w:pPr>
+              <w:rPr>
+                <w:rFonts w:ascii="Courier New" w:hAnsi="Courier New" w:cs="Courier New"/>
+                <w:noProof/>
+                <w:sz w:val="18"/>
+                <w:szCs w:val="18"/>
+              </w:rPr>
+            </w:pPr>
+            <w:r>
+              <w:rPr>
+                <w:rFonts w:ascii="Courier New" w:hAnsi="Courier New" w:cs="Courier New"/>
+                <w:noProof/>
+                <w:sz w:val="18"/>
+                <w:szCs w:val="18"/>
+              </w:rPr>
+              <w:t xml:space="preserve">     "urn:ietf:params:fastfed:1.0:provider_authentication:OAuth-2.0:JWTProfile":</w:t>
+            </w:r>
+          </w:p>
+          <w:p>
+            <w:pPr>
+              <w:rPr>
+                <w:rFonts w:ascii="Courier New" w:hAnsi="Courier New" w:cs="Courier New"/>
+                <w:noProof/>
+                <w:sz w:val="18"/>
+                <w:szCs w:val="18"/>
+              </w:rPr>
+            </w:pPr>
+            <w:r>
+              <w:rPr>
+                <w:rFonts w:ascii="Courier New" w:hAnsi="Courier New" w:cs="Courier New"/>
+                <w:noProof/>
+                <w:sz w:val="18"/>
+                <w:szCs w:val="18"/>
+              </w:rPr>
+              <w:t xml:space="preserve">     {</w:t>
+            </w:r>
+          </w:p>
+          <w:p>
+            <w:pPr>
+              <w:rPr>
+                <w:rFonts w:ascii="Courier New" w:hAnsi="Courier New" w:cs="Courier New"/>
+                <w:noProof/>
+                <w:sz w:val="18"/>
+                <w:szCs w:val="18"/>
+              </w:rPr>
+            </w:pPr>
+            <w:r>
+              <w:rPr>
+                <w:rFonts w:ascii="Courier New" w:hAnsi="Courier New" w:cs="Courier New"/>
+                <w:noProof/>
+                <w:sz w:val="18"/>
+                <w:szCs w:val="18"/>
+              </w:rPr>
+              <w:t xml:space="preserve">       "token_endpoint": "https://tenant-</w:t>
+            </w:r>
+            <w:r>
+              <w:rPr>
+                <w:rFonts w:ascii="Courier New" w:hAnsi="Courier New" w:cs="Courier New"/>
+                <w:noProof/>
+                <w:sz w:val="18"/>
+                <w:szCs w:val="18"/>
+              </w:rPr>
+              <w:t>67890</w:t>
+            </w:r>
+            <w:r>
+              <w:rPr>
+                <w:rFonts w:ascii="Courier New" w:hAnsi="Courier New" w:cs="Courier New"/>
+                <w:noProof/>
+                <w:sz w:val="18"/>
+                <w:szCs w:val="18"/>
+              </w:rPr>
               <w:t>.</w:t>
             </w:r>
             <w:r>
@@ -5033,71 +6577,6 @@
                 <w:sz w:val="18"/>
                 <w:szCs w:val="18"/>
               </w:rPr>
-              <w:t>onlineservice</w:t>
-            </w:r>
-            <w:r>
-              <w:rPr>
-                <w:rFonts w:ascii="Courier New" w:hAnsi="Courier New" w:cs="Courier New"/>
-                <w:noProof/>
-                <w:sz w:val="18"/>
-                <w:szCs w:val="18"/>
-              </w:rPr>
-              <w:t>.com/saml-metadata.xml"</w:t>
-            </w:r>
-          </w:p>
-          <w:p>
-            <w:pPr>
-              <w:rPr>
-                <w:rFonts w:ascii="Courier New" w:hAnsi="Courier New" w:cs="Courier New"/>
-                <w:noProof/>
-                <w:sz w:val="18"/>
-                <w:szCs w:val="18"/>
-              </w:rPr>
-            </w:pPr>
-            <w:r>
-              <w:rPr>
-                <w:rFonts w:ascii="Courier New" w:hAnsi="Courier New" w:cs="Courier New"/>
-                <w:noProof/>
-                <w:sz w:val="18"/>
-                <w:szCs w:val="18"/>
-              </w:rPr>
-              <w:t xml:space="preserve">   },</w:t>
-            </w:r>
-          </w:p>
-          <w:p>
-            <w:pPr>
-              <w:rPr>
-                <w:rFonts w:ascii="Courier New" w:hAnsi="Courier New" w:cs="Courier New"/>
-                <w:noProof/>
-                <w:sz w:val="18"/>
-                <w:szCs w:val="18"/>
-              </w:rPr>
-            </w:pPr>
-            <w:r>
-              <w:rPr>
-                <w:rFonts w:ascii="Courier New" w:hAnsi="Courier New" w:cs="Courier New"/>
-                <w:noProof/>
-                <w:sz w:val="18"/>
-                <w:szCs w:val="18"/>
-              </w:rPr>
-              <w:t xml:space="preserve">   </w:t>
-            </w:r>
-            <w:r>
-              <w:rPr>
-                <w:rFonts w:ascii="Courier New" w:hAnsi="Courier New" w:cs="Courier New"/>
-                <w:noProof/>
-                <w:sz w:val="18"/>
-                <w:szCs w:val="18"/>
-              </w:rPr>
-              <w:t>"urn:ietf:params:fastfed:1.0:</w:t>
-            </w:r>
-            <w:r>
-              <w:rPr>
-                <w:rFonts w:ascii="Courier New" w:hAnsi="Courier New" w:cs="Courier New"/>
-                <w:noProof/>
-                <w:sz w:val="18"/>
-                <w:szCs w:val="18"/>
-              </w:rPr>
               <w:t>provisioning</w:t>
             </w:r>
             <w:r>
@@ -5107,305 +6586,64 @@
                 <w:sz w:val="18"/>
                 <w:szCs w:val="18"/>
               </w:rPr>
-              <w:t>:S</w:t>
-            </w:r>
-            <w:r>
-              <w:rPr>
-                <w:rFonts w:ascii="Courier New" w:hAnsi="Courier New" w:cs="Courier New"/>
-                <w:noProof/>
-                <w:sz w:val="18"/>
-                <w:szCs w:val="18"/>
-              </w:rPr>
-              <w:t>CIM</w:t>
-            </w:r>
-            <w:r>
-              <w:rPr>
-                <w:rFonts w:ascii="Courier New" w:hAnsi="Courier New" w:cs="Courier New"/>
-                <w:noProof/>
-                <w:sz w:val="18"/>
-                <w:szCs w:val="18"/>
-              </w:rPr>
-              <w:t>:</w:t>
-            </w:r>
-            <w:r>
-              <w:rPr>
-                <w:rFonts w:ascii="Courier New" w:hAnsi="Courier New" w:cs="Courier New"/>
-                <w:noProof/>
-                <w:sz w:val="18"/>
-                <w:szCs w:val="18"/>
-              </w:rPr>
-              <w:t>FullLifeCycle</w:t>
-            </w:r>
-            <w:r>
-              <w:rPr>
-                <w:rFonts w:ascii="Courier New" w:hAnsi="Courier New" w:cs="Courier New"/>
-                <w:noProof/>
-                <w:sz w:val="18"/>
-                <w:szCs w:val="18"/>
-              </w:rPr>
-              <w:t>"</w:t>
-            </w:r>
-            <w:r>
-              <w:rPr>
-                <w:rFonts w:ascii="Courier New" w:hAnsi="Courier New" w:cs="Courier New"/>
-                <w:noProof/>
-                <w:sz w:val="18"/>
-                <w:szCs w:val="18"/>
-              </w:rPr>
-              <w:t>: {</w:t>
-            </w:r>
-          </w:p>
-          <w:p>
-            <w:pPr>
-              <w:rPr>
-                <w:rFonts w:ascii="Courier New" w:hAnsi="Courier New" w:cs="Courier New"/>
-                <w:noProof/>
-                <w:sz w:val="18"/>
-                <w:szCs w:val="18"/>
-              </w:rPr>
-            </w:pPr>
-            <w:r>
-              <w:rPr>
-                <w:rFonts w:ascii="Courier New" w:hAnsi="Courier New" w:cs="Courier New"/>
-                <w:noProof/>
-                <w:sz w:val="18"/>
-                <w:szCs w:val="18"/>
-              </w:rPr>
-              <w:t xml:space="preserve">  </w:t>
-            </w:r>
-            <w:r>
-              <w:rPr>
-                <w:rFonts w:ascii="Courier New" w:hAnsi="Courier New" w:cs="Courier New"/>
-                <w:noProof/>
-                <w:sz w:val="18"/>
-                <w:szCs w:val="18"/>
-              </w:rPr>
-              <w:t xml:space="preserve"> </w:t>
-            </w:r>
-            <w:r>
-              <w:rPr>
-                <w:rFonts w:ascii="Courier New" w:hAnsi="Courier New" w:cs="Courier New"/>
-                <w:noProof/>
-                <w:sz w:val="18"/>
-                <w:szCs w:val="18"/>
-              </w:rPr>
-              <w:t xml:space="preserve">  "scim_service_uri":</w:t>
-            </w:r>
-          </w:p>
-          <w:p>
-            <w:pPr>
-              <w:rPr>
-                <w:rFonts w:ascii="Courier New" w:hAnsi="Courier New" w:cs="Courier New"/>
-                <w:noProof/>
-                <w:sz w:val="18"/>
-                <w:szCs w:val="18"/>
-              </w:rPr>
-            </w:pPr>
-            <w:r>
-              <w:rPr>
-                <w:rFonts w:ascii="Courier New" w:hAnsi="Courier New" w:cs="Courier New"/>
-                <w:noProof/>
-                <w:sz w:val="18"/>
-                <w:szCs w:val="18"/>
-              </w:rPr>
-              <w:t xml:space="preserve">   </w:t>
-            </w:r>
-            <w:r>
-              <w:rPr>
-                <w:rFonts w:ascii="Courier New" w:hAnsi="Courier New" w:cs="Courier New"/>
-                <w:noProof/>
-                <w:sz w:val="18"/>
-                <w:szCs w:val="18"/>
-              </w:rPr>
-              <w:t xml:space="preserve">  </w:t>
-            </w:r>
-            <w:r>
-              <w:rPr>
-                <w:rFonts w:ascii="Courier New" w:hAnsi="Courier New" w:cs="Courier New"/>
-                <w:noProof/>
-                <w:sz w:val="18"/>
-                <w:szCs w:val="18"/>
-              </w:rPr>
-              <w:t xml:space="preserve"> </w:t>
-            </w:r>
-            <w:r>
-              <w:rPr>
-                <w:rFonts w:ascii="Courier New" w:hAnsi="Courier New" w:cs="Courier New"/>
-                <w:noProof/>
-                <w:sz w:val="18"/>
-                <w:szCs w:val="18"/>
-              </w:rPr>
-              <w:t xml:space="preserve"> "https://tenant-</w:t>
-            </w:r>
-            <w:r>
-              <w:rPr>
-                <w:rFonts w:ascii="Courier New" w:hAnsi="Courier New" w:cs="Courier New"/>
-                <w:noProof/>
-                <w:sz w:val="18"/>
-                <w:szCs w:val="18"/>
-              </w:rPr>
-              <w:t>67890</w:t>
-            </w:r>
-            <w:r>
-              <w:rPr>
-                <w:rFonts w:ascii="Courier New" w:hAnsi="Courier New" w:cs="Courier New"/>
-                <w:noProof/>
-                <w:sz w:val="18"/>
-                <w:szCs w:val="18"/>
-              </w:rPr>
-              <w:t>.</w:t>
-            </w:r>
-            <w:r>
-              <w:rPr>
-                <w:rFonts w:ascii="Courier New" w:hAnsi="Courier New" w:cs="Courier New"/>
-                <w:noProof/>
-                <w:sz w:val="18"/>
-                <w:szCs w:val="18"/>
-              </w:rPr>
-              <w:t>onlineservice</w:t>
-            </w:r>
-            <w:r>
-              <w:rPr>
-                <w:rFonts w:ascii="Courier New" w:hAnsi="Courier New" w:cs="Courier New"/>
-                <w:noProof/>
-                <w:sz w:val="18"/>
-                <w:szCs w:val="18"/>
-              </w:rPr>
-              <w:t>.com/scim"</w:t>
-            </w:r>
-          </w:p>
-          <w:p>
-            <w:pPr>
-              <w:rPr>
-                <w:rFonts w:ascii="Courier New" w:hAnsi="Courier New" w:cs="Courier New"/>
-                <w:noProof/>
-                <w:sz w:val="18"/>
-                <w:szCs w:val="18"/>
-              </w:rPr>
-            </w:pPr>
-            <w:r>
-              <w:rPr>
-                <w:rFonts w:ascii="Courier New" w:hAnsi="Courier New" w:cs="Courier New"/>
-                <w:noProof/>
-                <w:sz w:val="18"/>
-                <w:szCs w:val="18"/>
-              </w:rPr>
-              <w:t xml:space="preserve">   },</w:t>
-            </w:r>
-          </w:p>
-          <w:p>
-            <w:pPr>
-              <w:rPr>
-                <w:rFonts w:ascii="Courier New" w:hAnsi="Courier New" w:cs="Courier New"/>
-                <w:noProof/>
-                <w:sz w:val="18"/>
-                <w:szCs w:val="18"/>
-              </w:rPr>
-            </w:pPr>
-            <w:r>
-              <w:rPr>
-                <w:rFonts w:ascii="Courier New" w:hAnsi="Courier New" w:cs="Courier New"/>
-                <w:noProof/>
-                <w:sz w:val="18"/>
-                <w:szCs w:val="18"/>
-              </w:rPr>
-              <w:t xml:space="preserve">   "oauth_token": {</w:t>
-            </w:r>
-          </w:p>
-          <w:p>
-            <w:pPr>
-              <w:rPr>
-                <w:rFonts w:ascii="Courier New" w:hAnsi="Courier New" w:cs="Courier New"/>
-                <w:noProof/>
-                <w:sz w:val="18"/>
-                <w:szCs w:val="18"/>
-              </w:rPr>
-            </w:pPr>
-            <w:r>
-              <w:rPr>
-                <w:rFonts w:ascii="Courier New" w:hAnsi="Courier New" w:cs="Courier New"/>
-                <w:noProof/>
-                <w:sz w:val="18"/>
-                <w:szCs w:val="18"/>
-              </w:rPr>
-              <w:t xml:space="preserve">     "access_token": "MTQ0NjJkZmQ5OTM2NDE1ZTZjNGZmZjI3",</w:t>
-            </w:r>
-          </w:p>
-          <w:p>
-            <w:pPr>
-              <w:rPr>
-                <w:rFonts w:ascii="Courier New" w:hAnsi="Courier New" w:cs="Courier New"/>
-                <w:noProof/>
-                <w:sz w:val="18"/>
-                <w:szCs w:val="18"/>
-              </w:rPr>
-            </w:pPr>
-            <w:r>
-              <w:rPr>
-                <w:rFonts w:ascii="Courier New" w:hAnsi="Courier New" w:cs="Courier New"/>
-                <w:noProof/>
-                <w:sz w:val="18"/>
-                <w:szCs w:val="18"/>
-              </w:rPr>
-              <w:t xml:space="preserve">     "token_type": "bearer",</w:t>
-            </w:r>
-          </w:p>
-          <w:p>
-            <w:pPr>
-              <w:rPr>
-                <w:rFonts w:ascii="Courier New" w:hAnsi="Courier New" w:cs="Courier New"/>
-                <w:noProof/>
-                <w:sz w:val="18"/>
-                <w:szCs w:val="18"/>
-              </w:rPr>
-            </w:pPr>
-            <w:r>
-              <w:rPr>
-                <w:rFonts w:ascii="Courier New" w:hAnsi="Courier New" w:cs="Courier New"/>
-                <w:noProof/>
-                <w:sz w:val="18"/>
-                <w:szCs w:val="18"/>
-              </w:rPr>
-              <w:lastRenderedPageBreak/>
-              <w:t xml:space="preserve">     "refresh_token": "IwOGYzYTlmM2YxOTQ5MGE3YmNmMDFkNTVk",</w:t>
-            </w:r>
-          </w:p>
-          <w:p>
-            <w:pPr>
-              <w:rPr>
-                <w:rFonts w:ascii="Courier New" w:hAnsi="Courier New" w:cs="Courier New"/>
-                <w:noProof/>
-                <w:sz w:val="18"/>
-                <w:szCs w:val="18"/>
-              </w:rPr>
-            </w:pPr>
-            <w:r>
-              <w:rPr>
-                <w:rFonts w:ascii="Courier New" w:hAnsi="Courier New" w:cs="Courier New"/>
-                <w:noProof/>
-                <w:sz w:val="18"/>
-                <w:szCs w:val="18"/>
-              </w:rPr>
-              <w:t xml:space="preserve">     "expires_in": 3600</w:t>
-            </w:r>
-          </w:p>
-          <w:p>
-            <w:pPr>
-              <w:rPr>
-                <w:rFonts w:ascii="Courier New" w:hAnsi="Courier New" w:cs="Courier New"/>
-                <w:noProof/>
-                <w:sz w:val="18"/>
-                <w:szCs w:val="18"/>
-              </w:rPr>
-            </w:pPr>
-            <w:r>
-              <w:rPr>
-                <w:rFonts w:ascii="Courier New" w:hAnsi="Courier New" w:cs="Courier New"/>
-                <w:noProof/>
-                <w:sz w:val="18"/>
-                <w:szCs w:val="18"/>
-              </w:rPr>
-              <w:t xml:space="preserve">   }  </w:t>
+              <w:t>.com/oauth",</w:t>
+            </w:r>
+          </w:p>
+          <w:p>
+            <w:pPr>
+              <w:rPr>
+                <w:rFonts w:ascii="Courier New" w:hAnsi="Courier New" w:cs="Courier New"/>
+                <w:noProof/>
+                <w:sz w:val="18"/>
+                <w:szCs w:val="18"/>
+              </w:rPr>
+            </w:pPr>
+            <w:r>
+              <w:rPr>
+                <w:rFonts w:ascii="Courier New" w:hAnsi="Courier New" w:cs="Courier New"/>
+                <w:noProof/>
+                <w:sz w:val="18"/>
+                <w:szCs w:val="18"/>
+              </w:rPr>
+              <w:t xml:space="preserve">       "scope": "scim"</w:t>
+            </w:r>
+          </w:p>
+          <w:p>
+            <w:pPr>
+              <w:rPr>
+                <w:rFonts w:ascii="Courier New" w:hAnsi="Courier New" w:cs="Courier New"/>
+                <w:noProof/>
+                <w:sz w:val="18"/>
+                <w:szCs w:val="18"/>
+              </w:rPr>
+            </w:pPr>
+            <w:r>
+              <w:rPr>
+                <w:rFonts w:ascii="Courier New" w:hAnsi="Courier New" w:cs="Courier New"/>
+                <w:noProof/>
+                <w:sz w:val="18"/>
+                <w:szCs w:val="18"/>
+              </w:rPr>
+              <w:t xml:space="preserve">     }</w:t>
+            </w:r>
+          </w:p>
+          <w:p>
+            <w:pPr>
+              <w:rPr>
+                <w:rFonts w:ascii="Courier New" w:hAnsi="Courier New" w:cs="Courier New"/>
+                <w:noProof/>
+                <w:sz w:val="18"/>
+                <w:szCs w:val="18"/>
+              </w:rPr>
+            </w:pPr>
+            <w:r>
+              <w:rPr>
+                <w:rFonts w:ascii="Courier New" w:hAnsi="Courier New" w:cs="Courier New"/>
+                <w:noProof/>
+                <w:sz w:val="18"/>
+                <w:szCs w:val="18"/>
+              </w:rPr>
+              <w:t xml:space="preserve">   }</w:t>
             </w:r>
           </w:p>
           <w:p>
@@ -5470,26 +6708,39 @@
           <w:sz w:val="28"/>
           <w:szCs w:val="28"/>
         </w:rPr>
-        <w:t xml:space="preserve">Step </w:t>
-      </w:r>
-      <w:r>
+        <w:t>Step 13) Alice sees a confirmation page</w:t>
+      </w:r>
+    </w:p>
+    <w:p>
+      <w:r>
+        <w:t xml:space="preserve">From Alice’s perspective, her participation in the FastFed Handshake is now complete. Alice sees a confirmation page hosted by the IdP indicating that SSO and/or provisioning have been successfully configured. </w:t>
+      </w:r>
+    </w:p>
+    <w:p/>
+    <w:p>
+      <w:r>
+        <w:t>Depending on the implementation of the Identity Provider, it may take additional time to finish activating the capabilities due to the nature of data propagation latencies, asyncronous workflows, etc.</w:t>
+      </w:r>
+    </w:p>
+    <w:p>
+      <w:pPr>
         <w:rPr>
           <w:b/>
           <w:color w:val="000000" w:themeColor="text1"/>
           <w:sz w:val="28"/>
           <w:szCs w:val="28"/>
         </w:rPr>
-        <w:t>1</w:t>
-      </w:r>
-      <w:r>
+      </w:pPr>
+    </w:p>
+    <w:p>
+      <w:pPr>
         <w:rPr>
           <w:b/>
           <w:color w:val="000000" w:themeColor="text1"/>
           <w:sz w:val="28"/>
           <w:szCs w:val="28"/>
         </w:rPr>
-        <w:t>2</w:t>
-      </w:r>
+      </w:pPr>
       <w:r>
         <w:rPr>
           <w:b/>
@@ -5497,29 +6748,433 @@
           <w:sz w:val="28"/>
           <w:szCs w:val="28"/>
         </w:rPr>
-        <w:t>) Alice sees a confirmation page</w:t>
-      </w:r>
-    </w:p>
-    <w:p>
-      <w:r>
-        <w:t xml:space="preserve">At this point, </w:t>
-      </w:r>
-      <w:r>
-        <w:t>the FastFed handshake is</w:t>
-      </w:r>
-      <w:r>
-        <w:t xml:space="preserve"> complete. </w:t>
-      </w:r>
-      <w:r>
-        <w:t xml:space="preserve">Alice sees a confirmation page hosted by the IdP </w:t>
-      </w:r>
-      <w:r>
-        <w:t>indicating</w:t>
-      </w:r>
-      <w:r>
-        <w:t xml:space="preserve"> that SSO (and user provisioning) are now enabled.</w:t>
-      </w:r>
-    </w:p>
+        <w:t xml:space="preserve">Step 14) Identity Provider Notifies When </w:t>
+      </w:r>
+      <w:r>
+        <w:rPr>
+          <w:b/>
+          <w:color w:val="000000" w:themeColor="text1"/>
+          <w:sz w:val="28"/>
+          <w:szCs w:val="28"/>
+        </w:rPr>
+        <w:t>Finished</w:t>
+      </w:r>
+      <w:r>
+        <w:rPr>
+          <w:b/>
+          <w:color w:val="000000" w:themeColor="text1"/>
+          <w:sz w:val="28"/>
+          <w:szCs w:val="28"/>
+        </w:rPr>
+        <w:t xml:space="preserve"> [Optional]</w:t>
+      </w:r>
+    </w:p>
+    <w:p>
+      <w:r>
+        <w:t>If OnlineService.com provided a finalization callback URI (Step 12), the Identity Provider will invoke this endpoint when it has finished activating all the capabilities and is ready to handle end-user traffic.</w:t>
+      </w:r>
+    </w:p>
+    <w:p/>
+    <w:p>
+      <w:r>
+        <w:t>OnlineService.com can use this to notify Alice of any additional actions to be taken, such as testing the SSO configuration</w:t>
+      </w:r>
+      <w:r>
+        <w:t>,</w:t>
+      </w:r>
+      <w:r>
+        <w:t xml:space="preserve"> or disabling password authentication in favor of new SSO capabilities.</w:t>
+      </w:r>
+    </w:p>
+    <w:p/>
+    <w:p>
+      <w:pPr>
+        <w:rPr>
+          <w:u w:val="single"/>
+        </w:rPr>
+      </w:pPr>
+      <w:r>
+        <w:rPr>
+          <w:u w:val="single"/>
+        </w:rPr>
+        <w:t>See specification:</w:t>
+      </w:r>
+    </w:p>
+    <w:p>
+      <w:pPr>
+        <w:pStyle w:val="ListParagraph"/>
+        <w:numPr>
+          <w:ilvl w:val="0"/>
+          <w:numId w:val="9"/>
+        </w:numPr>
+      </w:pPr>
+      <w:r>
+        <w:t>FastFed Core, Section 7.2.4</w:t>
+      </w:r>
+    </w:p>
+    <w:p/>
+    <w:p>
+      <w:r>
+        <w:rPr>
+          <w:i/>
+          <w:noProof/>
+          <w:sz w:val="20"/>
+          <w:szCs w:val="20"/>
+        </w:rPr>
+        <w:t xml:space="preserve">Identity Provider </w:t>
+      </w:r>
+      <w:r>
+        <w:rPr>
+          <w:i/>
+          <w:noProof/>
+          <w:sz w:val="20"/>
+          <w:szCs w:val="20"/>
+        </w:rPr>
+        <w:t>constructs the contents of</w:t>
+      </w:r>
+      <w:r>
+        <w:rPr>
+          <w:i/>
+          <w:noProof/>
+          <w:sz w:val="20"/>
+          <w:szCs w:val="20"/>
+        </w:rPr>
+        <w:t xml:space="preserve"> a JWT</w:t>
+      </w:r>
+    </w:p>
+    <w:tbl>
+      <w:tblPr>
+        <w:tblStyle w:val="TableGrid"/>
+        <w:tblW w:w="0" w:type="auto"/>
+        <w:shd w:val="clear" w:color="auto" w:fill="DEEAF6" w:themeFill="accent5" w:themeFillTint="33"/>
+        <w:tblLook w:val="04A0" w:firstRow="1" w:lastRow="0" w:firstColumn="1" w:lastColumn="0" w:noHBand="0" w:noVBand="1"/>
+      </w:tblPr>
+      <w:tblGrid>
+        <w:gridCol w:w="9350"/>
+      </w:tblGrid>
+      <w:tr>
+        <w:tc>
+          <w:tcPr>
+            <w:tcW w:w="9350" w:type="dxa"/>
+            <w:shd w:val="clear" w:color="auto" w:fill="DEEAF6" w:themeFill="accent5" w:themeFillTint="33"/>
+          </w:tcPr>
+          <w:p>
+            <w:pPr>
+              <w:rPr>
+                <w:rFonts w:ascii="Courier New" w:hAnsi="Courier New" w:cs="Courier New"/>
+                <w:noProof/>
+                <w:sz w:val="18"/>
+                <w:szCs w:val="18"/>
+              </w:rPr>
+            </w:pPr>
+            <w:r>
+              <w:rPr>
+                <w:rFonts w:ascii="Courier New" w:hAnsi="Courier New" w:cs="Courier New"/>
+                <w:noProof/>
+                <w:sz w:val="18"/>
+                <w:szCs w:val="18"/>
+              </w:rPr>
+              <w:t>{</w:t>
+            </w:r>
+          </w:p>
+          <w:p>
+            <w:pPr>
+              <w:rPr>
+                <w:rFonts w:ascii="Courier New" w:hAnsi="Courier New" w:cs="Courier New"/>
+                <w:noProof/>
+                <w:sz w:val="18"/>
+                <w:szCs w:val="18"/>
+              </w:rPr>
+            </w:pPr>
+            <w:r>
+              <w:rPr>
+                <w:rFonts w:ascii="Courier New" w:hAnsi="Courier New" w:cs="Courier New"/>
+                <w:noProof/>
+                <w:sz w:val="18"/>
+                <w:szCs w:val="18"/>
+              </w:rPr>
+              <w:t xml:space="preserve">   "iss": "https://tenant-12345.</w:t>
+            </w:r>
+            <w:r>
+              <w:rPr>
+                <w:rFonts w:ascii="Courier New" w:hAnsi="Courier New" w:cs="Courier New"/>
+                <w:noProof/>
+                <w:sz w:val="18"/>
+                <w:szCs w:val="18"/>
+              </w:rPr>
+              <w:t>identityprovider</w:t>
+            </w:r>
+            <w:r>
+              <w:rPr>
+                <w:rFonts w:ascii="Courier New" w:hAnsi="Courier New" w:cs="Courier New"/>
+                <w:noProof/>
+                <w:sz w:val="18"/>
+                <w:szCs w:val="18"/>
+              </w:rPr>
+              <w:t>.com",</w:t>
+            </w:r>
+          </w:p>
+          <w:p>
+            <w:pPr>
+              <w:rPr>
+                <w:rFonts w:ascii="Courier New" w:hAnsi="Courier New" w:cs="Courier New"/>
+                <w:noProof/>
+                <w:sz w:val="18"/>
+                <w:szCs w:val="18"/>
+              </w:rPr>
+            </w:pPr>
+            <w:r>
+              <w:rPr>
+                <w:rFonts w:ascii="Courier New" w:hAnsi="Courier New" w:cs="Courier New"/>
+                <w:noProof/>
+                <w:sz w:val="18"/>
+                <w:szCs w:val="18"/>
+              </w:rPr>
+              <w:t xml:space="preserve">   "aud": "https://tenant-67890.</w:t>
+            </w:r>
+            <w:r>
+              <w:rPr>
+                <w:rFonts w:ascii="Courier New" w:hAnsi="Courier New" w:cs="Courier New"/>
+                <w:noProof/>
+                <w:sz w:val="18"/>
+                <w:szCs w:val="18"/>
+              </w:rPr>
+              <w:t>onlineservice</w:t>
+            </w:r>
+            <w:r>
+              <w:rPr>
+                <w:rFonts w:ascii="Courier New" w:hAnsi="Courier New" w:cs="Courier New"/>
+                <w:noProof/>
+                <w:sz w:val="18"/>
+                <w:szCs w:val="18"/>
+              </w:rPr>
+              <w:t>.com",</w:t>
+            </w:r>
+          </w:p>
+          <w:p>
+            <w:pPr>
+              <w:rPr>
+                <w:rFonts w:ascii="Courier New" w:hAnsi="Courier New" w:cs="Courier New"/>
+                <w:noProof/>
+                <w:sz w:val="18"/>
+                <w:szCs w:val="18"/>
+              </w:rPr>
+            </w:pPr>
+            <w:r>
+              <w:rPr>
+                <w:rFonts w:ascii="Courier New" w:hAnsi="Courier New" w:cs="Courier New"/>
+                <w:noProof/>
+                <w:sz w:val="18"/>
+                <w:szCs w:val="18"/>
+              </w:rPr>
+              <w:t xml:space="preserve">   "exp": 1234567890</w:t>
+            </w:r>
+          </w:p>
+          <w:p>
+            <w:pPr>
+              <w:rPr>
+                <w:rFonts w:ascii="Courier New" w:hAnsi="Courier New" w:cs="Courier New"/>
+                <w:sz w:val="18"/>
+                <w:szCs w:val="18"/>
+              </w:rPr>
+            </w:pPr>
+            <w:r>
+              <w:rPr>
+                <w:rFonts w:ascii="Courier New" w:hAnsi="Courier New" w:cs="Courier New"/>
+                <w:noProof/>
+                <w:sz w:val="18"/>
+                <w:szCs w:val="18"/>
+              </w:rPr>
+              <w:t xml:space="preserve"> }</w:t>
+            </w:r>
+          </w:p>
+        </w:tc>
+      </w:tr>
+    </w:tbl>
+    <w:p/>
+    <w:p>
+      <w:r>
+        <w:rPr>
+          <w:i/>
+          <w:noProof/>
+          <w:sz w:val="20"/>
+          <w:szCs w:val="20"/>
+        </w:rPr>
+        <w:t>Identity Provider POSTs the serialized JWT to OnlineService.com</w:t>
+      </w:r>
+    </w:p>
+    <w:tbl>
+      <w:tblPr>
+        <w:tblStyle w:val="TableGrid"/>
+        <w:tblW w:w="0" w:type="auto"/>
+        <w:shd w:val="clear" w:color="auto" w:fill="DEEAF6" w:themeFill="accent5" w:themeFillTint="33"/>
+        <w:tblLook w:val="04A0" w:firstRow="1" w:lastRow="0" w:firstColumn="1" w:lastColumn="0" w:noHBand="0" w:noVBand="1"/>
+      </w:tblPr>
+      <w:tblGrid>
+        <w:gridCol w:w="9350"/>
+      </w:tblGrid>
+      <w:tr>
+        <w:tc>
+          <w:tcPr>
+            <w:tcW w:w="9350" w:type="dxa"/>
+            <w:shd w:val="clear" w:color="auto" w:fill="DEEAF6" w:themeFill="accent5" w:themeFillTint="33"/>
+          </w:tcPr>
+          <w:p>
+            <w:pPr>
+              <w:rPr>
+                <w:rFonts w:ascii="Courier New" w:hAnsi="Courier New" w:cs="Courier New"/>
+                <w:noProof/>
+                <w:sz w:val="18"/>
+                <w:szCs w:val="18"/>
+              </w:rPr>
+            </w:pPr>
+            <w:r>
+              <w:rPr>
+                <w:rFonts w:ascii="Courier New" w:hAnsi="Courier New" w:cs="Courier New"/>
+                <w:noProof/>
+                <w:sz w:val="18"/>
+                <w:szCs w:val="18"/>
+              </w:rPr>
+              <w:t>POST /fastfed/finalize</w:t>
+            </w:r>
+          </w:p>
+          <w:p>
+            <w:pPr>
+              <w:rPr>
+                <w:rFonts w:ascii="Courier New" w:hAnsi="Courier New" w:cs="Courier New"/>
+                <w:noProof/>
+                <w:sz w:val="18"/>
+                <w:szCs w:val="18"/>
+              </w:rPr>
+            </w:pPr>
+            <w:r>
+              <w:rPr>
+                <w:rFonts w:ascii="Courier New" w:hAnsi="Courier New" w:cs="Courier New"/>
+                <w:noProof/>
+                <w:sz w:val="18"/>
+                <w:szCs w:val="18"/>
+              </w:rPr>
+              <w:t xml:space="preserve"> Host: tenant-67890.</w:t>
+            </w:r>
+            <w:r>
+              <w:rPr>
+                <w:rFonts w:ascii="Courier New" w:hAnsi="Courier New" w:cs="Courier New"/>
+                <w:noProof/>
+                <w:sz w:val="18"/>
+                <w:szCs w:val="18"/>
+              </w:rPr>
+              <w:t>onlineservice</w:t>
+            </w:r>
+            <w:r>
+              <w:rPr>
+                <w:rFonts w:ascii="Courier New" w:hAnsi="Courier New" w:cs="Courier New"/>
+                <w:noProof/>
+                <w:sz w:val="18"/>
+                <w:szCs w:val="18"/>
+              </w:rPr>
+              <w:t xml:space="preserve">.com </w:t>
+            </w:r>
+          </w:p>
+          <w:p>
+            <w:pPr>
+              <w:rPr>
+                <w:rFonts w:ascii="Courier New" w:hAnsi="Courier New" w:cs="Courier New"/>
+                <w:noProof/>
+                <w:sz w:val="18"/>
+                <w:szCs w:val="18"/>
+              </w:rPr>
+            </w:pPr>
+            <w:r>
+              <w:rPr>
+                <w:rFonts w:ascii="Courier New" w:hAnsi="Courier New" w:cs="Courier New"/>
+                <w:noProof/>
+                <w:sz w:val="18"/>
+                <w:szCs w:val="18"/>
+              </w:rPr>
+              <w:t xml:space="preserve"> Content-Type: application/jwt</w:t>
+            </w:r>
+          </w:p>
+          <w:p>
+            <w:pPr>
+              <w:rPr>
+                <w:rFonts w:ascii="Courier New" w:hAnsi="Courier New" w:cs="Courier New"/>
+                <w:noProof/>
+                <w:sz w:val="18"/>
+                <w:szCs w:val="18"/>
+              </w:rPr>
+            </w:pPr>
+          </w:p>
+          <w:p>
+            <w:pPr>
+              <w:rPr>
+                <w:rFonts w:ascii="Courier New" w:hAnsi="Courier New" w:cs="Courier New"/>
+                <w:sz w:val="18"/>
+                <w:szCs w:val="18"/>
+              </w:rPr>
+            </w:pPr>
+            <w:r>
+              <w:rPr>
+                <w:rFonts w:ascii="Courier New" w:hAnsi="Courier New" w:cs="Courier New"/>
+                <w:noProof/>
+                <w:sz w:val="18"/>
+                <w:szCs w:val="18"/>
+              </w:rPr>
+              <w:t>eyJhbGciOiJSUzI1NiIsImtpZCI6IjIyIn0[... omitted for brevity...]</w:t>
+            </w:r>
+          </w:p>
+        </w:tc>
+      </w:tr>
+    </w:tbl>
+    <w:p/>
+    <w:p>
+      <w:r>
+        <w:rPr>
+          <w:i/>
+          <w:noProof/>
+          <w:sz w:val="20"/>
+          <w:szCs w:val="20"/>
+        </w:rPr>
+        <w:t>OnlineService.com acknowledges receipt and readiness</w:t>
+      </w:r>
+    </w:p>
+    <w:tbl>
+      <w:tblPr>
+        <w:tblStyle w:val="TableGrid"/>
+        <w:tblW w:w="0" w:type="auto"/>
+        <w:shd w:val="clear" w:color="auto" w:fill="DEEAF6" w:themeFill="accent5" w:themeFillTint="33"/>
+        <w:tblLook w:val="04A0" w:firstRow="1" w:lastRow="0" w:firstColumn="1" w:lastColumn="0" w:noHBand="0" w:noVBand="1"/>
+      </w:tblPr>
+      <w:tblGrid>
+        <w:gridCol w:w="9350"/>
+      </w:tblGrid>
+      <w:tr>
+        <w:tc>
+          <w:tcPr>
+            <w:tcW w:w="9350" w:type="dxa"/>
+            <w:shd w:val="clear" w:color="auto" w:fill="DEEAF6" w:themeFill="accent5" w:themeFillTint="33"/>
+          </w:tcPr>
+          <w:p>
+            <w:pPr>
+              <w:rPr>
+                <w:rFonts w:ascii="Courier New" w:hAnsi="Courier New" w:cs="Courier New"/>
+                <w:noProof/>
+                <w:sz w:val="18"/>
+                <w:szCs w:val="18"/>
+              </w:rPr>
+            </w:pPr>
+            <w:r>
+              <w:rPr>
+                <w:rFonts w:ascii="Courier New" w:hAnsi="Courier New" w:cs="Courier New"/>
+                <w:noProof/>
+                <w:sz w:val="18"/>
+                <w:szCs w:val="18"/>
+              </w:rPr>
+              <w:t>HTTP/1.1 200 OK</w:t>
+            </w:r>
+          </w:p>
+        </w:tc>
+      </w:tr>
+    </w:tbl>
     <w:p/>
     <w:sectPr>
       <w:pgSz w:w="12240" w:h="15840"/>
@@ -6100,6 +7755,119 @@
     </w:lvl>
   </w:abstractNum>
   <w:abstractNum w:abstractNumId="5" w15:restartNumberingAfterBreak="0">
+    <w:nsid w:val="657E6A17"/>
+    <w:multiLevelType w:val="hybridMultilevel"/>
+    <w:tmpl w:val="CC940216"/>
+    <w:lvl w:ilvl="0" w:tplc="04090001">
+      <w:start w:val="1"/>
+      <w:numFmt w:val="bullet"/>
+      <w:lvlText w:val=""/>
+      <w:lvlJc w:val="left"/>
+      <w:pPr>
+        <w:ind w:left="720" w:hanging="360"/>
+      </w:pPr>
+      <w:rPr>
+        <w:rFonts w:ascii="Symbol" w:hAnsi="Symbol" w:hint="default"/>
+      </w:rPr>
+    </w:lvl>
+    <w:lvl w:ilvl="1" w:tplc="04090003" w:tentative="1">
+      <w:start w:val="1"/>
+      <w:numFmt w:val="bullet"/>
+      <w:lvlText w:val="o"/>
+      <w:lvlJc w:val="left"/>
+      <w:pPr>
+        <w:ind w:left="1440" w:hanging="360"/>
+      </w:pPr>
+      <w:rPr>
+        <w:rFonts w:ascii="Courier New" w:hAnsi="Courier New" w:cs="Courier New" w:hint="default"/>
+      </w:rPr>
+    </w:lvl>
+    <w:lvl w:ilvl="2" w:tplc="04090005" w:tentative="1">
+      <w:start w:val="1"/>
+      <w:numFmt w:val="bullet"/>
+      <w:lvlText w:val=""/>
+      <w:lvlJc w:val="left"/>
+      <w:pPr>
+        <w:ind w:left="2160" w:hanging="360"/>
+      </w:pPr>
+      <w:rPr>
+        <w:rFonts w:ascii="Wingdings" w:hAnsi="Wingdings" w:hint="default"/>
+      </w:rPr>
+    </w:lvl>
+    <w:lvl w:ilvl="3" w:tplc="04090001" w:tentative="1">
+      <w:start w:val="1"/>
+      <w:numFmt w:val="bullet"/>
+      <w:lvlText w:val=""/>
+      <w:lvlJc w:val="left"/>
+      <w:pPr>
+        <w:ind w:left="2880" w:hanging="360"/>
+      </w:pPr>
+      <w:rPr>
+        <w:rFonts w:ascii="Symbol" w:hAnsi="Symbol" w:hint="default"/>
+      </w:rPr>
+    </w:lvl>
+    <w:lvl w:ilvl="4" w:tplc="04090003" w:tentative="1">
+      <w:start w:val="1"/>
+      <w:numFmt w:val="bullet"/>
+      <w:lvlText w:val="o"/>
+      <w:lvlJc w:val="left"/>
+      <w:pPr>
+        <w:ind w:left="3600" w:hanging="360"/>
+      </w:pPr>
+      <w:rPr>
+        <w:rFonts w:ascii="Courier New" w:hAnsi="Courier New" w:cs="Courier New" w:hint="default"/>
+      </w:rPr>
+    </w:lvl>
+    <w:lvl w:ilvl="5" w:tplc="04090005" w:tentative="1">
+      <w:start w:val="1"/>
+      <w:numFmt w:val="bullet"/>
+      <w:lvlText w:val=""/>
+      <w:lvlJc w:val="left"/>
+      <w:pPr>
+        <w:ind w:left="4320" w:hanging="360"/>
+      </w:pPr>
+      <w:rPr>
+        <w:rFonts w:ascii="Wingdings" w:hAnsi="Wingdings" w:hint="default"/>
+      </w:rPr>
+    </w:lvl>
+    <w:lvl w:ilvl="6" w:tplc="04090001" w:tentative="1">
+      <w:start w:val="1"/>
+      <w:numFmt w:val="bullet"/>
+      <w:lvlText w:val=""/>
+      <w:lvlJc w:val="left"/>
+      <w:pPr>
+        <w:ind w:left="5040" w:hanging="360"/>
+      </w:pPr>
+      <w:rPr>
+        <w:rFonts w:ascii="Symbol" w:hAnsi="Symbol" w:hint="default"/>
+      </w:rPr>
+    </w:lvl>
+    <w:lvl w:ilvl="7" w:tplc="04090003" w:tentative="1">
+      <w:start w:val="1"/>
+      <w:numFmt w:val="bullet"/>
+      <w:lvlText w:val="o"/>
+      <w:lvlJc w:val="left"/>
+      <w:pPr>
+        <w:ind w:left="5760" w:hanging="360"/>
+      </w:pPr>
+      <w:rPr>
+        <w:rFonts w:ascii="Courier New" w:hAnsi="Courier New" w:cs="Courier New" w:hint="default"/>
+      </w:rPr>
+    </w:lvl>
+    <w:lvl w:ilvl="8" w:tplc="04090005" w:tentative="1">
+      <w:start w:val="1"/>
+      <w:numFmt w:val="bullet"/>
+      <w:lvlText w:val=""/>
+      <w:lvlJc w:val="left"/>
+      <w:pPr>
+        <w:ind w:left="6480" w:hanging="360"/>
+      </w:pPr>
+      <w:rPr>
+        <w:rFonts w:ascii="Wingdings" w:hAnsi="Wingdings" w:hint="default"/>
+      </w:rPr>
+    </w:lvl>
+  </w:abstractNum>
+  <w:abstractNum w:abstractNumId="6" w15:restartNumberingAfterBreak="0">
     <w:nsid w:val="66483793"/>
     <w:multiLevelType w:val="hybridMultilevel"/>
     <w:tmpl w:val="8B76AB5C"/>
@@ -6212,7 +7980,7 @@
       </w:rPr>
     </w:lvl>
   </w:abstractNum>
-  <w:abstractNum w:abstractNumId="6" w15:restartNumberingAfterBreak="0">
+  <w:abstractNum w:abstractNumId="7" w15:restartNumberingAfterBreak="0">
     <w:nsid w:val="68455A02"/>
     <w:multiLevelType w:val="hybridMultilevel"/>
     <w:tmpl w:val="8BC4727C"/>
@@ -6325,7 +8093,7 @@
       </w:rPr>
     </w:lvl>
   </w:abstractNum>
-  <w:abstractNum w:abstractNumId="7" w15:restartNumberingAfterBreak="0">
+  <w:abstractNum w:abstractNumId="8" w15:restartNumberingAfterBreak="0">
     <w:nsid w:val="7E210B4E"/>
     <w:multiLevelType w:val="hybridMultilevel"/>
     <w:tmpl w:val="DC0C59C0"/>
@@ -6439,7 +8207,7 @@
     </w:lvl>
   </w:abstractNum>
   <w:num w:numId="1">
-    <w:abstractNumId w:val="6"/>
+    <w:abstractNumId w:val="7"/>
   </w:num>
   <w:num w:numId="2">
     <w:abstractNumId w:val="1"/>
@@ -6451,7 +8219,7 @@
     <w:abstractNumId w:val="4"/>
   </w:num>
   <w:num w:numId="5">
-    <w:abstractNumId w:val="5"/>
+    <w:abstractNumId w:val="6"/>
   </w:num>
   <w:num w:numId="6">
     <w:abstractNumId w:val="2"/>
@@ -6460,7 +8228,10 @@
     <w:abstractNumId w:val="3"/>
   </w:num>
   <w:num w:numId="8">
-    <w:abstractNumId w:val="7"/>
+    <w:abstractNumId w:val="8"/>
+  </w:num>
+  <w:num w:numId="9">
+    <w:abstractNumId w:val="5"/>
   </w:num>
 </w:numbering>
 </file>
@@ -6478,7 +8249,7 @@
     </w:rPrDefault>
     <w:pPrDefault/>
   </w:docDefaults>
-  <w:latentStyles w:defLockedState="0" w:defUIPriority="99" w:defSemiHidden="0" w:defUnhideWhenUsed="0" w:defQFormat="0" w:count="375">
+  <w:latentStyles w:defLockedState="0" w:defUIPriority="99" w:defSemiHidden="0" w:defUnhideWhenUsed="0" w:defQFormat="0" w:count="377">
     <w:lsdException w:name="Normal" w:uiPriority="0" w:qFormat="1"/>
     <w:lsdException w:name="heading 1" w:uiPriority="9" w:qFormat="1"/>
     <w:lsdException w:name="heading 2" w:semiHidden="1" w:uiPriority="9" w:unhideWhenUsed="1" w:qFormat="1"/>
@@ -6584,7 +8355,6 @@
     <w:lsdException w:name="HTML Sample" w:semiHidden="1" w:unhideWhenUsed="1"/>
     <w:lsdException w:name="HTML Typewriter" w:semiHidden="1" w:unhideWhenUsed="1"/>
     <w:lsdException w:name="HTML Variable" w:semiHidden="1" w:unhideWhenUsed="1"/>
-    <w:lsdException w:name="Normal Table" w:semiHidden="1" w:unhideWhenUsed="1"/>
     <w:lsdException w:name="annotation subject" w:semiHidden="1" w:unhideWhenUsed="1"/>
     <w:lsdException w:name="No List" w:semiHidden="1" w:unhideWhenUsed="1"/>
     <w:lsdException w:name="Outline List 1" w:semiHidden="1" w:unhideWhenUsed="1"/>
@@ -6630,11 +8400,9 @@
     <w:lsdException w:name="Table Subtle 1" w:semiHidden="1" w:unhideWhenUsed="1"/>
     <w:lsdException w:name="Table Subtle 2" w:semiHidden="1" w:unhideWhenUsed="1"/>
     <w:lsdException w:name="Table Web 1" w:semiHidden="1" w:unhideWhenUsed="1"/>
-    <w:lsdException w:name="Table Web 2" w:semiHidden="1" w:unhideWhenUsed="1"/>
     <w:lsdException w:name="Table Web 3" w:semiHidden="1" w:unhideWhenUsed="1"/>
     <w:lsdException w:name="Balloon Text" w:semiHidden="1" w:unhideWhenUsed="1"/>
     <w:lsdException w:name="Table Grid" w:uiPriority="39"/>
-    <w:lsdException w:name="Table Theme" w:semiHidden="1" w:unhideWhenUsed="1"/>
     <w:lsdException w:name="Placeholder Text" w:semiHidden="1"/>
     <w:lsdException w:name="No Spacing" w:uiPriority="1" w:qFormat="1"/>
     <w:lsdException w:name="Light Shading" w:uiPriority="60"/>
@@ -6854,6 +8622,8 @@
     <w:lsdException w:name="Smart Hyperlink" w:semiHidden="1" w:unhideWhenUsed="1"/>
     <w:lsdException w:name="Hashtag" w:semiHidden="1" w:unhideWhenUsed="1"/>
     <w:lsdException w:name="Unresolved Mention" w:semiHidden="1" w:unhideWhenUsed="1"/>
+    <w:lsdException w:name="Smart Link" w:semiHidden="1" w:unhideWhenUsed="1"/>
+    <w:lsdException w:name="Smart Link Error" w:semiHidden="1" w:unhideWhenUsed="1"/>
   </w:latentStyles>
   <w:style w:type="paragraph" w:default="1" w:styleId="Normal">
     <w:name w:val="Normal"/>
@@ -7093,6 +8863,51 @@
     <w:rsid w:val="009E0A56"/>
     <w:rPr>
       <w:rFonts w:ascii="Courier New" w:eastAsia="Times New Roman" w:hAnsi="Courier New" w:cs="Courier New"/>
+    </w:rPr>
+  </w:style>
+  <w:style w:type="paragraph" w:styleId="HTMLPreformatted">
+    <w:name w:val="HTML Preformatted"/>
+    <w:basedOn w:val="Normal"/>
+    <w:link w:val="HTMLPreformattedChar"/>
+    <w:uiPriority w:val="99"/>
+    <w:unhideWhenUsed/>
+    <w:rsid w:val="007C0029"/>
+    <w:pPr>
+      <w:tabs>
+        <w:tab w:val="left" w:pos="916"/>
+        <w:tab w:val="left" w:pos="1832"/>
+        <w:tab w:val="left" w:pos="2748"/>
+        <w:tab w:val="left" w:pos="3664"/>
+        <w:tab w:val="left" w:pos="4580"/>
+        <w:tab w:val="left" w:pos="5496"/>
+        <w:tab w:val="left" w:pos="6412"/>
+        <w:tab w:val="left" w:pos="7328"/>
+        <w:tab w:val="left" w:pos="8244"/>
+        <w:tab w:val="left" w:pos="9160"/>
+        <w:tab w:val="left" w:pos="10076"/>
+        <w:tab w:val="left" w:pos="10992"/>
+        <w:tab w:val="left" w:pos="11908"/>
+        <w:tab w:val="left" w:pos="12824"/>
+        <w:tab w:val="left" w:pos="13740"/>
+        <w:tab w:val="left" w:pos="14656"/>
+      </w:tabs>
+    </w:pPr>
+    <w:rPr>
+      <w:rFonts w:ascii="Courier New" w:eastAsia="Times New Roman" w:hAnsi="Courier New" w:cs="Courier New"/>
+      <w:sz w:val="20"/>
+      <w:szCs w:val="20"/>
+    </w:rPr>
+  </w:style>
+  <w:style w:type="character" w:customStyle="1" w:styleId="HTMLPreformattedChar">
+    <w:name w:val="HTML Preformatted Char"/>
+    <w:basedOn w:val="DefaultParagraphFont"/>
+    <w:link w:val="HTMLPreformatted"/>
+    <w:uiPriority w:val="99"/>
+    <w:rsid w:val="007C0029"/>
+    <w:rPr>
+      <w:rFonts w:ascii="Courier New" w:eastAsia="Times New Roman" w:hAnsi="Courier New" w:cs="Courier New"/>
+      <w:sz w:val="20"/>
+      <w:szCs w:val="20"/>
     </w:rPr>
   </w:style>
 </w:styles>
@@ -7398,7 +9213,7 @@
 </file>
 
 <file path=customXml/itemProps1.xml><?xml version="1.0" encoding="utf-8"?>
-<ds:datastoreItem xmlns:ds="http://schemas.openxmlformats.org/officeDocument/2006/customXml" ds:itemID="{72B8B337-6DD4-BA41-B7D7-9CF4625037C7}">
+<ds:datastoreItem xmlns:ds="http://schemas.openxmlformats.org/officeDocument/2006/customXml" ds:itemID="{6AAB478E-392B-084D-8EFB-675D844D5E2A}">
   <ds:schemaRefs>
     <ds:schemaRef ds:uri="http://schemas.openxmlformats.org/officeDocument/2006/bibliography"/>
   </ds:schemaRefs>

--- a/scenarios/FastFedScenario_1A_with_SAML_and_SCIM.docx
+++ b/scenarios/FastFedScenario_1A_with_SAML_and_SCIM.docx
@@ -1008,7 +1008,15 @@
         <w:t>’s</w:t>
       </w:r>
       <w:r>
-        <w:t>”) and can procceed.</w:t>
+        <w:t xml:space="preserve">”) and can </w:t>
+      </w:r>
+      <w:proofErr w:type="spellStart"/>
+      <w:r>
+        <w:t>procceed</w:t>
+      </w:r>
+      <w:proofErr w:type="spellEnd"/>
+      <w:r>
+        <w:t>.</w:t>
       </w:r>
     </w:p>
     <w:p/>
@@ -1776,7 +1784,25 @@
                 <w:sz w:val="18"/>
                 <w:szCs w:val="18"/>
               </w:rPr>
-              <w:t xml:space="preserve">         "urn:ietf:params:fastfed:1.0:authentication:SAML:Basic"</w:t>
+              <w:t xml:space="preserve">         "urn:ietf:params:fastfed:1.0:authentication:</w:t>
+            </w:r>
+            <w:r>
+              <w:rPr>
+                <w:rFonts w:ascii="Courier New" w:hAnsi="Courier New" w:cs="Courier New"/>
+                <w:noProof/>
+                <w:sz w:val="18"/>
+                <w:szCs w:val="18"/>
+              </w:rPr>
+              <w:t>saml:2.0:basic</w:t>
+            </w:r>
+            <w:r>
+              <w:rPr>
+                <w:rFonts w:ascii="Courier New" w:hAnsi="Courier New" w:cs="Courier New"/>
+                <w:noProof/>
+                <w:sz w:val="18"/>
+                <w:szCs w:val="18"/>
+              </w:rPr>
+              <w:t>"</w:t>
             </w:r>
           </w:p>
           <w:p>
@@ -1833,7 +1859,25 @@
                 <w:sz w:val="18"/>
                 <w:szCs w:val="18"/>
               </w:rPr>
-              <w:t xml:space="preserve">         "urn:ietf:params:fastfed:1.0:provisioning:SCIM:FullLifeCycle"</w:t>
+              <w:t xml:space="preserve">         "urn:ietf:params:fastfed:1.0:provisioning:</w:t>
+            </w:r>
+            <w:r>
+              <w:rPr>
+                <w:rFonts w:ascii="Courier New" w:hAnsi="Courier New" w:cs="Courier New"/>
+                <w:noProof/>
+                <w:sz w:val="18"/>
+                <w:szCs w:val="18"/>
+              </w:rPr>
+              <w:t>scim:2.0:basic</w:t>
+            </w:r>
+            <w:r>
+              <w:rPr>
+                <w:rFonts w:ascii="Courier New" w:hAnsi="Courier New" w:cs="Courier New"/>
+                <w:noProof/>
+                <w:sz w:val="18"/>
+                <w:szCs w:val="18"/>
+              </w:rPr>
+              <w:t>"</w:t>
             </w:r>
           </w:p>
           <w:p>
@@ -2205,7 +2249,15 @@
     <w:p/>
     <w:p>
       <w:r>
-        <w:t>For example, if the discovery process located multiple valid Identity Providers, Alice may be shown the list of Providers and their capabilties and asked to select one before continuing.</w:t>
+        <w:t xml:space="preserve">For example, if the discovery process located multiple valid Identity Providers, Alice may be shown the list of Providers and their </w:t>
+      </w:r>
+      <w:proofErr w:type="spellStart"/>
+      <w:r>
+        <w:t>capabilties</w:t>
+      </w:r>
+      <w:proofErr w:type="spellEnd"/>
+      <w:r>
+        <w:t xml:space="preserve"> and asked to select one before continuing.</w:t>
       </w:r>
     </w:p>
     <w:p/>
@@ -2243,9 +2295,11 @@
       <w:r>
         <w:t xml:space="preserve">Finally, Alice will be </w:t>
       </w:r>
+      <w:proofErr w:type="spellStart"/>
       <w:r>
         <w:t>prompoted</w:t>
       </w:r>
+      <w:proofErr w:type="spellEnd"/>
       <w:r>
         <w:t xml:space="preserve"> to confirm</w:t>
       </w:r>
@@ -3029,13 +3083,10 @@
         <w:t xml:space="preserve">If Alice DOES NOT have permissions, she may </w:t>
       </w:r>
       <w:r>
-        <w:t xml:space="preserve">be required at any point beyond this </w:t>
-      </w:r>
-      <w:r>
-        <w:t>point</w:t>
-      </w:r>
-      <w:r>
-        <w:t xml:space="preserve"> to enqueue the request to her local IT team for </w:t>
+        <w:t xml:space="preserve">be required at any point </w:t>
+      </w:r>
+      <w:r>
+        <w:t xml:space="preserve">to enqueue the request to her local IT team for </w:t>
       </w:r>
       <w:r>
         <w:t>approval. The</w:t>
@@ -3189,7 +3240,15 @@
     <w:p/>
     <w:p>
       <w:r>
-        <w:t>The Identity Provider reads the metadata, validates compatibiilty, checks for duplicates, and determines whether proceeding would result in the creation of a new federation relationship or updates to an existing relationship.</w:t>
+        <w:t xml:space="preserve">The Identity Provider reads the metadata, validates </w:t>
+      </w:r>
+      <w:proofErr w:type="spellStart"/>
+      <w:r>
+        <w:t>compatibiilty</w:t>
+      </w:r>
+      <w:proofErr w:type="spellEnd"/>
+      <w:r>
+        <w:t>, checks for duplicates, and determines whether proceeding would result in the creation of a new federation relationship or updates to an existing relationship.</w:t>
       </w:r>
     </w:p>
     <w:p/>
@@ -3767,45 +3826,82 @@
                 <w:sz w:val="18"/>
                 <w:szCs w:val="18"/>
               </w:rPr>
+              <w:t xml:space="preserve">       "display_name": "Example </w:t>
+            </w:r>
+            <w:r>
+              <w:rPr>
+                <w:rFonts w:ascii="Courier New" w:hAnsi="Courier New" w:cs="Courier New"/>
+                <w:noProof/>
+                <w:sz w:val="18"/>
+                <w:szCs w:val="18"/>
+              </w:rPr>
+              <w:t>Service</w:t>
+            </w:r>
+            <w:r>
+              <w:rPr>
+                <w:rFonts w:ascii="Courier New" w:hAnsi="Courier New" w:cs="Courier New"/>
+                <w:noProof/>
+                <w:sz w:val="18"/>
+                <w:szCs w:val="18"/>
+              </w:rPr>
+              <w:t xml:space="preserve"> Provider",</w:t>
+            </w:r>
+          </w:p>
+          <w:p>
+            <w:pPr>
+              <w:rPr>
+                <w:rFonts w:ascii="Courier New" w:hAnsi="Courier New" w:cs="Courier New"/>
+                <w:noProof/>
+                <w:sz w:val="18"/>
+                <w:szCs w:val="18"/>
+              </w:rPr>
+            </w:pPr>
+            <w:r>
+              <w:rPr>
+                <w:rFonts w:ascii="Courier New" w:hAnsi="Courier New" w:cs="Courier New"/>
+                <w:noProof/>
+                <w:sz w:val="18"/>
+                <w:szCs w:val="18"/>
+              </w:rPr>
+              <w:t xml:space="preserve">       "logo_uri": "https://</w:t>
+            </w:r>
+            <w:r>
+              <w:rPr>
+                <w:rFonts w:ascii="Courier New" w:hAnsi="Courier New" w:cs="Courier New"/>
+                <w:noProof/>
+                <w:sz w:val="18"/>
+                <w:szCs w:val="18"/>
+              </w:rPr>
+              <w:t>onlineservice</w:t>
+            </w:r>
+            <w:r>
+              <w:rPr>
+                <w:rFonts w:ascii="Courier New" w:hAnsi="Courier New" w:cs="Courier New"/>
+                <w:noProof/>
+                <w:sz w:val="18"/>
+                <w:szCs w:val="18"/>
+              </w:rPr>
+              <w:t>.com/images/logo.png",</w:t>
+            </w:r>
+          </w:p>
+          <w:p>
+            <w:pPr>
+              <w:rPr>
+                <w:rFonts w:ascii="Courier New" w:hAnsi="Courier New" w:cs="Courier New"/>
+                <w:noProof/>
+                <w:sz w:val="18"/>
+                <w:szCs w:val="18"/>
+              </w:rPr>
+            </w:pPr>
+            <w:r>
+              <w:rPr>
+                <w:rFonts w:ascii="Courier New" w:hAnsi="Courier New" w:cs="Courier New"/>
+                <w:noProof/>
+                <w:sz w:val="18"/>
+                <w:szCs w:val="18"/>
+              </w:rPr>
               <w:lastRenderedPageBreak/>
-              <w:t xml:space="preserve">       "display_name": "Example </w:t>
-            </w:r>
-            <w:r>
-              <w:rPr>
-                <w:rFonts w:ascii="Courier New" w:hAnsi="Courier New" w:cs="Courier New"/>
-                <w:noProof/>
-                <w:sz w:val="18"/>
-                <w:szCs w:val="18"/>
-              </w:rPr>
-              <w:t>Service</w:t>
-            </w:r>
-            <w:r>
-              <w:rPr>
-                <w:rFonts w:ascii="Courier New" w:hAnsi="Courier New" w:cs="Courier New"/>
-                <w:noProof/>
-                <w:sz w:val="18"/>
-                <w:szCs w:val="18"/>
-              </w:rPr>
-              <w:t xml:space="preserve"> Provider",</w:t>
-            </w:r>
-          </w:p>
-          <w:p>
-            <w:pPr>
-              <w:rPr>
-                <w:rFonts w:ascii="Courier New" w:hAnsi="Courier New" w:cs="Courier New"/>
-                <w:noProof/>
-                <w:sz w:val="18"/>
-                <w:szCs w:val="18"/>
-              </w:rPr>
-            </w:pPr>
-            <w:r>
-              <w:rPr>
-                <w:rFonts w:ascii="Courier New" w:hAnsi="Courier New" w:cs="Courier New"/>
-                <w:noProof/>
-                <w:sz w:val="18"/>
-                <w:szCs w:val="18"/>
-              </w:rPr>
-              <w:t xml:space="preserve">       "logo_uri": "https://</w:t>
+              <w:t xml:space="preserve">       "icon_uri": "https://</w:t>
             </w:r>
             <w:r>
               <w:rPr>
@@ -3823,26 +3919,413 @@
                 <w:sz w:val="18"/>
                 <w:szCs w:val="18"/>
               </w:rPr>
-              <w:t>.com/images/logo.png",</w:t>
-            </w:r>
-          </w:p>
-          <w:p>
-            <w:pPr>
-              <w:rPr>
-                <w:rFonts w:ascii="Courier New" w:hAnsi="Courier New" w:cs="Courier New"/>
-                <w:noProof/>
-                <w:sz w:val="18"/>
-                <w:szCs w:val="18"/>
-              </w:rPr>
-            </w:pPr>
-            <w:r>
-              <w:rPr>
-                <w:rFonts w:ascii="Courier New" w:hAnsi="Courier New" w:cs="Courier New"/>
-                <w:noProof/>
-                <w:sz w:val="18"/>
-                <w:szCs w:val="18"/>
-              </w:rPr>
-              <w:t xml:space="preserve">       "icon_uri": "https://</w:t>
+              <w:t>.com/images/icon.png",</w:t>
+            </w:r>
+          </w:p>
+          <w:p>
+            <w:pPr>
+              <w:rPr>
+                <w:rFonts w:ascii="Courier New" w:hAnsi="Courier New" w:cs="Courier New"/>
+                <w:noProof/>
+                <w:sz w:val="18"/>
+                <w:szCs w:val="18"/>
+              </w:rPr>
+            </w:pPr>
+            <w:r>
+              <w:rPr>
+                <w:rFonts w:ascii="Courier New" w:hAnsi="Courier New" w:cs="Courier New"/>
+                <w:noProof/>
+                <w:sz w:val="18"/>
+                <w:szCs w:val="18"/>
+              </w:rPr>
+              <w:t xml:space="preserve">       "license": "https://openid.net/intellectual-property/licenses/fastfed/1.0/"</w:t>
+            </w:r>
+          </w:p>
+          <w:p>
+            <w:pPr>
+              <w:rPr>
+                <w:rFonts w:ascii="Courier New" w:hAnsi="Courier New" w:cs="Courier New"/>
+                <w:noProof/>
+                <w:sz w:val="18"/>
+                <w:szCs w:val="18"/>
+              </w:rPr>
+            </w:pPr>
+            <w:r>
+              <w:rPr>
+                <w:rFonts w:ascii="Courier New" w:hAnsi="Courier New" w:cs="Courier New"/>
+                <w:noProof/>
+                <w:sz w:val="18"/>
+                <w:szCs w:val="18"/>
+              </w:rPr>
+              <w:t xml:space="preserve">     }</w:t>
+            </w:r>
+          </w:p>
+          <w:p>
+            <w:pPr>
+              <w:rPr>
+                <w:rFonts w:ascii="Courier New" w:hAnsi="Courier New" w:cs="Courier New"/>
+                <w:noProof/>
+                <w:sz w:val="18"/>
+                <w:szCs w:val="18"/>
+              </w:rPr>
+            </w:pPr>
+            <w:r>
+              <w:rPr>
+                <w:rFonts w:ascii="Courier New" w:hAnsi="Courier New" w:cs="Courier New"/>
+                <w:noProof/>
+                <w:sz w:val="18"/>
+                <w:szCs w:val="18"/>
+              </w:rPr>
+              <w:t xml:space="preserve">     "capabilities": {</w:t>
+            </w:r>
+          </w:p>
+          <w:p>
+            <w:pPr>
+              <w:rPr>
+                <w:rFonts w:ascii="Courier New" w:hAnsi="Courier New" w:cs="Courier New"/>
+                <w:noProof/>
+                <w:sz w:val="18"/>
+                <w:szCs w:val="18"/>
+              </w:rPr>
+            </w:pPr>
+            <w:r>
+              <w:rPr>
+                <w:rFonts w:ascii="Courier New" w:hAnsi="Courier New" w:cs="Courier New"/>
+                <w:noProof/>
+                <w:sz w:val="18"/>
+                <w:szCs w:val="18"/>
+              </w:rPr>
+              <w:t xml:space="preserve">       "authentication_profiles": [</w:t>
+            </w:r>
+          </w:p>
+          <w:p>
+            <w:pPr>
+              <w:rPr>
+                <w:rFonts w:ascii="Courier New" w:hAnsi="Courier New" w:cs="Courier New"/>
+                <w:noProof/>
+                <w:sz w:val="18"/>
+                <w:szCs w:val="18"/>
+              </w:rPr>
+            </w:pPr>
+            <w:r>
+              <w:rPr>
+                <w:rFonts w:ascii="Courier New" w:hAnsi="Courier New" w:cs="Courier New"/>
+                <w:noProof/>
+                <w:sz w:val="18"/>
+                <w:szCs w:val="18"/>
+              </w:rPr>
+              <w:t xml:space="preserve">         "urn:ietf:params:fastfed:1.0:authentication:</w:t>
+            </w:r>
+            <w:r>
+              <w:rPr>
+                <w:rFonts w:ascii="Courier New" w:hAnsi="Courier New" w:cs="Courier New"/>
+                <w:noProof/>
+                <w:sz w:val="18"/>
+                <w:szCs w:val="18"/>
+              </w:rPr>
+              <w:t>saml:2.0:basic</w:t>
+            </w:r>
+            <w:r>
+              <w:rPr>
+                <w:rFonts w:ascii="Courier New" w:hAnsi="Courier New" w:cs="Courier New"/>
+                <w:noProof/>
+                <w:sz w:val="18"/>
+                <w:szCs w:val="18"/>
+              </w:rPr>
+              <w:t>"</w:t>
+            </w:r>
+          </w:p>
+          <w:p>
+            <w:pPr>
+              <w:rPr>
+                <w:rFonts w:ascii="Courier New" w:hAnsi="Courier New" w:cs="Courier New"/>
+                <w:noProof/>
+                <w:sz w:val="18"/>
+                <w:szCs w:val="18"/>
+              </w:rPr>
+            </w:pPr>
+            <w:r>
+              <w:rPr>
+                <w:rFonts w:ascii="Courier New" w:hAnsi="Courier New" w:cs="Courier New"/>
+                <w:noProof/>
+                <w:sz w:val="18"/>
+                <w:szCs w:val="18"/>
+              </w:rPr>
+              <w:t xml:space="preserve">       ],</w:t>
+            </w:r>
+          </w:p>
+          <w:p>
+            <w:pPr>
+              <w:rPr>
+                <w:rFonts w:ascii="Courier New" w:hAnsi="Courier New" w:cs="Courier New"/>
+                <w:noProof/>
+                <w:sz w:val="18"/>
+                <w:szCs w:val="18"/>
+              </w:rPr>
+            </w:pPr>
+            <w:r>
+              <w:rPr>
+                <w:rFonts w:ascii="Courier New" w:hAnsi="Courier New" w:cs="Courier New"/>
+                <w:noProof/>
+                <w:sz w:val="18"/>
+                <w:szCs w:val="18"/>
+              </w:rPr>
+              <w:t xml:space="preserve">       "provisioning_profiles": [</w:t>
+            </w:r>
+          </w:p>
+          <w:p>
+            <w:pPr>
+              <w:rPr>
+                <w:rFonts w:ascii="Courier New" w:hAnsi="Courier New" w:cs="Courier New"/>
+                <w:noProof/>
+                <w:sz w:val="18"/>
+                <w:szCs w:val="18"/>
+              </w:rPr>
+            </w:pPr>
+            <w:r>
+              <w:rPr>
+                <w:rFonts w:ascii="Courier New" w:hAnsi="Courier New" w:cs="Courier New"/>
+                <w:noProof/>
+                <w:sz w:val="18"/>
+                <w:szCs w:val="18"/>
+              </w:rPr>
+              <w:t xml:space="preserve">         "urn:ietf:params:fastfed:1.0:provisioning:</w:t>
+            </w:r>
+            <w:r>
+              <w:rPr>
+                <w:rFonts w:ascii="Courier New" w:hAnsi="Courier New" w:cs="Courier New"/>
+                <w:noProof/>
+                <w:sz w:val="18"/>
+                <w:szCs w:val="18"/>
+              </w:rPr>
+              <w:t>scim:2.0:basic</w:t>
+            </w:r>
+            <w:r>
+              <w:rPr>
+                <w:rFonts w:ascii="Courier New" w:hAnsi="Courier New" w:cs="Courier New"/>
+                <w:noProof/>
+                <w:sz w:val="18"/>
+                <w:szCs w:val="18"/>
+              </w:rPr>
+              <w:t>"</w:t>
+            </w:r>
+          </w:p>
+          <w:p>
+            <w:pPr>
+              <w:rPr>
+                <w:rFonts w:ascii="Courier New" w:hAnsi="Courier New" w:cs="Courier New"/>
+                <w:noProof/>
+                <w:sz w:val="18"/>
+                <w:szCs w:val="18"/>
+              </w:rPr>
+            </w:pPr>
+            <w:r>
+              <w:rPr>
+                <w:rFonts w:ascii="Courier New" w:hAnsi="Courier New" w:cs="Courier New"/>
+                <w:noProof/>
+                <w:sz w:val="18"/>
+                <w:szCs w:val="18"/>
+              </w:rPr>
+              <w:t xml:space="preserve">       ],</w:t>
+            </w:r>
+          </w:p>
+          <w:p>
+            <w:pPr>
+              <w:rPr>
+                <w:rFonts w:ascii="Courier New" w:hAnsi="Courier New" w:cs="Courier New"/>
+                <w:noProof/>
+                <w:sz w:val="18"/>
+                <w:szCs w:val="18"/>
+              </w:rPr>
+            </w:pPr>
+            <w:r>
+              <w:rPr>
+                <w:rFonts w:ascii="Courier New" w:hAnsi="Courier New" w:cs="Courier New"/>
+                <w:noProof/>
+                <w:sz w:val="18"/>
+                <w:szCs w:val="18"/>
+              </w:rPr>
+              <w:t xml:space="preserve">       "schema_grammars": [</w:t>
+            </w:r>
+          </w:p>
+          <w:p>
+            <w:pPr>
+              <w:rPr>
+                <w:rFonts w:ascii="Courier New" w:hAnsi="Courier New" w:cs="Courier New"/>
+                <w:noProof/>
+                <w:sz w:val="18"/>
+                <w:szCs w:val="18"/>
+              </w:rPr>
+            </w:pPr>
+            <w:r>
+              <w:rPr>
+                <w:rFonts w:ascii="Courier New" w:hAnsi="Courier New" w:cs="Courier New"/>
+                <w:noProof/>
+                <w:sz w:val="18"/>
+                <w:szCs w:val="18"/>
+              </w:rPr>
+              <w:t xml:space="preserve">         "urn:ietf:params:fastfed:1:0:schemas:scim:2.0"</w:t>
+            </w:r>
+          </w:p>
+          <w:p>
+            <w:pPr>
+              <w:rPr>
+                <w:rFonts w:ascii="Courier New" w:hAnsi="Courier New" w:cs="Courier New"/>
+                <w:noProof/>
+                <w:sz w:val="18"/>
+                <w:szCs w:val="18"/>
+              </w:rPr>
+            </w:pPr>
+            <w:r>
+              <w:rPr>
+                <w:rFonts w:ascii="Courier New" w:hAnsi="Courier New" w:cs="Courier New"/>
+                <w:noProof/>
+                <w:sz w:val="18"/>
+                <w:szCs w:val="18"/>
+              </w:rPr>
+              <w:t xml:space="preserve">       ],</w:t>
+            </w:r>
+          </w:p>
+          <w:p>
+            <w:pPr>
+              <w:rPr>
+                <w:rFonts w:ascii="Courier New" w:hAnsi="Courier New" w:cs="Courier New"/>
+                <w:noProof/>
+                <w:sz w:val="18"/>
+                <w:szCs w:val="18"/>
+              </w:rPr>
+            </w:pPr>
+            <w:r>
+              <w:rPr>
+                <w:rFonts w:ascii="Courier New" w:hAnsi="Courier New" w:cs="Courier New"/>
+                <w:noProof/>
+                <w:sz w:val="18"/>
+                <w:szCs w:val="18"/>
+              </w:rPr>
+              <w:t xml:space="preserve">       "signing_alg_values_supported": [</w:t>
+            </w:r>
+          </w:p>
+          <w:p>
+            <w:pPr>
+              <w:rPr>
+                <w:rFonts w:ascii="Courier New" w:hAnsi="Courier New" w:cs="Courier New"/>
+                <w:noProof/>
+                <w:sz w:val="18"/>
+                <w:szCs w:val="18"/>
+              </w:rPr>
+            </w:pPr>
+            <w:r>
+              <w:rPr>
+                <w:rFonts w:ascii="Courier New" w:hAnsi="Courier New" w:cs="Courier New"/>
+                <w:noProof/>
+                <w:sz w:val="18"/>
+                <w:szCs w:val="18"/>
+              </w:rPr>
+              <w:t xml:space="preserve">         "ES512",</w:t>
+            </w:r>
+          </w:p>
+          <w:p>
+            <w:pPr>
+              <w:rPr>
+                <w:rFonts w:ascii="Courier New" w:hAnsi="Courier New" w:cs="Courier New"/>
+                <w:noProof/>
+                <w:sz w:val="18"/>
+                <w:szCs w:val="18"/>
+              </w:rPr>
+            </w:pPr>
+            <w:r>
+              <w:rPr>
+                <w:rFonts w:ascii="Courier New" w:hAnsi="Courier New" w:cs="Courier New"/>
+                <w:noProof/>
+                <w:sz w:val="18"/>
+                <w:szCs w:val="18"/>
+              </w:rPr>
+              <w:t xml:space="preserve">         "RS256"</w:t>
+            </w:r>
+          </w:p>
+          <w:p>
+            <w:pPr>
+              <w:rPr>
+                <w:rFonts w:ascii="Courier New" w:hAnsi="Courier New" w:cs="Courier New"/>
+                <w:noProof/>
+                <w:sz w:val="18"/>
+                <w:szCs w:val="18"/>
+              </w:rPr>
+            </w:pPr>
+            <w:r>
+              <w:rPr>
+                <w:rFonts w:ascii="Courier New" w:hAnsi="Courier New" w:cs="Courier New"/>
+                <w:noProof/>
+                <w:sz w:val="18"/>
+                <w:szCs w:val="18"/>
+              </w:rPr>
+              <w:t xml:space="preserve">       ]</w:t>
+            </w:r>
+          </w:p>
+          <w:p>
+            <w:pPr>
+              <w:rPr>
+                <w:rFonts w:ascii="Courier New" w:hAnsi="Courier New" w:cs="Courier New"/>
+                <w:noProof/>
+                <w:sz w:val="18"/>
+                <w:szCs w:val="18"/>
+              </w:rPr>
+            </w:pPr>
+            <w:r>
+              <w:rPr>
+                <w:rFonts w:ascii="Courier New" w:hAnsi="Courier New" w:cs="Courier New"/>
+                <w:noProof/>
+                <w:sz w:val="18"/>
+                <w:szCs w:val="18"/>
+              </w:rPr>
+              <w:t xml:space="preserve">     },</w:t>
+            </w:r>
+          </w:p>
+          <w:p>
+            <w:pPr>
+              <w:rPr>
+                <w:rFonts w:ascii="Courier New" w:hAnsi="Courier New" w:cs="Courier New"/>
+                <w:noProof/>
+                <w:sz w:val="18"/>
+                <w:szCs w:val="18"/>
+              </w:rPr>
+            </w:pPr>
+            <w:r>
+              <w:rPr>
+                <w:rFonts w:ascii="Courier New" w:hAnsi="Courier New" w:cs="Courier New"/>
+                <w:noProof/>
+                <w:sz w:val="18"/>
+                <w:szCs w:val="18"/>
+              </w:rPr>
+              <w:t xml:space="preserve">     "fastfed_handshake_register_uri": </w:t>
+            </w:r>
+          </w:p>
+          <w:p>
+            <w:pPr>
+              <w:rPr>
+                <w:rFonts w:ascii="Courier New" w:hAnsi="Courier New" w:cs="Courier New"/>
+                <w:noProof/>
+                <w:sz w:val="18"/>
+                <w:szCs w:val="18"/>
+              </w:rPr>
+            </w:pPr>
+            <w:r>
+              <w:rPr>
+                <w:rFonts w:ascii="Courier New" w:hAnsi="Courier New" w:cs="Courier New"/>
+                <w:noProof/>
+                <w:sz w:val="18"/>
+                <w:szCs w:val="18"/>
+              </w:rPr>
+              <w:t xml:space="preserve">       </w:t>
+            </w:r>
+            <w:r>
+              <w:rPr>
+                <w:rFonts w:ascii="Courier New" w:hAnsi="Courier New" w:cs="Courier New"/>
+                <w:noProof/>
+                <w:sz w:val="18"/>
+                <w:szCs w:val="18"/>
+              </w:rPr>
+              <w:t>"https://tenant-67890.</w:t>
             </w:r>
             <w:r>
               <w:rPr>
@@ -3860,26 +4343,765 @@
                 <w:sz w:val="18"/>
                 <w:szCs w:val="18"/>
               </w:rPr>
-              <w:t>.com/images/icon.png",</w:t>
-            </w:r>
-          </w:p>
-          <w:p>
-            <w:pPr>
-              <w:rPr>
-                <w:rFonts w:ascii="Courier New" w:hAnsi="Courier New" w:cs="Courier New"/>
-                <w:noProof/>
-                <w:sz w:val="18"/>
-                <w:szCs w:val="18"/>
-              </w:rPr>
-            </w:pPr>
-            <w:r>
-              <w:rPr>
-                <w:rFonts w:ascii="Courier New" w:hAnsi="Courier New" w:cs="Courier New"/>
-                <w:noProof/>
-                <w:sz w:val="18"/>
-                <w:szCs w:val="18"/>
-              </w:rPr>
-              <w:t xml:space="preserve">       "license": "https://openid.net/intellectual-property/licenses/fastfed/1.0/"</w:t>
+              <w:t>.com/fastfed/register",</w:t>
+            </w:r>
+          </w:p>
+          <w:p>
+            <w:pPr>
+              <w:rPr>
+                <w:rFonts w:ascii="Courier New" w:hAnsi="Courier New" w:cs="Courier New"/>
+                <w:noProof/>
+                <w:sz w:val="18"/>
+                <w:szCs w:val="18"/>
+              </w:rPr>
+            </w:pPr>
+          </w:p>
+          <w:p>
+            <w:pPr>
+              <w:rPr>
+                <w:rFonts w:ascii="Courier New" w:hAnsi="Courier New" w:cs="Courier New"/>
+                <w:noProof/>
+                <w:sz w:val="18"/>
+                <w:szCs w:val="18"/>
+              </w:rPr>
+            </w:pPr>
+            <w:r>
+              <w:rPr>
+                <w:rFonts w:ascii="Courier New" w:hAnsi="Courier New" w:cs="Courier New"/>
+                <w:noProof/>
+                <w:sz w:val="18"/>
+                <w:szCs w:val="18"/>
+              </w:rPr>
+              <w:t xml:space="preserve">     "urn:ietf:params:fastfed:1.0:provisioning:</w:t>
+            </w:r>
+            <w:r>
+              <w:rPr>
+                <w:rFonts w:ascii="Courier New" w:hAnsi="Courier New" w:cs="Courier New"/>
+                <w:noProof/>
+                <w:sz w:val="18"/>
+                <w:szCs w:val="18"/>
+              </w:rPr>
+              <w:t>saml:2.0:basic</w:t>
+            </w:r>
+            <w:r>
+              <w:rPr>
+                <w:rFonts w:ascii="Courier New" w:hAnsi="Courier New" w:cs="Courier New"/>
+                <w:noProof/>
+                <w:sz w:val="18"/>
+                <w:szCs w:val="18"/>
+              </w:rPr>
+              <w:t>": {</w:t>
+            </w:r>
+          </w:p>
+          <w:p>
+            <w:pPr>
+              <w:rPr>
+                <w:rFonts w:ascii="Courier New" w:hAnsi="Courier New" w:cs="Courier New"/>
+                <w:noProof/>
+                <w:sz w:val="18"/>
+                <w:szCs w:val="18"/>
+              </w:rPr>
+            </w:pPr>
+            <w:r>
+              <w:rPr>
+                <w:rFonts w:ascii="Courier New" w:hAnsi="Courier New" w:cs="Courier New"/>
+                <w:noProof/>
+                <w:sz w:val="18"/>
+                <w:szCs w:val="18"/>
+              </w:rPr>
+              <w:t xml:space="preserve">       "desired_attributes": {</w:t>
+            </w:r>
+          </w:p>
+          <w:p>
+            <w:pPr>
+              <w:rPr>
+                <w:rFonts w:ascii="Courier New" w:hAnsi="Courier New" w:cs="Courier New"/>
+                <w:noProof/>
+                <w:sz w:val="18"/>
+                <w:szCs w:val="18"/>
+              </w:rPr>
+            </w:pPr>
+            <w:r>
+              <w:rPr>
+                <w:rFonts w:ascii="Courier New" w:hAnsi="Courier New" w:cs="Courier New"/>
+                <w:noProof/>
+                <w:sz w:val="18"/>
+                <w:szCs w:val="18"/>
+              </w:rPr>
+              <w:t xml:space="preserve">         "urn:ietf:params:fastfed:1:0:schemas:scim:2.0": {</w:t>
+            </w:r>
+          </w:p>
+          <w:p>
+            <w:pPr>
+              <w:rPr>
+                <w:rFonts w:ascii="Courier New" w:hAnsi="Courier New" w:cs="Courier New"/>
+                <w:noProof/>
+                <w:sz w:val="18"/>
+                <w:szCs w:val="18"/>
+              </w:rPr>
+            </w:pPr>
+            <w:r>
+              <w:rPr>
+                <w:rFonts w:ascii="Courier New" w:hAnsi="Courier New" w:cs="Courier New"/>
+                <w:noProof/>
+                <w:sz w:val="18"/>
+                <w:szCs w:val="18"/>
+              </w:rPr>
+              <w:t xml:space="preserve">           "required_user_attributes": [</w:t>
+            </w:r>
+          </w:p>
+          <w:p>
+            <w:pPr>
+              <w:rPr>
+                <w:rFonts w:ascii="Courier New" w:hAnsi="Courier New" w:cs="Courier New"/>
+                <w:noProof/>
+                <w:sz w:val="18"/>
+                <w:szCs w:val="18"/>
+              </w:rPr>
+            </w:pPr>
+            <w:r>
+              <w:rPr>
+                <w:rFonts w:ascii="Courier New" w:hAnsi="Courier New" w:cs="Courier New"/>
+                <w:noProof/>
+                <w:sz w:val="18"/>
+                <w:szCs w:val="18"/>
+              </w:rPr>
+              <w:t xml:space="preserve">             "username"</w:t>
+            </w:r>
+          </w:p>
+          <w:p>
+            <w:pPr>
+              <w:rPr>
+                <w:rFonts w:ascii="Courier New" w:hAnsi="Courier New" w:cs="Courier New"/>
+                <w:noProof/>
+                <w:sz w:val="18"/>
+                <w:szCs w:val="18"/>
+              </w:rPr>
+            </w:pPr>
+            <w:r>
+              <w:rPr>
+                <w:rFonts w:ascii="Courier New" w:hAnsi="Courier New" w:cs="Courier New"/>
+                <w:noProof/>
+                <w:sz w:val="18"/>
+                <w:szCs w:val="18"/>
+              </w:rPr>
+              <w:t xml:space="preserve">           ],</w:t>
+            </w:r>
+          </w:p>
+          <w:p>
+            <w:pPr>
+              <w:rPr>
+                <w:rFonts w:ascii="Courier New" w:hAnsi="Courier New" w:cs="Courier New"/>
+                <w:noProof/>
+                <w:sz w:val="18"/>
+                <w:szCs w:val="18"/>
+              </w:rPr>
+            </w:pPr>
+            <w:r>
+              <w:rPr>
+                <w:rFonts w:ascii="Courier New" w:hAnsi="Courier New" w:cs="Courier New"/>
+                <w:noProof/>
+                <w:sz w:val="18"/>
+                <w:szCs w:val="18"/>
+              </w:rPr>
+              <w:t xml:space="preserve">           "optional_user_attributes": [</w:t>
+            </w:r>
+          </w:p>
+          <w:p>
+            <w:pPr>
+              <w:rPr>
+                <w:rFonts w:ascii="Courier New" w:hAnsi="Courier New" w:cs="Courier New"/>
+                <w:noProof/>
+                <w:sz w:val="18"/>
+                <w:szCs w:val="18"/>
+              </w:rPr>
+            </w:pPr>
+            <w:r>
+              <w:rPr>
+                <w:rFonts w:ascii="Courier New" w:hAnsi="Courier New" w:cs="Courier New"/>
+                <w:noProof/>
+                <w:sz w:val="18"/>
+                <w:szCs w:val="18"/>
+              </w:rPr>
+              <w:t xml:space="preserve">             "displayName",</w:t>
+            </w:r>
+          </w:p>
+          <w:p>
+            <w:pPr>
+              <w:rPr>
+                <w:rFonts w:ascii="Courier New" w:hAnsi="Courier New" w:cs="Courier New"/>
+                <w:noProof/>
+                <w:sz w:val="18"/>
+                <w:szCs w:val="18"/>
+              </w:rPr>
+            </w:pPr>
+            <w:r>
+              <w:rPr>
+                <w:rFonts w:ascii="Courier New" w:hAnsi="Courier New" w:cs="Courier New"/>
+                <w:noProof/>
+                <w:sz w:val="18"/>
+                <w:szCs w:val="18"/>
+              </w:rPr>
+              <w:t xml:space="preserve">             "emails[primary eq true].value"</w:t>
+            </w:r>
+          </w:p>
+          <w:p>
+            <w:pPr>
+              <w:rPr>
+                <w:rFonts w:ascii="Courier New" w:hAnsi="Courier New" w:cs="Courier New"/>
+                <w:noProof/>
+                <w:sz w:val="18"/>
+                <w:szCs w:val="18"/>
+              </w:rPr>
+            </w:pPr>
+            <w:r>
+              <w:rPr>
+                <w:rFonts w:ascii="Courier New" w:hAnsi="Courier New" w:cs="Courier New"/>
+                <w:noProof/>
+                <w:sz w:val="18"/>
+                <w:szCs w:val="18"/>
+              </w:rPr>
+              <w:t xml:space="preserve">           ]</w:t>
+            </w:r>
+          </w:p>
+          <w:p>
+            <w:pPr>
+              <w:rPr>
+                <w:rFonts w:ascii="Courier New" w:hAnsi="Courier New" w:cs="Courier New"/>
+                <w:noProof/>
+                <w:sz w:val="18"/>
+                <w:szCs w:val="18"/>
+              </w:rPr>
+            </w:pPr>
+            <w:r>
+              <w:rPr>
+                <w:rFonts w:ascii="Courier New" w:hAnsi="Courier New" w:cs="Courier New"/>
+                <w:noProof/>
+                <w:sz w:val="18"/>
+                <w:szCs w:val="18"/>
+              </w:rPr>
+              <w:t xml:space="preserve">         }</w:t>
+            </w:r>
+          </w:p>
+          <w:p>
+            <w:pPr>
+              <w:rPr>
+                <w:rFonts w:ascii="Courier New" w:hAnsi="Courier New" w:cs="Courier New"/>
+                <w:noProof/>
+                <w:sz w:val="18"/>
+                <w:szCs w:val="18"/>
+              </w:rPr>
+            </w:pPr>
+            <w:r>
+              <w:rPr>
+                <w:rFonts w:ascii="Courier New" w:hAnsi="Courier New" w:cs="Courier New"/>
+                <w:noProof/>
+                <w:sz w:val="18"/>
+                <w:szCs w:val="18"/>
+              </w:rPr>
+              <w:t xml:space="preserve">      }</w:t>
+            </w:r>
+          </w:p>
+          <w:p>
+            <w:pPr>
+              <w:rPr>
+                <w:rFonts w:ascii="Courier New" w:hAnsi="Courier New" w:cs="Courier New"/>
+                <w:noProof/>
+                <w:sz w:val="18"/>
+                <w:szCs w:val="18"/>
+              </w:rPr>
+            </w:pPr>
+            <w:r>
+              <w:rPr>
+                <w:rFonts w:ascii="Courier New" w:hAnsi="Courier New" w:cs="Courier New"/>
+                <w:noProof/>
+                <w:sz w:val="18"/>
+                <w:szCs w:val="18"/>
+              </w:rPr>
+              <w:t xml:space="preserve">     },</w:t>
+            </w:r>
+          </w:p>
+          <w:p>
+            <w:pPr>
+              <w:rPr>
+                <w:rFonts w:ascii="Courier New" w:hAnsi="Courier New" w:cs="Courier New"/>
+                <w:noProof/>
+                <w:sz w:val="18"/>
+                <w:szCs w:val="18"/>
+              </w:rPr>
+            </w:pPr>
+          </w:p>
+          <w:p>
+            <w:pPr>
+              <w:rPr>
+                <w:rFonts w:ascii="Courier New" w:hAnsi="Courier New" w:cs="Courier New"/>
+                <w:noProof/>
+                <w:sz w:val="18"/>
+                <w:szCs w:val="18"/>
+              </w:rPr>
+            </w:pPr>
+            <w:r>
+              <w:rPr>
+                <w:rFonts w:ascii="Courier New" w:hAnsi="Courier New" w:cs="Courier New"/>
+                <w:noProof/>
+                <w:sz w:val="18"/>
+                <w:szCs w:val="18"/>
+              </w:rPr>
+              <w:t xml:space="preserve">     "urn:ietf:params:fastfed:1.0:provisioning:</w:t>
+            </w:r>
+            <w:r>
+              <w:rPr>
+                <w:rFonts w:ascii="Courier New" w:hAnsi="Courier New" w:cs="Courier New"/>
+                <w:noProof/>
+                <w:sz w:val="18"/>
+                <w:szCs w:val="18"/>
+              </w:rPr>
+              <w:t>scim:2.0:basic</w:t>
+            </w:r>
+            <w:r>
+              <w:rPr>
+                <w:rFonts w:ascii="Courier New" w:hAnsi="Courier New" w:cs="Courier New"/>
+                <w:noProof/>
+                <w:sz w:val="18"/>
+                <w:szCs w:val="18"/>
+              </w:rPr>
+              <w:t>": {</w:t>
+            </w:r>
+          </w:p>
+          <w:p>
+            <w:pPr>
+              <w:rPr>
+                <w:rFonts w:ascii="Courier New" w:hAnsi="Courier New" w:cs="Courier New"/>
+                <w:noProof/>
+                <w:sz w:val="18"/>
+                <w:szCs w:val="18"/>
+              </w:rPr>
+            </w:pPr>
+            <w:r>
+              <w:rPr>
+                <w:rFonts w:ascii="Courier New" w:hAnsi="Courier New" w:cs="Courier New"/>
+                <w:noProof/>
+                <w:sz w:val="18"/>
+                <w:szCs w:val="18"/>
+              </w:rPr>
+              <w:t xml:space="preserve">       "can_support_nested_groups": true,</w:t>
+            </w:r>
+          </w:p>
+          <w:p>
+            <w:pPr>
+              <w:rPr>
+                <w:rFonts w:ascii="Courier New" w:hAnsi="Courier New" w:cs="Courier New"/>
+                <w:noProof/>
+                <w:sz w:val="18"/>
+                <w:szCs w:val="18"/>
+              </w:rPr>
+            </w:pPr>
+            <w:r>
+              <w:rPr>
+                <w:rFonts w:ascii="Courier New" w:hAnsi="Courier New" w:cs="Courier New"/>
+                <w:noProof/>
+                <w:sz w:val="18"/>
+                <w:szCs w:val="18"/>
+              </w:rPr>
+              <w:t xml:space="preserve">       "max_group_membership_changes": 1000,</w:t>
+            </w:r>
+          </w:p>
+          <w:p>
+            <w:pPr>
+              <w:rPr>
+                <w:rFonts w:ascii="Courier New" w:hAnsi="Courier New" w:cs="Courier New"/>
+                <w:noProof/>
+                <w:sz w:val="18"/>
+                <w:szCs w:val="18"/>
+              </w:rPr>
+            </w:pPr>
+            <w:r>
+              <w:rPr>
+                <w:rFonts w:ascii="Courier New" w:hAnsi="Courier New" w:cs="Courier New"/>
+                <w:noProof/>
+                <w:sz w:val="18"/>
+                <w:szCs w:val="18"/>
+              </w:rPr>
+              <w:t xml:space="preserve">       "desired_attributes": {</w:t>
+            </w:r>
+          </w:p>
+          <w:p>
+            <w:pPr>
+              <w:rPr>
+                <w:rFonts w:ascii="Courier New" w:hAnsi="Courier New" w:cs="Courier New"/>
+                <w:noProof/>
+                <w:sz w:val="18"/>
+                <w:szCs w:val="18"/>
+              </w:rPr>
+            </w:pPr>
+            <w:r>
+              <w:rPr>
+                <w:rFonts w:ascii="Courier New" w:hAnsi="Courier New" w:cs="Courier New"/>
+                <w:noProof/>
+                <w:sz w:val="18"/>
+                <w:szCs w:val="18"/>
+              </w:rPr>
+              <w:t xml:space="preserve">         "urn:ietf:params:fastfed:1:0:schemas:scim:2.0": {</w:t>
+            </w:r>
+          </w:p>
+          <w:p>
+            <w:pPr>
+              <w:rPr>
+                <w:rFonts w:ascii="Courier New" w:hAnsi="Courier New" w:cs="Courier New"/>
+                <w:noProof/>
+                <w:sz w:val="18"/>
+                <w:szCs w:val="18"/>
+              </w:rPr>
+            </w:pPr>
+            <w:r>
+              <w:rPr>
+                <w:rFonts w:ascii="Courier New" w:hAnsi="Courier New" w:cs="Courier New"/>
+                <w:noProof/>
+                <w:sz w:val="18"/>
+                <w:szCs w:val="18"/>
+              </w:rPr>
+              <w:t xml:space="preserve">           "required_user_attributes": [</w:t>
+            </w:r>
+          </w:p>
+          <w:p>
+            <w:pPr>
+              <w:rPr>
+                <w:rFonts w:ascii="Courier New" w:hAnsi="Courier New" w:cs="Courier New"/>
+                <w:noProof/>
+                <w:sz w:val="18"/>
+                <w:szCs w:val="18"/>
+              </w:rPr>
+            </w:pPr>
+            <w:r>
+              <w:rPr>
+                <w:rFonts w:ascii="Courier New" w:hAnsi="Courier New" w:cs="Courier New"/>
+                <w:noProof/>
+                <w:sz w:val="18"/>
+                <w:szCs w:val="18"/>
+              </w:rPr>
+              <w:t xml:space="preserve">             "externalId",</w:t>
+            </w:r>
+          </w:p>
+          <w:p>
+            <w:pPr>
+              <w:rPr>
+                <w:rFonts w:ascii="Courier New" w:hAnsi="Courier New" w:cs="Courier New"/>
+                <w:noProof/>
+                <w:sz w:val="18"/>
+                <w:szCs w:val="18"/>
+              </w:rPr>
+            </w:pPr>
+            <w:r>
+              <w:rPr>
+                <w:rFonts w:ascii="Courier New" w:hAnsi="Courier New" w:cs="Courier New"/>
+                <w:noProof/>
+                <w:sz w:val="18"/>
+                <w:szCs w:val="18"/>
+              </w:rPr>
+              <w:t xml:space="preserve">             "username",</w:t>
+            </w:r>
+          </w:p>
+          <w:p>
+            <w:pPr>
+              <w:rPr>
+                <w:rFonts w:ascii="Courier New" w:hAnsi="Courier New" w:cs="Courier New"/>
+                <w:noProof/>
+                <w:sz w:val="18"/>
+                <w:szCs w:val="18"/>
+              </w:rPr>
+            </w:pPr>
+            <w:r>
+              <w:rPr>
+                <w:rFonts w:ascii="Courier New" w:hAnsi="Courier New" w:cs="Courier New"/>
+                <w:noProof/>
+                <w:sz w:val="18"/>
+                <w:szCs w:val="18"/>
+              </w:rPr>
+              <w:t xml:space="preserve">             "active"</w:t>
+            </w:r>
+          </w:p>
+          <w:p>
+            <w:pPr>
+              <w:rPr>
+                <w:rFonts w:ascii="Courier New" w:hAnsi="Courier New" w:cs="Courier New"/>
+                <w:noProof/>
+                <w:sz w:val="18"/>
+                <w:szCs w:val="18"/>
+              </w:rPr>
+            </w:pPr>
+            <w:r>
+              <w:rPr>
+                <w:rFonts w:ascii="Courier New" w:hAnsi="Courier New" w:cs="Courier New"/>
+                <w:noProof/>
+                <w:sz w:val="18"/>
+                <w:szCs w:val="18"/>
+              </w:rPr>
+              <w:t xml:space="preserve">           ],</w:t>
+            </w:r>
+          </w:p>
+          <w:p>
+            <w:pPr>
+              <w:rPr>
+                <w:rFonts w:ascii="Courier New" w:hAnsi="Courier New" w:cs="Courier New"/>
+                <w:noProof/>
+                <w:sz w:val="18"/>
+                <w:szCs w:val="18"/>
+              </w:rPr>
+            </w:pPr>
+            <w:r>
+              <w:rPr>
+                <w:rFonts w:ascii="Courier New" w:hAnsi="Courier New" w:cs="Courier New"/>
+                <w:noProof/>
+                <w:sz w:val="18"/>
+                <w:szCs w:val="18"/>
+              </w:rPr>
+              <w:t xml:space="preserve">           "optional_user_attributes": [</w:t>
+            </w:r>
+          </w:p>
+          <w:p>
+            <w:pPr>
+              <w:rPr>
+                <w:rFonts w:ascii="Courier New" w:hAnsi="Courier New" w:cs="Courier New"/>
+                <w:noProof/>
+                <w:sz w:val="18"/>
+                <w:szCs w:val="18"/>
+              </w:rPr>
+            </w:pPr>
+            <w:r>
+              <w:rPr>
+                <w:rFonts w:ascii="Courier New" w:hAnsi="Courier New" w:cs="Courier New"/>
+                <w:noProof/>
+                <w:sz w:val="18"/>
+                <w:szCs w:val="18"/>
+              </w:rPr>
+              <w:t xml:space="preserve">             "displayName",</w:t>
+            </w:r>
+          </w:p>
+          <w:p>
+            <w:pPr>
+              <w:rPr>
+                <w:rFonts w:ascii="Courier New" w:hAnsi="Courier New" w:cs="Courier New"/>
+                <w:noProof/>
+                <w:sz w:val="18"/>
+                <w:szCs w:val="18"/>
+              </w:rPr>
+            </w:pPr>
+            <w:r>
+              <w:rPr>
+                <w:rFonts w:ascii="Courier New" w:hAnsi="Courier New" w:cs="Courier New"/>
+                <w:noProof/>
+                <w:sz w:val="18"/>
+                <w:szCs w:val="18"/>
+              </w:rPr>
+              <w:t xml:space="preserve">             "emails[primary eq true]"</w:t>
+            </w:r>
+          </w:p>
+          <w:p>
+            <w:pPr>
+              <w:rPr>
+                <w:rFonts w:ascii="Courier New" w:hAnsi="Courier New" w:cs="Courier New"/>
+                <w:noProof/>
+                <w:sz w:val="18"/>
+                <w:szCs w:val="18"/>
+              </w:rPr>
+            </w:pPr>
+            <w:r>
+              <w:rPr>
+                <w:rFonts w:ascii="Courier New" w:hAnsi="Courier New" w:cs="Courier New"/>
+                <w:noProof/>
+                <w:sz w:val="18"/>
+                <w:szCs w:val="18"/>
+              </w:rPr>
+              <w:t xml:space="preserve">           ]</w:t>
+            </w:r>
+          </w:p>
+          <w:p>
+            <w:pPr>
+              <w:rPr>
+                <w:rFonts w:ascii="Courier New" w:hAnsi="Courier New" w:cs="Courier New"/>
+                <w:noProof/>
+                <w:sz w:val="18"/>
+                <w:szCs w:val="18"/>
+              </w:rPr>
+            </w:pPr>
+            <w:r>
+              <w:rPr>
+                <w:rFonts w:ascii="Courier New" w:hAnsi="Courier New" w:cs="Courier New"/>
+                <w:noProof/>
+                <w:sz w:val="18"/>
+                <w:szCs w:val="18"/>
+              </w:rPr>
+              <w:t xml:space="preserve">           "required_group_attributes": [</w:t>
+            </w:r>
+          </w:p>
+          <w:p>
+            <w:pPr>
+              <w:rPr>
+                <w:rFonts w:ascii="Courier New" w:hAnsi="Courier New" w:cs="Courier New"/>
+                <w:noProof/>
+                <w:sz w:val="18"/>
+                <w:szCs w:val="18"/>
+              </w:rPr>
+            </w:pPr>
+            <w:r>
+              <w:rPr>
+                <w:rFonts w:ascii="Courier New" w:hAnsi="Courier New" w:cs="Courier New"/>
+                <w:noProof/>
+                <w:sz w:val="18"/>
+                <w:szCs w:val="18"/>
+              </w:rPr>
+              <w:t xml:space="preserve">             "displayName",</w:t>
+            </w:r>
+          </w:p>
+          <w:p>
+            <w:pPr>
+              <w:rPr>
+                <w:rFonts w:ascii="Courier New" w:hAnsi="Courier New" w:cs="Courier New"/>
+                <w:noProof/>
+                <w:sz w:val="18"/>
+                <w:szCs w:val="18"/>
+              </w:rPr>
+            </w:pPr>
+            <w:r>
+              <w:rPr>
+                <w:rFonts w:ascii="Courier New" w:hAnsi="Courier New" w:cs="Courier New"/>
+                <w:noProof/>
+                <w:sz w:val="18"/>
+                <w:szCs w:val="18"/>
+              </w:rPr>
+              <w:t xml:space="preserve">             "externalId"</w:t>
+            </w:r>
+          </w:p>
+          <w:p>
+            <w:pPr>
+              <w:rPr>
+                <w:rFonts w:ascii="Courier New" w:hAnsi="Courier New" w:cs="Courier New"/>
+                <w:noProof/>
+                <w:sz w:val="18"/>
+                <w:szCs w:val="18"/>
+              </w:rPr>
+            </w:pPr>
+            <w:r>
+              <w:rPr>
+                <w:rFonts w:ascii="Courier New" w:hAnsi="Courier New" w:cs="Courier New"/>
+                <w:noProof/>
+                <w:sz w:val="18"/>
+                <w:szCs w:val="18"/>
+              </w:rPr>
+              <w:t xml:space="preserve">           ],</w:t>
+            </w:r>
+          </w:p>
+          <w:p>
+            <w:pPr>
+              <w:rPr>
+                <w:rFonts w:ascii="Courier New" w:hAnsi="Courier New" w:cs="Courier New"/>
+                <w:noProof/>
+                <w:sz w:val="18"/>
+                <w:szCs w:val="18"/>
+              </w:rPr>
+            </w:pPr>
+            <w:r>
+              <w:rPr>
+                <w:rFonts w:ascii="Courier New" w:hAnsi="Courier New" w:cs="Courier New"/>
+                <w:noProof/>
+                <w:sz w:val="18"/>
+                <w:szCs w:val="18"/>
+              </w:rPr>
+              <w:t xml:space="preserve">           "optional_group_attributes": [</w:t>
+            </w:r>
+          </w:p>
+          <w:p>
+            <w:pPr>
+              <w:rPr>
+                <w:rFonts w:ascii="Courier New" w:hAnsi="Courier New" w:cs="Courier New"/>
+                <w:noProof/>
+                <w:sz w:val="18"/>
+                <w:szCs w:val="18"/>
+              </w:rPr>
+            </w:pPr>
+            <w:r>
+              <w:rPr>
+                <w:rFonts w:ascii="Courier New" w:hAnsi="Courier New" w:cs="Courier New"/>
+                <w:noProof/>
+                <w:sz w:val="18"/>
+                <w:szCs w:val="18"/>
+              </w:rPr>
+              <w:t xml:space="preserve">             "members"</w:t>
+            </w:r>
+          </w:p>
+          <w:p>
+            <w:pPr>
+              <w:rPr>
+                <w:rFonts w:ascii="Courier New" w:hAnsi="Courier New" w:cs="Courier New"/>
+                <w:noProof/>
+                <w:sz w:val="18"/>
+                <w:szCs w:val="18"/>
+              </w:rPr>
+            </w:pPr>
+            <w:r>
+              <w:rPr>
+                <w:rFonts w:ascii="Courier New" w:hAnsi="Courier New" w:cs="Courier New"/>
+                <w:noProof/>
+                <w:sz w:val="18"/>
+                <w:szCs w:val="18"/>
+              </w:rPr>
+              <w:t xml:space="preserve">           ]</w:t>
+            </w:r>
+          </w:p>
+          <w:p>
+            <w:pPr>
+              <w:rPr>
+                <w:rFonts w:ascii="Courier New" w:hAnsi="Courier New" w:cs="Courier New"/>
+                <w:noProof/>
+                <w:sz w:val="18"/>
+                <w:szCs w:val="18"/>
+              </w:rPr>
+            </w:pPr>
+            <w:r>
+              <w:rPr>
+                <w:rFonts w:ascii="Courier New" w:hAnsi="Courier New" w:cs="Courier New"/>
+                <w:noProof/>
+                <w:sz w:val="18"/>
+                <w:szCs w:val="18"/>
+              </w:rPr>
+              <w:t xml:space="preserve">         }</w:t>
+            </w:r>
+          </w:p>
+          <w:p>
+            <w:pPr>
+              <w:rPr>
+                <w:rFonts w:ascii="Courier New" w:hAnsi="Courier New" w:cs="Courier New"/>
+                <w:noProof/>
+                <w:sz w:val="18"/>
+                <w:szCs w:val="18"/>
+              </w:rPr>
+            </w:pPr>
+            <w:r>
+              <w:rPr>
+                <w:rFonts w:ascii="Courier New" w:hAnsi="Courier New" w:cs="Courier New"/>
+                <w:noProof/>
+                <w:sz w:val="18"/>
+                <w:szCs w:val="18"/>
+              </w:rPr>
+              <w:t xml:space="preserve">      </w:t>
+            </w:r>
+            <w:r>
+              <w:rPr>
+                <w:rFonts w:ascii="Courier New" w:hAnsi="Courier New" w:cs="Courier New"/>
+                <w:noProof/>
+                <w:sz w:val="18"/>
+                <w:szCs w:val="18"/>
+              </w:rPr>
+              <w:t xml:space="preserve"> </w:t>
+            </w:r>
+            <w:r>
+              <w:rPr>
+                <w:rFonts w:ascii="Courier New" w:hAnsi="Courier New" w:cs="Courier New"/>
+                <w:noProof/>
+                <w:sz w:val="18"/>
+                <w:szCs w:val="18"/>
+              </w:rPr>
+              <w:t>}</w:t>
             </w:r>
           </w:p>
           <w:p>
@@ -3917,679 +5139,7 @@
                 <w:sz w:val="18"/>
                 <w:szCs w:val="18"/>
               </w:rPr>
-              <w:t xml:space="preserve">     "capabilities": {</w:t>
-            </w:r>
-          </w:p>
-          <w:p>
-            <w:pPr>
-              <w:rPr>
-                <w:rFonts w:ascii="Courier New" w:hAnsi="Courier New" w:cs="Courier New"/>
-                <w:noProof/>
-                <w:sz w:val="18"/>
-                <w:szCs w:val="18"/>
-              </w:rPr>
-            </w:pPr>
-            <w:r>
-              <w:rPr>
-                <w:rFonts w:ascii="Courier New" w:hAnsi="Courier New" w:cs="Courier New"/>
-                <w:noProof/>
-                <w:sz w:val="18"/>
-                <w:szCs w:val="18"/>
-              </w:rPr>
-              <w:t xml:space="preserve">       "authentication_profiles": [</w:t>
-            </w:r>
-          </w:p>
-          <w:p>
-            <w:pPr>
-              <w:rPr>
-                <w:rFonts w:ascii="Courier New" w:hAnsi="Courier New" w:cs="Courier New"/>
-                <w:noProof/>
-                <w:sz w:val="18"/>
-                <w:szCs w:val="18"/>
-              </w:rPr>
-            </w:pPr>
-            <w:r>
-              <w:rPr>
-                <w:rFonts w:ascii="Courier New" w:hAnsi="Courier New" w:cs="Courier New"/>
-                <w:noProof/>
-                <w:sz w:val="18"/>
-                <w:szCs w:val="18"/>
-              </w:rPr>
-              <w:t xml:space="preserve">         "urn:ietf:params:fastfed:1.0:authentication:SAML:Basic"</w:t>
-            </w:r>
-          </w:p>
-          <w:p>
-            <w:pPr>
-              <w:rPr>
-                <w:rFonts w:ascii="Courier New" w:hAnsi="Courier New" w:cs="Courier New"/>
-                <w:noProof/>
-                <w:sz w:val="18"/>
-                <w:szCs w:val="18"/>
-              </w:rPr>
-            </w:pPr>
-            <w:r>
-              <w:rPr>
-                <w:rFonts w:ascii="Courier New" w:hAnsi="Courier New" w:cs="Courier New"/>
-                <w:noProof/>
-                <w:sz w:val="18"/>
-                <w:szCs w:val="18"/>
-              </w:rPr>
-              <w:t xml:space="preserve">       ],</w:t>
-            </w:r>
-          </w:p>
-          <w:p>
-            <w:pPr>
-              <w:rPr>
-                <w:rFonts w:ascii="Courier New" w:hAnsi="Courier New" w:cs="Courier New"/>
-                <w:noProof/>
-                <w:sz w:val="18"/>
-                <w:szCs w:val="18"/>
-              </w:rPr>
-            </w:pPr>
-            <w:r>
-              <w:rPr>
-                <w:rFonts w:ascii="Courier New" w:hAnsi="Courier New" w:cs="Courier New"/>
-                <w:noProof/>
-                <w:sz w:val="18"/>
-                <w:szCs w:val="18"/>
-              </w:rPr>
-              <w:t xml:space="preserve">       "provisioning_profiles": [</w:t>
-            </w:r>
-          </w:p>
-          <w:p>
-            <w:pPr>
-              <w:rPr>
-                <w:rFonts w:ascii="Courier New" w:hAnsi="Courier New" w:cs="Courier New"/>
-                <w:noProof/>
-                <w:sz w:val="18"/>
-                <w:szCs w:val="18"/>
-              </w:rPr>
-            </w:pPr>
-            <w:r>
-              <w:rPr>
-                <w:rFonts w:ascii="Courier New" w:hAnsi="Courier New" w:cs="Courier New"/>
-                <w:noProof/>
-                <w:sz w:val="18"/>
-                <w:szCs w:val="18"/>
-              </w:rPr>
-              <w:t xml:space="preserve">         "urn:ietf:params:fastfed:1.0:provisioning:SCIM:FullLifeCycle"</w:t>
-            </w:r>
-          </w:p>
-          <w:p>
-            <w:pPr>
-              <w:rPr>
-                <w:rFonts w:ascii="Courier New" w:hAnsi="Courier New" w:cs="Courier New"/>
-                <w:noProof/>
-                <w:sz w:val="18"/>
-                <w:szCs w:val="18"/>
-              </w:rPr>
-            </w:pPr>
-            <w:r>
-              <w:rPr>
-                <w:rFonts w:ascii="Courier New" w:hAnsi="Courier New" w:cs="Courier New"/>
-                <w:noProof/>
-                <w:sz w:val="18"/>
-                <w:szCs w:val="18"/>
-              </w:rPr>
-              <w:t xml:space="preserve">       ],</w:t>
-            </w:r>
-          </w:p>
-          <w:p>
-            <w:pPr>
-              <w:rPr>
-                <w:rFonts w:ascii="Courier New" w:hAnsi="Courier New" w:cs="Courier New"/>
-                <w:noProof/>
-                <w:sz w:val="18"/>
-                <w:szCs w:val="18"/>
-              </w:rPr>
-            </w:pPr>
-            <w:r>
-              <w:rPr>
-                <w:rFonts w:ascii="Courier New" w:hAnsi="Courier New" w:cs="Courier New"/>
-                <w:noProof/>
-                <w:sz w:val="18"/>
-                <w:szCs w:val="18"/>
-              </w:rPr>
-              <w:t xml:space="preserve">       "schema_grammars": [</w:t>
-            </w:r>
-          </w:p>
-          <w:p>
-            <w:pPr>
-              <w:rPr>
-                <w:rFonts w:ascii="Courier New" w:hAnsi="Courier New" w:cs="Courier New"/>
-                <w:noProof/>
-                <w:sz w:val="18"/>
-                <w:szCs w:val="18"/>
-              </w:rPr>
-            </w:pPr>
-            <w:r>
-              <w:rPr>
-                <w:rFonts w:ascii="Courier New" w:hAnsi="Courier New" w:cs="Courier New"/>
-                <w:noProof/>
-                <w:sz w:val="18"/>
-                <w:szCs w:val="18"/>
-              </w:rPr>
-              <w:t xml:space="preserve">         "urn:ietf:params:fastfed:1:0:schemas:scim:2.0"</w:t>
-            </w:r>
-          </w:p>
-          <w:p>
-            <w:pPr>
-              <w:rPr>
-                <w:rFonts w:ascii="Courier New" w:hAnsi="Courier New" w:cs="Courier New"/>
-                <w:noProof/>
-                <w:sz w:val="18"/>
-                <w:szCs w:val="18"/>
-              </w:rPr>
-            </w:pPr>
-            <w:r>
-              <w:rPr>
-                <w:rFonts w:ascii="Courier New" w:hAnsi="Courier New" w:cs="Courier New"/>
-                <w:noProof/>
-                <w:sz w:val="18"/>
-                <w:szCs w:val="18"/>
-              </w:rPr>
-              <w:t xml:space="preserve">       ],</w:t>
-            </w:r>
-          </w:p>
-          <w:p>
-            <w:pPr>
-              <w:rPr>
-                <w:rFonts w:ascii="Courier New" w:hAnsi="Courier New" w:cs="Courier New"/>
-                <w:noProof/>
-                <w:sz w:val="18"/>
-                <w:szCs w:val="18"/>
-              </w:rPr>
-            </w:pPr>
-            <w:r>
-              <w:rPr>
-                <w:rFonts w:ascii="Courier New" w:hAnsi="Courier New" w:cs="Courier New"/>
-                <w:noProof/>
-                <w:sz w:val="18"/>
-                <w:szCs w:val="18"/>
-              </w:rPr>
-              <w:t xml:space="preserve">       "signing_alg_values_supported": [</w:t>
-            </w:r>
-          </w:p>
-          <w:p>
-            <w:pPr>
-              <w:rPr>
-                <w:rFonts w:ascii="Courier New" w:hAnsi="Courier New" w:cs="Courier New"/>
-                <w:noProof/>
-                <w:sz w:val="18"/>
-                <w:szCs w:val="18"/>
-              </w:rPr>
-            </w:pPr>
-            <w:r>
-              <w:rPr>
-                <w:rFonts w:ascii="Courier New" w:hAnsi="Courier New" w:cs="Courier New"/>
-                <w:noProof/>
-                <w:sz w:val="18"/>
-                <w:szCs w:val="18"/>
-              </w:rPr>
-              <w:t xml:space="preserve">         "ES512",</w:t>
-            </w:r>
-          </w:p>
-          <w:p>
-            <w:pPr>
-              <w:rPr>
-                <w:rFonts w:ascii="Courier New" w:hAnsi="Courier New" w:cs="Courier New"/>
-                <w:noProof/>
-                <w:sz w:val="18"/>
-                <w:szCs w:val="18"/>
-              </w:rPr>
-            </w:pPr>
-            <w:r>
-              <w:rPr>
-                <w:rFonts w:ascii="Courier New" w:hAnsi="Courier New" w:cs="Courier New"/>
-                <w:noProof/>
-                <w:sz w:val="18"/>
-                <w:szCs w:val="18"/>
-              </w:rPr>
-              <w:t xml:space="preserve">         "RS256"</w:t>
-            </w:r>
-          </w:p>
-          <w:p>
-            <w:pPr>
-              <w:rPr>
-                <w:rFonts w:ascii="Courier New" w:hAnsi="Courier New" w:cs="Courier New"/>
-                <w:noProof/>
-                <w:sz w:val="18"/>
-                <w:szCs w:val="18"/>
-              </w:rPr>
-            </w:pPr>
-            <w:r>
-              <w:rPr>
-                <w:rFonts w:ascii="Courier New" w:hAnsi="Courier New" w:cs="Courier New"/>
-                <w:noProof/>
-                <w:sz w:val="18"/>
-                <w:szCs w:val="18"/>
-              </w:rPr>
-              <w:t xml:space="preserve">       ]</w:t>
-            </w:r>
-          </w:p>
-          <w:p>
-            <w:pPr>
-              <w:rPr>
-                <w:rFonts w:ascii="Courier New" w:hAnsi="Courier New" w:cs="Courier New"/>
-                <w:noProof/>
-                <w:sz w:val="18"/>
-                <w:szCs w:val="18"/>
-              </w:rPr>
-            </w:pPr>
-            <w:r>
-              <w:rPr>
-                <w:rFonts w:ascii="Courier New" w:hAnsi="Courier New" w:cs="Courier New"/>
-                <w:noProof/>
-                <w:sz w:val="18"/>
-                <w:szCs w:val="18"/>
-              </w:rPr>
-              <w:t xml:space="preserve">     },</w:t>
-            </w:r>
-          </w:p>
-          <w:p>
-            <w:pPr>
-              <w:rPr>
-                <w:rFonts w:ascii="Courier New" w:hAnsi="Courier New" w:cs="Courier New"/>
-                <w:noProof/>
-                <w:sz w:val="18"/>
-                <w:szCs w:val="18"/>
-              </w:rPr>
-            </w:pPr>
-            <w:r>
-              <w:rPr>
-                <w:rFonts w:ascii="Courier New" w:hAnsi="Courier New" w:cs="Courier New"/>
-                <w:noProof/>
-                <w:sz w:val="18"/>
-                <w:szCs w:val="18"/>
-              </w:rPr>
-              <w:t xml:space="preserve">     "fastfed_handshake_register_uri": </w:t>
-            </w:r>
-          </w:p>
-          <w:p>
-            <w:pPr>
-              <w:rPr>
-                <w:rFonts w:ascii="Courier New" w:hAnsi="Courier New" w:cs="Courier New"/>
-                <w:noProof/>
-                <w:sz w:val="18"/>
-                <w:szCs w:val="18"/>
-              </w:rPr>
-            </w:pPr>
-            <w:r>
-              <w:rPr>
-                <w:rFonts w:ascii="Courier New" w:hAnsi="Courier New" w:cs="Courier New"/>
-                <w:noProof/>
-                <w:sz w:val="18"/>
-                <w:szCs w:val="18"/>
-              </w:rPr>
-              <w:t xml:space="preserve">       </w:t>
-            </w:r>
-            <w:r>
-              <w:rPr>
-                <w:rFonts w:ascii="Courier New" w:hAnsi="Courier New" w:cs="Courier New"/>
-                <w:noProof/>
-                <w:sz w:val="18"/>
-                <w:szCs w:val="18"/>
-              </w:rPr>
-              <w:t>"https://tenant-67890.</w:t>
-            </w:r>
-            <w:r>
-              <w:rPr>
-                <w:rFonts w:ascii="Courier New" w:hAnsi="Courier New" w:cs="Courier New"/>
-                <w:noProof/>
-                <w:sz w:val="18"/>
-                <w:szCs w:val="18"/>
-              </w:rPr>
-              <w:t>onlineservice</w:t>
-            </w:r>
-            <w:r>
-              <w:rPr>
-                <w:rFonts w:ascii="Courier New" w:hAnsi="Courier New" w:cs="Courier New"/>
-                <w:noProof/>
-                <w:sz w:val="18"/>
-                <w:szCs w:val="18"/>
-              </w:rPr>
-              <w:t>.com/fastfed/register",</w:t>
-            </w:r>
-          </w:p>
-          <w:p>
-            <w:pPr>
-              <w:rPr>
-                <w:rFonts w:ascii="Courier New" w:hAnsi="Courier New" w:cs="Courier New"/>
-                <w:noProof/>
-                <w:sz w:val="18"/>
-                <w:szCs w:val="18"/>
-              </w:rPr>
-            </w:pPr>
-            <w:r>
-              <w:rPr>
-                <w:rFonts w:ascii="Courier New" w:hAnsi="Courier New" w:cs="Courier New"/>
-                <w:noProof/>
-                <w:sz w:val="18"/>
-                <w:szCs w:val="18"/>
-              </w:rPr>
-              <w:t xml:space="preserve">     "desired_user_attributes": {</w:t>
-            </w:r>
-          </w:p>
-          <w:p>
-            <w:pPr>
-              <w:rPr>
-                <w:rFonts w:ascii="Courier New" w:hAnsi="Courier New" w:cs="Courier New"/>
-                <w:noProof/>
-                <w:sz w:val="18"/>
-                <w:szCs w:val="18"/>
-              </w:rPr>
-            </w:pPr>
-            <w:r>
-              <w:rPr>
-                <w:rFonts w:ascii="Courier New" w:hAnsi="Courier New" w:cs="Courier New"/>
-                <w:noProof/>
-                <w:sz w:val="18"/>
-                <w:szCs w:val="18"/>
-              </w:rPr>
-              <w:t xml:space="preserve">       "urn:ietf:params:fastfed:1:0:schemas:scim:2.0": {</w:t>
-            </w:r>
-          </w:p>
-          <w:p>
-            <w:pPr>
-              <w:rPr>
-                <w:rFonts w:ascii="Courier New" w:hAnsi="Courier New" w:cs="Courier New"/>
-                <w:noProof/>
-                <w:sz w:val="18"/>
-                <w:szCs w:val="18"/>
-              </w:rPr>
-            </w:pPr>
-            <w:r>
-              <w:rPr>
-                <w:rFonts w:ascii="Courier New" w:hAnsi="Courier New" w:cs="Courier New"/>
-                <w:noProof/>
-                <w:sz w:val="18"/>
-                <w:szCs w:val="18"/>
-              </w:rPr>
-              <w:t xml:space="preserve">         "required_attributes": [</w:t>
-            </w:r>
-          </w:p>
-          <w:p>
-            <w:pPr>
-              <w:rPr>
-                <w:rFonts w:ascii="Courier New" w:hAnsi="Courier New" w:cs="Courier New"/>
-                <w:noProof/>
-                <w:sz w:val="18"/>
-                <w:szCs w:val="18"/>
-              </w:rPr>
-            </w:pPr>
-            <w:r>
-              <w:rPr>
-                <w:rFonts w:ascii="Courier New" w:hAnsi="Courier New" w:cs="Courier New"/>
-                <w:noProof/>
-                <w:sz w:val="18"/>
-                <w:szCs w:val="18"/>
-              </w:rPr>
-              <w:t xml:space="preserve">           "externalId",</w:t>
-            </w:r>
-          </w:p>
-          <w:p>
-            <w:pPr>
-              <w:rPr>
-                <w:rFonts w:ascii="Courier New" w:hAnsi="Courier New" w:cs="Courier New"/>
-                <w:noProof/>
-                <w:sz w:val="18"/>
-                <w:szCs w:val="18"/>
-              </w:rPr>
-            </w:pPr>
-            <w:r>
-              <w:rPr>
-                <w:rFonts w:ascii="Courier New" w:hAnsi="Courier New" w:cs="Courier New"/>
-                <w:noProof/>
-                <w:sz w:val="18"/>
-                <w:szCs w:val="18"/>
-              </w:rPr>
-              <w:t xml:space="preserve">           "username",</w:t>
-            </w:r>
-          </w:p>
-          <w:p>
-            <w:pPr>
-              <w:rPr>
-                <w:rFonts w:ascii="Courier New" w:hAnsi="Courier New" w:cs="Courier New"/>
-                <w:noProof/>
-                <w:sz w:val="18"/>
-                <w:szCs w:val="18"/>
-              </w:rPr>
-            </w:pPr>
-            <w:r>
-              <w:rPr>
-                <w:rFonts w:ascii="Courier New" w:hAnsi="Courier New" w:cs="Courier New"/>
-                <w:noProof/>
-                <w:sz w:val="18"/>
-                <w:szCs w:val="18"/>
-              </w:rPr>
-              <w:t xml:space="preserve">           "active",</w:t>
-            </w:r>
-          </w:p>
-          <w:p>
-            <w:pPr>
-              <w:rPr>
-                <w:rFonts w:ascii="Courier New" w:hAnsi="Courier New" w:cs="Courier New"/>
-                <w:noProof/>
-                <w:sz w:val="18"/>
-                <w:szCs w:val="18"/>
-              </w:rPr>
-            </w:pPr>
-            <w:r>
-              <w:rPr>
-                <w:rFonts w:ascii="Courier New" w:hAnsi="Courier New" w:cs="Courier New"/>
-                <w:noProof/>
-                <w:sz w:val="18"/>
-                <w:szCs w:val="18"/>
-              </w:rPr>
-              <w:t xml:space="preserve">           "emails[primary eq true]"</w:t>
-            </w:r>
-          </w:p>
-          <w:p>
-            <w:pPr>
-              <w:rPr>
-                <w:rFonts w:ascii="Courier New" w:hAnsi="Courier New" w:cs="Courier New"/>
-                <w:noProof/>
-                <w:sz w:val="18"/>
-                <w:szCs w:val="18"/>
-              </w:rPr>
-            </w:pPr>
-            <w:r>
-              <w:rPr>
-                <w:rFonts w:ascii="Courier New" w:hAnsi="Courier New" w:cs="Courier New"/>
-                <w:noProof/>
-                <w:sz w:val="18"/>
-                <w:szCs w:val="18"/>
-              </w:rPr>
-              <w:t xml:space="preserve">         ],</w:t>
-            </w:r>
-          </w:p>
-          <w:p>
-            <w:pPr>
-              <w:rPr>
-                <w:rFonts w:ascii="Courier New" w:hAnsi="Courier New" w:cs="Courier New"/>
-                <w:noProof/>
-                <w:sz w:val="18"/>
-                <w:szCs w:val="18"/>
-              </w:rPr>
-            </w:pPr>
-            <w:r>
-              <w:rPr>
-                <w:rFonts w:ascii="Courier New" w:hAnsi="Courier New" w:cs="Courier New"/>
-                <w:noProof/>
-                <w:sz w:val="18"/>
-                <w:szCs w:val="18"/>
-              </w:rPr>
-              <w:t xml:space="preserve">         "optional_attributes": [</w:t>
-            </w:r>
-          </w:p>
-          <w:p>
-            <w:pPr>
-              <w:rPr>
-                <w:rFonts w:ascii="Courier New" w:hAnsi="Courier New" w:cs="Courier New"/>
-                <w:noProof/>
-                <w:sz w:val="18"/>
-                <w:szCs w:val="18"/>
-              </w:rPr>
-            </w:pPr>
-            <w:r>
-              <w:rPr>
-                <w:rFonts w:ascii="Courier New" w:hAnsi="Courier New" w:cs="Courier New"/>
-                <w:noProof/>
-                <w:sz w:val="18"/>
-                <w:szCs w:val="18"/>
-              </w:rPr>
-              <w:t xml:space="preserve">           "displayName",</w:t>
-            </w:r>
-          </w:p>
-          <w:p>
-            <w:pPr>
-              <w:rPr>
-                <w:rFonts w:ascii="Courier New" w:hAnsi="Courier New" w:cs="Courier New"/>
-                <w:noProof/>
-                <w:sz w:val="18"/>
-                <w:szCs w:val="18"/>
-              </w:rPr>
-            </w:pPr>
-            <w:r>
-              <w:rPr>
-                <w:rFonts w:ascii="Courier New" w:hAnsi="Courier New" w:cs="Courier New"/>
-                <w:noProof/>
-                <w:sz w:val="18"/>
-                <w:szCs w:val="18"/>
-              </w:rPr>
-              <w:t xml:space="preserve">           "name.givenName",</w:t>
-            </w:r>
-          </w:p>
-          <w:p>
-            <w:pPr>
-              <w:rPr>
-                <w:rFonts w:ascii="Courier New" w:hAnsi="Courier New" w:cs="Courier New"/>
-                <w:noProof/>
-                <w:sz w:val="18"/>
-                <w:szCs w:val="18"/>
-              </w:rPr>
-            </w:pPr>
-            <w:r>
-              <w:rPr>
-                <w:rFonts w:ascii="Courier New" w:hAnsi="Courier New" w:cs="Courier New"/>
-                <w:noProof/>
-                <w:sz w:val="18"/>
-                <w:szCs w:val="18"/>
-              </w:rPr>
-              <w:t xml:space="preserve">           "name.familyName",</w:t>
-            </w:r>
-          </w:p>
-          <w:p>
-            <w:pPr>
-              <w:rPr>
-                <w:rFonts w:ascii="Courier New" w:hAnsi="Courier New" w:cs="Courier New"/>
-                <w:noProof/>
-                <w:sz w:val="18"/>
-                <w:szCs w:val="18"/>
-              </w:rPr>
-            </w:pPr>
-            <w:r>
-              <w:rPr>
-                <w:rFonts w:ascii="Courier New" w:hAnsi="Courier New" w:cs="Courier New"/>
-                <w:noProof/>
-                <w:sz w:val="18"/>
-                <w:szCs w:val="18"/>
-              </w:rPr>
-              <w:t xml:space="preserve">           "urn:ietf:params:scim:schemas:extension:enterprise:2.0:User:</w:t>
-            </w:r>
-            <w:r>
-              <w:rPr>
-                <w:rFonts w:ascii="Courier New" w:hAnsi="Courier New" w:cs="Courier New"/>
-                <w:noProof/>
-                <w:sz w:val="18"/>
-                <w:szCs w:val="18"/>
-              </w:rPr>
-              <w:t>costCenter</w:t>
-            </w:r>
-            <w:r>
-              <w:rPr>
-                <w:rFonts w:ascii="Courier New" w:hAnsi="Courier New" w:cs="Courier New"/>
-                <w:noProof/>
-                <w:sz w:val="18"/>
-                <w:szCs w:val="18"/>
-              </w:rPr>
-              <w:t>",</w:t>
-            </w:r>
-          </w:p>
-          <w:p>
-            <w:pPr>
-              <w:rPr>
-                <w:rFonts w:ascii="Courier New" w:hAnsi="Courier New" w:cs="Courier New"/>
-                <w:noProof/>
-                <w:sz w:val="18"/>
-                <w:szCs w:val="18"/>
-              </w:rPr>
-            </w:pPr>
-            <w:r>
-              <w:rPr>
-                <w:rFonts w:ascii="Courier New" w:hAnsi="Courier New" w:cs="Courier New"/>
-                <w:noProof/>
-                <w:sz w:val="18"/>
-                <w:szCs w:val="18"/>
-              </w:rPr>
-              <w:t xml:space="preserve">           "urn:scim:my:custom:schema:customAttribute"</w:t>
-            </w:r>
-          </w:p>
-          <w:p>
-            <w:pPr>
-              <w:rPr>
-                <w:rFonts w:ascii="Courier New" w:hAnsi="Courier New" w:cs="Courier New"/>
-                <w:noProof/>
-                <w:sz w:val="18"/>
-                <w:szCs w:val="18"/>
-              </w:rPr>
-            </w:pPr>
-            <w:r>
-              <w:rPr>
-                <w:rFonts w:ascii="Courier New" w:hAnsi="Courier New" w:cs="Courier New"/>
-                <w:noProof/>
-                <w:sz w:val="18"/>
-                <w:szCs w:val="18"/>
-              </w:rPr>
-              <w:t xml:space="preserve">         ]</w:t>
-            </w:r>
-          </w:p>
-          <w:p>
-            <w:pPr>
-              <w:rPr>
-                <w:rFonts w:ascii="Courier New" w:hAnsi="Courier New" w:cs="Courier New"/>
-                <w:noProof/>
-                <w:sz w:val="18"/>
-                <w:szCs w:val="18"/>
-              </w:rPr>
-            </w:pPr>
-            <w:r>
-              <w:rPr>
-                <w:rFonts w:ascii="Courier New" w:hAnsi="Courier New" w:cs="Courier New"/>
-                <w:noProof/>
-                <w:sz w:val="18"/>
-                <w:szCs w:val="18"/>
-              </w:rPr>
-              <w:t xml:space="preserve">       }</w:t>
-            </w:r>
-          </w:p>
-          <w:p>
-            <w:pPr>
-              <w:rPr>
-                <w:rFonts w:ascii="Courier New" w:hAnsi="Courier New" w:cs="Courier New"/>
-                <w:noProof/>
-                <w:sz w:val="18"/>
-                <w:szCs w:val="18"/>
-              </w:rPr>
-            </w:pPr>
-            <w:r>
-              <w:rPr>
-                <w:rFonts w:ascii="Courier New" w:hAnsi="Courier New" w:cs="Courier New"/>
-                <w:noProof/>
-                <w:sz w:val="18"/>
-                <w:szCs w:val="18"/>
-              </w:rPr>
-              <w:t xml:space="preserve">    }</w:t>
+              <w:t xml:space="preserve">   }</w:t>
             </w:r>
           </w:p>
           <w:p>
@@ -4608,7 +5158,16 @@
                 <w:sz w:val="18"/>
                 <w:szCs w:val="18"/>
               </w:rPr>
-              <w:t xml:space="preserve"> }</w:t>
+              <w:t xml:space="preserve"> </w:t>
+            </w:r>
+            <w:r>
+              <w:rPr>
+                <w:rFonts w:ascii="Courier New" w:hAnsi="Courier New" w:cs="Courier New"/>
+                <w:noProof/>
+                <w:sz w:val="18"/>
+                <w:szCs w:val="18"/>
+              </w:rPr>
+              <w:t>}</w:t>
             </w:r>
             <w:r>
               <w:rPr>
@@ -4826,7 +5385,6 @@
           <w:sz w:val="28"/>
           <w:szCs w:val="28"/>
         </w:rPr>
-        <w:lastRenderedPageBreak/>
         <w:t xml:space="preserve">Step </w:t>
       </w:r>
       <w:r>
@@ -4887,8 +5445,6 @@
         </w:rPr>
         <w:t>See specification:</w:t>
       </w:r>
-      <w:bookmarkStart w:id="0" w:name="_GoBack"/>
-      <w:bookmarkEnd w:id="0"/>
     </w:p>
     <w:p>
       <w:pPr>
@@ -5113,7 +5669,25 @@
                 <w:sz w:val="18"/>
                 <w:szCs w:val="18"/>
               </w:rPr>
-              <w:t>["urn:ietf:params:fastfed:1.0:authentication:SAML:Basic"],</w:t>
+              <w:t>["urn:ietf:params:fastfed:1.0:authentication:</w:t>
+            </w:r>
+            <w:r>
+              <w:rPr>
+                <w:rFonts w:ascii="Courier New" w:hAnsi="Courier New" w:cs="Courier New"/>
+                <w:noProof/>
+                <w:sz w:val="18"/>
+                <w:szCs w:val="18"/>
+              </w:rPr>
+              <w:t>saml:2.0:basic</w:t>
+            </w:r>
+            <w:r>
+              <w:rPr>
+                <w:rFonts w:ascii="Courier New" w:hAnsi="Courier New" w:cs="Courier New"/>
+                <w:noProof/>
+                <w:sz w:val="18"/>
+                <w:szCs w:val="18"/>
+              </w:rPr>
+              <w:t>"],</w:t>
             </w:r>
           </w:p>
           <w:p>
@@ -5169,7 +5743,25 @@
                 <w:sz w:val="18"/>
                 <w:szCs w:val="18"/>
               </w:rPr>
-              <w:t>["urn:ietf:params:fastfed:1.0:provisioning:SCIM:FullLifeCycle"],</w:t>
+              <w:t>["urn:ietf:params:fastfed:1.0:provisioning:</w:t>
+            </w:r>
+            <w:r>
+              <w:rPr>
+                <w:rFonts w:ascii="Courier New" w:hAnsi="Courier New" w:cs="Courier New"/>
+                <w:noProof/>
+                <w:sz w:val="18"/>
+                <w:szCs w:val="18"/>
+              </w:rPr>
+              <w:t>scim:2.0:basic</w:t>
+            </w:r>
+            <w:r>
+              <w:rPr>
+                <w:rFonts w:ascii="Courier New" w:hAnsi="Courier New" w:cs="Courier New"/>
+                <w:noProof/>
+                <w:sz w:val="18"/>
+                <w:szCs w:val="18"/>
+              </w:rPr>
+              <w:t>"],</w:t>
             </w:r>
           </w:p>
           <w:p>
@@ -5228,14 +5820,42 @@
                 <w:szCs w:val="18"/>
               </w:rPr>
             </w:pPr>
-            <w:r>
-              <w:rPr>
-                <w:rFonts w:ascii="Courier New" w:hAnsi="Courier New" w:cs="Courier New"/>
-                <w:noProof/>
-                <w:sz w:val="18"/>
-                <w:szCs w:val="18"/>
-              </w:rPr>
-              <w:t xml:space="preserve">   "urn:ietf:params:fastfed:1.0:authentication:SAML:Basic": {</w:t>
+          </w:p>
+          <w:p>
+            <w:pPr>
+              <w:rPr>
+                <w:rFonts w:ascii="Courier New" w:hAnsi="Courier New" w:cs="Courier New"/>
+                <w:noProof/>
+                <w:sz w:val="18"/>
+                <w:szCs w:val="18"/>
+              </w:rPr>
+            </w:pPr>
+            <w:r>
+              <w:rPr>
+                <w:rFonts w:ascii="Courier New" w:hAnsi="Courier New" w:cs="Courier New"/>
+                <w:noProof/>
+                <w:sz w:val="18"/>
+                <w:szCs w:val="18"/>
+              </w:rPr>
+              <w:t xml:space="preserve">   "urn:ietf:params:fastfed:1.0:authentication:</w:t>
+            </w:r>
+            <w:r>
+              <w:rPr>
+                <w:rFonts w:ascii="Courier New" w:hAnsi="Courier New" w:cs="Courier New"/>
+                <w:noProof/>
+                <w:sz w:val="18"/>
+                <w:szCs w:val="18"/>
+              </w:rPr>
+              <w:t>saml:2.0:basic</w:t>
+            </w:r>
+            <w:r>
+              <w:rPr>
+                <w:rFonts w:ascii="Courier New" w:hAnsi="Courier New" w:cs="Courier New"/>
+                <w:noProof/>
+                <w:sz w:val="18"/>
+                <w:szCs w:val="18"/>
+              </w:rPr>
+              <w:t>": {</w:t>
             </w:r>
           </w:p>
           <w:p>
@@ -5302,14 +5922,42 @@
               </w:rPr>
               <w:br/>
             </w:r>
-            <w:r>
-              <w:rPr>
-                <w:rFonts w:ascii="Courier New" w:hAnsi="Courier New" w:cs="Courier New"/>
-                <w:noProof/>
-                <w:sz w:val="18"/>
-                <w:szCs w:val="18"/>
-              </w:rPr>
-              <w:t xml:space="preserve">   "urn:ietf:params:fastfed:1.0:provisioning:SCIM:FullLifeCycle": {</w:t>
+          </w:p>
+          <w:p>
+            <w:pPr>
+              <w:rPr>
+                <w:rFonts w:ascii="Courier New" w:hAnsi="Courier New" w:cs="Courier New"/>
+                <w:noProof/>
+                <w:sz w:val="18"/>
+                <w:szCs w:val="18"/>
+              </w:rPr>
+            </w:pPr>
+            <w:r>
+              <w:rPr>
+                <w:rFonts w:ascii="Courier New" w:hAnsi="Courier New" w:cs="Courier New"/>
+                <w:noProof/>
+                <w:sz w:val="18"/>
+                <w:szCs w:val="18"/>
+              </w:rPr>
+              <w:t xml:space="preserve">   "urn:ietf:params:fastfed:1.0:provisioning:</w:t>
+            </w:r>
+            <w:r>
+              <w:rPr>
+                <w:rFonts w:ascii="Courier New" w:hAnsi="Courier New" w:cs="Courier New"/>
+                <w:noProof/>
+                <w:sz w:val="18"/>
+                <w:szCs w:val="18"/>
+              </w:rPr>
+              <w:t>scim:2.0:basic</w:t>
+            </w:r>
+            <w:r>
+              <w:rPr>
+                <w:rFonts w:ascii="Courier New" w:hAnsi="Courier New" w:cs="Courier New"/>
+                <w:noProof/>
+                <w:sz w:val="18"/>
+                <w:szCs w:val="18"/>
+              </w:rPr>
+              <w:t>": {</w:t>
             </w:r>
           </w:p>
           <w:p>
@@ -5514,7 +6162,28 @@
                 <w:sz w:val="18"/>
                 <w:szCs w:val="18"/>
               </w:rPr>
-              <w:t xml:space="preserve">       "urn:ietf:params:fastfed:1.0:provider_authentication:OAuth-2.0:JWTProfile": {</w:t>
+              <w:lastRenderedPageBreak/>
+              <w:t xml:space="preserve">       "urn:ietf:params:fastfed:1.0:provider_authentication:</w:t>
+            </w:r>
+            <w:bookmarkStart w:id="0" w:name="_GoBack"/>
+            <w:bookmarkEnd w:id="0"/>
+            <w:r>
+              <w:rPr>
+                <w:rFonts w:ascii="Courier New" w:hAnsi="Courier New" w:cs="Courier New"/>
+                <w:noProof/>
+                <w:sz w:val="18"/>
+                <w:szCs w:val="18"/>
+              </w:rPr>
+              <w:t>oauth:2.0:jwt_profile</w:t>
+            </w:r>
+            <w:r>
+              <w:rPr>
+                <w:rFonts w:ascii="Courier New" w:hAnsi="Courier New" w:cs="Courier New"/>
+                <w:noProof/>
+                <w:sz w:val="18"/>
+                <w:szCs w:val="18"/>
+              </w:rPr>
+              <w:t>": {</w:t>
             </w:r>
           </w:p>
           <w:p>
@@ -5685,7 +6354,16 @@
                 <w:sz w:val="18"/>
                 <w:szCs w:val="18"/>
               </w:rPr>
-              <w:t>POST /fastfed/handshake/finish</w:t>
+              <w:t>POST /fastfed/</w:t>
+            </w:r>
+            <w:r>
+              <w:rPr>
+                <w:rFonts w:ascii="Courier New" w:hAnsi="Courier New" w:cs="Courier New"/>
+                <w:noProof/>
+                <w:sz w:val="18"/>
+                <w:szCs w:val="18"/>
+              </w:rPr>
+              <w:t>register</w:t>
             </w:r>
           </w:p>
           <w:p>
@@ -6299,14 +6977,42 @@
                 <w:szCs w:val="18"/>
               </w:rPr>
             </w:pPr>
-            <w:r>
-              <w:rPr>
-                <w:rFonts w:ascii="Courier New" w:hAnsi="Courier New" w:cs="Courier New"/>
-                <w:noProof/>
-                <w:sz w:val="18"/>
-                <w:szCs w:val="18"/>
-              </w:rPr>
-              <w:t xml:space="preserve">   "urn:ietf:params:fastfed:1.0:authentication:SAML:Basic": {</w:t>
+          </w:p>
+          <w:p>
+            <w:pPr>
+              <w:rPr>
+                <w:rFonts w:ascii="Courier New" w:hAnsi="Courier New" w:cs="Courier New"/>
+                <w:noProof/>
+                <w:sz w:val="18"/>
+                <w:szCs w:val="18"/>
+              </w:rPr>
+            </w:pPr>
+            <w:r>
+              <w:rPr>
+                <w:rFonts w:ascii="Courier New" w:hAnsi="Courier New" w:cs="Courier New"/>
+                <w:noProof/>
+                <w:sz w:val="18"/>
+                <w:szCs w:val="18"/>
+              </w:rPr>
+              <w:t xml:space="preserve">   "urn:ietf:params:fastfed:1.0:authentication:</w:t>
+            </w:r>
+            <w:r>
+              <w:rPr>
+                <w:rFonts w:ascii="Courier New" w:hAnsi="Courier New" w:cs="Courier New"/>
+                <w:noProof/>
+                <w:sz w:val="18"/>
+                <w:szCs w:val="18"/>
+              </w:rPr>
+              <w:t>saml:2.0:basic</w:t>
+            </w:r>
+            <w:r>
+              <w:rPr>
+                <w:rFonts w:ascii="Courier New" w:hAnsi="Courier New" w:cs="Courier New"/>
+                <w:noProof/>
+                <w:sz w:val="18"/>
+                <w:szCs w:val="18"/>
+              </w:rPr>
+              <w:t>": {</w:t>
             </w:r>
           </w:p>
           <w:p>
@@ -6374,14 +7080,42 @@
                 <w:szCs w:val="18"/>
               </w:rPr>
             </w:pPr>
-            <w:r>
-              <w:rPr>
-                <w:rFonts w:ascii="Courier New" w:hAnsi="Courier New" w:cs="Courier New"/>
-                <w:noProof/>
-                <w:sz w:val="18"/>
-                <w:szCs w:val="18"/>
-              </w:rPr>
-              <w:t xml:space="preserve">   "urn:ietf:params:fastfed:1.0:provisioning:SCIM:FullLifeCycle": {</w:t>
+          </w:p>
+          <w:p>
+            <w:pPr>
+              <w:rPr>
+                <w:rFonts w:ascii="Courier New" w:hAnsi="Courier New" w:cs="Courier New"/>
+                <w:noProof/>
+                <w:sz w:val="18"/>
+                <w:szCs w:val="18"/>
+              </w:rPr>
+            </w:pPr>
+            <w:r>
+              <w:rPr>
+                <w:rFonts w:ascii="Courier New" w:hAnsi="Courier New" w:cs="Courier New"/>
+                <w:noProof/>
+                <w:sz w:val="18"/>
+                <w:szCs w:val="18"/>
+              </w:rPr>
+              <w:t xml:space="preserve">   "urn:ietf:params:fastfed:1.0:provisioning:</w:t>
+            </w:r>
+            <w:r>
+              <w:rPr>
+                <w:rFonts w:ascii="Courier New" w:hAnsi="Courier New" w:cs="Courier New"/>
+                <w:noProof/>
+                <w:sz w:val="18"/>
+                <w:szCs w:val="18"/>
+              </w:rPr>
+              <w:t>scim:2.0:basic</w:t>
+            </w:r>
+            <w:r>
+              <w:rPr>
+                <w:rFonts w:ascii="Courier New" w:hAnsi="Courier New" w:cs="Courier New"/>
+                <w:noProof/>
+                <w:sz w:val="18"/>
+                <w:szCs w:val="18"/>
+              </w:rPr>
+              <w:t>": {</w:t>
             </w:r>
           </w:p>
           <w:p>
@@ -6484,6 +7218,7 @@
                 <w:sz w:val="18"/>
                 <w:szCs w:val="18"/>
               </w:rPr>
+              <w:lastRenderedPageBreak/>
               <w:t xml:space="preserve">       </w:t>
             </w:r>
             <w:r>
@@ -6493,26 +7228,72 @@
                 <w:sz w:val="18"/>
                 <w:szCs w:val="18"/>
               </w:rPr>
-              <w:t>"urn:ietf:params:fastfed:1.0:provider_authentication:OAuth-2.0:JWTProfile",</w:t>
-            </w:r>
-          </w:p>
-          <w:p>
-            <w:pPr>
-              <w:rPr>
-                <w:rFonts w:ascii="Courier New" w:hAnsi="Courier New" w:cs="Courier New"/>
-                <w:noProof/>
-                <w:sz w:val="18"/>
-                <w:szCs w:val="18"/>
-              </w:rPr>
-            </w:pPr>
-            <w:r>
-              <w:rPr>
-                <w:rFonts w:ascii="Courier New" w:hAnsi="Courier New" w:cs="Courier New"/>
-                <w:noProof/>
-                <w:sz w:val="18"/>
-                <w:szCs w:val="18"/>
-              </w:rPr>
-              <w:t xml:space="preserve">     "urn:ietf:params:fastfed:1.0:provider_authentication:OAuth-2.0:JWTProfile":</w:t>
+              <w:t>"urn:ietf:params:fastfed:1.0:provider_authentication:</w:t>
+            </w:r>
+            <w:r>
+              <w:rPr>
+                <w:rFonts w:ascii="Courier New" w:hAnsi="Courier New" w:cs="Courier New"/>
+                <w:noProof/>
+                <w:sz w:val="18"/>
+                <w:szCs w:val="18"/>
+              </w:rPr>
+              <w:t>oauth:2.0:jwt_profile</w:t>
+            </w:r>
+            <w:r>
+              <w:rPr>
+                <w:rFonts w:ascii="Courier New" w:hAnsi="Courier New" w:cs="Courier New"/>
+                <w:noProof/>
+                <w:sz w:val="18"/>
+                <w:szCs w:val="18"/>
+              </w:rPr>
+              <w:t>",</w:t>
+            </w:r>
+          </w:p>
+          <w:p>
+            <w:pPr>
+              <w:rPr>
+                <w:rFonts w:ascii="Courier New" w:hAnsi="Courier New" w:cs="Courier New"/>
+                <w:noProof/>
+                <w:sz w:val="18"/>
+                <w:szCs w:val="18"/>
+              </w:rPr>
+            </w:pPr>
+          </w:p>
+          <w:p>
+            <w:pPr>
+              <w:rPr>
+                <w:rFonts w:ascii="Courier New" w:hAnsi="Courier New" w:cs="Courier New"/>
+                <w:noProof/>
+                <w:sz w:val="18"/>
+                <w:szCs w:val="18"/>
+              </w:rPr>
+            </w:pPr>
+            <w:r>
+              <w:rPr>
+                <w:rFonts w:ascii="Courier New" w:hAnsi="Courier New" w:cs="Courier New"/>
+                <w:noProof/>
+                <w:sz w:val="18"/>
+                <w:szCs w:val="18"/>
+              </w:rPr>
+              <w:t xml:space="preserve">     "urn:ietf:params:fastfed:1.0:provider_authentication:</w:t>
+            </w:r>
+            <w:r>
+              <w:rPr>
+                <w:rFonts w:ascii="Courier New" w:hAnsi="Courier New" w:cs="Courier New"/>
+                <w:noProof/>
+                <w:sz w:val="18"/>
+                <w:szCs w:val="18"/>
+              </w:rPr>
+              <w:t>oauth:2.0:jwt_profile</w:t>
+            </w:r>
+            <w:r>
+              <w:rPr>
+                <w:rFonts w:ascii="Courier New" w:hAnsi="Courier New" w:cs="Courier New"/>
+                <w:noProof/>
+                <w:sz w:val="18"/>
+                <w:szCs w:val="18"/>
+              </w:rPr>
+              <w:t>":</w:t>
             </w:r>
           </w:p>
           <w:p>
@@ -6719,7 +7500,15 @@
     <w:p/>
     <w:p>
       <w:r>
-        <w:t>Depending on the implementation of the Identity Provider, it may take additional time to finish activating the capabilities due to the nature of data propagation latencies, asyncronous workflows, etc.</w:t>
+        <w:t xml:space="preserve">Depending on the implementation of the Identity Provider, it may take additional time to finish activating the capabilities due to the nature of data propagation latencies, </w:t>
+      </w:r>
+      <w:proofErr w:type="spellStart"/>
+      <w:r>
+        <w:t>asyncronous</w:t>
+      </w:r>
+      <w:proofErr w:type="spellEnd"/>
+      <w:r>
+        <w:t xml:space="preserve"> workflows, etc.</w:t>
       </w:r>
     </w:p>
     <w:p>
@@ -6771,7 +7560,13 @@
     </w:p>
     <w:p>
       <w:r>
-        <w:t>If OnlineService.com provided a finalization callback URI (Step 12), the Identity Provider will invoke this endpoint when it has finished activating all the capabilities and is ready to handle end-user traffic.</w:t>
+        <w:t>If OnlineService.com provided a finalization callback URI (</w:t>
+      </w:r>
+      <w:r>
+        <w:t>see s</w:t>
+      </w:r>
+      <w:r>
+        <w:t>tep 12), the Identity Provider will invoke this endpoint when it has finished activating all the capabilities and is ready to handle end-user traffic.</w:t>
       </w:r>
     </w:p>
     <w:p/>
@@ -7000,7 +7795,25 @@
           <w:sz w:val="20"/>
           <w:szCs w:val="20"/>
         </w:rPr>
-        <w:t>Identity Provider POSTs the serialized JWT to OnlineService.com</w:t>
+        <w:t xml:space="preserve">Identity Provider </w:t>
+      </w:r>
+      <w:r>
+        <w:rPr>
+          <w:i/>
+          <w:noProof/>
+          <w:sz w:val="20"/>
+          <w:szCs w:val="20"/>
+        </w:rPr>
+        <w:t>post</w:t>
+      </w:r>
+      <w:r>
+        <w:rPr>
+          <w:i/>
+          <w:noProof/>
+          <w:sz w:val="20"/>
+          <w:szCs w:val="20"/>
+        </w:rPr>
+        <w:t>s the serialized JWT to OnlineService.com</w:t>
       </w:r>
     </w:p>
     <w:tbl>
@@ -8249,7 +9062,7 @@
     </w:rPrDefault>
     <w:pPrDefault/>
   </w:docDefaults>
-  <w:latentStyles w:defLockedState="0" w:defUIPriority="99" w:defSemiHidden="0" w:defUnhideWhenUsed="0" w:defQFormat="0" w:count="377">
+  <w:latentStyles w:defLockedState="0" w:defUIPriority="99" w:defSemiHidden="0" w:defUnhideWhenUsed="0" w:defQFormat="0" w:count="376">
     <w:lsdException w:name="Normal" w:uiPriority="0" w:qFormat="1"/>
     <w:lsdException w:name="heading 1" w:uiPriority="9" w:qFormat="1"/>
     <w:lsdException w:name="heading 2" w:semiHidden="1" w:uiPriority="9" w:unhideWhenUsed="1" w:qFormat="1"/>
@@ -8355,6 +9168,7 @@
     <w:lsdException w:name="HTML Sample" w:semiHidden="1" w:unhideWhenUsed="1"/>
     <w:lsdException w:name="HTML Typewriter" w:semiHidden="1" w:unhideWhenUsed="1"/>
     <w:lsdException w:name="HTML Variable" w:semiHidden="1" w:unhideWhenUsed="1"/>
+    <w:lsdException w:name="Normal Table" w:semiHidden="1" w:unhideWhenUsed="1"/>
     <w:lsdException w:name="annotation subject" w:semiHidden="1" w:unhideWhenUsed="1"/>
     <w:lsdException w:name="No List" w:semiHidden="1" w:unhideWhenUsed="1"/>
     <w:lsdException w:name="Outline List 1" w:semiHidden="1" w:unhideWhenUsed="1"/>
@@ -8400,9 +9214,11 @@
     <w:lsdException w:name="Table Subtle 1" w:semiHidden="1" w:unhideWhenUsed="1"/>
     <w:lsdException w:name="Table Subtle 2" w:semiHidden="1" w:unhideWhenUsed="1"/>
     <w:lsdException w:name="Table Web 1" w:semiHidden="1" w:unhideWhenUsed="1"/>
+    <w:lsdException w:name="Table Web 2" w:semiHidden="1" w:unhideWhenUsed="1"/>
     <w:lsdException w:name="Table Web 3" w:semiHidden="1" w:unhideWhenUsed="1"/>
     <w:lsdException w:name="Balloon Text" w:semiHidden="1" w:unhideWhenUsed="1"/>
     <w:lsdException w:name="Table Grid" w:uiPriority="39"/>
+    <w:lsdException w:name="Table Theme" w:semiHidden="1" w:unhideWhenUsed="1"/>
     <w:lsdException w:name="Placeholder Text" w:semiHidden="1"/>
     <w:lsdException w:name="No Spacing" w:uiPriority="1" w:qFormat="1"/>
     <w:lsdException w:name="Light Shading" w:uiPriority="60"/>
@@ -8623,7 +9439,6 @@
     <w:lsdException w:name="Hashtag" w:semiHidden="1" w:unhideWhenUsed="1"/>
     <w:lsdException w:name="Unresolved Mention" w:semiHidden="1" w:unhideWhenUsed="1"/>
     <w:lsdException w:name="Smart Link" w:semiHidden="1" w:unhideWhenUsed="1"/>
-    <w:lsdException w:name="Smart Link Error" w:semiHidden="1" w:unhideWhenUsed="1"/>
   </w:latentStyles>
   <w:style w:type="paragraph" w:default="1" w:styleId="Normal">
     <w:name w:val="Normal"/>
@@ -9213,7 +10028,7 @@
 </file>
 
 <file path=customXml/itemProps1.xml><?xml version="1.0" encoding="utf-8"?>
-<ds:datastoreItem xmlns:ds="http://schemas.openxmlformats.org/officeDocument/2006/customXml" ds:itemID="{6AAB478E-392B-084D-8EFB-675D844D5E2A}">
+<ds:datastoreItem xmlns:ds="http://schemas.openxmlformats.org/officeDocument/2006/customXml" ds:itemID="{3DDEFEA5-4FC0-7F41-B129-308E803AEC05}">
   <ds:schemaRefs>
     <ds:schemaRef ds:uri="http://schemas.openxmlformats.org/officeDocument/2006/bibliography"/>
   </ds:schemaRefs>
